--- a/files/iso/DI-IMS-M-01_Rev00.docx
+++ b/files/iso/DI-IMS-M-01_Rev00.docx
@@ -691,9 +691,1490 @@
     </w:p>
     <w:p>
       <w:pPr>
+        <w:pBdr>
+          <w:bottom w:val="single" w:sz="8" w:space="6" w:color="1857A5"/>
+        </w:pBdr>
+        <w:spacing w:after="240"/>
+      </w:pPr>
+      <w:r>
+        <w:rPr>
+          <w:rFonts w:ascii="Malgun Gothic" w:hAnsi="Malgun Gothic" w:eastAsia="Malgun Gothic"/>
+          <w:b/>
+          <w:color w:val="1857A5"/>
+          <w:sz w:val="32"/>
+        </w:rPr>
+        <w:t>목차</w:t>
+      </w:r>
+    </w:p>
+    <w:p>
+      <w:pPr>
+        <w:tabs>
+          <w:tab w:val="right" w:leader="dot" w:pos="9638"/>
+        </w:tabs>
+        <w:spacing w:before="90" w:after="10"/>
+        <w:ind w:left="0"/>
+      </w:pPr>
+      <w:r>
+        <w:fldChar w:fldCharType="begin"/>
+      </w:r>
+      <w:r>
+        <w:instrText xml:space="preserve"> TOC \o "1-2" \h \z \u </w:instrText>
+      </w:r>
+      <w:r>
+        <w:fldChar w:fldCharType="separate"/>
+      </w:r>
+      <w:hyperlink w:anchor="_Toc0001" w:history="1">
+        <w:r>
+          <w:rPr>
+            <w:rFonts w:ascii="Malgun Gothic" w:hAnsi="Malgun Gothic" w:eastAsia="Malgun Gothic"/>
+            <w:b/>
+            <w:color w:val="1857A5"/>
+            <w:sz w:val="22"/>
+          </w:rPr>
+          <w:t xml:space="preserve">0. 이 매뉴얼의 원칙</w:t>
+        </w:r>
+        <w:r>
+          <w:rPr>
+            <w:rFonts w:ascii="Malgun Gothic" w:hAnsi="Malgun Gothic" w:eastAsia="Malgun Gothic"/>
+            <w:b/>
+            <w:color w:val="1857A5"/>
+            <w:sz w:val="22"/>
+          </w:rPr>
+          <w:tab/>
+        </w:r>
+        <w:r>
+          <w:rPr>
+            <w:rFonts w:ascii="Malgun Gothic" w:hAnsi="Malgun Gothic" w:eastAsia="Malgun Gothic"/>
+            <w:b/>
+            <w:color w:val="1857A5"/>
+            <w:sz w:val="22"/>
+          </w:rPr>
+          <w:t>3</w:t>
+        </w:r>
+      </w:hyperlink>
+    </w:p>
+    <w:p>
+      <w:pPr>
+        <w:tabs>
+          <w:tab w:val="right" w:leader="dot" w:pos="9638"/>
+        </w:tabs>
+        <w:spacing w:before="0" w:after="10"/>
+        <w:ind w:left="420"/>
+      </w:pPr>
+      <w:hyperlink w:anchor="_Toc0002" w:history="1">
+        <w:r>
+          <w:rPr>
+            <w:rFonts w:ascii="Malgun Gothic" w:hAnsi="Malgun Gothic" w:eastAsia="Malgun Gothic"/>
+            <w:color w:val="263445"/>
+            <w:sz w:val="20"/>
+          </w:rPr>
+          <w:t xml:space="preserve">개정 이력</w:t>
+        </w:r>
+        <w:r>
+          <w:rPr>
+            <w:rFonts w:ascii="Malgun Gothic" w:hAnsi="Malgun Gothic" w:eastAsia="Malgun Gothic"/>
+            <w:color w:val="263445"/>
+            <w:sz w:val="20"/>
+          </w:rPr>
+          <w:tab/>
+        </w:r>
+        <w:r>
+          <w:rPr>
+            <w:rFonts w:ascii="Malgun Gothic" w:hAnsi="Malgun Gothic" w:eastAsia="Malgun Gothic"/>
+            <w:color w:val="263445"/>
+            <w:sz w:val="20"/>
+          </w:rPr>
+          <w:t>3</w:t>
+        </w:r>
+      </w:hyperlink>
+    </w:p>
+    <w:p>
+      <w:pPr>
+        <w:tabs>
+          <w:tab w:val="right" w:leader="dot" w:pos="9638"/>
+        </w:tabs>
+        <w:spacing w:before="90" w:after="10"/>
+        <w:ind w:left="0"/>
+      </w:pPr>
+      <w:hyperlink w:anchor="_Toc0003" w:history="1">
+        <w:r>
+          <w:rPr>
+            <w:rFonts w:ascii="Malgun Gothic" w:hAnsi="Malgun Gothic" w:eastAsia="Malgun Gothic"/>
+            <w:b/>
+            <w:color w:val="1857A5"/>
+            <w:sz w:val="22"/>
+          </w:rPr>
+          <w:t xml:space="preserve">1. 회사 개요와 적용 범위</w:t>
+        </w:r>
+        <w:r>
+          <w:rPr>
+            <w:rFonts w:ascii="Malgun Gothic" w:hAnsi="Malgun Gothic" w:eastAsia="Malgun Gothic"/>
+            <w:b/>
+            <w:color w:val="1857A5"/>
+            <w:sz w:val="22"/>
+          </w:rPr>
+          <w:tab/>
+        </w:r>
+        <w:r>
+          <w:rPr>
+            <w:rFonts w:ascii="Malgun Gothic" w:hAnsi="Malgun Gothic" w:eastAsia="Malgun Gothic"/>
+            <w:b/>
+            <w:color w:val="1857A5"/>
+            <w:sz w:val="22"/>
+          </w:rPr>
+          <w:t>3</w:t>
+        </w:r>
+      </w:hyperlink>
+    </w:p>
+    <w:p>
+      <w:pPr>
+        <w:tabs>
+          <w:tab w:val="right" w:leader="dot" w:pos="9638"/>
+        </w:tabs>
+        <w:spacing w:before="0" w:after="10"/>
+        <w:ind w:left="420"/>
+      </w:pPr>
+      <w:hyperlink w:anchor="_Toc0004" w:history="1">
+        <w:r>
+          <w:rPr>
+            <w:rFonts w:ascii="Malgun Gothic" w:hAnsi="Malgun Gothic" w:eastAsia="Malgun Gothic"/>
+            <w:color w:val="263445"/>
+            <w:sz w:val="20"/>
+          </w:rPr>
+          <w:t xml:space="preserve">1.1 조직 상황, 이해관계자, 리스크와 기회</w:t>
+        </w:r>
+        <w:r>
+          <w:rPr>
+            <w:rFonts w:ascii="Malgun Gothic" w:hAnsi="Malgun Gothic" w:eastAsia="Malgun Gothic"/>
+            <w:color w:val="263445"/>
+            <w:sz w:val="20"/>
+          </w:rPr>
+          <w:tab/>
+        </w:r>
+        <w:r>
+          <w:rPr>
+            <w:rFonts w:ascii="Malgun Gothic" w:hAnsi="Malgun Gothic" w:eastAsia="Malgun Gothic"/>
+            <w:color w:val="263445"/>
+            <w:sz w:val="20"/>
+          </w:rPr>
+          <w:t>3</w:t>
+        </w:r>
+      </w:hyperlink>
+    </w:p>
+    <w:p>
+      <w:pPr>
+        <w:tabs>
+          <w:tab w:val="right" w:leader="dot" w:pos="9638"/>
+        </w:tabs>
+        <w:spacing w:before="90" w:after="10"/>
+        <w:ind w:left="0"/>
+      </w:pPr>
+      <w:hyperlink w:anchor="_Toc0005" w:history="1">
+        <w:r>
+          <w:rPr>
+            <w:rFonts w:ascii="Malgun Gothic" w:hAnsi="Malgun Gothic" w:eastAsia="Malgun Gothic"/>
+            <w:b/>
+            <w:color w:val="1857A5"/>
+            <w:sz w:val="22"/>
+          </w:rPr>
+          <w:t xml:space="preserve">2. 통합 방침</w:t>
+        </w:r>
+        <w:r>
+          <w:rPr>
+            <w:rFonts w:ascii="Malgun Gothic" w:hAnsi="Malgun Gothic" w:eastAsia="Malgun Gothic"/>
+            <w:b/>
+            <w:color w:val="1857A5"/>
+            <w:sz w:val="22"/>
+          </w:rPr>
+          <w:tab/>
+        </w:r>
+        <w:r>
+          <w:rPr>
+            <w:rFonts w:ascii="Malgun Gothic" w:hAnsi="Malgun Gothic" w:eastAsia="Malgun Gothic"/>
+            <w:b/>
+            <w:color w:val="1857A5"/>
+            <w:sz w:val="22"/>
+          </w:rPr>
+          <w:t>4</w:t>
+        </w:r>
+      </w:hyperlink>
+    </w:p>
+    <w:p>
+      <w:pPr>
+        <w:tabs>
+          <w:tab w:val="right" w:leader="dot" w:pos="9638"/>
+        </w:tabs>
+        <w:spacing w:before="90" w:after="10"/>
+        <w:ind w:left="0"/>
+      </w:pPr>
+      <w:hyperlink w:anchor="_Toc0006" w:history="1">
+        <w:r>
+          <w:rPr>
+            <w:rFonts w:ascii="Malgun Gothic" w:hAnsi="Malgun Gothic" w:eastAsia="Malgun Gothic"/>
+            <w:b/>
+            <w:color w:val="1857A5"/>
+            <w:sz w:val="22"/>
+          </w:rPr>
+          <w:t xml:space="preserve">3. 조직과 역할</w:t>
+        </w:r>
+        <w:r>
+          <w:rPr>
+            <w:rFonts w:ascii="Malgun Gothic" w:hAnsi="Malgun Gothic" w:eastAsia="Malgun Gothic"/>
+            <w:b/>
+            <w:color w:val="1857A5"/>
+            <w:sz w:val="22"/>
+          </w:rPr>
+          <w:tab/>
+        </w:r>
+        <w:r>
+          <w:rPr>
+            <w:rFonts w:ascii="Malgun Gothic" w:hAnsi="Malgun Gothic" w:eastAsia="Malgun Gothic"/>
+            <w:b/>
+            <w:color w:val="1857A5"/>
+            <w:sz w:val="22"/>
+          </w:rPr>
+          <w:t>4</w:t>
+        </w:r>
+      </w:hyperlink>
+    </w:p>
+    <w:p>
+      <w:pPr>
+        <w:tabs>
+          <w:tab w:val="right" w:leader="dot" w:pos="9638"/>
+        </w:tabs>
+        <w:spacing w:before="90" w:after="10"/>
+        <w:ind w:left="0"/>
+      </w:pPr>
+      <w:hyperlink w:anchor="_Toc0007" w:history="1">
+        <w:r>
+          <w:rPr>
+            <w:rFonts w:ascii="Malgun Gothic" w:hAnsi="Malgun Gothic" w:eastAsia="Malgun Gothic"/>
+            <w:b/>
+            <w:color w:val="1857A5"/>
+            <w:sz w:val="22"/>
+          </w:rPr>
+          <w:t xml:space="preserve">4. 프로세스 맵 (수주부터 사후관리까지)</w:t>
+        </w:r>
+        <w:r>
+          <w:rPr>
+            <w:rFonts w:ascii="Malgun Gothic" w:hAnsi="Malgun Gothic" w:eastAsia="Malgun Gothic"/>
+            <w:b/>
+            <w:color w:val="1857A5"/>
+            <w:sz w:val="22"/>
+          </w:rPr>
+          <w:tab/>
+        </w:r>
+        <w:r>
+          <w:rPr>
+            <w:rFonts w:ascii="Malgun Gothic" w:hAnsi="Malgun Gothic" w:eastAsia="Malgun Gothic"/>
+            <w:b/>
+            <w:color w:val="1857A5"/>
+            <w:sz w:val="22"/>
+          </w:rPr>
+          <w:t>5</w:t>
+        </w:r>
+      </w:hyperlink>
+    </w:p>
+    <w:p>
+      <w:pPr>
+        <w:tabs>
+          <w:tab w:val="right" w:leader="dot" w:pos="9638"/>
+        </w:tabs>
+        <w:spacing w:before="90" w:after="10"/>
+        <w:ind w:left="0"/>
+      </w:pPr>
+      <w:hyperlink w:anchor="_Toc0008" w:history="1">
+        <w:r>
+          <w:rPr>
+            <w:rFonts w:ascii="Malgun Gothic" w:hAnsi="Malgun Gothic" w:eastAsia="Malgun Gothic"/>
+            <w:b/>
+            <w:color w:val="1857A5"/>
+            <w:sz w:val="22"/>
+          </w:rPr>
+          <w:t xml:space="preserve">5. 운영 기준 (품질)</w:t>
+        </w:r>
+        <w:r>
+          <w:rPr>
+            <w:rFonts w:ascii="Malgun Gothic" w:hAnsi="Malgun Gothic" w:eastAsia="Malgun Gothic"/>
+            <w:b/>
+            <w:color w:val="1857A5"/>
+            <w:sz w:val="22"/>
+          </w:rPr>
+          <w:tab/>
+        </w:r>
+        <w:r>
+          <w:rPr>
+            <w:rFonts w:ascii="Malgun Gothic" w:hAnsi="Malgun Gothic" w:eastAsia="Malgun Gothic"/>
+            <w:b/>
+            <w:color w:val="1857A5"/>
+            <w:sz w:val="22"/>
+          </w:rPr>
+          <w:t>6</w:t>
+        </w:r>
+      </w:hyperlink>
+    </w:p>
+    <w:p>
+      <w:pPr>
+        <w:tabs>
+          <w:tab w:val="right" w:leader="dot" w:pos="9638"/>
+        </w:tabs>
+        <w:spacing w:before="0" w:after="10"/>
+        <w:ind w:left="420"/>
+      </w:pPr>
+      <w:hyperlink w:anchor="_Toc0009" w:history="1">
+        <w:r>
+          <w:rPr>
+            <w:rFonts w:ascii="Malgun Gothic" w:hAnsi="Malgun Gothic" w:eastAsia="Malgun Gothic"/>
+            <w:color w:val="263445"/>
+            <w:sz w:val="20"/>
+          </w:rPr>
+          <w:t xml:space="preserve">5.1 문서·기록 관리</w:t>
+        </w:r>
+        <w:r>
+          <w:rPr>
+            <w:rFonts w:ascii="Malgun Gothic" w:hAnsi="Malgun Gothic" w:eastAsia="Malgun Gothic"/>
+            <w:color w:val="263445"/>
+            <w:sz w:val="20"/>
+          </w:rPr>
+          <w:tab/>
+        </w:r>
+        <w:r>
+          <w:rPr>
+            <w:rFonts w:ascii="Malgun Gothic" w:hAnsi="Malgun Gothic" w:eastAsia="Malgun Gothic"/>
+            <w:color w:val="263445"/>
+            <w:sz w:val="20"/>
+          </w:rPr>
+          <w:t>6</w:t>
+        </w:r>
+      </w:hyperlink>
+    </w:p>
+    <w:p>
+      <w:pPr>
+        <w:tabs>
+          <w:tab w:val="right" w:leader="dot" w:pos="9638"/>
+        </w:tabs>
+        <w:spacing w:before="0" w:after="10"/>
+        <w:ind w:left="420"/>
+      </w:pPr>
+      <w:hyperlink w:anchor="_Toc0010" w:history="1">
+        <w:r>
+          <w:rPr>
+            <w:rFonts w:ascii="Malgun Gothic" w:hAnsi="Malgun Gothic" w:eastAsia="Malgun Gothic"/>
+            <w:color w:val="263445"/>
+            <w:sz w:val="20"/>
+          </w:rPr>
+          <w:t xml:space="preserve">5.2 견적·수주와 설계</w:t>
+        </w:r>
+        <w:r>
+          <w:rPr>
+            <w:rFonts w:ascii="Malgun Gothic" w:hAnsi="Malgun Gothic" w:eastAsia="Malgun Gothic"/>
+            <w:color w:val="263445"/>
+            <w:sz w:val="20"/>
+          </w:rPr>
+          <w:tab/>
+        </w:r>
+        <w:r>
+          <w:rPr>
+            <w:rFonts w:ascii="Malgun Gothic" w:hAnsi="Malgun Gothic" w:eastAsia="Malgun Gothic"/>
+            <w:color w:val="263445"/>
+            <w:sz w:val="20"/>
+          </w:rPr>
+          <w:t>6</w:t>
+        </w:r>
+      </w:hyperlink>
+    </w:p>
+    <w:p>
+      <w:pPr>
+        <w:tabs>
+          <w:tab w:val="right" w:leader="dot" w:pos="9638"/>
+        </w:tabs>
+        <w:spacing w:before="0" w:after="10"/>
+        <w:ind w:left="420"/>
+      </w:pPr>
+      <w:hyperlink w:anchor="_Toc0011" w:history="1">
+        <w:r>
+          <w:rPr>
+            <w:rFonts w:ascii="Malgun Gothic" w:hAnsi="Malgun Gothic" w:eastAsia="Malgun Gothic"/>
+            <w:color w:val="263445"/>
+            <w:sz w:val="20"/>
+          </w:rPr>
+          <w:t xml:space="preserve">5.3 구매와 외주 관리 (외함, 현장 배선)</w:t>
+        </w:r>
+        <w:r>
+          <w:rPr>
+            <w:rFonts w:ascii="Malgun Gothic" w:hAnsi="Malgun Gothic" w:eastAsia="Malgun Gothic"/>
+            <w:color w:val="263445"/>
+            <w:sz w:val="20"/>
+          </w:rPr>
+          <w:tab/>
+        </w:r>
+        <w:r>
+          <w:rPr>
+            <w:rFonts w:ascii="Malgun Gothic" w:hAnsi="Malgun Gothic" w:eastAsia="Malgun Gothic"/>
+            <w:color w:val="263445"/>
+            <w:sz w:val="20"/>
+          </w:rPr>
+          <w:t>7</w:t>
+        </w:r>
+      </w:hyperlink>
+    </w:p>
+    <w:p>
+      <w:pPr>
+        <w:tabs>
+          <w:tab w:val="right" w:leader="dot" w:pos="9638"/>
+        </w:tabs>
+        <w:spacing w:before="0" w:after="10"/>
+        <w:ind w:left="420"/>
+      </w:pPr>
+      <w:hyperlink w:anchor="_Toc0012" w:history="1">
+        <w:r>
+          <w:rPr>
+            <w:rFonts w:ascii="Malgun Gothic" w:hAnsi="Malgun Gothic" w:eastAsia="Malgun Gothic"/>
+            <w:color w:val="263445"/>
+            <w:sz w:val="20"/>
+          </w:rPr>
+          <w:t xml:space="preserve">5.4 입고검사와 식별·추적 (LOT)</w:t>
+        </w:r>
+        <w:r>
+          <w:rPr>
+            <w:rFonts w:ascii="Malgun Gothic" w:hAnsi="Malgun Gothic" w:eastAsia="Malgun Gothic"/>
+            <w:color w:val="263445"/>
+            <w:sz w:val="20"/>
+          </w:rPr>
+          <w:tab/>
+        </w:r>
+        <w:r>
+          <w:rPr>
+            <w:rFonts w:ascii="Malgun Gothic" w:hAnsi="Malgun Gothic" w:eastAsia="Malgun Gothic"/>
+            <w:color w:val="263445"/>
+            <w:sz w:val="20"/>
+          </w:rPr>
+          <w:t>7</w:t>
+        </w:r>
+      </w:hyperlink>
+    </w:p>
+    <w:p>
+      <w:pPr>
+        <w:tabs>
+          <w:tab w:val="right" w:leader="dot" w:pos="9638"/>
+        </w:tabs>
+        <w:spacing w:before="0" w:after="10"/>
+        <w:ind w:left="420"/>
+      </w:pPr>
+      <w:hyperlink w:anchor="_Toc0013" w:history="1">
+        <w:r>
+          <w:rPr>
+            <w:rFonts w:ascii="Malgun Gothic" w:hAnsi="Malgun Gothic" w:eastAsia="Malgun Gothic"/>
+            <w:color w:val="263445"/>
+            <w:sz w:val="20"/>
+          </w:rPr>
+          <w:t xml:space="preserve">5.5 조립·판넬 내부 배선 (공장, 일용직 포함)</w:t>
+        </w:r>
+        <w:r>
+          <w:rPr>
+            <w:rFonts w:ascii="Malgun Gothic" w:hAnsi="Malgun Gothic" w:eastAsia="Malgun Gothic"/>
+            <w:color w:val="263445"/>
+            <w:sz w:val="20"/>
+          </w:rPr>
+          <w:tab/>
+        </w:r>
+        <w:r>
+          <w:rPr>
+            <w:rFonts w:ascii="Malgun Gothic" w:hAnsi="Malgun Gothic" w:eastAsia="Malgun Gothic"/>
+            <w:color w:val="263445"/>
+            <w:sz w:val="20"/>
+          </w:rPr>
+          <w:t>7</w:t>
+        </w:r>
+      </w:hyperlink>
+    </w:p>
+    <w:p>
+      <w:pPr>
+        <w:tabs>
+          <w:tab w:val="right" w:leader="dot" w:pos="9638"/>
+        </w:tabs>
+        <w:spacing w:before="0" w:after="10"/>
+        <w:ind w:left="420"/>
+      </w:pPr>
+      <w:hyperlink w:anchor="_Toc0014" w:history="1">
+        <w:r>
+          <w:rPr>
+            <w:rFonts w:ascii="Malgun Gothic" w:hAnsi="Malgun Gothic" w:eastAsia="Malgun Gothic"/>
+            <w:color w:val="263445"/>
+            <w:sz w:val="20"/>
+          </w:rPr>
+          <w:t xml:space="preserve">5.6 자체시험과 FAT</w:t>
+        </w:r>
+        <w:r>
+          <w:rPr>
+            <w:rFonts w:ascii="Malgun Gothic" w:hAnsi="Malgun Gothic" w:eastAsia="Malgun Gothic"/>
+            <w:color w:val="263445"/>
+            <w:sz w:val="20"/>
+          </w:rPr>
+          <w:tab/>
+        </w:r>
+        <w:r>
+          <w:rPr>
+            <w:rFonts w:ascii="Malgun Gothic" w:hAnsi="Malgun Gothic" w:eastAsia="Malgun Gothic"/>
+            <w:color w:val="263445"/>
+            <w:sz w:val="20"/>
+          </w:rPr>
+          <w:t>7</w:t>
+        </w:r>
+      </w:hyperlink>
+    </w:p>
+    <w:p>
+      <w:pPr>
+        <w:tabs>
+          <w:tab w:val="right" w:leader="dot" w:pos="9638"/>
+        </w:tabs>
+        <w:spacing w:before="0" w:after="10"/>
+        <w:ind w:left="420"/>
+      </w:pPr>
+      <w:hyperlink w:anchor="_Toc0015" w:history="1">
+        <w:r>
+          <w:rPr>
+            <w:rFonts w:ascii="Malgun Gothic" w:hAnsi="Malgun Gothic" w:eastAsia="Malgun Gothic"/>
+            <w:color w:val="263445"/>
+            <w:sz w:val="20"/>
+          </w:rPr>
+          <w:t xml:space="preserve">5.7 납품과 SAT·시운전</w:t>
+        </w:r>
+        <w:r>
+          <w:rPr>
+            <w:rFonts w:ascii="Malgun Gothic" w:hAnsi="Malgun Gothic" w:eastAsia="Malgun Gothic"/>
+            <w:color w:val="263445"/>
+            <w:sz w:val="20"/>
+          </w:rPr>
+          <w:tab/>
+        </w:r>
+        <w:r>
+          <w:rPr>
+            <w:rFonts w:ascii="Malgun Gothic" w:hAnsi="Malgun Gothic" w:eastAsia="Malgun Gothic"/>
+            <w:color w:val="263445"/>
+            <w:sz w:val="20"/>
+          </w:rPr>
+          <w:t>7</w:t>
+        </w:r>
+      </w:hyperlink>
+    </w:p>
+    <w:p>
+      <w:pPr>
+        <w:tabs>
+          <w:tab w:val="right" w:leader="dot" w:pos="9638"/>
+        </w:tabs>
+        <w:spacing w:before="0" w:after="10"/>
+        <w:ind w:left="420"/>
+      </w:pPr>
+      <w:hyperlink w:anchor="_Toc0016" w:history="1">
+        <w:r>
+          <w:rPr>
+            <w:rFonts w:ascii="Malgun Gothic" w:hAnsi="Malgun Gothic" w:eastAsia="Malgun Gothic"/>
+            <w:color w:val="263445"/>
+            <w:sz w:val="20"/>
+          </w:rPr>
+          <w:t xml:space="preserve">5.8 PLC 프로그램 관리 (Machine Expert)</w:t>
+        </w:r>
+        <w:r>
+          <w:rPr>
+            <w:rFonts w:ascii="Malgun Gothic" w:hAnsi="Malgun Gothic" w:eastAsia="Malgun Gothic"/>
+            <w:color w:val="263445"/>
+            <w:sz w:val="20"/>
+          </w:rPr>
+          <w:tab/>
+        </w:r>
+        <w:r>
+          <w:rPr>
+            <w:rFonts w:ascii="Malgun Gothic" w:hAnsi="Malgun Gothic" w:eastAsia="Malgun Gothic"/>
+            <w:color w:val="263445"/>
+            <w:sz w:val="20"/>
+          </w:rPr>
+          <w:t>8</w:t>
+        </w:r>
+      </w:hyperlink>
+    </w:p>
+    <w:p>
+      <w:pPr>
+        <w:tabs>
+          <w:tab w:val="right" w:leader="dot" w:pos="9638"/>
+        </w:tabs>
+        <w:spacing w:before="0" w:after="10"/>
+        <w:ind w:left="420"/>
+      </w:pPr>
+      <w:hyperlink w:anchor="_Toc0017" w:history="1">
+        <w:r>
+          <w:rPr>
+            <w:rFonts w:ascii="Malgun Gothic" w:hAnsi="Malgun Gothic" w:eastAsia="Malgun Gothic"/>
+            <w:color w:val="263445"/>
+            <w:sz w:val="20"/>
+          </w:rPr>
+          <w:t xml:space="preserve">5.9 계측기 관리</w:t>
+        </w:r>
+        <w:r>
+          <w:rPr>
+            <w:rFonts w:ascii="Malgun Gothic" w:hAnsi="Malgun Gothic" w:eastAsia="Malgun Gothic"/>
+            <w:color w:val="263445"/>
+            <w:sz w:val="20"/>
+          </w:rPr>
+          <w:tab/>
+        </w:r>
+        <w:r>
+          <w:rPr>
+            <w:rFonts w:ascii="Malgun Gothic" w:hAnsi="Malgun Gothic" w:eastAsia="Malgun Gothic"/>
+            <w:color w:val="263445"/>
+            <w:sz w:val="20"/>
+          </w:rPr>
+          <w:t>8</w:t>
+        </w:r>
+      </w:hyperlink>
+    </w:p>
+    <w:p>
+      <w:pPr>
+        <w:tabs>
+          <w:tab w:val="right" w:leader="dot" w:pos="9638"/>
+        </w:tabs>
+        <w:spacing w:before="0" w:after="10"/>
+        <w:ind w:left="420"/>
+      </w:pPr>
+      <w:hyperlink w:anchor="_Toc0018" w:history="1">
+        <w:r>
+          <w:rPr>
+            <w:rFonts w:ascii="Malgun Gothic" w:hAnsi="Malgun Gothic" w:eastAsia="Malgun Gothic"/>
+            <w:color w:val="263445"/>
+            <w:sz w:val="20"/>
+          </w:rPr>
+          <w:t xml:space="preserve">5.10 부적합과 시정조치</w:t>
+        </w:r>
+        <w:r>
+          <w:rPr>
+            <w:rFonts w:ascii="Malgun Gothic" w:hAnsi="Malgun Gothic" w:eastAsia="Malgun Gothic"/>
+            <w:color w:val="263445"/>
+            <w:sz w:val="20"/>
+          </w:rPr>
+          <w:tab/>
+        </w:r>
+        <w:r>
+          <w:rPr>
+            <w:rFonts w:ascii="Malgun Gothic" w:hAnsi="Malgun Gothic" w:eastAsia="Malgun Gothic"/>
+            <w:color w:val="263445"/>
+            <w:sz w:val="20"/>
+          </w:rPr>
+          <w:t>8</w:t>
+        </w:r>
+      </w:hyperlink>
+    </w:p>
+    <w:p>
+      <w:pPr>
+        <w:tabs>
+          <w:tab w:val="right" w:leader="dot" w:pos="9638"/>
+        </w:tabs>
+        <w:spacing w:before="0" w:after="10"/>
+        <w:ind w:left="420"/>
+      </w:pPr>
+      <w:hyperlink w:anchor="_Toc0019" w:history="1">
+        <w:r>
+          <w:rPr>
+            <w:rFonts w:ascii="Malgun Gothic" w:hAnsi="Malgun Gothic" w:eastAsia="Malgun Gothic"/>
+            <w:color w:val="263445"/>
+            <w:sz w:val="20"/>
+          </w:rPr>
+          <w:t xml:space="preserve">5.11 변경 관리</w:t>
+        </w:r>
+        <w:r>
+          <w:rPr>
+            <w:rFonts w:ascii="Malgun Gothic" w:hAnsi="Malgun Gothic" w:eastAsia="Malgun Gothic"/>
+            <w:color w:val="263445"/>
+            <w:sz w:val="20"/>
+          </w:rPr>
+          <w:tab/>
+        </w:r>
+        <w:r>
+          <w:rPr>
+            <w:rFonts w:ascii="Malgun Gothic" w:hAnsi="Malgun Gothic" w:eastAsia="Malgun Gothic"/>
+            <w:color w:val="263445"/>
+            <w:sz w:val="20"/>
+          </w:rPr>
+          <w:t>8</w:t>
+        </w:r>
+      </w:hyperlink>
+    </w:p>
+    <w:p>
+      <w:pPr>
+        <w:tabs>
+          <w:tab w:val="right" w:leader="dot" w:pos="9638"/>
+        </w:tabs>
+        <w:spacing w:before="0" w:after="10"/>
+        <w:ind w:left="420"/>
+      </w:pPr>
+      <w:hyperlink w:anchor="_Toc0020" w:history="1">
+        <w:r>
+          <w:rPr>
+            <w:rFonts w:ascii="Malgun Gothic" w:hAnsi="Malgun Gothic" w:eastAsia="Malgun Gothic"/>
+            <w:color w:val="263445"/>
+            <w:sz w:val="20"/>
+          </w:rPr>
+          <w:t xml:space="preserve">5.12 고객 재산, 인도 후 활동, 고객 만족</w:t>
+        </w:r>
+        <w:r>
+          <w:rPr>
+            <w:rFonts w:ascii="Malgun Gothic" w:hAnsi="Malgun Gothic" w:eastAsia="Malgun Gothic"/>
+            <w:color w:val="263445"/>
+            <w:sz w:val="20"/>
+          </w:rPr>
+          <w:tab/>
+        </w:r>
+        <w:r>
+          <w:rPr>
+            <w:rFonts w:ascii="Malgun Gothic" w:hAnsi="Malgun Gothic" w:eastAsia="Malgun Gothic"/>
+            <w:color w:val="263445"/>
+            <w:sz w:val="20"/>
+          </w:rPr>
+          <w:t>8</w:t>
+        </w:r>
+      </w:hyperlink>
+    </w:p>
+    <w:p>
+      <w:pPr>
+        <w:tabs>
+          <w:tab w:val="right" w:leader="dot" w:pos="9638"/>
+        </w:tabs>
+        <w:spacing w:before="0" w:after="10"/>
+        <w:ind w:left="420"/>
+      </w:pPr>
+      <w:hyperlink w:anchor="_Toc0021" w:history="1">
+        <w:r>
+          <w:rPr>
+            <w:rFonts w:ascii="Malgun Gothic" w:hAnsi="Malgun Gothic" w:eastAsia="Malgun Gothic"/>
+            <w:color w:val="263445"/>
+            <w:sz w:val="20"/>
+          </w:rPr>
+          <w:t xml:space="preserve">5.13 설비·작업 환경 유지</w:t>
+        </w:r>
+        <w:r>
+          <w:rPr>
+            <w:rFonts w:ascii="Malgun Gothic" w:hAnsi="Malgun Gothic" w:eastAsia="Malgun Gothic"/>
+            <w:color w:val="263445"/>
+            <w:sz w:val="20"/>
+          </w:rPr>
+          <w:tab/>
+        </w:r>
+        <w:r>
+          <w:rPr>
+            <w:rFonts w:ascii="Malgun Gothic" w:hAnsi="Malgun Gothic" w:eastAsia="Malgun Gothic"/>
+            <w:color w:val="263445"/>
+            <w:sz w:val="20"/>
+          </w:rPr>
+          <w:t>9</w:t>
+        </w:r>
+      </w:hyperlink>
+    </w:p>
+    <w:p>
+      <w:pPr>
+        <w:tabs>
+          <w:tab w:val="right" w:leader="dot" w:pos="9638"/>
+        </w:tabs>
+        <w:spacing w:before="90" w:after="10"/>
+        <w:ind w:left="0"/>
+      </w:pPr>
+      <w:hyperlink w:anchor="_Toc0022" w:history="1">
+        <w:r>
+          <w:rPr>
+            <w:rFonts w:ascii="Malgun Gothic" w:hAnsi="Malgun Gothic" w:eastAsia="Malgun Gothic"/>
+            <w:b/>
+            <w:color w:val="1857A5"/>
+            <w:sz w:val="22"/>
+          </w:rPr>
+          <w:t xml:space="preserve">6. 운영 기준 (안전보건)</w:t>
+        </w:r>
+        <w:r>
+          <w:rPr>
+            <w:rFonts w:ascii="Malgun Gothic" w:hAnsi="Malgun Gothic" w:eastAsia="Malgun Gothic"/>
+            <w:b/>
+            <w:color w:val="1857A5"/>
+            <w:sz w:val="22"/>
+          </w:rPr>
+          <w:tab/>
+        </w:r>
+        <w:r>
+          <w:rPr>
+            <w:rFonts w:ascii="Malgun Gothic" w:hAnsi="Malgun Gothic" w:eastAsia="Malgun Gothic"/>
+            <w:b/>
+            <w:color w:val="1857A5"/>
+            <w:sz w:val="22"/>
+          </w:rPr>
+          <w:t>9</w:t>
+        </w:r>
+      </w:hyperlink>
+    </w:p>
+    <w:p>
+      <w:pPr>
+        <w:tabs>
+          <w:tab w:val="right" w:leader="dot" w:pos="9638"/>
+        </w:tabs>
+        <w:spacing w:before="90" w:after="10"/>
+        <w:ind w:left="0"/>
+      </w:pPr>
+      <w:hyperlink w:anchor="_Toc0023" w:history="1">
+        <w:r>
+          <w:rPr>
+            <w:rFonts w:ascii="Malgun Gothic" w:hAnsi="Malgun Gothic" w:eastAsia="Malgun Gothic"/>
+            <w:b/>
+            <w:color w:val="1857A5"/>
+            <w:sz w:val="22"/>
+          </w:rPr>
+          <w:t xml:space="preserve">7. 운영 기준 (환경)</w:t>
+        </w:r>
+        <w:r>
+          <w:rPr>
+            <w:rFonts w:ascii="Malgun Gothic" w:hAnsi="Malgun Gothic" w:eastAsia="Malgun Gothic"/>
+            <w:b/>
+            <w:color w:val="1857A5"/>
+            <w:sz w:val="22"/>
+          </w:rPr>
+          <w:tab/>
+        </w:r>
+        <w:r>
+          <w:rPr>
+            <w:rFonts w:ascii="Malgun Gothic" w:hAnsi="Malgun Gothic" w:eastAsia="Malgun Gothic"/>
+            <w:b/>
+            <w:color w:val="1857A5"/>
+            <w:sz w:val="22"/>
+          </w:rPr>
+          <w:t>10</w:t>
+        </w:r>
+      </w:hyperlink>
+    </w:p>
+    <w:p>
+      <w:pPr>
+        <w:tabs>
+          <w:tab w:val="right" w:leader="dot" w:pos="9638"/>
+        </w:tabs>
+        <w:spacing w:before="90" w:after="10"/>
+        <w:ind w:left="0"/>
+      </w:pPr>
+      <w:hyperlink w:anchor="_Toc0024" w:history="1">
+        <w:r>
+          <w:rPr>
+            <w:rFonts w:ascii="Malgun Gothic" w:hAnsi="Malgun Gothic" w:eastAsia="Malgun Gothic"/>
+            <w:b/>
+            <w:color w:val="1857A5"/>
+            <w:sz w:val="22"/>
+          </w:rPr>
+          <w:t xml:space="preserve">8. 점검과 개선</w:t>
+        </w:r>
+        <w:r>
+          <w:rPr>
+            <w:rFonts w:ascii="Malgun Gothic" w:hAnsi="Malgun Gothic" w:eastAsia="Malgun Gothic"/>
+            <w:b/>
+            <w:color w:val="1857A5"/>
+            <w:sz w:val="22"/>
+          </w:rPr>
+          <w:tab/>
+        </w:r>
+        <w:r>
+          <w:rPr>
+            <w:rFonts w:ascii="Malgun Gothic" w:hAnsi="Malgun Gothic" w:eastAsia="Malgun Gothic"/>
+            <w:b/>
+            <w:color w:val="1857A5"/>
+            <w:sz w:val="22"/>
+          </w:rPr>
+          <w:t>10</w:t>
+        </w:r>
+      </w:hyperlink>
+    </w:p>
+    <w:p>
+      <w:pPr>
+        <w:tabs>
+          <w:tab w:val="right" w:leader="dot" w:pos="9638"/>
+        </w:tabs>
+        <w:spacing w:before="90" w:after="10"/>
+        <w:ind w:left="0"/>
+      </w:pPr>
+      <w:hyperlink w:anchor="_Toc0025" w:history="1">
+        <w:r>
+          <w:rPr>
+            <w:rFonts w:ascii="Malgun Gothic" w:hAnsi="Malgun Gothic" w:eastAsia="Malgun Gothic"/>
+            <w:b/>
+            <w:color w:val="1857A5"/>
+            <w:sz w:val="22"/>
+          </w:rPr>
+          <w:t xml:space="preserve">9. 기록이 필요한 것과 구두로 운영하는 것</w:t>
+        </w:r>
+        <w:r>
+          <w:rPr>
+            <w:rFonts w:ascii="Malgun Gothic" w:hAnsi="Malgun Gothic" w:eastAsia="Malgun Gothic"/>
+            <w:b/>
+            <w:color w:val="1857A5"/>
+            <w:sz w:val="22"/>
+          </w:rPr>
+          <w:tab/>
+        </w:r>
+        <w:r>
+          <w:rPr>
+            <w:rFonts w:ascii="Malgun Gothic" w:hAnsi="Malgun Gothic" w:eastAsia="Malgun Gothic"/>
+            <w:b/>
+            <w:color w:val="1857A5"/>
+            <w:sz w:val="22"/>
+          </w:rPr>
+          <w:t>10</w:t>
+        </w:r>
+      </w:hyperlink>
+    </w:p>
+    <w:p>
+      <w:pPr>
+        <w:tabs>
+          <w:tab w:val="right" w:leader="dot" w:pos="9638"/>
+        </w:tabs>
+        <w:spacing w:before="90" w:after="10"/>
+        <w:ind w:left="0"/>
+      </w:pPr>
+      <w:hyperlink w:anchor="_Toc0026" w:history="1">
+        <w:r>
+          <w:rPr>
+            <w:rFonts w:ascii="Malgun Gothic" w:hAnsi="Malgun Gothic" w:eastAsia="Malgun Gothic"/>
+            <w:b/>
+            <w:color w:val="1857A5"/>
+            <w:sz w:val="22"/>
+          </w:rPr>
+          <w:t xml:space="preserve">부록 A. 규격 조항 대응표</w:t>
+        </w:r>
+        <w:r>
+          <w:rPr>
+            <w:rFonts w:ascii="Malgun Gothic" w:hAnsi="Malgun Gothic" w:eastAsia="Malgun Gothic"/>
+            <w:b/>
+            <w:color w:val="1857A5"/>
+            <w:sz w:val="22"/>
+          </w:rPr>
+          <w:tab/>
+        </w:r>
+        <w:r>
+          <w:rPr>
+            <w:rFonts w:ascii="Malgun Gothic" w:hAnsi="Malgun Gothic" w:eastAsia="Malgun Gothic"/>
+            <w:b/>
+            <w:color w:val="1857A5"/>
+            <w:sz w:val="22"/>
+          </w:rPr>
+          <w:t>12</w:t>
+        </w:r>
+      </w:hyperlink>
+    </w:p>
+    <w:p>
+      <w:pPr>
+        <w:tabs>
+          <w:tab w:val="right" w:leader="dot" w:pos="9638"/>
+        </w:tabs>
+        <w:spacing w:before="90" w:after="10"/>
+        <w:ind w:left="0"/>
+      </w:pPr>
+      <w:hyperlink w:anchor="_Toc0027" w:history="1">
+        <w:r>
+          <w:rPr>
+            <w:rFonts w:ascii="Malgun Gothic" w:hAnsi="Malgun Gothic" w:eastAsia="Malgun Gothic"/>
+            <w:b/>
+            <w:color w:val="1857A5"/>
+            <w:sz w:val="22"/>
+          </w:rPr>
+          <w:t xml:space="preserve">부록 B. WI-01 판넬 내부 배선 작업 기준 (Rev.00 운영기준안)</w:t>
+        </w:r>
+        <w:r>
+          <w:rPr>
+            <w:rFonts w:ascii="Malgun Gothic" w:hAnsi="Malgun Gothic" w:eastAsia="Malgun Gothic"/>
+            <w:b/>
+            <w:color w:val="1857A5"/>
+            <w:sz w:val="22"/>
+          </w:rPr>
+          <w:tab/>
+        </w:r>
+        <w:r>
+          <w:rPr>
+            <w:rFonts w:ascii="Malgun Gothic" w:hAnsi="Malgun Gothic" w:eastAsia="Malgun Gothic"/>
+            <w:b/>
+            <w:color w:val="1857A5"/>
+            <w:sz w:val="22"/>
+          </w:rPr>
+          <w:t>12</w:t>
+        </w:r>
+      </w:hyperlink>
+    </w:p>
+    <w:p>
+      <w:pPr>
+        <w:tabs>
+          <w:tab w:val="right" w:leader="dot" w:pos="9638"/>
+        </w:tabs>
+        <w:spacing w:before="90" w:after="10"/>
+        <w:ind w:left="0"/>
+      </w:pPr>
+      <w:hyperlink w:anchor="_Toc0028" w:history="1">
+        <w:r>
+          <w:rPr>
+            <w:rFonts w:ascii="Malgun Gothic" w:hAnsi="Malgun Gothic" w:eastAsia="Malgun Gothic"/>
+            <w:b/>
+            <w:color w:val="1857A5"/>
+            <w:sz w:val="22"/>
+          </w:rPr>
+          <w:t xml:space="preserve">부록 C. 기록(양식) 목록</w:t>
+        </w:r>
+        <w:r>
+          <w:rPr>
+            <w:rFonts w:ascii="Malgun Gothic" w:hAnsi="Malgun Gothic" w:eastAsia="Malgun Gothic"/>
+            <w:b/>
+            <w:color w:val="1857A5"/>
+            <w:sz w:val="22"/>
+          </w:rPr>
+          <w:tab/>
+        </w:r>
+        <w:r>
+          <w:rPr>
+            <w:rFonts w:ascii="Malgun Gothic" w:hAnsi="Malgun Gothic" w:eastAsia="Malgun Gothic"/>
+            <w:b/>
+            <w:color w:val="1857A5"/>
+            <w:sz w:val="22"/>
+          </w:rPr>
+          <w:t>13</w:t>
+        </w:r>
+      </w:hyperlink>
+    </w:p>
+    <w:p>
+      <w:pPr>
+        <w:tabs>
+          <w:tab w:val="right" w:leader="dot" w:pos="9638"/>
+        </w:tabs>
+        <w:spacing w:before="90" w:after="10"/>
+        <w:ind w:left="0"/>
+      </w:pPr>
+      <w:hyperlink w:anchor="_Toc0029" w:history="1">
+        <w:r>
+          <w:rPr>
+            <w:rFonts w:ascii="Malgun Gothic" w:hAnsi="Malgun Gothic" w:eastAsia="Malgun Gothic"/>
+            <w:b/>
+            <w:color w:val="1857A5"/>
+            <w:sz w:val="22"/>
+          </w:rPr>
+          <w:t xml:space="preserve">부록 D. 시행 전 확인 및 승인 항목</w:t>
+        </w:r>
+        <w:r>
+          <w:rPr>
+            <w:rFonts w:ascii="Malgun Gothic" w:hAnsi="Malgun Gothic" w:eastAsia="Malgun Gothic"/>
+            <w:b/>
+            <w:color w:val="1857A5"/>
+            <w:sz w:val="22"/>
+          </w:rPr>
+          <w:tab/>
+        </w:r>
+        <w:r>
+          <w:rPr>
+            <w:rFonts w:ascii="Malgun Gothic" w:hAnsi="Malgun Gothic" w:eastAsia="Malgun Gothic"/>
+            <w:b/>
+            <w:color w:val="1857A5"/>
+            <w:sz w:val="22"/>
+          </w:rPr>
+          <w:t>14</w:t>
+        </w:r>
+      </w:hyperlink>
+    </w:p>
+    <w:p>
+      <w:pPr>
+        <w:tabs>
+          <w:tab w:val="right" w:leader="dot" w:pos="9638"/>
+        </w:tabs>
+        <w:spacing w:before="90" w:after="10"/>
+        <w:ind w:left="0"/>
+      </w:pPr>
+      <w:hyperlink w:anchor="_Toc0030" w:history="1">
+        <w:r>
+          <w:rPr>
+            <w:rFonts w:ascii="Malgun Gothic" w:hAnsi="Malgun Gothic" w:eastAsia="Malgun Gothic"/>
+            <w:b/>
+            <w:color w:val="1857A5"/>
+            <w:sz w:val="22"/>
+          </w:rPr>
+          <w:t xml:space="preserve">부록 E 동인엔시스 상세 운영 및 판정 기준</w:t>
+        </w:r>
+        <w:r>
+          <w:rPr>
+            <w:rFonts w:ascii="Malgun Gothic" w:hAnsi="Malgun Gothic" w:eastAsia="Malgun Gothic"/>
+            <w:b/>
+            <w:color w:val="1857A5"/>
+            <w:sz w:val="22"/>
+          </w:rPr>
+          <w:tab/>
+        </w:r>
+        <w:r>
+          <w:rPr>
+            <w:rFonts w:ascii="Malgun Gothic" w:hAnsi="Malgun Gothic" w:eastAsia="Malgun Gothic"/>
+            <w:b/>
+            <w:color w:val="1857A5"/>
+            <w:sz w:val="22"/>
+          </w:rPr>
+          <w:t>16</w:t>
+        </w:r>
+      </w:hyperlink>
+    </w:p>
+    <w:p>
+      <w:pPr>
+        <w:tabs>
+          <w:tab w:val="right" w:leader="dot" w:pos="9638"/>
+        </w:tabs>
+        <w:spacing w:before="0" w:after="10"/>
+        <w:ind w:left="420"/>
+      </w:pPr>
+      <w:hyperlink w:anchor="_Toc0031" w:history="1">
+        <w:r>
+          <w:rPr>
+            <w:rFonts w:ascii="Malgun Gothic" w:hAnsi="Malgun Gothic" w:eastAsia="Malgun Gothic"/>
+            <w:color w:val="263445"/>
+            <w:sz w:val="20"/>
+          </w:rPr>
+          <w:t xml:space="preserve">적용 우선순위와 기록 대체</w:t>
+        </w:r>
+        <w:r>
+          <w:rPr>
+            <w:rFonts w:ascii="Malgun Gothic" w:hAnsi="Malgun Gothic" w:eastAsia="Malgun Gothic"/>
+            <w:color w:val="263445"/>
+            <w:sz w:val="20"/>
+          </w:rPr>
+          <w:tab/>
+        </w:r>
+        <w:r>
+          <w:rPr>
+            <w:rFonts w:ascii="Malgun Gothic" w:hAnsi="Malgun Gothic" w:eastAsia="Malgun Gothic"/>
+            <w:color w:val="263445"/>
+            <w:sz w:val="20"/>
+          </w:rPr>
+          <w:t>16</w:t>
+        </w:r>
+      </w:hyperlink>
+    </w:p>
+    <w:p>
+      <w:pPr>
+        <w:tabs>
+          <w:tab w:val="right" w:leader="dot" w:pos="9638"/>
+        </w:tabs>
+        <w:spacing w:before="0" w:after="10"/>
+        <w:ind w:left="420"/>
+      </w:pPr>
+      <w:hyperlink w:anchor="_Toc0032" w:history="1">
+        <w:r>
+          <w:rPr>
+            <w:rFonts w:ascii="Malgun Gothic" w:hAnsi="Malgun Gothic" w:eastAsia="Malgun Gothic"/>
+            <w:color w:val="263445"/>
+            <w:sz w:val="20"/>
+          </w:rPr>
+          <w:t xml:space="preserve">설계와 기술 기준 확정</w:t>
+        </w:r>
+        <w:r>
+          <w:rPr>
+            <w:rFonts w:ascii="Malgun Gothic" w:hAnsi="Malgun Gothic" w:eastAsia="Malgun Gothic"/>
+            <w:color w:val="263445"/>
+            <w:sz w:val="20"/>
+          </w:rPr>
+          <w:tab/>
+        </w:r>
+        <w:r>
+          <w:rPr>
+            <w:rFonts w:ascii="Malgun Gothic" w:hAnsi="Malgun Gothic" w:eastAsia="Malgun Gothic"/>
+            <w:color w:val="263445"/>
+            <w:sz w:val="20"/>
+          </w:rPr>
+          <w:t>16</w:t>
+        </w:r>
+      </w:hyperlink>
+    </w:p>
+    <w:p>
+      <w:pPr>
+        <w:tabs>
+          <w:tab w:val="right" w:leader="dot" w:pos="9638"/>
+        </w:tabs>
+        <w:spacing w:before="0" w:after="10"/>
+        <w:ind w:left="420"/>
+      </w:pPr>
+      <w:hyperlink w:anchor="_Toc0033" w:history="1">
+        <w:r>
+          <w:rPr>
+            <w:rFonts w:ascii="Malgun Gothic" w:hAnsi="Malgun Gothic" w:eastAsia="Malgun Gothic"/>
+            <w:color w:val="263445"/>
+            <w:sz w:val="20"/>
+          </w:rPr>
+          <w:t xml:space="preserve">구매 입고 추적 및 제작 인계</w:t>
+        </w:r>
+        <w:r>
+          <w:rPr>
+            <w:rFonts w:ascii="Malgun Gothic" w:hAnsi="Malgun Gothic" w:eastAsia="Malgun Gothic"/>
+            <w:color w:val="263445"/>
+            <w:sz w:val="20"/>
+          </w:rPr>
+          <w:tab/>
+        </w:r>
+        <w:r>
+          <w:rPr>
+            <w:rFonts w:ascii="Malgun Gothic" w:hAnsi="Malgun Gothic" w:eastAsia="Malgun Gothic"/>
+            <w:color w:val="263445"/>
+            <w:sz w:val="20"/>
+          </w:rPr>
+          <w:t>16</w:t>
+        </w:r>
+      </w:hyperlink>
+    </w:p>
+    <w:p>
+      <w:pPr>
+        <w:tabs>
+          <w:tab w:val="right" w:leader="dot" w:pos="9638"/>
+        </w:tabs>
+        <w:spacing w:before="0" w:after="10"/>
+        <w:ind w:left="420"/>
+      </w:pPr>
+      <w:hyperlink w:anchor="_Toc0034" w:history="1">
+        <w:r>
+          <w:rPr>
+            <w:rFonts w:ascii="Malgun Gothic" w:hAnsi="Malgun Gothic" w:eastAsia="Malgun Gothic"/>
+            <w:color w:val="263445"/>
+            <w:sz w:val="20"/>
+          </w:rPr>
+          <w:t xml:space="preserve">작업 검사 역량과 계측기</w:t>
+        </w:r>
+        <w:r>
+          <w:rPr>
+            <w:rFonts w:ascii="Malgun Gothic" w:hAnsi="Malgun Gothic" w:eastAsia="Malgun Gothic"/>
+            <w:color w:val="263445"/>
+            <w:sz w:val="20"/>
+          </w:rPr>
+          <w:tab/>
+        </w:r>
+        <w:r>
+          <w:rPr>
+            <w:rFonts w:ascii="Malgun Gothic" w:hAnsi="Malgun Gothic" w:eastAsia="Malgun Gothic"/>
+            <w:color w:val="263445"/>
+            <w:sz w:val="20"/>
+          </w:rPr>
+          <w:t>17</w:t>
+        </w:r>
+      </w:hyperlink>
+    </w:p>
+    <w:p>
+      <w:pPr>
+        <w:tabs>
+          <w:tab w:val="right" w:leader="dot" w:pos="9638"/>
+        </w:tabs>
+        <w:spacing w:before="0" w:after="10"/>
+        <w:ind w:left="420"/>
+      </w:pPr>
+      <w:hyperlink w:anchor="_Toc0035" w:history="1">
+        <w:r>
+          <w:rPr>
+            <w:rFonts w:ascii="Malgun Gothic" w:hAnsi="Malgun Gothic" w:eastAsia="Malgun Gothic"/>
+            <w:color w:val="263445"/>
+            <w:sz w:val="20"/>
+          </w:rPr>
+          <w:t xml:space="preserve">시험 출하 인수 및 A S</w:t>
+        </w:r>
+        <w:r>
+          <w:rPr>
+            <w:rFonts w:ascii="Malgun Gothic" w:hAnsi="Malgun Gothic" w:eastAsia="Malgun Gothic"/>
+            <w:color w:val="263445"/>
+            <w:sz w:val="20"/>
+          </w:rPr>
+          <w:tab/>
+        </w:r>
+        <w:r>
+          <w:rPr>
+            <w:rFonts w:ascii="Malgun Gothic" w:hAnsi="Malgun Gothic" w:eastAsia="Malgun Gothic"/>
+            <w:color w:val="263445"/>
+            <w:sz w:val="20"/>
+          </w:rPr>
+          <w:t>17</w:t>
+        </w:r>
+      </w:hyperlink>
+    </w:p>
+    <w:p>
+      <w:pPr>
+        <w:tabs>
+          <w:tab w:val="right" w:leader="dot" w:pos="9638"/>
+        </w:tabs>
+        <w:spacing w:before="0" w:after="10"/>
+        <w:ind w:left="420"/>
+      </w:pPr>
+      <w:hyperlink w:anchor="_Toc0036" w:history="1">
+        <w:r>
+          <w:rPr>
+            <w:rFonts w:ascii="Malgun Gothic" w:hAnsi="Malgun Gothic" w:eastAsia="Malgun Gothic"/>
+            <w:color w:val="263445"/>
+            <w:sz w:val="20"/>
+          </w:rPr>
+          <w:t xml:space="preserve">안전 작업 중지와 근로자 참여</w:t>
+        </w:r>
+        <w:r>
+          <w:rPr>
+            <w:rFonts w:ascii="Malgun Gothic" w:hAnsi="Malgun Gothic" w:eastAsia="Malgun Gothic"/>
+            <w:color w:val="263445"/>
+            <w:sz w:val="20"/>
+          </w:rPr>
+          <w:tab/>
+        </w:r>
+        <w:r>
+          <w:rPr>
+            <w:rFonts w:ascii="Malgun Gothic" w:hAnsi="Malgun Gothic" w:eastAsia="Malgun Gothic"/>
+            <w:color w:val="263445"/>
+            <w:sz w:val="20"/>
+          </w:rPr>
+          <w:t>17</w:t>
+        </w:r>
+      </w:hyperlink>
+    </w:p>
+    <w:p>
+      <w:pPr>
+        <w:tabs>
+          <w:tab w:val="right" w:leader="dot" w:pos="9638"/>
+        </w:tabs>
+        <w:spacing w:before="0" w:after="10"/>
+        <w:ind w:left="420"/>
+      </w:pPr>
+      <w:hyperlink w:anchor="_Toc0037" w:history="1">
+        <w:r>
+          <w:rPr>
+            <w:rFonts w:ascii="Malgun Gothic" w:hAnsi="Malgun Gothic" w:eastAsia="Malgun Gothic"/>
+            <w:color w:val="263445"/>
+            <w:sz w:val="20"/>
+          </w:rPr>
+          <w:t xml:space="preserve">환경측면 법규 및 비상 대응</w:t>
+        </w:r>
+        <w:r>
+          <w:rPr>
+            <w:rFonts w:ascii="Malgun Gothic" w:hAnsi="Malgun Gothic" w:eastAsia="Malgun Gothic"/>
+            <w:color w:val="263445"/>
+            <w:sz w:val="20"/>
+          </w:rPr>
+          <w:tab/>
+        </w:r>
+        <w:r>
+          <w:rPr>
+            <w:rFonts w:ascii="Malgun Gothic" w:hAnsi="Malgun Gothic" w:eastAsia="Malgun Gothic"/>
+            <w:color w:val="263445"/>
+            <w:sz w:val="20"/>
+          </w:rPr>
+          <w:t>18</w:t>
+        </w:r>
+      </w:hyperlink>
+    </w:p>
+    <w:p>
+      <w:pPr>
+        <w:tabs>
+          <w:tab w:val="right" w:leader="dot" w:pos="9638"/>
+        </w:tabs>
+        <w:spacing w:before="0" w:after="10"/>
+        <w:ind w:left="420"/>
+      </w:pPr>
+      <w:hyperlink w:anchor="_Toc0038" w:history="1">
+        <w:r>
+          <w:rPr>
+            <w:rFonts w:ascii="Malgun Gothic" w:hAnsi="Malgun Gothic" w:eastAsia="Malgun Gothic"/>
+            <w:color w:val="263445"/>
+            <w:sz w:val="20"/>
+          </w:rPr>
+          <w:t xml:space="preserve">문서 보관과 실적 점검</w:t>
+        </w:r>
+        <w:r>
+          <w:rPr>
+            <w:rFonts w:ascii="Malgun Gothic" w:hAnsi="Malgun Gothic" w:eastAsia="Malgun Gothic"/>
+            <w:color w:val="263445"/>
+            <w:sz w:val="20"/>
+          </w:rPr>
+          <w:tab/>
+        </w:r>
+        <w:r>
+          <w:rPr>
+            <w:rFonts w:ascii="Malgun Gothic" w:hAnsi="Malgun Gothic" w:eastAsia="Malgun Gothic"/>
+            <w:color w:val="263445"/>
+            <w:sz w:val="20"/>
+          </w:rPr>
+          <w:t>18</w:t>
+        </w:r>
+      </w:hyperlink>
+    </w:p>
+    <w:p>
+      <w:pPr>
+        <w:tabs>
+          <w:tab w:val="right" w:leader="dot" w:pos="9638"/>
+        </w:tabs>
+        <w:spacing w:before="0" w:after="10"/>
+        <w:ind w:left="420"/>
+      </w:pPr>
+      <w:hyperlink w:anchor="_Toc0039" w:history="1">
+        <w:r>
+          <w:rPr>
+            <w:rFonts w:ascii="Malgun Gothic" w:hAnsi="Malgun Gothic" w:eastAsia="Malgun Gothic"/>
+            <w:color w:val="263445"/>
+            <w:sz w:val="20"/>
+          </w:rPr>
+          <w:t xml:space="preserve">심사 및 시행 승인 확인</w:t>
+        </w:r>
+        <w:r>
+          <w:rPr>
+            <w:rFonts w:ascii="Malgun Gothic" w:hAnsi="Malgun Gothic" w:eastAsia="Malgun Gothic"/>
+            <w:color w:val="263445"/>
+            <w:sz w:val="20"/>
+          </w:rPr>
+          <w:tab/>
+        </w:r>
+        <w:r>
+          <w:rPr>
+            <w:rFonts w:ascii="Malgun Gothic" w:hAnsi="Malgun Gothic" w:eastAsia="Malgun Gothic"/>
+            <w:color w:val="263445"/>
+            <w:sz w:val="20"/>
+          </w:rPr>
+          <w:t>19</w:t>
+        </w:r>
+      </w:hyperlink>
+    </w:p>
+    <w:p>
+      <w:pPr>
+        <w:tabs>
+          <w:tab w:val="right" w:leader="dot" w:pos="9638"/>
+        </w:tabs>
+        <w:spacing w:before="0" w:after="10"/>
+        <w:ind w:left="420"/>
+      </w:pPr>
+      <w:hyperlink w:anchor="_Toc0040" w:history="1">
+        <w:r>
+          <w:rPr>
+            <w:rFonts w:ascii="Malgun Gothic" w:hAnsi="Malgun Gothic" w:eastAsia="Malgun Gothic"/>
+            <w:color w:val="263445"/>
+            <w:sz w:val="20"/>
+          </w:rPr>
+          <w:t xml:space="preserve">근거자료 및 관리 출처</w:t>
+        </w:r>
+        <w:r>
+          <w:rPr>
+            <w:rFonts w:ascii="Malgun Gothic" w:hAnsi="Malgun Gothic" w:eastAsia="Malgun Gothic"/>
+            <w:color w:val="263445"/>
+            <w:sz w:val="20"/>
+          </w:rPr>
+          <w:tab/>
+        </w:r>
+        <w:r>
+          <w:rPr>
+            <w:rFonts w:ascii="Malgun Gothic" w:hAnsi="Malgun Gothic" w:eastAsia="Malgun Gothic"/>
+            <w:color w:val="263445"/>
+            <w:sz w:val="20"/>
+          </w:rPr>
+          <w:t>19</w:t>
+        </w:r>
+      </w:hyperlink>
+    </w:p>
+    <w:p>
+      <w:pPr>
+        <w:spacing w:after="0" w:line="120" w:lineRule="exact"/>
+      </w:pPr>
+      <w:r>
+        <w:fldChar w:fldCharType="end"/>
+      </w:r>
+    </w:p>
+    <w:p>
+      <w:pPr>
         <w:pStyle w:val="1"/>
-        <w:spacing w:after="100" w:line="276" w:lineRule="auto"/>
-      </w:pPr>
+        <w:pageBreakBefore/>
+        <w:spacing w:after="100" w:line="276" w:lineRule="auto"/>
+      </w:pPr>
+      <w:bookmarkStart w:id="901" w:name="_Toc0001"/>
       <w:r>
         <w:rPr>
           <w:rFonts w:ascii="Malgun Gothic" w:hAnsi="Malgun Gothic" w:eastAsia="Malgun Gothic"/>
@@ -703,6 +2184,7 @@
         <w:lastRenderedPageBreak/>
         <w:t>0. 이 매뉴얼의 원칙</w:t>
       </w:r>
+      <w:bookmarkEnd w:id="901"/>
     </w:p>
     <w:p>
       <w:pPr>
@@ -822,6 +2304,7 @@
         <w:pStyle w:val="2"/>
         <w:spacing w:after="100" w:line="276" w:lineRule="auto"/>
       </w:pPr>
+      <w:bookmarkStart w:id="902" w:name="_Toc0002"/>
       <w:r>
         <w:rPr>
           <w:rFonts w:ascii="Malgun Gothic" w:hAnsi="Malgun Gothic" w:eastAsia="Malgun Gothic"/>
@@ -830,6 +2313,7 @@
         </w:rPr>
         <w:t>개정 이력</w:t>
       </w:r>
+      <w:bookmarkEnd w:id="902"/>
     </w:p>
     <w:tbl>
       <w:tblPr>
@@ -1127,6 +2611,7 @@
         <w:pStyle w:val="1"/>
         <w:spacing w:after="100" w:line="276" w:lineRule="auto"/>
       </w:pPr>
+      <w:bookmarkStart w:id="903" w:name="_Toc0003"/>
       <w:r>
         <w:rPr>
           <w:rFonts w:ascii="Malgun Gothic" w:hAnsi="Malgun Gothic" w:eastAsia="Malgun Gothic"/>
@@ -1135,6 +2620,7 @@
         </w:rPr>
         <w:t>1. 회사 개요와 적용 범위</w:t>
       </w:r>
+      <w:bookmarkEnd w:id="903"/>
     </w:p>
     <w:tbl>
       <w:tblPr>
@@ -2102,6 +3588,7 @@
         <w:pStyle w:val="2"/>
         <w:spacing w:after="100" w:line="276" w:lineRule="auto"/>
       </w:pPr>
+      <w:bookmarkStart w:id="904" w:name="_Toc0004"/>
       <w:r>
         <w:rPr>
           <w:rFonts w:ascii="Malgun Gothic" w:hAnsi="Malgun Gothic" w:eastAsia="Malgun Gothic"/>
@@ -2110,6 +3597,7 @@
         </w:rPr>
         <w:t>1.1 조직 상황, 이해관계자, 리스크와 기회</w:t>
       </w:r>
+      <w:bookmarkEnd w:id="904"/>
     </w:p>
     <w:p>
       <w:pPr>
@@ -3078,6 +4566,7 @@
         <w:pStyle w:val="1"/>
         <w:spacing w:after="100" w:line="276" w:lineRule="auto"/>
       </w:pPr>
+      <w:bookmarkStart w:id="905" w:name="_Toc0005"/>
       <w:r>
         <w:rPr>
           <w:rFonts w:ascii="Malgun Gothic" w:hAnsi="Malgun Gothic" w:eastAsia="Malgun Gothic"/>
@@ -3086,6 +4575,7 @@
         </w:rPr>
         <w:t>2. 통합 방침</w:t>
       </w:r>
+      <w:bookmarkEnd w:id="905"/>
     </w:p>
     <w:p>
       <w:pPr>
@@ -3203,6 +4693,7 @@
         <w:pStyle w:val="1"/>
         <w:spacing w:after="100" w:line="276" w:lineRule="auto"/>
       </w:pPr>
+      <w:bookmarkStart w:id="906" w:name="_Toc0006"/>
       <w:r>
         <w:rPr>
           <w:rFonts w:ascii="Malgun Gothic" w:hAnsi="Malgun Gothic" w:eastAsia="Malgun Gothic"/>
@@ -3211,6 +4702,7 @@
         </w:rPr>
         <w:t>3. 조직과 역할</w:t>
       </w:r>
+      <w:bookmarkEnd w:id="906"/>
     </w:p>
     <w:p>
       <w:pPr>
@@ -4480,6 +5972,7 @@
         <w:pStyle w:val="1"/>
         <w:spacing w:after="100" w:line="276" w:lineRule="auto"/>
       </w:pPr>
+      <w:bookmarkStart w:id="907" w:name="_Toc0007"/>
       <w:r>
         <w:rPr>
           <w:rFonts w:ascii="Malgun Gothic" w:hAnsi="Malgun Gothic" w:eastAsia="Malgun Gothic"/>
@@ -4488,6 +5981,7 @@
         </w:rPr>
         <w:t>4. 프로세스 맵 (수주부터 사후관리까지)</w:t>
       </w:r>
+      <w:bookmarkEnd w:id="907"/>
     </w:p>
     <w:p>
       <w:pPr>
@@ -6201,6 +7695,7 @@
         <w:pStyle w:val="1"/>
         <w:spacing w:after="100" w:line="276" w:lineRule="auto"/>
       </w:pPr>
+      <w:bookmarkStart w:id="908" w:name="_Toc0008"/>
       <w:r>
         <w:rPr>
           <w:rFonts w:ascii="Malgun Gothic" w:hAnsi="Malgun Gothic" w:eastAsia="Malgun Gothic"/>
@@ -6210,12 +7705,14 @@
         <w:lastRenderedPageBreak/>
         <w:t>5. 운영 기준 (품질)</w:t>
       </w:r>
+      <w:bookmarkEnd w:id="908"/>
     </w:p>
     <w:p>
       <w:pPr>
         <w:pStyle w:val="2"/>
         <w:spacing w:after="100" w:line="276" w:lineRule="auto"/>
       </w:pPr>
+      <w:bookmarkStart w:id="909" w:name="_Toc0009"/>
       <w:r>
         <w:rPr>
           <w:rFonts w:ascii="Malgun Gothic" w:hAnsi="Malgun Gothic" w:eastAsia="Malgun Gothic"/>
@@ -6224,6 +7721,7 @@
         </w:rPr>
         <w:t>5.1 문서·기록 관리</w:t>
       </w:r>
+      <w:bookmarkEnd w:id="909"/>
     </w:p>
     <w:p>
       <w:pPr>
@@ -6316,6 +7814,7 @@
         <w:pStyle w:val="2"/>
         <w:spacing w:after="100" w:line="276" w:lineRule="auto"/>
       </w:pPr>
+      <w:bookmarkStart w:id="910" w:name="_Toc0010"/>
       <w:r>
         <w:rPr>
           <w:rFonts w:ascii="Malgun Gothic" w:hAnsi="Malgun Gothic" w:eastAsia="Malgun Gothic"/>
@@ -6324,6 +7823,7 @@
         </w:rPr>
         <w:t>5.2 견적·수주와 설계</w:t>
       </w:r>
+      <w:bookmarkEnd w:id="910"/>
     </w:p>
     <w:p>
       <w:pPr>
@@ -6421,6 +7921,7 @@
         <w:pStyle w:val="2"/>
         <w:spacing w:after="100" w:line="276" w:lineRule="auto"/>
       </w:pPr>
+      <w:bookmarkStart w:id="911" w:name="_Toc0011"/>
       <w:r>
         <w:rPr>
           <w:rFonts w:ascii="Malgun Gothic" w:hAnsi="Malgun Gothic" w:eastAsia="Malgun Gothic"/>
@@ -6447,6 +7948,7 @@
         </w:rPr>
         <w:t>, 현장 배선)</w:t>
       </w:r>
+      <w:bookmarkEnd w:id="911"/>
     </w:p>
     <w:p>
       <w:pPr>
@@ -6570,6 +8072,7 @@
         <w:pStyle w:val="2"/>
         <w:spacing w:after="100" w:line="276" w:lineRule="auto"/>
       </w:pPr>
+      <w:bookmarkStart w:id="912" w:name="_Toc0012"/>
       <w:r>
         <w:rPr>
           <w:rFonts w:ascii="Malgun Gothic" w:hAnsi="Malgun Gothic" w:eastAsia="Malgun Gothic"/>
@@ -6578,6 +8081,7 @@
         </w:rPr>
         <w:t>5.4 입고검사와 식별·추적 (LOT)</w:t>
       </w:r>
+      <w:bookmarkEnd w:id="912"/>
     </w:p>
     <w:p>
       <w:pPr>
@@ -6713,6 +8217,7 @@
         <w:pStyle w:val="2"/>
         <w:spacing w:after="100" w:line="276" w:lineRule="auto"/>
       </w:pPr>
+      <w:bookmarkStart w:id="913" w:name="_Toc0013"/>
       <w:r>
         <w:rPr>
           <w:rFonts w:ascii="Malgun Gothic" w:hAnsi="Malgun Gothic" w:eastAsia="Malgun Gothic"/>
@@ -6721,6 +8226,7 @@
         </w:rPr>
         <w:t>5.5 조립·판넬 내부 배선 (공장, 일용직 포함)</w:t>
       </w:r>
+      <w:bookmarkEnd w:id="913"/>
     </w:p>
     <w:p>
       <w:pPr>
@@ -6790,6 +8296,7 @@
         <w:pStyle w:val="2"/>
         <w:spacing w:after="100" w:line="276" w:lineRule="auto"/>
       </w:pPr>
+      <w:bookmarkStart w:id="914" w:name="_Toc0014"/>
       <w:r>
         <w:rPr>
           <w:rFonts w:ascii="Malgun Gothic" w:hAnsi="Malgun Gothic" w:eastAsia="Malgun Gothic"/>
@@ -6798,6 +8305,7 @@
         </w:rPr>
         <w:t>5.6 자체시험과 FAT</w:t>
       </w:r>
+      <w:bookmarkEnd w:id="914"/>
     </w:p>
     <w:p>
       <w:pPr>
@@ -6911,6 +8419,7 @@
         <w:pStyle w:val="2"/>
         <w:spacing w:after="100" w:line="276" w:lineRule="auto"/>
       </w:pPr>
+      <w:bookmarkStart w:id="915" w:name="_Toc0015"/>
       <w:r>
         <w:rPr>
           <w:rFonts w:ascii="Malgun Gothic" w:hAnsi="Malgun Gothic" w:eastAsia="Malgun Gothic"/>
@@ -6919,6 +8428,7 @@
         </w:rPr>
         <w:t>5.7 납품과 SAT·시운전</w:t>
       </w:r>
+      <w:bookmarkEnd w:id="915"/>
     </w:p>
     <w:p>
       <w:pPr>
@@ -6999,6 +8509,7 @@
         <w:pStyle w:val="2"/>
         <w:spacing w:after="100" w:line="276" w:lineRule="auto"/>
       </w:pPr>
+      <w:bookmarkStart w:id="916" w:name="_Toc0016"/>
       <w:r>
         <w:rPr>
           <w:rFonts w:ascii="Malgun Gothic" w:hAnsi="Malgun Gothic" w:eastAsia="Malgun Gothic"/>
@@ -7007,6 +8518,7 @@
         </w:rPr>
         <w:t>5.8 PLC 프로그램 관리 (Machine Expert)</w:t>
       </w:r>
+      <w:bookmarkEnd w:id="916"/>
     </w:p>
     <w:p>
       <w:pPr>
@@ -7087,6 +8599,7 @@
         <w:pStyle w:val="2"/>
         <w:spacing w:after="100" w:line="276" w:lineRule="auto"/>
       </w:pPr>
+      <w:bookmarkStart w:id="917" w:name="_Toc0017"/>
       <w:r>
         <w:rPr>
           <w:rFonts w:ascii="Malgun Gothic" w:hAnsi="Malgun Gothic" w:eastAsia="Malgun Gothic"/>
@@ -7096,6 +8609,7 @@
         <w:lastRenderedPageBreak/>
         <w:t>5.9 계측기 관리</w:t>
       </w:r>
+      <w:bookmarkEnd w:id="917"/>
     </w:p>
     <w:p>
       <w:pPr>
@@ -7142,6 +8656,7 @@
         <w:pStyle w:val="2"/>
         <w:spacing w:after="100" w:line="276" w:lineRule="auto"/>
       </w:pPr>
+      <w:bookmarkStart w:id="918" w:name="_Toc0018"/>
       <w:r>
         <w:rPr>
           <w:rFonts w:ascii="Malgun Gothic" w:hAnsi="Malgun Gothic" w:eastAsia="Malgun Gothic"/>
@@ -7150,6 +8665,7 @@
         </w:rPr>
         <w:t>5.10 부적합과 시정조치</w:t>
       </w:r>
+      <w:bookmarkEnd w:id="918"/>
     </w:p>
     <w:p>
       <w:pPr>
@@ -7213,6 +8729,7 @@
         <w:pStyle w:val="2"/>
         <w:spacing w:after="100" w:line="276" w:lineRule="auto"/>
       </w:pPr>
+      <w:bookmarkStart w:id="919" w:name="_Toc0019"/>
       <w:r>
         <w:rPr>
           <w:rFonts w:ascii="Malgun Gothic" w:hAnsi="Malgun Gothic" w:eastAsia="Malgun Gothic"/>
@@ -7221,6 +8738,7 @@
         </w:rPr>
         <w:t>5.11 변경 관리</w:t>
       </w:r>
+      <w:bookmarkEnd w:id="919"/>
     </w:p>
     <w:p>
       <w:pPr>
@@ -7290,6 +8808,7 @@
         <w:pStyle w:val="2"/>
         <w:spacing w:after="100" w:line="276" w:lineRule="auto"/>
       </w:pPr>
+      <w:bookmarkStart w:id="920" w:name="_Toc0020"/>
       <w:r>
         <w:rPr>
           <w:rFonts w:ascii="Malgun Gothic" w:hAnsi="Malgun Gothic" w:eastAsia="Malgun Gothic"/>
@@ -7298,6 +8817,7 @@
         </w:rPr>
         <w:t>5.12 고객 재산, 인도 후 활동, 고객 만족</w:t>
       </w:r>
+      <w:bookmarkEnd w:id="920"/>
     </w:p>
     <w:p>
       <w:pPr>
@@ -7423,6 +8943,7 @@
         <w:pStyle w:val="2"/>
         <w:spacing w:after="100" w:line="276" w:lineRule="auto"/>
       </w:pPr>
+      <w:bookmarkStart w:id="921" w:name="_Toc0021"/>
       <w:r>
         <w:rPr>
           <w:rFonts w:ascii="Malgun Gothic" w:hAnsi="Malgun Gothic" w:eastAsia="Malgun Gothic"/>
@@ -7431,6 +8952,7 @@
         </w:rPr>
         <w:t>5.13 설비·작업 환경 유지</w:t>
       </w:r>
+      <w:bookmarkEnd w:id="921"/>
     </w:p>
     <w:p>
       <w:pPr>
@@ -7483,6 +9005,7 @@
         <w:pStyle w:val="1"/>
         <w:spacing w:after="100" w:line="276" w:lineRule="auto"/>
       </w:pPr>
+      <w:bookmarkStart w:id="922" w:name="_Toc0022"/>
       <w:r>
         <w:rPr>
           <w:rFonts w:ascii="Malgun Gothic" w:hAnsi="Malgun Gothic" w:eastAsia="Malgun Gothic"/>
@@ -7492,6 +9015,7 @@
         <w:lastRenderedPageBreak/>
         <w:t>6. 운영 기준 (안전보건)</w:t>
       </w:r>
+      <w:bookmarkEnd w:id="922"/>
     </w:p>
     <w:p>
       <w:pPr>
@@ -7735,6 +9259,7 @@
         <w:pStyle w:val="1"/>
         <w:spacing w:after="100" w:line="276" w:lineRule="auto"/>
       </w:pPr>
+      <w:bookmarkStart w:id="923" w:name="_Toc0023"/>
       <w:r>
         <w:rPr>
           <w:rFonts w:ascii="Malgun Gothic" w:hAnsi="Malgun Gothic" w:eastAsia="Malgun Gothic"/>
@@ -7743,6 +9268,7 @@
         </w:rPr>
         <w:t>7. 운영 기준 (환경)</w:t>
       </w:r>
+      <w:bookmarkEnd w:id="923"/>
     </w:p>
     <w:p>
       <w:pPr>
@@ -7876,6 +9402,7 @@
         <w:pStyle w:val="1"/>
         <w:spacing w:after="100" w:line="276" w:lineRule="auto"/>
       </w:pPr>
+      <w:bookmarkStart w:id="924" w:name="_Toc0024"/>
       <w:r>
         <w:rPr>
           <w:rFonts w:ascii="Malgun Gothic" w:hAnsi="Malgun Gothic" w:eastAsia="Malgun Gothic"/>
@@ -7884,6 +9411,7 @@
         </w:rPr>
         <w:t>8. 점검과 개선</w:t>
       </w:r>
+      <w:bookmarkEnd w:id="924"/>
     </w:p>
     <w:p>
       <w:pPr>
@@ -7981,6 +9509,7 @@
         <w:pStyle w:val="1"/>
         <w:spacing w:after="100" w:line="276" w:lineRule="auto"/>
       </w:pPr>
+      <w:bookmarkStart w:id="925" w:name="_Toc0025"/>
       <w:r>
         <w:rPr>
           <w:rFonts w:ascii="Malgun Gothic" w:hAnsi="Malgun Gothic" w:eastAsia="Malgun Gothic"/>
@@ -7989,6 +9518,7 @@
         </w:rPr>
         <w:t>9. 기록이 필요한 것과 구두로 운영하는 것</w:t>
       </w:r>
+      <w:bookmarkEnd w:id="925"/>
     </w:p>
     <w:p>
       <w:pPr>
@@ -9236,6 +10766,7 @@
         <w:pStyle w:val="1"/>
         <w:spacing w:after="100" w:line="276" w:lineRule="auto"/>
       </w:pPr>
+      <w:bookmarkStart w:id="926" w:name="_Toc0026"/>
       <w:r>
         <w:rPr>
           <w:rFonts w:ascii="Malgun Gothic" w:hAnsi="Malgun Gothic" w:eastAsia="Malgun Gothic"/>
@@ -9254,6 +10785,7 @@
         </w:rPr>
         <w:t>대응표</w:t>
       </w:r>
+      <w:bookmarkEnd w:id="926"/>
       <w:proofErr w:type="spellEnd"/>
     </w:p>
     <w:p>
@@ -10985,6 +12517,7 @@
         <w:pStyle w:val="1"/>
         <w:spacing w:after="100" w:line="276" w:lineRule="auto"/>
       </w:pPr>
+      <w:bookmarkStart w:id="927" w:name="_Toc0027"/>
       <w:r>
         <w:rPr>
           <w:rFonts w:ascii="Malgun Gothic" w:hAnsi="Malgun Gothic" w:eastAsia="Malgun Gothic"/>
@@ -10992,6 +12525,7 @@
         </w:rPr>
         <w:t>부록 B. WI-01 판넬 내부 배선 작업 기준 (Rev.00 운영기준안)</w:t>
       </w:r>
+      <w:bookmarkEnd w:id="927"/>
     </w:p>
     <w:p>
       <w:pPr>
@@ -11756,6 +13290,7 @@
         <w:pStyle w:val="1"/>
         <w:spacing w:after="100" w:line="276" w:lineRule="auto"/>
       </w:pPr>
+      <w:bookmarkStart w:id="928" w:name="_Toc0028"/>
       <w:r>
         <w:rPr>
           <w:rFonts w:ascii="Malgun Gothic" w:hAnsi="Malgun Gothic" w:eastAsia="Malgun Gothic"/>
@@ -11764,6 +13299,7 @@
         </w:rPr>
         <w:t>부록 C. 기록(양식) 목록</w:t>
       </w:r>
+      <w:bookmarkEnd w:id="928"/>
     </w:p>
     <w:p>
       <w:pPr>
@@ -14827,6 +16363,7 @@
         <w:pStyle w:val="1"/>
         <w:spacing w:after="100" w:line="276" w:lineRule="auto"/>
       </w:pPr>
+      <w:bookmarkStart w:id="929" w:name="_Toc0029"/>
       <w:r>
         <w:rPr>
           <w:rFonts w:ascii="Malgun Gothic" w:hAnsi="Malgun Gothic" w:eastAsia="Malgun Gothic"/>
@@ -14835,6 +16372,7 @@
         </w:rPr>
         <w:t>부록 D. 시행 전 확인 및 승인 항목</w:t>
       </w:r>
+      <w:bookmarkEnd w:id="929"/>
     </w:p>
     <w:p>
       <w:pPr>
@@ -14942,6 +16480,7 @@
         <w:pStyle w:val="1"/>
         <w:spacing w:after="100" w:line="276" w:lineRule="auto"/>
       </w:pPr>
+      <w:bookmarkStart w:id="930" w:name="_Toc0030"/>
       <w:r>
         <w:rPr>
           <w:rFonts w:ascii="Malgun Gothic" w:hAnsi="Malgun Gothic" w:eastAsia="Malgun Gothic"/>
@@ -14949,6 +16488,7 @@
         </w:rPr>
         <w:t>부록 E 동인엔시스 상세 운영 및 판정 기준</w:t>
       </w:r>
+      <w:bookmarkEnd w:id="930"/>
     </w:p>
     <w:p>
       <w:pPr>
@@ -14967,6 +16507,7 @@
         <w:pStyle w:val="2"/>
         <w:spacing w:after="100" w:line="276" w:lineRule="auto"/>
       </w:pPr>
+      <w:bookmarkStart w:id="931" w:name="_Toc0031"/>
       <w:r>
         <w:rPr>
           <w:rFonts w:ascii="Malgun Gothic" w:hAnsi="Malgun Gothic" w:eastAsia="Malgun Gothic"/>
@@ -14974,6 +16515,7 @@
         </w:rPr>
         <w:t>적용 우선순위와 기록 대체</w:t>
       </w:r>
+      <w:bookmarkEnd w:id="931"/>
     </w:p>
     <w:p>
       <w:pPr>
@@ -15016,6 +16558,7 @@
         <w:pStyle w:val="2"/>
         <w:spacing w:after="100" w:line="276" w:lineRule="auto"/>
       </w:pPr>
+      <w:bookmarkStart w:id="932" w:name="_Toc0032"/>
       <w:r>
         <w:rPr>
           <w:rFonts w:ascii="Malgun Gothic" w:hAnsi="Malgun Gothic" w:eastAsia="Malgun Gothic"/>
@@ -15023,6 +16566,7 @@
         </w:rPr>
         <w:t>설계와 기술 기준 확정</w:t>
       </w:r>
+      <w:bookmarkEnd w:id="932"/>
     </w:p>
     <w:p>
       <w:pPr>
@@ -15077,6 +16621,7 @@
         <w:pStyle w:val="2"/>
         <w:spacing w:after="100" w:line="276" w:lineRule="auto"/>
       </w:pPr>
+      <w:bookmarkStart w:id="933" w:name="_Toc0033"/>
       <w:r>
         <w:rPr>
           <w:rFonts w:ascii="Malgun Gothic" w:hAnsi="Malgun Gothic" w:eastAsia="Malgun Gothic"/>
@@ -15084,6 +16629,7 @@
         </w:rPr>
         <w:t>구매 입고 추적 및 제작 인계</w:t>
       </w:r>
+      <w:bookmarkEnd w:id="933"/>
     </w:p>
     <w:p>
       <w:pPr>
@@ -15138,6 +16684,7 @@
         <w:pStyle w:val="2"/>
         <w:spacing w:after="100" w:line="276" w:lineRule="auto"/>
       </w:pPr>
+      <w:bookmarkStart w:id="934" w:name="_Toc0034"/>
       <w:r>
         <w:rPr>
           <w:rFonts w:ascii="Malgun Gothic" w:hAnsi="Malgun Gothic" w:eastAsia="Malgun Gothic"/>
@@ -15145,6 +16692,7 @@
         </w:rPr>
         <w:t>작업 검사 역량과 계측기</w:t>
       </w:r>
+      <w:bookmarkEnd w:id="934"/>
     </w:p>
     <w:p>
       <w:pPr>
@@ -15199,6 +16747,7 @@
         <w:pStyle w:val="2"/>
         <w:spacing w:after="100" w:line="276" w:lineRule="auto"/>
       </w:pPr>
+      <w:bookmarkStart w:id="935" w:name="_Toc0035"/>
       <w:r>
         <w:rPr>
           <w:rFonts w:ascii="Malgun Gothic" w:hAnsi="Malgun Gothic" w:eastAsia="Malgun Gothic"/>
@@ -15206,6 +16755,7 @@
         </w:rPr>
         <w:t>시험 출하 인수 및 A S</w:t>
       </w:r>
+      <w:bookmarkEnd w:id="935"/>
     </w:p>
     <w:p>
       <w:pPr>
@@ -15272,6 +16822,7 @@
         <w:pStyle w:val="2"/>
         <w:spacing w:after="100" w:line="276" w:lineRule="auto"/>
       </w:pPr>
+      <w:bookmarkStart w:id="936" w:name="_Toc0036"/>
       <w:r>
         <w:rPr>
           <w:rFonts w:ascii="Malgun Gothic" w:hAnsi="Malgun Gothic" w:eastAsia="Malgun Gothic"/>
@@ -15279,6 +16830,7 @@
         </w:rPr>
         <w:t>안전 작업 중지와 근로자 참여</w:t>
       </w:r>
+      <w:bookmarkEnd w:id="936"/>
     </w:p>
     <w:p>
       <w:pPr>
@@ -15345,6 +16897,7 @@
         <w:pStyle w:val="2"/>
         <w:spacing w:after="100" w:line="276" w:lineRule="auto"/>
       </w:pPr>
+      <w:bookmarkStart w:id="937" w:name="_Toc0037"/>
       <w:r>
         <w:rPr>
           <w:rFonts w:ascii="Malgun Gothic" w:hAnsi="Malgun Gothic" w:eastAsia="Malgun Gothic"/>
@@ -15352,6 +16905,7 @@
         </w:rPr>
         <w:t>환경측면 법규 및 비상 대응</w:t>
       </w:r>
+      <w:bookmarkEnd w:id="937"/>
     </w:p>
     <w:p>
       <w:pPr>
@@ -15406,6 +16960,7 @@
         <w:pStyle w:val="2"/>
         <w:spacing w:after="100" w:line="276" w:lineRule="auto"/>
       </w:pPr>
+      <w:bookmarkStart w:id="938" w:name="_Toc0038"/>
       <w:r>
         <w:rPr>
           <w:rFonts w:ascii="Malgun Gothic" w:hAnsi="Malgun Gothic" w:eastAsia="Malgun Gothic"/>
@@ -15413,6 +16968,7 @@
         </w:rPr>
         <w:t>문서 보관과 실적 점검</w:t>
       </w:r>
+      <w:bookmarkEnd w:id="938"/>
     </w:p>
     <w:p>
       <w:pPr>
@@ -15479,6 +17035,7 @@
         <w:pStyle w:val="2"/>
         <w:spacing w:after="100" w:line="276" w:lineRule="auto"/>
       </w:pPr>
+      <w:bookmarkStart w:id="939" w:name="_Toc0039"/>
       <w:r>
         <w:rPr>
           <w:rFonts w:ascii="Malgun Gothic" w:hAnsi="Malgun Gothic" w:eastAsia="Malgun Gothic"/>
@@ -15486,6 +17043,7 @@
         </w:rPr>
         <w:t>심사 및 시행 승인 확인</w:t>
       </w:r>
+      <w:bookmarkEnd w:id="939"/>
     </w:p>
     <w:p>
       <w:pPr>
@@ -15528,6 +17086,7 @@
         <w:pStyle w:val="2"/>
         <w:spacing w:after="100" w:line="276" w:lineRule="auto"/>
       </w:pPr>
+      <w:bookmarkStart w:id="940" w:name="_Toc0040"/>
       <w:r>
         <w:rPr>
           <w:rFonts w:ascii="Malgun Gothic" w:hAnsi="Malgun Gothic" w:eastAsia="Malgun Gothic"/>
@@ -15535,6 +17094,7 @@
         </w:rPr>
         <w:t>근거자료 및 관리 출처</w:t>
       </w:r>
+      <w:bookmarkEnd w:id="940"/>
     </w:p>
     <w:p>
       <w:pPr>
@@ -15628,6 +17188,15 @@
       </w:rPr>
       <w:t xml:space="preserve">동인엔시스 | DI-IMS-M-01 Rev.00 | 페이지 </w:t>
     </w:r>
+    <w:fldSimple w:instr="PAGE">
+      <w:r>
+        <w:rPr>
+          <w:rFonts w:ascii="Malgun Gothic" w:hAnsi="Malgun Gothic"/>
+          <w:sz w:val="18"/>
+        </w:rPr>
+        <w:t>1</w:t>
+      </w:r>
+    </w:fldSimple>
     <w:r>
       <w:rPr>
         <w:rFonts w:ascii="Malgun Gothic" w:hAnsi="Malgun Gothic"/>

--- a/files/iso/DI-IMS-M-01_Rev00.docx
+++ b/files/iso/DI-IMS-M-01_Rev00.docx
@@ -1254,7 +1254,7 @@
             <w:color w:val="263445"/>
             <w:sz w:val="20"/>
           </w:rPr>
-          <w:t>7</w:t>
+          <w:t>8</w:t>
         </w:r>
       </w:hyperlink>
     </w:p>
@@ -1511,10 +1511,80 @@
         <w:tabs>
           <w:tab w:val="right" w:leader="dot" w:pos="9638"/>
         </w:tabs>
+        <w:spacing w:before="0" w:after="10"/>
+        <w:ind w:left="420"/>
+      </w:pPr>
+      <w:hyperlink w:anchor="_Toc0023" w:history="1">
+        <w:r>
+          <w:rPr>
+            <w:rFonts w:ascii="Malgun Gothic" w:hAnsi="Malgun Gothic" w:eastAsia="Malgun Gothic"/>
+            <w:color w:val="263445"/>
+            <w:sz w:val="20"/>
+          </w:rPr>
+          <w:t xml:space="preserve">6.1 법정 안전보건 의무 이행 (산업안전보건법·중대재해처벌법)</w:t>
+        </w:r>
+        <w:r>
+          <w:rPr>
+            <w:rFonts w:ascii="Malgun Gothic" w:hAnsi="Malgun Gothic" w:eastAsia="Malgun Gothic"/>
+            <w:color w:val="263445"/>
+            <w:sz w:val="20"/>
+          </w:rPr>
+          <w:tab/>
+        </w:r>
+        <w:r>
+          <w:rPr>
+            <w:rFonts w:ascii="Malgun Gothic" w:hAnsi="Malgun Gothic" w:eastAsia="Malgun Gothic"/>
+            <w:color w:val="263445"/>
+            <w:sz w:val="20"/>
+          </w:rPr>
+          <w:t>10</w:t>
+        </w:r>
+      </w:hyperlink>
+    </w:p>
+    <w:p>
+      <w:pPr>
+        <w:tabs>
+          <w:tab w:val="right" w:leader="dot" w:pos="9638"/>
+        </w:tabs>
+        <w:spacing w:before="0" w:after="10"/>
+        <w:ind w:left="420"/>
+      </w:pPr>
+      <w:hyperlink w:anchor="_Toc0024" w:history="1">
+        <w:r>
+          <w:rPr>
+            <w:rFonts w:ascii="Malgun Gothic" w:hAnsi="Malgun Gothic" w:eastAsia="Malgun Gothic"/>
+            <w:color w:val="263445"/>
+            <w:sz w:val="20"/>
+          </w:rPr>
+          <w:t xml:space="preserve">6.2 산업재해·중대재해 발생 시 대응</w:t>
+        </w:r>
+        <w:r>
+          <w:rPr>
+            <w:rFonts w:ascii="Malgun Gothic" w:hAnsi="Malgun Gothic" w:eastAsia="Malgun Gothic"/>
+            <w:color w:val="263445"/>
+            <w:sz w:val="20"/>
+          </w:rPr>
+          <w:tab/>
+        </w:r>
+        <w:r>
+          <w:rPr>
+            <w:rFonts w:ascii="Malgun Gothic" w:hAnsi="Malgun Gothic" w:eastAsia="Malgun Gothic"/>
+            <w:color w:val="263445"/>
+            <w:sz w:val="20"/>
+          </w:rPr>
+          <w:t>10</w:t>
+        </w:r>
+      </w:hyperlink>
+    </w:p>
+    <w:p>
+      <w:pPr>
+        <w:tabs>
+          <w:tab w:val="right" w:leader="dot" w:pos="9638"/>
+        </w:tabs>
         <w:spacing w:before="90" w:after="10"/>
         <w:ind w:left="0"/>
       </w:pPr>
-      <w:hyperlink w:anchor="_Toc0023" w:history="1">
+      <w:hyperlink w:anchor="_Toc0025" w:history="1">
         <w:r>
           <w:rPr>
             <w:rFonts w:ascii="Malgun Gothic" w:hAnsi="Malgun Gothic" w:eastAsia="Malgun Gothic"/>
@@ -1540,7 +1610,7 @@
             <w:color w:val="1857A5"/>
             <w:sz w:val="22"/>
           </w:rPr>
-          <w:t>10</w:t>
+          <w:t>11</w:t>
         </w:r>
       </w:hyperlink>
     </w:p>
@@ -1552,7 +1622,7 @@
         <w:spacing w:before="90" w:after="10"/>
         <w:ind w:left="0"/>
       </w:pPr>
-      <w:hyperlink w:anchor="_Toc0024" w:history="1">
+      <w:hyperlink w:anchor="_Toc0026" w:history="1">
         <w:r>
           <w:rPr>
             <w:rFonts w:ascii="Malgun Gothic" w:hAnsi="Malgun Gothic" w:eastAsia="Malgun Gothic"/>
@@ -1578,7 +1648,7 @@
             <w:color w:val="1857A5"/>
             <w:sz w:val="22"/>
           </w:rPr>
-          <w:t>10</w:t>
+          <w:t>11</w:t>
         </w:r>
       </w:hyperlink>
     </w:p>
@@ -1590,7 +1660,7 @@
         <w:spacing w:before="90" w:after="10"/>
         <w:ind w:left="0"/>
       </w:pPr>
-      <w:hyperlink w:anchor="_Toc0025" w:history="1">
+      <w:hyperlink w:anchor="_Toc0027" w:history="1">
         <w:r>
           <w:rPr>
             <w:rFonts w:ascii="Malgun Gothic" w:hAnsi="Malgun Gothic" w:eastAsia="Malgun Gothic"/>
@@ -1616,7 +1686,7 @@
             <w:color w:val="1857A5"/>
             <w:sz w:val="22"/>
           </w:rPr>
-          <w:t>10</w:t>
+          <w:t>11</w:t>
         </w:r>
       </w:hyperlink>
     </w:p>
@@ -1628,7 +1698,7 @@
         <w:spacing w:before="90" w:after="10"/>
         <w:ind w:left="0"/>
       </w:pPr>
-      <w:hyperlink w:anchor="_Toc0026" w:history="1">
+      <w:hyperlink w:anchor="_Toc0028" w:history="1">
         <w:r>
           <w:rPr>
             <w:rFonts w:ascii="Malgun Gothic" w:hAnsi="Malgun Gothic" w:eastAsia="Malgun Gothic"/>
@@ -1654,7 +1724,7 @@
             <w:color w:val="1857A5"/>
             <w:sz w:val="22"/>
           </w:rPr>
-          <w:t>12</w:t>
+          <w:t>13</w:t>
         </w:r>
       </w:hyperlink>
     </w:p>
@@ -1666,7 +1736,7 @@
         <w:spacing w:before="90" w:after="10"/>
         <w:ind w:left="0"/>
       </w:pPr>
-      <w:hyperlink w:anchor="_Toc0027" w:history="1">
+      <w:hyperlink w:anchor="_Toc0029" w:history="1">
         <w:r>
           <w:rPr>
             <w:rFonts w:ascii="Malgun Gothic" w:hAnsi="Malgun Gothic" w:eastAsia="Malgun Gothic"/>
@@ -1692,7 +1762,7 @@
             <w:color w:val="1857A5"/>
             <w:sz w:val="22"/>
           </w:rPr>
-          <w:t>12</w:t>
+          <w:t>13</w:t>
         </w:r>
       </w:hyperlink>
     </w:p>
@@ -1704,7 +1774,7 @@
         <w:spacing w:before="90" w:after="10"/>
         <w:ind w:left="0"/>
       </w:pPr>
-      <w:hyperlink w:anchor="_Toc0028" w:history="1">
+      <w:hyperlink w:anchor="_Toc0030" w:history="1">
         <w:r>
           <w:rPr>
             <w:rFonts w:ascii="Malgun Gothic" w:hAnsi="Malgun Gothic" w:eastAsia="Malgun Gothic"/>
@@ -1730,7 +1800,7 @@
             <w:color w:val="1857A5"/>
             <w:sz w:val="22"/>
           </w:rPr>
-          <w:t>13</w:t>
+          <w:t>14</w:t>
         </w:r>
       </w:hyperlink>
     </w:p>
@@ -1742,7 +1812,7 @@
         <w:spacing w:before="90" w:after="10"/>
         <w:ind w:left="0"/>
       </w:pPr>
-      <w:hyperlink w:anchor="_Toc0029" w:history="1">
+      <w:hyperlink w:anchor="_Toc0031" w:history="1">
         <w:r>
           <w:rPr>
             <w:rFonts w:ascii="Malgun Gothic" w:hAnsi="Malgun Gothic" w:eastAsia="Malgun Gothic"/>
@@ -1768,7 +1838,7 @@
             <w:color w:val="1857A5"/>
             <w:sz w:val="22"/>
           </w:rPr>
-          <w:t>14</w:t>
+          <w:t>15</w:t>
         </w:r>
       </w:hyperlink>
     </w:p>
@@ -1780,7 +1850,7 @@
         <w:spacing w:before="90" w:after="10"/>
         <w:ind w:left="0"/>
       </w:pPr>
-      <w:hyperlink w:anchor="_Toc0030" w:history="1">
+      <w:hyperlink w:anchor="_Toc0032" w:history="1">
         <w:r>
           <w:rPr>
             <w:rFonts w:ascii="Malgun Gothic" w:hAnsi="Malgun Gothic" w:eastAsia="Malgun Gothic"/>
@@ -1806,7 +1876,7 @@
             <w:color w:val="1857A5"/>
             <w:sz w:val="22"/>
           </w:rPr>
-          <w:t>16</w:t>
+          <w:t>17</w:t>
         </w:r>
       </w:hyperlink>
     </w:p>
@@ -1818,7 +1888,7 @@
         <w:spacing w:before="0" w:after="10"/>
         <w:ind w:left="420"/>
       </w:pPr>
-      <w:hyperlink w:anchor="_Toc0031" w:history="1">
+      <w:hyperlink w:anchor="_Toc0033" w:history="1">
         <w:r>
           <w:rPr>
             <w:rFonts w:ascii="Malgun Gothic" w:hAnsi="Malgun Gothic" w:eastAsia="Malgun Gothic"/>
@@ -1841,7 +1911,7 @@
             <w:color w:val="263445"/>
             <w:sz w:val="20"/>
           </w:rPr>
-          <w:t>16</w:t>
+          <w:t>17</w:t>
         </w:r>
       </w:hyperlink>
     </w:p>
@@ -1853,7 +1923,7 @@
         <w:spacing w:before="0" w:after="10"/>
         <w:ind w:left="420"/>
       </w:pPr>
-      <w:hyperlink w:anchor="_Toc0032" w:history="1">
+      <w:hyperlink w:anchor="_Toc0034" w:history="1">
         <w:r>
           <w:rPr>
             <w:rFonts w:ascii="Malgun Gothic" w:hAnsi="Malgun Gothic" w:eastAsia="Malgun Gothic"/>
@@ -1876,7 +1946,7 @@
             <w:color w:val="263445"/>
             <w:sz w:val="20"/>
           </w:rPr>
-          <w:t>16</w:t>
+          <w:t>17</w:t>
         </w:r>
       </w:hyperlink>
     </w:p>
@@ -1888,7 +1958,7 @@
         <w:spacing w:before="0" w:after="10"/>
         <w:ind w:left="420"/>
       </w:pPr>
-      <w:hyperlink w:anchor="_Toc0033" w:history="1">
+      <w:hyperlink w:anchor="_Toc0035" w:history="1">
         <w:r>
           <w:rPr>
             <w:rFonts w:ascii="Malgun Gothic" w:hAnsi="Malgun Gothic" w:eastAsia="Malgun Gothic"/>
@@ -1911,7 +1981,7 @@
             <w:color w:val="263445"/>
             <w:sz w:val="20"/>
           </w:rPr>
-          <w:t>16</w:t>
+          <w:t>17</w:t>
         </w:r>
       </w:hyperlink>
     </w:p>
@@ -1923,7 +1993,7 @@
         <w:spacing w:before="0" w:after="10"/>
         <w:ind w:left="420"/>
       </w:pPr>
-      <w:hyperlink w:anchor="_Toc0034" w:history="1">
+      <w:hyperlink w:anchor="_Toc0036" w:history="1">
         <w:r>
           <w:rPr>
             <w:rFonts w:ascii="Malgun Gothic" w:hAnsi="Malgun Gothic" w:eastAsia="Malgun Gothic"/>
@@ -1946,7 +2016,7 @@
             <w:color w:val="263445"/>
             <w:sz w:val="20"/>
           </w:rPr>
-          <w:t>17</w:t>
+          <w:t>18</w:t>
         </w:r>
       </w:hyperlink>
     </w:p>
@@ -1958,7 +2028,7 @@
         <w:spacing w:before="0" w:after="10"/>
         <w:ind w:left="420"/>
       </w:pPr>
-      <w:hyperlink w:anchor="_Toc0035" w:history="1">
+      <w:hyperlink w:anchor="_Toc0037" w:history="1">
         <w:r>
           <w:rPr>
             <w:rFonts w:ascii="Malgun Gothic" w:hAnsi="Malgun Gothic" w:eastAsia="Malgun Gothic"/>
@@ -1981,7 +2051,7 @@
             <w:color w:val="263445"/>
             <w:sz w:val="20"/>
           </w:rPr>
-          <w:t>17</w:t>
+          <w:t>18</w:t>
         </w:r>
       </w:hyperlink>
     </w:p>
@@ -1993,7 +2063,7 @@
         <w:spacing w:before="0" w:after="10"/>
         <w:ind w:left="420"/>
       </w:pPr>
-      <w:hyperlink w:anchor="_Toc0036" w:history="1">
+      <w:hyperlink w:anchor="_Toc0038" w:history="1">
         <w:r>
           <w:rPr>
             <w:rFonts w:ascii="Malgun Gothic" w:hAnsi="Malgun Gothic" w:eastAsia="Malgun Gothic"/>
@@ -2016,7 +2086,7 @@
             <w:color w:val="263445"/>
             <w:sz w:val="20"/>
           </w:rPr>
-          <w:t>17</w:t>
+          <w:t>18</w:t>
         </w:r>
       </w:hyperlink>
     </w:p>
@@ -2028,7 +2098,7 @@
         <w:spacing w:before="0" w:after="10"/>
         <w:ind w:left="420"/>
       </w:pPr>
-      <w:hyperlink w:anchor="_Toc0037" w:history="1">
+      <w:hyperlink w:anchor="_Toc0039" w:history="1">
         <w:r>
           <w:rPr>
             <w:rFonts w:ascii="Malgun Gothic" w:hAnsi="Malgun Gothic" w:eastAsia="Malgun Gothic"/>
@@ -2051,7 +2121,7 @@
             <w:color w:val="263445"/>
             <w:sz w:val="20"/>
           </w:rPr>
-          <w:t>18</w:t>
+          <w:t>19</w:t>
         </w:r>
       </w:hyperlink>
     </w:p>
@@ -2063,7 +2133,7 @@
         <w:spacing w:before="0" w:after="10"/>
         <w:ind w:left="420"/>
       </w:pPr>
-      <w:hyperlink w:anchor="_Toc0038" w:history="1">
+      <w:hyperlink w:anchor="_Toc0040" w:history="1">
         <w:r>
           <w:rPr>
             <w:rFonts w:ascii="Malgun Gothic" w:hAnsi="Malgun Gothic" w:eastAsia="Malgun Gothic"/>
@@ -2086,7 +2156,7 @@
             <w:color w:val="263445"/>
             <w:sz w:val="20"/>
           </w:rPr>
-          <w:t>18</w:t>
+          <w:t>19</w:t>
         </w:r>
       </w:hyperlink>
     </w:p>
@@ -2098,7 +2168,7 @@
         <w:spacing w:before="0" w:after="10"/>
         <w:ind w:left="420"/>
       </w:pPr>
-      <w:hyperlink w:anchor="_Toc0039" w:history="1">
+      <w:hyperlink w:anchor="_Toc0041" w:history="1">
         <w:r>
           <w:rPr>
             <w:rFonts w:ascii="Malgun Gothic" w:hAnsi="Malgun Gothic" w:eastAsia="Malgun Gothic"/>
@@ -2121,7 +2191,7 @@
             <w:color w:val="263445"/>
             <w:sz w:val="20"/>
           </w:rPr>
-          <w:t>19</w:t>
+          <w:t>20</w:t>
         </w:r>
       </w:hyperlink>
     </w:p>
@@ -2133,7 +2203,7 @@
         <w:spacing w:before="0" w:after="10"/>
         <w:ind w:left="420"/>
       </w:pPr>
-      <w:hyperlink w:anchor="_Toc0040" w:history="1">
+      <w:hyperlink w:anchor="_Toc0042" w:history="1">
         <w:r>
           <w:rPr>
             <w:rFonts w:ascii="Malgun Gothic" w:hAnsi="Malgun Gothic" w:eastAsia="Malgun Gothic"/>
@@ -2156,7 +2226,7 @@
             <w:color w:val="263445"/>
             <w:sz w:val="20"/>
           </w:rPr>
-          <w:t>19</w:t>
+          <w:t>20</w:t>
         </w:r>
       </w:hyperlink>
     </w:p>
@@ -5965,6 +6035,18 @@
           <w:sz w:val="21"/>
         </w:rPr>
         <w:t>안전 담당: 왕리홍 대리 / 환경 담당: 성문기 과장. 내부심사원은 심사 대상 업무와 독립적인 인원으로 심사계획에 지정한다.</w:t>
+      </w:r>
+    </w:p>
+    <w:p>
+      <w:pPr>
+        <w:spacing w:after="100" w:line="276" w:lineRule="auto"/>
+      </w:pPr>
+      <w:r>
+        <w:rPr>
+          <w:rFonts w:ascii="Malgun Gothic" w:hAnsi="Malgun Gothic" w:eastAsia="Malgun Gothic"/>
+          <w:sz w:val="21"/>
+        </w:rPr>
+        <w:t xml:space="preserve">안전보건관리담당자: 동인엔시스는 상시근로자 20~49명 제조업으로 산업안전보건법 제19조에 따른 선임 대상이다. 자격 요건(안전관리자·보건관리자 자격 또는 안전보건관리담당자 양성교육 이수 등)을 확인하여 왕리홍 대리를 선임하고, 요건을 갖추기 전에는 고용노동부 지정 전문기관에 업무를 위탁한다. 선임 증빙과 반기 직무 평가는 SF-04에 기록한다.</w:t>
       </w:r>
     </w:p>
     <w:p>
@@ -9256,7 +9338,7 @@
     </w:p>
     <w:p>
       <w:pPr>
-        <w:pStyle w:val="1"/>
+        <w:pStyle w:val="2"/>
         <w:spacing w:after="100" w:line="276" w:lineRule="auto"/>
       </w:pPr>
       <w:bookmarkStart w:id="923" w:name="_Toc0023"/>
@@ -9264,9 +9346,9 @@
         <w:rPr>
           <w:rFonts w:ascii="Malgun Gothic" w:hAnsi="Malgun Gothic" w:eastAsia="Malgun Gothic"/>
           <w:color w:val="1857A5"/>
-          <w:sz w:val="26"/>
-        </w:rPr>
-        <w:t>7. 운영 기준 (환경)</w:t>
+          <w:sz w:val="22"/>
+        </w:rPr>
+        <w:t xml:space="preserve">6.1 법정 안전보건 의무 이행 (산업안전보건법·중대재해처벌법)</w:t>
       </w:r>
       <w:bookmarkEnd w:id="923"/>
     </w:p>
@@ -9277,10 +9359,9 @@
       <w:r>
         <w:rPr>
           <w:rFonts w:ascii="Malgun Gothic" w:hAnsi="Malgun Gothic" w:eastAsia="Malgun Gothic"/>
-          <w:color w:val="263445"/>
-          <w:sz w:val="21"/>
-        </w:rPr>
-        <w:t>환경측면은 사업 규모만으로 경미하다고 판단하지 않는다. 조립·배선·시험·포장·운송·시운전·외주 활동과 제품 사용·폐기에서 회사가 관리하거나 영향을 줄 수 있는 사항을 EF-01에서 평가한다.</w:t>
+          <w:sz w:val="21"/>
+        </w:rPr>
+        <w:t xml:space="preserve">산업안전보건법과 중대재해처벌법(상시근로자 5명 이상 적용)에 따라 아래 의무를 이행한다. 교육 시간·검진 주기 등 세부 수치는 시행규칙 개정으로 바뀔 수 있으므로 MF-05에 법령 최신본 확인일을 기록하고, 연초 계획(SF-05·SF-07)을 세울 때 다시 확인한다.</w:t>
       </w:r>
     </w:p>
     <w:p>
@@ -9295,9 +9376,17 @@
       <w:r>
         <w:rPr>
           <w:rFonts w:ascii="Malgun Gothic" w:hAnsi="Malgun Gothic" w:eastAsia="Malgun Gothic"/>
-          <w:sz w:val="21"/>
-        </w:rPr>
-        <w:t>폐기물: 전선 피복·소선, 포장재, 폐부품을 분리 배출하고 위탁처리 업체 계약·인계 기록을 보관한다.</w:t>
+          <w:b/>
+          <w:sz w:val="21"/>
+        </w:rPr>
+        <w:t xml:space="preserve">안전보건관리담당자: </w:t>
+      </w:r>
+      <w:r>
+        <w:rPr>
+          <w:rFonts w:ascii="Malgun Gothic" w:hAnsi="Malgun Gothic" w:eastAsia="Malgun Gothic"/>
+          <w:sz w:val="21"/>
+        </w:rPr>
+        <w:t xml:space="preserve">3장에 따라 선임(또는 위탁)하고, 6월·12월에 대표가 직무 수행을 평가한다(SF-04).</w:t>
       </w:r>
     </w:p>
     <w:p>
@@ -9312,9 +9401,17 @@
       <w:r>
         <w:rPr>
           <w:rFonts w:ascii="Malgun Gothic" w:hAnsi="Malgun Gothic" w:eastAsia="Malgun Gothic"/>
-          <w:sz w:val="21"/>
-        </w:rPr>
-        <w:t>화학물질(도료, 세척제 등): 사용 시 MSDS를 비치하고 보관·취급 기준을 따른다.</w:t>
+          <w:b/>
+          <w:sz w:val="21"/>
+        </w:rPr>
+        <w:t xml:space="preserve">위험성평가 보완: </w:t>
+      </w:r>
+      <w:r>
+        <w:rPr>
+          <w:rFonts w:ascii="Malgun Gothic" w:hAnsi="Malgun Gothic" w:eastAsia="Malgun Gothic"/>
+          <w:sz w:val="21"/>
+        </w:rPr>
+        <w:t xml:space="preserve">시행일부터 1개월 이내에 최초 평가를 마치고, 이후 연 1회 정기평가와 작업·설비·외주 변경 및 사고 후 수시평가를 한다. 결과와 대책은 작업 전 회의·게시판으로 해당 근로자에게 알리고 SF-01에 공유 증거를 남긴다. 기록은 3년 이상(사내 기준 5년) 보존한다.</w:t>
       </w:r>
     </w:p>
     <w:p>
@@ -9329,9 +9426,17 @@
       <w:r>
         <w:rPr>
           <w:rFonts w:ascii="Malgun Gothic" w:hAnsi="Malgun Gothic" w:eastAsia="Malgun Gothic"/>
-          <w:sz w:val="21"/>
-        </w:rPr>
-        <w:t>환경측면은 EF-01에서 영향크기 I와 발생 F를 각각 1~3으로 평가하여 I×F로 정한다. 6 이상, 법규·고객의 필수관리 대상 또는 중대 비상 잠재영향은 중요측면으로 관리한다. 정상·비정상·비상과 수명주기를 포함하고 관리 또는 영향 가능한 범위를 정한다. MF-05의 요구사항은 변경 시 및 분기별 최신성을 점검하고 연 1회 준수 증거를 평가한다. 미준수는 QF-09로 조치한다.</w:t>
+          <w:b/>
+          <w:sz w:val="21"/>
+        </w:rPr>
+        <w:t xml:space="preserve">안전보건교육: </w:t>
+      </w:r>
+      <w:r>
+        <w:rPr>
+          <w:rFonts w:ascii="Malgun Gothic" w:hAnsi="Malgun Gothic" w:eastAsia="Malgun Gothic"/>
+          <w:sz w:val="21"/>
+        </w:rPr>
+        <w:t xml:space="preserve">매년 1월 SF-05에 정기교육(반기), 채용 시 교육(일용직은 투입 전), 작업내용 변경 시 교육, 특별교육(정전·활선 등 전기작업, 크레인·호이스트 등 SF-01에서 지정한 작업), 관리감독자 교육 계획을 세우고 실적을 관리한다. 개인별 이수 서명은 QF-12에 남긴다.</w:t>
       </w:r>
     </w:p>
     <w:p>
@@ -9346,9 +9451,17 @@
       <w:r>
         <w:rPr>
           <w:rFonts w:ascii="Malgun Gothic" w:hAnsi="Malgun Gothic" w:eastAsia="Malgun Gothic"/>
-          <w:sz w:val="21"/>
-        </w:rPr>
-        <w:t>환경 비상(화재, 화학물질 누출 등): 대응 방법과 연락망을 게시하고 연 1회 훈련한다(안전 비상훈련과 통합 가능).</w:t>
+          <w:b/>
+          <w:sz w:val="21"/>
+        </w:rPr>
+        <w:t xml:space="preserve">건강진단·작업환경: </w:t>
+      </w:r>
+      <w:r>
+        <w:rPr>
+          <w:rFonts w:ascii="Malgun Gothic" w:hAnsi="Malgun Gothic" w:eastAsia="Malgun Gothic"/>
+          <w:sz w:val="21"/>
+        </w:rPr>
+        <w:t xml:space="preserve">일반건강진단은 사무직 2년 1회, 제조·시험·시운전 인원 연 1회 실시한다(국민건강보험 일반건강검진으로 갈음 가능). 소음·분진·유기용제 등 유해인자 노출 여부는 연 1회 위험성평가 때 판정하고, 해당 작업이 있으면 특수건강진단과 작업환경측정을 실시한다(SF-06). 검진 결과는 개인정보로 분리 보관한다.</w:t>
       </w:r>
     </w:p>
     <w:p>
@@ -9363,9 +9476,17 @@
       <w:r>
         <w:rPr>
           <w:rFonts w:ascii="Malgun Gothic" w:hAnsi="Malgun Gothic" w:eastAsia="Malgun Gothic"/>
-          <w:sz w:val="21"/>
-        </w:rPr>
-        <w:t>법규 준수 평가는 MF-05의 의무별 기준·증거를 사용하여 변경 시 및 연 1회 실시하고, 미준수 사항은 QF-09에 연결해 경영검토에 보고한다.</w:t>
+          <w:b/>
+          <w:sz w:val="21"/>
+        </w:rPr>
+        <w:t xml:space="preserve">안전보건 예산: </w:t>
+      </w:r>
+      <w:r>
+        <w:rPr>
+          <w:rFonts w:ascii="Malgun Gothic" w:hAnsi="Malgun Gothic" w:eastAsia="Malgun Gothic"/>
+          <w:sz w:val="21"/>
+        </w:rPr>
+        <w:t xml:space="preserve">매년 1월 보호구·교육·건강진단·시설 개선·전기 안전 장비·비상대응 예산을 편성하고, 분기마다 용도대로 집행됐는지 확인한다(SF-07).</w:t>
       </w:r>
     </w:p>
     <w:p>
@@ -9380,38 +9501,18 @@
       <w:r>
         <w:rPr>
           <w:rFonts w:ascii="Malgun Gothic" w:hAnsi="Malgun Gothic" w:eastAsia="Malgun Gothic"/>
-          <w:sz w:val="21"/>
-        </w:rPr>
-        <w:t>제품 취급·운송·사용·폐기의 중요 환경영향과 필요한 예방·처리 정보를 평가하고 해당 고객·운송자·외주 등에게 전달한다. 고객이 요구하는 추가 정보도 제공하며 납품자료와 전달 증거를 보관한다.</w:t>
-      </w:r>
-    </w:p>
-    <w:p>
-      <w:pPr>
-        <w:spacing w:after="100" w:line="276" w:lineRule="auto"/>
-      </w:pPr>
-      <w:r>
-        <w:rPr>
-          <w:rFonts w:ascii="Malgun Gothic" w:hAnsi="Malgun Gothic" w:eastAsia="Malgun Gothic"/>
-          <w:sz w:val="21"/>
-        </w:rPr>
-        <w:t>기록: EF-01, MF-05, 폐기물 인계서, MF-06</w:t>
-      </w:r>
-    </w:p>
-    <w:p>
-      <w:pPr>
-        <w:pStyle w:val="1"/>
-        <w:spacing w:after="100" w:line="276" w:lineRule="auto"/>
-      </w:pPr>
-      <w:bookmarkStart w:id="924" w:name="_Toc0024"/>
-      <w:r>
-        <w:rPr>
-          <w:rFonts w:ascii="Malgun Gothic" w:hAnsi="Malgun Gothic" w:eastAsia="Malgun Gothic"/>
-          <w:color w:val="1857A5"/>
-          <w:sz w:val="26"/>
-        </w:rPr>
-        <w:t>8. 점검과 개선</w:t>
-      </w:r>
-      <w:bookmarkEnd w:id="924"/>
+          <w:b/>
+          <w:sz w:val="21"/>
+        </w:rPr>
+        <w:t xml:space="preserve">외주(수급인) 안전보건: </w:t>
+      </w:r>
+      <w:r>
+        <w:rPr>
+          <w:rFonts w:ascii="Malgun Gothic" w:hAnsi="Malgun Gothic" w:eastAsia="Malgun Gothic"/>
+          <w:sz w:val="21"/>
+        </w:rPr>
+        <w:t xml:space="preserve">외주업체는 선정 전과 연 1회 안전보건 역량을 평가하고(SF-09, QF-10과 함께 실시), 필수 항목이 미흡한 업체에는 개선을 확인하기 전 발주하지 않는다. 작업 전 협의는 SF-03으로 한다.</w:t>
+      </w:r>
     </w:p>
     <w:p>
       <w:pPr>
@@ -9425,10 +9526,34 @@
       <w:r>
         <w:rPr>
           <w:rFonts w:ascii="Malgun Gothic" w:hAnsi="Malgun Gothic" w:eastAsia="Malgun Gothic"/>
-          <w:sz w:val="21"/>
-        </w:rPr>
-        <w:t>내부심사: 연 1회(품질·환경·안전 통합) 실시한다. 심사원은 자신의 업무를 심사하지 않는다. MF-01은 프로젝트 기록뿐 아니라 근로자 참여, 비상훈련, 환경·안전 법규 준수평가, 변경관리까지 확인한다.</w:t>
-      </w:r>
+          <w:b/>
+          <w:sz w:val="21"/>
+        </w:rPr>
+        <w:t xml:space="preserve">반기 이행점검: </w:t>
+      </w:r>
+      <w:r>
+        <w:rPr>
+          <w:rFonts w:ascii="Malgun Gothic" w:hAnsi="Malgun Gothic" w:eastAsia="Malgun Gothic"/>
+          <w:sz w:val="21"/>
+        </w:rPr>
+        <w:t xml:space="preserve">6월·12월에 중대재해처벌법 이행 항목(방침·목표, 유해·위험요인 개선, 예산, 담당자 평가, 종사자 의견 청취, 재해 대응, 외주 관리, 교육·건강진단)을 점검하고 대표에게 보고한다. 법령 요지·안전보건표지·비상연락망·MSDS 게시와, 사용 중인 크레인·호이스트·지게차의 안전검사·점검도 함께 확인한다(SF-08).</w:t>
+      </w:r>
+    </w:p>
+    <w:p>
+      <w:pPr>
+        <w:pStyle w:val="2"/>
+        <w:spacing w:after="100" w:line="276" w:lineRule="auto"/>
+      </w:pPr>
+      <w:bookmarkStart w:id="924" w:name="_Toc0024"/>
+      <w:r>
+        <w:rPr>
+          <w:rFonts w:ascii="Malgun Gothic" w:hAnsi="Malgun Gothic" w:eastAsia="Malgun Gothic"/>
+          <w:color w:val="1857A5"/>
+          <w:sz w:val="22"/>
+        </w:rPr>
+        <w:t xml:space="preserve">6.2 산업재해·중대재해 발생 시 대응</w:t>
+      </w:r>
+      <w:bookmarkEnd w:id="924"/>
     </w:p>
     <w:p>
       <w:pPr>
@@ -9442,9 +9567,17 @@
       <w:r>
         <w:rPr>
           <w:rFonts w:ascii="Malgun Gothic" w:hAnsi="Malgun Gothic" w:eastAsia="Malgun Gothic"/>
-          <w:sz w:val="21"/>
-        </w:rPr>
-        <w:t>경영검토: 연 1회 대표가 주재하여 목표 달성도, 심사·클레임, 외주 성과, 근로자 협의, 법규 준수평가, 환경·안전 성과, 조직상황과 이해관계자 변화, 자원 필요성을 검토하고 담당·기한이 있는 개선을 지시한다(MF-02).</w:t>
+          <w:b/>
+          <w:sz w:val="21"/>
+        </w:rPr>
+        <w:t xml:space="preserve">즉시 조치: </w:t>
+      </w:r>
+      <w:r>
+        <w:rPr>
+          <w:rFonts w:ascii="Malgun Gothic" w:hAnsi="Malgun Gothic" w:eastAsia="Malgun Gothic"/>
+          <w:sz w:val="21"/>
+        </w:rPr>
+        <w:t xml:space="preserve">작업중지와 전원 차단(LOTO), 재해자 구호와 119 신고, 추가 위험 제거와 출입 통제, 대표·안전 담당 보고, 조사 전 현장 보존 순으로 조치한다.</w:t>
       </w:r>
     </w:p>
     <w:p>
@@ -9459,9 +9592,17 @@
       <w:r>
         <w:rPr>
           <w:rFonts w:ascii="Malgun Gothic" w:hAnsi="Malgun Gothic" w:eastAsia="Malgun Gothic"/>
-          <w:sz w:val="21"/>
-        </w:rPr>
-        <w:t>목표 관리: 품질·안전·환경 목표를 연초에 정하고 분기별로 실적을 기록한다(MF-03).</w:t>
+          <w:b/>
+          <w:sz w:val="21"/>
+        </w:rPr>
+        <w:t xml:space="preserve">보고: </w:t>
+      </w:r>
+      <w:r>
+        <w:rPr>
+          <w:rFonts w:ascii="Malgun Gothic" w:hAnsi="Malgun Gothic" w:eastAsia="Malgun Gothic"/>
+          <w:sz w:val="21"/>
+        </w:rPr>
+        <w:t xml:space="preserve">중대재해(사망, 또는 3개월 이상 요양이 필요한 부상자가 동시에 2명 이상 발생 등)는 지체 없이 관할 지방고용노동관서에 보고한다. 사망 또는 3일 이상 휴업 재해는 1개월 이내에 산업재해조사표를 제출하고 사본을 3년 이상 보존한다. 고객 현장에서 발생하면 고객사(원청)에도 즉시 알린다.</w:t>
       </w:r>
     </w:p>
     <w:p>
@@ -9476,6 +9617,253 @@
       <w:r>
         <w:rPr>
           <w:rFonts w:ascii="Malgun Gothic" w:hAnsi="Malgun Gothic" w:eastAsia="Malgun Gothic"/>
+          <w:b/>
+          <w:sz w:val="21"/>
+        </w:rPr>
+        <w:t xml:space="preserve">조사·재발방지: </w:t>
+      </w:r>
+      <w:r>
+        <w:rPr>
+          <w:rFonts w:ascii="Malgun Gothic" w:hAnsi="Malgun Gothic" w:eastAsia="Malgun Gothic"/>
+          <w:sz w:val="21"/>
+        </w:rPr>
+        <w:t xml:space="preserve">해당 작업 근로자가 참여하여 원인을 조사하고 재발방지대책을 세운 뒤 SF-01을 재검토한다. 결과는 근로자에게 교육·공유한다. 모든 단계를 SF-10에 기록하고 QF-09와 연결한다.</w:t>
+      </w:r>
+    </w:p>
+    <w:p>
+      <w:pPr>
+        <w:spacing w:after="100" w:line="276" w:lineRule="auto"/>
+      </w:pPr>
+      <w:r>
+        <w:rPr>
+          <w:rFonts w:ascii="Malgun Gothic" w:hAnsi="Malgun Gothic" w:eastAsia="Malgun Gothic"/>
+          <w:sz w:val="21"/>
+        </w:rPr>
+        <w:t xml:space="preserve">기록: SF-04, SF-05, SF-06, SF-07, SF-08, SF-09, SF-10, SF-01, QF-12, QF-09, MF-05</w:t>
+      </w:r>
+    </w:p>
+    <w:p>
+      <w:pPr>
+        <w:pStyle w:val="1"/>
+        <w:spacing w:after="100" w:line="276" w:lineRule="auto"/>
+      </w:pPr>
+      <w:bookmarkStart w:id="925" w:name="_Toc0025"/>
+      <w:r>
+        <w:rPr>
+          <w:rFonts w:ascii="Malgun Gothic" w:hAnsi="Malgun Gothic" w:eastAsia="Malgun Gothic"/>
+          <w:color w:val="1857A5"/>
+          <w:sz w:val="26"/>
+        </w:rPr>
+        <w:t>7. 운영 기준 (환경)</w:t>
+      </w:r>
+      <w:bookmarkEnd w:id="925"/>
+    </w:p>
+    <w:p>
+      <w:pPr>
+        <w:spacing w:after="100" w:line="276" w:lineRule="auto"/>
+      </w:pPr>
+      <w:r>
+        <w:rPr>
+          <w:rFonts w:ascii="Malgun Gothic" w:hAnsi="Malgun Gothic" w:eastAsia="Malgun Gothic"/>
+          <w:color w:val="263445"/>
+          <w:sz w:val="21"/>
+        </w:rPr>
+        <w:t>환경측면은 사업 규모만으로 경미하다고 판단하지 않는다. 조립·배선·시험·포장·운송·시운전·외주 활동과 제품 사용·폐기에서 회사가 관리하거나 영향을 줄 수 있는 사항을 EF-01에서 평가한다.</w:t>
+      </w:r>
+    </w:p>
+    <w:p>
+      <w:pPr>
+        <w:pStyle w:val="a4"/>
+        <w:numPr>
+          <w:ilvl w:val="0"/>
+          <w:numId w:val="2"/>
+        </w:numPr>
+        <w:spacing w:after="100" w:line="276" w:lineRule="auto"/>
+      </w:pPr>
+      <w:r>
+        <w:rPr>
+          <w:rFonts w:ascii="Malgun Gothic" w:hAnsi="Malgun Gothic" w:eastAsia="Malgun Gothic"/>
+          <w:sz w:val="21"/>
+        </w:rPr>
+        <w:t>폐기물: 전선 피복·소선, 포장재, 폐부품을 분리 배출하고 위탁처리 업체 계약·인계 기록을 보관한다.</w:t>
+      </w:r>
+    </w:p>
+    <w:p>
+      <w:pPr>
+        <w:pStyle w:val="a4"/>
+        <w:numPr>
+          <w:ilvl w:val="0"/>
+          <w:numId w:val="2"/>
+        </w:numPr>
+        <w:spacing w:after="100" w:line="276" w:lineRule="auto"/>
+      </w:pPr>
+      <w:r>
+        <w:rPr>
+          <w:rFonts w:ascii="Malgun Gothic" w:hAnsi="Malgun Gothic" w:eastAsia="Malgun Gothic"/>
+          <w:sz w:val="21"/>
+        </w:rPr>
+        <w:t>화학물질(도료, 세척제 등): 사용 시 MSDS를 비치하고 보관·취급 기준을 따른다.</w:t>
+      </w:r>
+    </w:p>
+    <w:p>
+      <w:pPr>
+        <w:pStyle w:val="a4"/>
+        <w:numPr>
+          <w:ilvl w:val="0"/>
+          <w:numId w:val="2"/>
+        </w:numPr>
+        <w:spacing w:after="100" w:line="276" w:lineRule="auto"/>
+      </w:pPr>
+      <w:r>
+        <w:rPr>
+          <w:rFonts w:ascii="Malgun Gothic" w:hAnsi="Malgun Gothic" w:eastAsia="Malgun Gothic"/>
+          <w:sz w:val="21"/>
+        </w:rPr>
+        <w:t>환경측면은 EF-01에서 영향크기 I와 발생 F를 각각 1~3으로 평가하여 I×F로 정한다. 6 이상, 법규·고객의 필수관리 대상 또는 중대 비상 잠재영향은 중요측면으로 관리한다. 정상·비정상·비상과 수명주기를 포함하고 관리 또는 영향 가능한 범위를 정한다. MF-05의 요구사항은 변경 시 및 분기별 최신성을 점검하고 연 1회 준수 증거를 평가한다. 미준수는 QF-09로 조치한다.</w:t>
+      </w:r>
+    </w:p>
+    <w:p>
+      <w:pPr>
+        <w:pStyle w:val="a4"/>
+        <w:numPr>
+          <w:ilvl w:val="0"/>
+          <w:numId w:val="2"/>
+        </w:numPr>
+        <w:spacing w:after="100" w:line="276" w:lineRule="auto"/>
+      </w:pPr>
+      <w:r>
+        <w:rPr>
+          <w:rFonts w:ascii="Malgun Gothic" w:hAnsi="Malgun Gothic" w:eastAsia="Malgun Gothic"/>
+          <w:sz w:val="21"/>
+        </w:rPr>
+        <w:t>환경 비상(화재, 화학물질 누출 등): 대응 방법과 연락망을 게시하고 연 1회 훈련한다(안전 비상훈련과 통합 가능).</w:t>
+      </w:r>
+    </w:p>
+    <w:p>
+      <w:pPr>
+        <w:pStyle w:val="a4"/>
+        <w:numPr>
+          <w:ilvl w:val="0"/>
+          <w:numId w:val="2"/>
+        </w:numPr>
+        <w:spacing w:after="100" w:line="276" w:lineRule="auto"/>
+      </w:pPr>
+      <w:r>
+        <w:rPr>
+          <w:rFonts w:ascii="Malgun Gothic" w:hAnsi="Malgun Gothic" w:eastAsia="Malgun Gothic"/>
+          <w:sz w:val="21"/>
+        </w:rPr>
+        <w:t>법규 준수 평가는 MF-05의 의무별 기준·증거를 사용하여 변경 시 및 연 1회 실시하고, 미준수 사항은 QF-09에 연결해 경영검토에 보고한다.</w:t>
+      </w:r>
+    </w:p>
+    <w:p>
+      <w:pPr>
+        <w:pStyle w:val="a4"/>
+        <w:numPr>
+          <w:ilvl w:val="0"/>
+          <w:numId w:val="2"/>
+        </w:numPr>
+        <w:spacing w:after="100" w:line="276" w:lineRule="auto"/>
+      </w:pPr>
+      <w:r>
+        <w:rPr>
+          <w:rFonts w:ascii="Malgun Gothic" w:hAnsi="Malgun Gothic" w:eastAsia="Malgun Gothic"/>
+          <w:sz w:val="21"/>
+        </w:rPr>
+        <w:t>제품 취급·운송·사용·폐기의 중요 환경영향과 필요한 예방·처리 정보를 평가하고 해당 고객·운송자·외주 등에게 전달한다. 고객이 요구하는 추가 정보도 제공하며 납품자료와 전달 증거를 보관한다.</w:t>
+      </w:r>
+    </w:p>
+    <w:p>
+      <w:pPr>
+        <w:spacing w:after="100" w:line="276" w:lineRule="auto"/>
+      </w:pPr>
+      <w:r>
+        <w:rPr>
+          <w:rFonts w:ascii="Malgun Gothic" w:hAnsi="Malgun Gothic" w:eastAsia="Malgun Gothic"/>
+          <w:sz w:val="21"/>
+        </w:rPr>
+        <w:t>기록: EF-01, MF-05, 폐기물 인계서, MF-06</w:t>
+      </w:r>
+    </w:p>
+    <w:p>
+      <w:pPr>
+        <w:pStyle w:val="1"/>
+        <w:spacing w:after="100" w:line="276" w:lineRule="auto"/>
+      </w:pPr>
+      <w:bookmarkStart w:id="926" w:name="_Toc0026"/>
+      <w:r>
+        <w:rPr>
+          <w:rFonts w:ascii="Malgun Gothic" w:hAnsi="Malgun Gothic" w:eastAsia="Malgun Gothic"/>
+          <w:color w:val="1857A5"/>
+          <w:sz w:val="26"/>
+        </w:rPr>
+        <w:t>8. 점검과 개선</w:t>
+      </w:r>
+      <w:bookmarkEnd w:id="926"/>
+    </w:p>
+    <w:p>
+      <w:pPr>
+        <w:pStyle w:val="a4"/>
+        <w:numPr>
+          <w:ilvl w:val="0"/>
+          <w:numId w:val="2"/>
+        </w:numPr>
+        <w:spacing w:after="100" w:line="276" w:lineRule="auto"/>
+      </w:pPr>
+      <w:r>
+        <w:rPr>
+          <w:rFonts w:ascii="Malgun Gothic" w:hAnsi="Malgun Gothic" w:eastAsia="Malgun Gothic"/>
+          <w:sz w:val="21"/>
+        </w:rPr>
+        <w:t>내부심사: 연 1회(품질·환경·안전 통합) 실시한다. 심사원은 자신의 업무를 심사하지 않는다. MF-01은 프로젝트 기록뿐 아니라 근로자 참여, 비상훈련, 환경·안전 법규 준수평가, 변경관리까지 확인한다.</w:t>
+      </w:r>
+    </w:p>
+    <w:p>
+      <w:pPr>
+        <w:pStyle w:val="a4"/>
+        <w:numPr>
+          <w:ilvl w:val="0"/>
+          <w:numId w:val="2"/>
+        </w:numPr>
+        <w:spacing w:after="100" w:line="276" w:lineRule="auto"/>
+      </w:pPr>
+      <w:r>
+        <w:rPr>
+          <w:rFonts w:ascii="Malgun Gothic" w:hAnsi="Malgun Gothic" w:eastAsia="Malgun Gothic"/>
+          <w:sz w:val="21"/>
+        </w:rPr>
+        <w:t>경영검토: 연 1회 대표가 주재하여 목표 달성도, 심사·클레임, 외주 성과, 근로자 협의, 법규 준수평가, 환경·안전 성과, 조직상황과 이해관계자 변화, 자원 필요성을 검토하고 담당·기한이 있는 개선을 지시한다(MF-02).</w:t>
+      </w:r>
+    </w:p>
+    <w:p>
+      <w:pPr>
+        <w:pStyle w:val="a4"/>
+        <w:numPr>
+          <w:ilvl w:val="0"/>
+          <w:numId w:val="2"/>
+        </w:numPr>
+        <w:spacing w:after="100" w:line="276" w:lineRule="auto"/>
+      </w:pPr>
+      <w:r>
+        <w:rPr>
+          <w:rFonts w:ascii="Malgun Gothic" w:hAnsi="Malgun Gothic" w:eastAsia="Malgun Gothic"/>
+          <w:sz w:val="21"/>
+        </w:rPr>
+        <w:t>목표 관리: 품질·안전·환경 목표를 연초에 정하고 분기별로 실적을 기록한다(MF-03).</w:t>
+      </w:r>
+    </w:p>
+    <w:p>
+      <w:pPr>
+        <w:pStyle w:val="a4"/>
+        <w:numPr>
+          <w:ilvl w:val="0"/>
+          <w:numId w:val="2"/>
+        </w:numPr>
+        <w:spacing w:after="100" w:line="276" w:lineRule="auto"/>
+      </w:pPr>
+      <w:r>
+        <w:rPr>
+          <w:rFonts w:ascii="Malgun Gothic" w:hAnsi="Malgun Gothic" w:eastAsia="Malgun Gothic"/>
           <w:sz w:val="21"/>
         </w:rPr>
         <w:t>고객 감사·인증기관 심사에서 지적된 사항은 QF-09로 처리한다.</w:t>
@@ -9509,7 +9897,7 @@
         <w:pStyle w:val="1"/>
         <w:spacing w:after="100" w:line="276" w:lineRule="auto"/>
       </w:pPr>
-      <w:bookmarkStart w:id="925" w:name="_Toc0025"/>
+      <w:bookmarkStart w:id="927" w:name="_Toc0027"/>
       <w:r>
         <w:rPr>
           <w:rFonts w:ascii="Malgun Gothic" w:hAnsi="Malgun Gothic" w:eastAsia="Malgun Gothic"/>
@@ -9518,7 +9906,7 @@
         </w:rPr>
         <w:t>9. 기록이 필요한 것과 구두로 운영하는 것</w:t>
       </w:r>
-      <w:bookmarkEnd w:id="925"/>
+      <w:bookmarkEnd w:id="927"/>
     </w:p>
     <w:p>
       <w:pPr>
@@ -10766,7 +11154,7 @@
         <w:pStyle w:val="1"/>
         <w:spacing w:after="100" w:line="276" w:lineRule="auto"/>
       </w:pPr>
-      <w:bookmarkStart w:id="926" w:name="_Toc0026"/>
+      <w:bookmarkStart w:id="928" w:name="_Toc0028"/>
       <w:r>
         <w:rPr>
           <w:rFonts w:ascii="Malgun Gothic" w:hAnsi="Malgun Gothic" w:eastAsia="Malgun Gothic"/>
@@ -10785,7 +11173,7 @@
         </w:rPr>
         <w:t>대응표</w:t>
       </w:r>
-      <w:bookmarkEnd w:id="926"/>
+      <w:bookmarkEnd w:id="928"/>
       <w:proofErr w:type="spellEnd"/>
     </w:p>
     <w:p>
@@ -12517,7 +12905,7 @@
         <w:pStyle w:val="1"/>
         <w:spacing w:after="100" w:line="276" w:lineRule="auto"/>
       </w:pPr>
-      <w:bookmarkStart w:id="927" w:name="_Toc0027"/>
+      <w:bookmarkStart w:id="929" w:name="_Toc0029"/>
       <w:r>
         <w:rPr>
           <w:rFonts w:ascii="Malgun Gothic" w:hAnsi="Malgun Gothic" w:eastAsia="Malgun Gothic"/>
@@ -12525,7 +12913,7 @@
         </w:rPr>
         <w:t>부록 B. WI-01 판넬 내부 배선 작업 기준 (Rev.00 운영기준안)</w:t>
       </w:r>
-      <w:bookmarkEnd w:id="927"/>
+      <w:bookmarkEnd w:id="929"/>
     </w:p>
     <w:p>
       <w:pPr>
@@ -13290,7 +13678,7 @@
         <w:pStyle w:val="1"/>
         <w:spacing w:after="100" w:line="276" w:lineRule="auto"/>
       </w:pPr>
-      <w:bookmarkStart w:id="928" w:name="_Toc0028"/>
+      <w:bookmarkStart w:id="930" w:name="_Toc0030"/>
       <w:r>
         <w:rPr>
           <w:rFonts w:ascii="Malgun Gothic" w:hAnsi="Malgun Gothic" w:eastAsia="Malgun Gothic"/>
@@ -13299,7 +13687,7 @@
         </w:rPr>
         <w:t>부록 C. 기록(양식) 목록</w:t>
       </w:r>
-      <w:bookmarkEnd w:id="928"/>
+      <w:bookmarkEnd w:id="930"/>
     </w:p>
     <w:p>
       <w:pPr>
@@ -15596,7 +15984,7 @@
         <w:tc>
           <w:tcPr>
             <w:tcW w:type="dxa" w:w="2409"/>
-            <w:shd w:fill="F0F5FB"/>
+            <w:shd w:fill="FFFFFF"/>
             <w:tcBorders>
               <w:top w:val="single" w:sz="6" w:color="D3DDE8"/>
               <w:left w:val="single" w:sz="6" w:color="D3DDE8"/>
@@ -15615,14 +16003,14 @@
                 <w:color w:val="263445"/>
                 <w:sz w:val="19"/>
               </w:rPr>
-              <w:t>EF-01</w:t>
+              <w:t>SF-04</w:t>
             </w:r>
           </w:p>
         </w:tc>
         <w:tc>
           <w:tcPr>
             <w:tcW w:type="dxa" w:w="2409"/>
-            <w:shd w:fill="F0F5FB"/>
+            <w:shd w:fill="FFFFFF"/>
             <w:tcBorders>
               <w:top w:val="single" w:sz="6" w:color="D3DDE8"/>
               <w:left w:val="single" w:sz="6" w:color="D3DDE8"/>
@@ -15641,14 +16029,14 @@
                 <w:color w:val="263445"/>
                 <w:sz w:val="19"/>
               </w:rPr>
-              <w:t>환경측면 중요도 및 운영관리</w:t>
+              <w:t>안전보건관리담당자 선임 및 직무 평가</w:t>
             </w:r>
           </w:p>
         </w:tc>
         <w:tc>
           <w:tcPr>
             <w:tcW w:type="dxa" w:w="2409"/>
-            <w:shd w:fill="F0F5FB"/>
+            <w:shd w:fill="FFFFFF"/>
             <w:tcBorders>
               <w:top w:val="single" w:sz="6" w:color="D3DDE8"/>
               <w:left w:val="single" w:sz="6" w:color="D3DDE8"/>
@@ -15667,14 +16055,14 @@
                 <w:color w:val="263445"/>
                 <w:sz w:val="19"/>
               </w:rPr>
-              <w:t>성문기 과장</w:t>
+              <w:t>대표이사 / 경영관리</w:t>
             </w:r>
           </w:p>
         </w:tc>
         <w:tc>
           <w:tcPr>
             <w:tcW w:type="dxa" w:w="2409"/>
-            <w:shd w:fill="F0F5FB"/>
+            <w:shd w:fill="FFFFFF"/>
             <w:tcBorders>
               <w:top w:val="single" w:sz="6" w:color="D3DDE8"/>
               <w:left w:val="single" w:sz="6" w:color="D3DDE8"/>
@@ -15693,7 +16081,7 @@
                 <w:color w:val="263445"/>
                 <w:sz w:val="19"/>
               </w:rPr>
-              <w:t>작성연도 종료 후 최소 5년</w:t>
+              <w:t>선임 종료 후 최소 5년</w:t>
             </w:r>
           </w:p>
         </w:tc>
@@ -15724,7 +16112,7 @@
                 <w:color w:val="263445"/>
                 <w:sz w:val="19"/>
               </w:rPr>
-              <w:t>MF-01</w:t>
+              <w:t>SF-05</w:t>
             </w:r>
           </w:p>
         </w:tc>
@@ -15750,7 +16138,7 @@
                 <w:color w:val="263445"/>
                 <w:sz w:val="19"/>
               </w:rPr>
-              <w:t>내부심사 계획 증거 및 결과</w:t>
+              <w:t>안전보건교육 연간 계획 및 실적</w:t>
             </w:r>
           </w:p>
         </w:tc>
@@ -15776,7 +16164,7 @@
                 <w:color w:val="263445"/>
                 <w:sz w:val="19"/>
               </w:rPr>
-              <w:t>품질 / 독립된 심사원</w:t>
+              <w:t>왕리홍 대리 / 경영관리</w:t>
             </w:r>
           </w:p>
         </w:tc>
@@ -15814,7 +16202,7 @@
         <w:tc>
           <w:tcPr>
             <w:tcW w:type="dxa" w:w="2409"/>
-            <w:shd w:fill="F0F5FB"/>
+            <w:shd w:fill="FFFFFF"/>
             <w:tcBorders>
               <w:top w:val="single" w:sz="6" w:color="D3DDE8"/>
               <w:left w:val="single" w:sz="6" w:color="D3DDE8"/>
@@ -15833,14 +16221,14 @@
                 <w:color w:val="263445"/>
                 <w:sz w:val="19"/>
               </w:rPr>
-              <w:t>MF-02</w:t>
+              <w:t>SF-06</w:t>
             </w:r>
           </w:p>
         </w:tc>
         <w:tc>
           <w:tcPr>
             <w:tcW w:type="dxa" w:w="2409"/>
-            <w:shd w:fill="F0F5FB"/>
+            <w:shd w:fill="FFFFFF"/>
             <w:tcBorders>
               <w:top w:val="single" w:sz="6" w:color="D3DDE8"/>
               <w:left w:val="single" w:sz="6" w:color="D3DDE8"/>
@@ -15859,14 +16247,14 @@
                 <w:color w:val="263445"/>
                 <w:sz w:val="19"/>
               </w:rPr>
-              <w:t>통합 경영검토 및 결정 추적</w:t>
+              <w:t>건강진단 및 작업환경 관리대장</w:t>
             </w:r>
           </w:p>
         </w:tc>
         <w:tc>
           <w:tcPr>
             <w:tcW w:type="dxa" w:w="2409"/>
-            <w:shd w:fill="F0F5FB"/>
+            <w:shd w:fill="FFFFFF"/>
             <w:tcBorders>
               <w:top w:val="single" w:sz="6" w:color="D3DDE8"/>
               <w:left w:val="single" w:sz="6" w:color="D3DDE8"/>
@@ -15885,14 +16273,14 @@
                 <w:color w:val="263445"/>
                 <w:sz w:val="19"/>
               </w:rPr>
-              <w:t>대표이사 / 품질</w:t>
+              <w:t>경영관리 / 왕리홍 대리</w:t>
             </w:r>
           </w:p>
         </w:tc>
         <w:tc>
           <w:tcPr>
             <w:tcW w:type="dxa" w:w="2409"/>
-            <w:shd w:fill="F0F5FB"/>
+            <w:shd w:fill="FFFFFF"/>
             <w:tcBorders>
               <w:top w:val="single" w:sz="6" w:color="D3DDE8"/>
               <w:left w:val="single" w:sz="6" w:color="D3DDE8"/>
@@ -15911,7 +16299,7 @@
                 <w:color w:val="263445"/>
                 <w:sz w:val="19"/>
               </w:rPr>
-              <w:t>작성연도 종료 후 최소 5년</w:t>
+              <w:t>작성연도 종료 후 최소 5년 (검진 결과표 별도 5년 이상)</w:t>
             </w:r>
           </w:p>
         </w:tc>
@@ -15942,7 +16330,7 @@
                 <w:color w:val="263445"/>
                 <w:sz w:val="19"/>
               </w:rPr>
-              <w:t>MF-03</w:t>
+              <w:t>SF-07</w:t>
             </w:r>
           </w:p>
         </w:tc>
@@ -15968,7 +16356,7 @@
                 <w:color w:val="263445"/>
                 <w:sz w:val="19"/>
               </w:rPr>
-              <w:t>연간 목표 실행계획 및 성과</w:t>
+              <w:t>안전보건 예산 편성 및 집행</w:t>
             </w:r>
           </w:p>
         </w:tc>
@@ -15994,7 +16382,7 @@
                 <w:color w:val="263445"/>
                 <w:sz w:val="19"/>
               </w:rPr>
-              <w:t>대표 / 각 담당</w:t>
+              <w:t>대표이사 / 왕리홍 대리</w:t>
             </w:r>
           </w:p>
         </w:tc>
@@ -16032,7 +16420,7 @@
         <w:tc>
           <w:tcPr>
             <w:tcW w:type="dxa" w:w="2409"/>
-            <w:shd w:fill="F0F5FB"/>
+            <w:shd w:fill="FFFFFF"/>
             <w:tcBorders>
               <w:top w:val="single" w:sz="6" w:color="D3DDE8"/>
               <w:left w:val="single" w:sz="6" w:color="D3DDE8"/>
@@ -16051,14 +16439,14 @@
                 <w:color w:val="263445"/>
                 <w:sz w:val="19"/>
               </w:rPr>
-              <w:t>MF-04</w:t>
+              <w:t>SF-08</w:t>
             </w:r>
           </w:p>
         </w:tc>
         <w:tc>
           <w:tcPr>
             <w:tcW w:type="dxa" w:w="2409"/>
-            <w:shd w:fill="F0F5FB"/>
+            <w:shd w:fill="FFFFFF"/>
             <w:tcBorders>
               <w:top w:val="single" w:sz="6" w:color="D3DDE8"/>
               <w:left w:val="single" w:sz="6" w:color="D3DDE8"/>
@@ -16077,14 +16465,14 @@
                 <w:color w:val="263445"/>
                 <w:sz w:val="19"/>
               </w:rPr>
-              <w:t>조직상황 이해관계자 위험 및 기회</w:t>
+              <w:t>반기 안전보건 이행점검</w:t>
             </w:r>
           </w:p>
         </w:tc>
         <w:tc>
           <w:tcPr>
             <w:tcW w:type="dxa" w:w="2409"/>
-            <w:shd w:fill="F0F5FB"/>
+            <w:shd w:fill="FFFFFF"/>
             <w:tcBorders>
               <w:top w:val="single" w:sz="6" w:color="D3DDE8"/>
               <w:left w:val="single" w:sz="6" w:color="D3DDE8"/>
@@ -16103,14 +16491,14 @@
                 <w:color w:val="263445"/>
                 <w:sz w:val="19"/>
               </w:rPr>
-              <w:t>대표 / 품질·안전·환경</w:t>
+              <w:t>왕리홍 대리 / 대표이사</w:t>
             </w:r>
           </w:p>
         </w:tc>
         <w:tc>
           <w:tcPr>
             <w:tcW w:type="dxa" w:w="2409"/>
-            <w:shd w:fill="F0F5FB"/>
+            <w:shd w:fill="FFFFFF"/>
             <w:tcBorders>
               <w:top w:val="single" w:sz="6" w:color="D3DDE8"/>
               <w:left w:val="single" w:sz="6" w:color="D3DDE8"/>
@@ -16160,7 +16548,7 @@
                 <w:color w:val="263445"/>
                 <w:sz w:val="19"/>
               </w:rPr>
-              <w:t>MF-05</w:t>
+              <w:t>SF-09</w:t>
             </w:r>
           </w:p>
         </w:tc>
@@ -16186,7 +16574,7 @@
                 <w:color w:val="263445"/>
                 <w:sz w:val="19"/>
               </w:rPr>
-              <w:t>적용 표준 법규 및 기타 요구사항 준수평가</w:t>
+              <w:t>외주(수급인) 안전보건 역량 평가</w:t>
             </w:r>
           </w:p>
         </w:tc>
@@ -16212,7 +16600,7 @@
                 <w:color w:val="263445"/>
                 <w:sz w:val="19"/>
               </w:rPr>
-              <w:t>왕리홍 대리·성문기 과장 / 품질</w:t>
+              <w:t>생산관리 / 왕리홍 대리</w:t>
             </w:r>
           </w:p>
         </w:tc>
@@ -16238,7 +16626,7 @@
                 <w:color w:val="263445"/>
                 <w:sz w:val="19"/>
               </w:rPr>
-              <w:t>작성연도 종료 후 최소 5년</w:t>
+              <w:t>거래 종료 후 최소 5년</w:t>
             </w:r>
           </w:p>
         </w:tc>
@@ -16250,7 +16638,7 @@
         <w:tc>
           <w:tcPr>
             <w:tcW w:type="dxa" w:w="2409"/>
-            <w:shd w:fill="F0F5FB"/>
+            <w:shd w:fill="FFFFFF"/>
             <w:tcBorders>
               <w:top w:val="single" w:sz="6" w:color="D3DDE8"/>
               <w:left w:val="single" w:sz="6" w:color="D3DDE8"/>
@@ -16269,10 +16657,93 @@
                 <w:color w:val="263445"/>
                 <w:sz w:val="19"/>
               </w:rPr>
-              <w:t>MF-06</w:t>
-            </w:r>
-          </w:p>
-        </w:tc>
+              <w:t>SF-10</w:t>
+            </w:r>
+          </w:p>
+        </w:tc>
+        <w:tc>
+          <w:tcPr>
+            <w:tcW w:type="dxa" w:w="2409"/>
+            <w:shd w:fill="FFFFFF"/>
+            <w:tcBorders>
+              <w:top w:val="single" w:sz="6" w:color="D3DDE8"/>
+              <w:left w:val="single" w:sz="6" w:color="D3DDE8"/>
+              <w:bottom w:val="single" w:sz="6" w:color="D3DDE8"/>
+              <w:right w:val="single" w:sz="6" w:color="D3DDE8"/>
+            </w:tcBorders>
+          </w:tcPr>
+          <w:p>
+            <w:pPr>
+              <w:spacing w:after="40"/>
+            </w:pPr>
+            <w:r>
+              <w:rPr>
+                <w:rFonts w:ascii="Malgun Gothic" w:hAnsi="Malgun Gothic" w:eastAsia="Malgun Gothic"/>
+                <w:b w:val="0"/>
+                <w:color w:val="263445"/>
+                <w:sz w:val="19"/>
+              </w:rPr>
+              <w:t>산업재해·중대재해 발생 대응 및 보고</w:t>
+            </w:r>
+          </w:p>
+        </w:tc>
+        <w:tc>
+          <w:tcPr>
+            <w:tcW w:type="dxa" w:w="2409"/>
+            <w:shd w:fill="FFFFFF"/>
+            <w:tcBorders>
+              <w:top w:val="single" w:sz="6" w:color="D3DDE8"/>
+              <w:left w:val="single" w:sz="6" w:color="D3DDE8"/>
+              <w:bottom w:val="single" w:sz="6" w:color="D3DDE8"/>
+              <w:right w:val="single" w:sz="6" w:color="D3DDE8"/>
+            </w:tcBorders>
+          </w:tcPr>
+          <w:p>
+            <w:pPr>
+              <w:spacing w:after="40"/>
+            </w:pPr>
+            <w:r>
+              <w:rPr>
+                <w:rFonts w:ascii="Malgun Gothic" w:hAnsi="Malgun Gothic" w:eastAsia="Malgun Gothic"/>
+                <w:b w:val="0"/>
+                <w:color w:val="263445"/>
+                <w:sz w:val="19"/>
+              </w:rPr>
+              <w:t>왕리홍 대리 / 대표이사</w:t>
+            </w:r>
+          </w:p>
+        </w:tc>
+        <w:tc>
+          <w:tcPr>
+            <w:tcW w:type="dxa" w:w="2409"/>
+            <w:shd w:fill="FFFFFF"/>
+            <w:tcBorders>
+              <w:top w:val="single" w:sz="6" w:color="D3DDE8"/>
+              <w:left w:val="single" w:sz="6" w:color="D3DDE8"/>
+              <w:bottom w:val="single" w:sz="6" w:color="D3DDE8"/>
+              <w:right w:val="single" w:sz="6" w:color="D3DDE8"/>
+            </w:tcBorders>
+          </w:tcPr>
+          <w:p>
+            <w:pPr>
+              <w:spacing w:after="40"/>
+            </w:pPr>
+            <w:r>
+              <w:rPr>
+                <w:rFonts w:ascii="Malgun Gothic" w:hAnsi="Malgun Gothic" w:eastAsia="Malgun Gothic"/>
+                <w:b w:val="0"/>
+                <w:color w:val="263445"/>
+                <w:sz w:val="19"/>
+              </w:rPr>
+              <w:t>작성연도 종료 후 최소 5년 (법정 3년 이상)</w:t>
+            </w:r>
+          </w:p>
+        </w:tc>
+      </w:tr>
+      <w:tr>
+        <w:trPr>
+          <w:cantSplit/>
+        </w:trPr>
         <w:tc>
           <w:tcPr>
             <w:tcW w:type="dxa" w:w="2409"/>
@@ -16295,7 +16766,7 @@
                 <w:color w:val="263445"/>
                 <w:sz w:val="19"/>
               </w:rPr>
-              <w:t>근로자 협의 및 비상훈련 기록</w:t>
+              <w:t>EF-01</w:t>
             </w:r>
           </w:p>
         </w:tc>
@@ -16321,7 +16792,7 @@
                 <w:color w:val="263445"/>
                 <w:sz w:val="19"/>
               </w:rPr>
-              <w:t>안전·환경 담당</w:t>
+              <w:t>환경측면 중요도 및 운영관리</w:t>
             </w:r>
           </w:p>
         </w:tc>
@@ -16347,6 +16818,686 @@
                 <w:color w:val="263445"/>
                 <w:sz w:val="19"/>
               </w:rPr>
+              <w:t>성문기 과장</w:t>
+            </w:r>
+          </w:p>
+        </w:tc>
+        <w:tc>
+          <w:tcPr>
+            <w:tcW w:type="dxa" w:w="2409"/>
+            <w:shd w:fill="F0F5FB"/>
+            <w:tcBorders>
+              <w:top w:val="single" w:sz="6" w:color="D3DDE8"/>
+              <w:left w:val="single" w:sz="6" w:color="D3DDE8"/>
+              <w:bottom w:val="single" w:sz="6" w:color="D3DDE8"/>
+              <w:right w:val="single" w:sz="6" w:color="D3DDE8"/>
+            </w:tcBorders>
+          </w:tcPr>
+          <w:p>
+            <w:pPr>
+              <w:spacing w:after="40"/>
+            </w:pPr>
+            <w:r>
+              <w:rPr>
+                <w:rFonts w:ascii="Malgun Gothic" w:hAnsi="Malgun Gothic" w:eastAsia="Malgun Gothic"/>
+                <w:b w:val="0"/>
+                <w:color w:val="263445"/>
+                <w:sz w:val="19"/>
+              </w:rPr>
+              <w:t>작성연도 종료 후 최소 5년</w:t>
+            </w:r>
+          </w:p>
+        </w:tc>
+      </w:tr>
+      <w:tr>
+        <w:trPr>
+          <w:cantSplit/>
+        </w:trPr>
+        <w:tc>
+          <w:tcPr>
+            <w:tcW w:type="dxa" w:w="2409"/>
+            <w:shd w:fill="FFFFFF"/>
+            <w:tcBorders>
+              <w:top w:val="single" w:sz="6" w:color="D3DDE8"/>
+              <w:left w:val="single" w:sz="6" w:color="D3DDE8"/>
+              <w:bottom w:val="single" w:sz="6" w:color="D3DDE8"/>
+              <w:right w:val="single" w:sz="6" w:color="D3DDE8"/>
+            </w:tcBorders>
+          </w:tcPr>
+          <w:p>
+            <w:pPr>
+              <w:spacing w:after="40"/>
+            </w:pPr>
+            <w:r>
+              <w:rPr>
+                <w:rFonts w:ascii="Malgun Gothic" w:hAnsi="Malgun Gothic" w:eastAsia="Malgun Gothic"/>
+                <w:b w:val="0"/>
+                <w:color w:val="263445"/>
+                <w:sz w:val="19"/>
+              </w:rPr>
+              <w:t>MF-01</w:t>
+            </w:r>
+          </w:p>
+        </w:tc>
+        <w:tc>
+          <w:tcPr>
+            <w:tcW w:type="dxa" w:w="2409"/>
+            <w:shd w:fill="FFFFFF"/>
+            <w:tcBorders>
+              <w:top w:val="single" w:sz="6" w:color="D3DDE8"/>
+              <w:left w:val="single" w:sz="6" w:color="D3DDE8"/>
+              <w:bottom w:val="single" w:sz="6" w:color="D3DDE8"/>
+              <w:right w:val="single" w:sz="6" w:color="D3DDE8"/>
+            </w:tcBorders>
+          </w:tcPr>
+          <w:p>
+            <w:pPr>
+              <w:spacing w:after="40"/>
+            </w:pPr>
+            <w:r>
+              <w:rPr>
+                <w:rFonts w:ascii="Malgun Gothic" w:hAnsi="Malgun Gothic" w:eastAsia="Malgun Gothic"/>
+                <w:b w:val="0"/>
+                <w:color w:val="263445"/>
+                <w:sz w:val="19"/>
+              </w:rPr>
+              <w:t>내부심사 계획 증거 및 결과</w:t>
+            </w:r>
+          </w:p>
+        </w:tc>
+        <w:tc>
+          <w:tcPr>
+            <w:tcW w:type="dxa" w:w="2409"/>
+            <w:shd w:fill="FFFFFF"/>
+            <w:tcBorders>
+              <w:top w:val="single" w:sz="6" w:color="D3DDE8"/>
+              <w:left w:val="single" w:sz="6" w:color="D3DDE8"/>
+              <w:bottom w:val="single" w:sz="6" w:color="D3DDE8"/>
+              <w:right w:val="single" w:sz="6" w:color="D3DDE8"/>
+            </w:tcBorders>
+          </w:tcPr>
+          <w:p>
+            <w:pPr>
+              <w:spacing w:after="40"/>
+            </w:pPr>
+            <w:r>
+              <w:rPr>
+                <w:rFonts w:ascii="Malgun Gothic" w:hAnsi="Malgun Gothic" w:eastAsia="Malgun Gothic"/>
+                <w:b w:val="0"/>
+                <w:color w:val="263445"/>
+                <w:sz w:val="19"/>
+              </w:rPr>
+              <w:t>품질 / 독립된 심사원</w:t>
+            </w:r>
+          </w:p>
+        </w:tc>
+        <w:tc>
+          <w:tcPr>
+            <w:tcW w:type="dxa" w:w="2409"/>
+            <w:shd w:fill="FFFFFF"/>
+            <w:tcBorders>
+              <w:top w:val="single" w:sz="6" w:color="D3DDE8"/>
+              <w:left w:val="single" w:sz="6" w:color="D3DDE8"/>
+              <w:bottom w:val="single" w:sz="6" w:color="D3DDE8"/>
+              <w:right w:val="single" w:sz="6" w:color="D3DDE8"/>
+            </w:tcBorders>
+          </w:tcPr>
+          <w:p>
+            <w:pPr>
+              <w:spacing w:after="40"/>
+            </w:pPr>
+            <w:r>
+              <w:rPr>
+                <w:rFonts w:ascii="Malgun Gothic" w:hAnsi="Malgun Gothic" w:eastAsia="Malgun Gothic"/>
+                <w:b w:val="0"/>
+                <w:color w:val="263445"/>
+                <w:sz w:val="19"/>
+              </w:rPr>
+              <w:t>작성연도 종료 후 최소 5년</w:t>
+            </w:r>
+          </w:p>
+        </w:tc>
+      </w:tr>
+      <w:tr>
+        <w:trPr>
+          <w:cantSplit/>
+        </w:trPr>
+        <w:tc>
+          <w:tcPr>
+            <w:tcW w:type="dxa" w:w="2409"/>
+            <w:shd w:fill="F0F5FB"/>
+            <w:tcBorders>
+              <w:top w:val="single" w:sz="6" w:color="D3DDE8"/>
+              <w:left w:val="single" w:sz="6" w:color="D3DDE8"/>
+              <w:bottom w:val="single" w:sz="6" w:color="D3DDE8"/>
+              <w:right w:val="single" w:sz="6" w:color="D3DDE8"/>
+            </w:tcBorders>
+          </w:tcPr>
+          <w:p>
+            <w:pPr>
+              <w:spacing w:after="40"/>
+            </w:pPr>
+            <w:r>
+              <w:rPr>
+                <w:rFonts w:ascii="Malgun Gothic" w:hAnsi="Malgun Gothic" w:eastAsia="Malgun Gothic"/>
+                <w:b w:val="0"/>
+                <w:color w:val="263445"/>
+                <w:sz w:val="19"/>
+              </w:rPr>
+              <w:t>MF-02</w:t>
+            </w:r>
+          </w:p>
+        </w:tc>
+        <w:tc>
+          <w:tcPr>
+            <w:tcW w:type="dxa" w:w="2409"/>
+            <w:shd w:fill="F0F5FB"/>
+            <w:tcBorders>
+              <w:top w:val="single" w:sz="6" w:color="D3DDE8"/>
+              <w:left w:val="single" w:sz="6" w:color="D3DDE8"/>
+              <w:bottom w:val="single" w:sz="6" w:color="D3DDE8"/>
+              <w:right w:val="single" w:sz="6" w:color="D3DDE8"/>
+            </w:tcBorders>
+          </w:tcPr>
+          <w:p>
+            <w:pPr>
+              <w:spacing w:after="40"/>
+            </w:pPr>
+            <w:r>
+              <w:rPr>
+                <w:rFonts w:ascii="Malgun Gothic" w:hAnsi="Malgun Gothic" w:eastAsia="Malgun Gothic"/>
+                <w:b w:val="0"/>
+                <w:color w:val="263445"/>
+                <w:sz w:val="19"/>
+              </w:rPr>
+              <w:t>통합 경영검토 및 결정 추적</w:t>
+            </w:r>
+          </w:p>
+        </w:tc>
+        <w:tc>
+          <w:tcPr>
+            <w:tcW w:type="dxa" w:w="2409"/>
+            <w:shd w:fill="F0F5FB"/>
+            <w:tcBorders>
+              <w:top w:val="single" w:sz="6" w:color="D3DDE8"/>
+              <w:left w:val="single" w:sz="6" w:color="D3DDE8"/>
+              <w:bottom w:val="single" w:sz="6" w:color="D3DDE8"/>
+              <w:right w:val="single" w:sz="6" w:color="D3DDE8"/>
+            </w:tcBorders>
+          </w:tcPr>
+          <w:p>
+            <w:pPr>
+              <w:spacing w:after="40"/>
+            </w:pPr>
+            <w:r>
+              <w:rPr>
+                <w:rFonts w:ascii="Malgun Gothic" w:hAnsi="Malgun Gothic" w:eastAsia="Malgun Gothic"/>
+                <w:b w:val="0"/>
+                <w:color w:val="263445"/>
+                <w:sz w:val="19"/>
+              </w:rPr>
+              <w:t>대표이사 / 품질</w:t>
+            </w:r>
+          </w:p>
+        </w:tc>
+        <w:tc>
+          <w:tcPr>
+            <w:tcW w:type="dxa" w:w="2409"/>
+            <w:shd w:fill="F0F5FB"/>
+            <w:tcBorders>
+              <w:top w:val="single" w:sz="6" w:color="D3DDE8"/>
+              <w:left w:val="single" w:sz="6" w:color="D3DDE8"/>
+              <w:bottom w:val="single" w:sz="6" w:color="D3DDE8"/>
+              <w:right w:val="single" w:sz="6" w:color="D3DDE8"/>
+            </w:tcBorders>
+          </w:tcPr>
+          <w:p>
+            <w:pPr>
+              <w:spacing w:after="40"/>
+            </w:pPr>
+            <w:r>
+              <w:rPr>
+                <w:rFonts w:ascii="Malgun Gothic" w:hAnsi="Malgun Gothic" w:eastAsia="Malgun Gothic"/>
+                <w:b w:val="0"/>
+                <w:color w:val="263445"/>
+                <w:sz w:val="19"/>
+              </w:rPr>
+              <w:t>작성연도 종료 후 최소 5년</w:t>
+            </w:r>
+          </w:p>
+        </w:tc>
+      </w:tr>
+      <w:tr>
+        <w:trPr>
+          <w:cantSplit/>
+        </w:trPr>
+        <w:tc>
+          <w:tcPr>
+            <w:tcW w:type="dxa" w:w="2409"/>
+            <w:shd w:fill="FFFFFF"/>
+            <w:tcBorders>
+              <w:top w:val="single" w:sz="6" w:color="D3DDE8"/>
+              <w:left w:val="single" w:sz="6" w:color="D3DDE8"/>
+              <w:bottom w:val="single" w:sz="6" w:color="D3DDE8"/>
+              <w:right w:val="single" w:sz="6" w:color="D3DDE8"/>
+            </w:tcBorders>
+          </w:tcPr>
+          <w:p>
+            <w:pPr>
+              <w:spacing w:after="40"/>
+            </w:pPr>
+            <w:r>
+              <w:rPr>
+                <w:rFonts w:ascii="Malgun Gothic" w:hAnsi="Malgun Gothic" w:eastAsia="Malgun Gothic"/>
+                <w:b w:val="0"/>
+                <w:color w:val="263445"/>
+                <w:sz w:val="19"/>
+              </w:rPr>
+              <w:t>MF-03</w:t>
+            </w:r>
+          </w:p>
+        </w:tc>
+        <w:tc>
+          <w:tcPr>
+            <w:tcW w:type="dxa" w:w="2409"/>
+            <w:shd w:fill="FFFFFF"/>
+            <w:tcBorders>
+              <w:top w:val="single" w:sz="6" w:color="D3DDE8"/>
+              <w:left w:val="single" w:sz="6" w:color="D3DDE8"/>
+              <w:bottom w:val="single" w:sz="6" w:color="D3DDE8"/>
+              <w:right w:val="single" w:sz="6" w:color="D3DDE8"/>
+            </w:tcBorders>
+          </w:tcPr>
+          <w:p>
+            <w:pPr>
+              <w:spacing w:after="40"/>
+            </w:pPr>
+            <w:r>
+              <w:rPr>
+                <w:rFonts w:ascii="Malgun Gothic" w:hAnsi="Malgun Gothic" w:eastAsia="Malgun Gothic"/>
+                <w:b w:val="0"/>
+                <w:color w:val="263445"/>
+                <w:sz w:val="19"/>
+              </w:rPr>
+              <w:t>연간 목표 실행계획 및 성과</w:t>
+            </w:r>
+          </w:p>
+        </w:tc>
+        <w:tc>
+          <w:tcPr>
+            <w:tcW w:type="dxa" w:w="2409"/>
+            <w:shd w:fill="FFFFFF"/>
+            <w:tcBorders>
+              <w:top w:val="single" w:sz="6" w:color="D3DDE8"/>
+              <w:left w:val="single" w:sz="6" w:color="D3DDE8"/>
+              <w:bottom w:val="single" w:sz="6" w:color="D3DDE8"/>
+              <w:right w:val="single" w:sz="6" w:color="D3DDE8"/>
+            </w:tcBorders>
+          </w:tcPr>
+          <w:p>
+            <w:pPr>
+              <w:spacing w:after="40"/>
+            </w:pPr>
+            <w:r>
+              <w:rPr>
+                <w:rFonts w:ascii="Malgun Gothic" w:hAnsi="Malgun Gothic" w:eastAsia="Malgun Gothic"/>
+                <w:b w:val="0"/>
+                <w:color w:val="263445"/>
+                <w:sz w:val="19"/>
+              </w:rPr>
+              <w:t>대표 / 각 담당</w:t>
+            </w:r>
+          </w:p>
+        </w:tc>
+        <w:tc>
+          <w:tcPr>
+            <w:tcW w:type="dxa" w:w="2409"/>
+            <w:shd w:fill="FFFFFF"/>
+            <w:tcBorders>
+              <w:top w:val="single" w:sz="6" w:color="D3DDE8"/>
+              <w:left w:val="single" w:sz="6" w:color="D3DDE8"/>
+              <w:bottom w:val="single" w:sz="6" w:color="D3DDE8"/>
+              <w:right w:val="single" w:sz="6" w:color="D3DDE8"/>
+            </w:tcBorders>
+          </w:tcPr>
+          <w:p>
+            <w:pPr>
+              <w:spacing w:after="40"/>
+            </w:pPr>
+            <w:r>
+              <w:rPr>
+                <w:rFonts w:ascii="Malgun Gothic" w:hAnsi="Malgun Gothic" w:eastAsia="Malgun Gothic"/>
+                <w:b w:val="0"/>
+                <w:color w:val="263445"/>
+                <w:sz w:val="19"/>
+              </w:rPr>
+              <w:t>작성연도 종료 후 최소 5년</w:t>
+            </w:r>
+          </w:p>
+        </w:tc>
+      </w:tr>
+      <w:tr>
+        <w:trPr>
+          <w:cantSplit/>
+        </w:trPr>
+        <w:tc>
+          <w:tcPr>
+            <w:tcW w:type="dxa" w:w="2409"/>
+            <w:shd w:fill="F0F5FB"/>
+            <w:tcBorders>
+              <w:top w:val="single" w:sz="6" w:color="D3DDE8"/>
+              <w:left w:val="single" w:sz="6" w:color="D3DDE8"/>
+              <w:bottom w:val="single" w:sz="6" w:color="D3DDE8"/>
+              <w:right w:val="single" w:sz="6" w:color="D3DDE8"/>
+            </w:tcBorders>
+          </w:tcPr>
+          <w:p>
+            <w:pPr>
+              <w:spacing w:after="40"/>
+            </w:pPr>
+            <w:r>
+              <w:rPr>
+                <w:rFonts w:ascii="Malgun Gothic" w:hAnsi="Malgun Gothic" w:eastAsia="Malgun Gothic"/>
+                <w:b w:val="0"/>
+                <w:color w:val="263445"/>
+                <w:sz w:val="19"/>
+              </w:rPr>
+              <w:t>MF-04</w:t>
+            </w:r>
+          </w:p>
+        </w:tc>
+        <w:tc>
+          <w:tcPr>
+            <w:tcW w:type="dxa" w:w="2409"/>
+            <w:shd w:fill="F0F5FB"/>
+            <w:tcBorders>
+              <w:top w:val="single" w:sz="6" w:color="D3DDE8"/>
+              <w:left w:val="single" w:sz="6" w:color="D3DDE8"/>
+              <w:bottom w:val="single" w:sz="6" w:color="D3DDE8"/>
+              <w:right w:val="single" w:sz="6" w:color="D3DDE8"/>
+            </w:tcBorders>
+          </w:tcPr>
+          <w:p>
+            <w:pPr>
+              <w:spacing w:after="40"/>
+            </w:pPr>
+            <w:r>
+              <w:rPr>
+                <w:rFonts w:ascii="Malgun Gothic" w:hAnsi="Malgun Gothic" w:eastAsia="Malgun Gothic"/>
+                <w:b w:val="0"/>
+                <w:color w:val="263445"/>
+                <w:sz w:val="19"/>
+              </w:rPr>
+              <w:t>조직상황 이해관계자 위험 및 기회</w:t>
+            </w:r>
+          </w:p>
+        </w:tc>
+        <w:tc>
+          <w:tcPr>
+            <w:tcW w:type="dxa" w:w="2409"/>
+            <w:shd w:fill="F0F5FB"/>
+            <w:tcBorders>
+              <w:top w:val="single" w:sz="6" w:color="D3DDE8"/>
+              <w:left w:val="single" w:sz="6" w:color="D3DDE8"/>
+              <w:bottom w:val="single" w:sz="6" w:color="D3DDE8"/>
+              <w:right w:val="single" w:sz="6" w:color="D3DDE8"/>
+            </w:tcBorders>
+          </w:tcPr>
+          <w:p>
+            <w:pPr>
+              <w:spacing w:after="40"/>
+            </w:pPr>
+            <w:r>
+              <w:rPr>
+                <w:rFonts w:ascii="Malgun Gothic" w:hAnsi="Malgun Gothic" w:eastAsia="Malgun Gothic"/>
+                <w:b w:val="0"/>
+                <w:color w:val="263445"/>
+                <w:sz w:val="19"/>
+              </w:rPr>
+              <w:t>대표 / 품질·안전·환경</w:t>
+            </w:r>
+          </w:p>
+        </w:tc>
+        <w:tc>
+          <w:tcPr>
+            <w:tcW w:type="dxa" w:w="2409"/>
+            <w:shd w:fill="F0F5FB"/>
+            <w:tcBorders>
+              <w:top w:val="single" w:sz="6" w:color="D3DDE8"/>
+              <w:left w:val="single" w:sz="6" w:color="D3DDE8"/>
+              <w:bottom w:val="single" w:sz="6" w:color="D3DDE8"/>
+              <w:right w:val="single" w:sz="6" w:color="D3DDE8"/>
+            </w:tcBorders>
+          </w:tcPr>
+          <w:p>
+            <w:pPr>
+              <w:spacing w:after="40"/>
+            </w:pPr>
+            <w:r>
+              <w:rPr>
+                <w:rFonts w:ascii="Malgun Gothic" w:hAnsi="Malgun Gothic" w:eastAsia="Malgun Gothic"/>
+                <w:b w:val="0"/>
+                <w:color w:val="263445"/>
+                <w:sz w:val="19"/>
+              </w:rPr>
+              <w:t>작성연도 종료 후 최소 5년</w:t>
+            </w:r>
+          </w:p>
+        </w:tc>
+      </w:tr>
+      <w:tr>
+        <w:trPr>
+          <w:cantSplit/>
+        </w:trPr>
+        <w:tc>
+          <w:tcPr>
+            <w:tcW w:type="dxa" w:w="2409"/>
+            <w:shd w:fill="FFFFFF"/>
+            <w:tcBorders>
+              <w:top w:val="single" w:sz="6" w:color="D3DDE8"/>
+              <w:left w:val="single" w:sz="6" w:color="D3DDE8"/>
+              <w:bottom w:val="single" w:sz="6" w:color="D3DDE8"/>
+              <w:right w:val="single" w:sz="6" w:color="D3DDE8"/>
+            </w:tcBorders>
+          </w:tcPr>
+          <w:p>
+            <w:pPr>
+              <w:spacing w:after="40"/>
+            </w:pPr>
+            <w:r>
+              <w:rPr>
+                <w:rFonts w:ascii="Malgun Gothic" w:hAnsi="Malgun Gothic" w:eastAsia="Malgun Gothic"/>
+                <w:b w:val="0"/>
+                <w:color w:val="263445"/>
+                <w:sz w:val="19"/>
+              </w:rPr>
+              <w:t>MF-05</w:t>
+            </w:r>
+          </w:p>
+        </w:tc>
+        <w:tc>
+          <w:tcPr>
+            <w:tcW w:type="dxa" w:w="2409"/>
+            <w:shd w:fill="FFFFFF"/>
+            <w:tcBorders>
+              <w:top w:val="single" w:sz="6" w:color="D3DDE8"/>
+              <w:left w:val="single" w:sz="6" w:color="D3DDE8"/>
+              <w:bottom w:val="single" w:sz="6" w:color="D3DDE8"/>
+              <w:right w:val="single" w:sz="6" w:color="D3DDE8"/>
+            </w:tcBorders>
+          </w:tcPr>
+          <w:p>
+            <w:pPr>
+              <w:spacing w:after="40"/>
+            </w:pPr>
+            <w:r>
+              <w:rPr>
+                <w:rFonts w:ascii="Malgun Gothic" w:hAnsi="Malgun Gothic" w:eastAsia="Malgun Gothic"/>
+                <w:b w:val="0"/>
+                <w:color w:val="263445"/>
+                <w:sz w:val="19"/>
+              </w:rPr>
+              <w:t>적용 표준 법규 및 기타 요구사항 준수평가</w:t>
+            </w:r>
+          </w:p>
+        </w:tc>
+        <w:tc>
+          <w:tcPr>
+            <w:tcW w:type="dxa" w:w="2409"/>
+            <w:shd w:fill="FFFFFF"/>
+            <w:tcBorders>
+              <w:top w:val="single" w:sz="6" w:color="D3DDE8"/>
+              <w:left w:val="single" w:sz="6" w:color="D3DDE8"/>
+              <w:bottom w:val="single" w:sz="6" w:color="D3DDE8"/>
+              <w:right w:val="single" w:sz="6" w:color="D3DDE8"/>
+            </w:tcBorders>
+          </w:tcPr>
+          <w:p>
+            <w:pPr>
+              <w:spacing w:after="40"/>
+            </w:pPr>
+            <w:r>
+              <w:rPr>
+                <w:rFonts w:ascii="Malgun Gothic" w:hAnsi="Malgun Gothic" w:eastAsia="Malgun Gothic"/>
+                <w:b w:val="0"/>
+                <w:color w:val="263445"/>
+                <w:sz w:val="19"/>
+              </w:rPr>
+              <w:t>왕리홍 대리·성문기 과장 / 품질</w:t>
+            </w:r>
+          </w:p>
+        </w:tc>
+        <w:tc>
+          <w:tcPr>
+            <w:tcW w:type="dxa" w:w="2409"/>
+            <w:shd w:fill="FFFFFF"/>
+            <w:tcBorders>
+              <w:top w:val="single" w:sz="6" w:color="D3DDE8"/>
+              <w:left w:val="single" w:sz="6" w:color="D3DDE8"/>
+              <w:bottom w:val="single" w:sz="6" w:color="D3DDE8"/>
+              <w:right w:val="single" w:sz="6" w:color="D3DDE8"/>
+            </w:tcBorders>
+          </w:tcPr>
+          <w:p>
+            <w:pPr>
+              <w:spacing w:after="40"/>
+            </w:pPr>
+            <w:r>
+              <w:rPr>
+                <w:rFonts w:ascii="Malgun Gothic" w:hAnsi="Malgun Gothic" w:eastAsia="Malgun Gothic"/>
+                <w:b w:val="0"/>
+                <w:color w:val="263445"/>
+                <w:sz w:val="19"/>
+              </w:rPr>
+              <w:t>작성연도 종료 후 최소 5년</w:t>
+            </w:r>
+          </w:p>
+        </w:tc>
+      </w:tr>
+      <w:tr>
+        <w:trPr>
+          <w:cantSplit/>
+        </w:trPr>
+        <w:tc>
+          <w:tcPr>
+            <w:tcW w:type="dxa" w:w="2409"/>
+            <w:shd w:fill="F0F5FB"/>
+            <w:tcBorders>
+              <w:top w:val="single" w:sz="6" w:color="D3DDE8"/>
+              <w:left w:val="single" w:sz="6" w:color="D3DDE8"/>
+              <w:bottom w:val="single" w:sz="6" w:color="D3DDE8"/>
+              <w:right w:val="single" w:sz="6" w:color="D3DDE8"/>
+            </w:tcBorders>
+          </w:tcPr>
+          <w:p>
+            <w:pPr>
+              <w:spacing w:after="40"/>
+            </w:pPr>
+            <w:r>
+              <w:rPr>
+                <w:rFonts w:ascii="Malgun Gothic" w:hAnsi="Malgun Gothic" w:eastAsia="Malgun Gothic"/>
+                <w:b w:val="0"/>
+                <w:color w:val="263445"/>
+                <w:sz w:val="19"/>
+              </w:rPr>
+              <w:t>MF-06</w:t>
+            </w:r>
+          </w:p>
+        </w:tc>
+        <w:tc>
+          <w:tcPr>
+            <w:tcW w:type="dxa" w:w="2409"/>
+            <w:shd w:fill="F0F5FB"/>
+            <w:tcBorders>
+              <w:top w:val="single" w:sz="6" w:color="D3DDE8"/>
+              <w:left w:val="single" w:sz="6" w:color="D3DDE8"/>
+              <w:bottom w:val="single" w:sz="6" w:color="D3DDE8"/>
+              <w:right w:val="single" w:sz="6" w:color="D3DDE8"/>
+            </w:tcBorders>
+          </w:tcPr>
+          <w:p>
+            <w:pPr>
+              <w:spacing w:after="40"/>
+            </w:pPr>
+            <w:r>
+              <w:rPr>
+                <w:rFonts w:ascii="Malgun Gothic" w:hAnsi="Malgun Gothic" w:eastAsia="Malgun Gothic"/>
+                <w:b w:val="0"/>
+                <w:color w:val="263445"/>
+                <w:sz w:val="19"/>
+              </w:rPr>
+              <w:t>근로자 협의 및 비상훈련 기록</w:t>
+            </w:r>
+          </w:p>
+        </w:tc>
+        <w:tc>
+          <w:tcPr>
+            <w:tcW w:type="dxa" w:w="2409"/>
+            <w:shd w:fill="F0F5FB"/>
+            <w:tcBorders>
+              <w:top w:val="single" w:sz="6" w:color="D3DDE8"/>
+              <w:left w:val="single" w:sz="6" w:color="D3DDE8"/>
+              <w:bottom w:val="single" w:sz="6" w:color="D3DDE8"/>
+              <w:right w:val="single" w:sz="6" w:color="D3DDE8"/>
+            </w:tcBorders>
+          </w:tcPr>
+          <w:p>
+            <w:pPr>
+              <w:spacing w:after="40"/>
+            </w:pPr>
+            <w:r>
+              <w:rPr>
+                <w:rFonts w:ascii="Malgun Gothic" w:hAnsi="Malgun Gothic" w:eastAsia="Malgun Gothic"/>
+                <w:b w:val="0"/>
+                <w:color w:val="263445"/>
+                <w:sz w:val="19"/>
+              </w:rPr>
+              <w:t>안전·환경 담당</w:t>
+            </w:r>
+          </w:p>
+        </w:tc>
+        <w:tc>
+          <w:tcPr>
+            <w:tcW w:type="dxa" w:w="2409"/>
+            <w:shd w:fill="F0F5FB"/>
+            <w:tcBorders>
+              <w:top w:val="single" w:sz="6" w:color="D3DDE8"/>
+              <w:left w:val="single" w:sz="6" w:color="D3DDE8"/>
+              <w:bottom w:val="single" w:sz="6" w:color="D3DDE8"/>
+              <w:right w:val="single" w:sz="6" w:color="D3DDE8"/>
+            </w:tcBorders>
+          </w:tcPr>
+          <w:p>
+            <w:pPr>
+              <w:spacing w:after="40"/>
+            </w:pPr>
+            <w:r>
+              <w:rPr>
+                <w:rFonts w:ascii="Malgun Gothic" w:hAnsi="Malgun Gothic" w:eastAsia="Malgun Gothic"/>
+                <w:b w:val="0"/>
+                <w:color w:val="263445"/>
+                <w:sz w:val="19"/>
+              </w:rPr>
               <w:t>작성연도 종료 후 최소 5년</w:t>
             </w:r>
           </w:p>
@@ -16363,7 +17514,7 @@
         <w:pStyle w:val="1"/>
         <w:spacing w:after="100" w:line="276" w:lineRule="auto"/>
       </w:pPr>
-      <w:bookmarkStart w:id="929" w:name="_Toc0029"/>
+      <w:bookmarkStart w:id="931" w:name="_Toc0031"/>
       <w:r>
         <w:rPr>
           <w:rFonts w:ascii="Malgun Gothic" w:hAnsi="Malgun Gothic" w:eastAsia="Malgun Gothic"/>
@@ -16372,7 +17523,7 @@
         </w:rPr>
         <w:t>부록 D. 시행 전 확인 및 승인 항목</w:t>
       </w:r>
-      <w:bookmarkEnd w:id="929"/>
+      <w:bookmarkEnd w:id="931"/>
     </w:p>
     <w:p>
       <w:pPr>
@@ -16458,6 +17609,19 @@
       <w:r>
         <w:rPr>
           <w:rFonts w:ascii="Malgun Gothic" w:hAnsi="Malgun Gothic" w:eastAsia="Malgun Gothic"/>
+          <w:color w:val="263445"/>
+          <w:sz w:val="21"/>
+        </w:rPr>
+        <w:t xml:space="preserve">7. 안전보건관리담당자 선임(또는 위탁) 증빙(SF-04), 해당 연도 교육 계획(SF-05), 건강진단 대상자 명단(SF-06), 안전보건 예산(SF-07)을 시행 전에 확정하고, 시행일부터 1개월 이내에 최초 위험성평가(SF-01)를 완료한다.</w:t>
+      </w:r>
+    </w:p>
+    <w:p>
+      <w:pPr>
+        <w:spacing w:after="100" w:line="276" w:lineRule="auto"/>
+      </w:pPr>
+      <w:r>
+        <w:rPr>
+          <w:rFonts w:ascii="Malgun Gothic" w:hAnsi="Malgun Gothic" w:eastAsia="Malgun Gothic"/>
           <w:sz w:val="21"/>
         </w:rPr>
         <w:t>본문 적용 보충: 발주·제작·시험의 기술 수치는 관련 단계 전에 QF-15로 승인한다. 제조 작업자와 검사원은 QF-12에서 안전 설명·도면 해독·실제 시연 모두 적합하고 업무범위를 승인받은 뒤 독립 작업한다. 공정 인계와 작업자는 QF-16으로 추적한다. 출하 승인은 출하 전 필수기록만 대상으로 하며 납품 후 SAT는 별도 승인한다. 계측기 허용오차 초과는 사용중지뿐 아니라 이전 시험제품의 영향을 평가하여 QF-09로 처리한다. 비상훈련과 근로자 협의 결과는 MF-06에 연결한다. 본문에 주기·판정의 요약이 있는 경우 부록 E의 구체적 기준과 함께 적용하며 상충을 발견하면 품질 담당이 해결·승인할 때까지 해당 단계를 보류한다.</w:t>
@@ -16480,7 +17644,7 @@
         <w:pStyle w:val="1"/>
         <w:spacing w:after="100" w:line="276" w:lineRule="auto"/>
       </w:pPr>
-      <w:bookmarkStart w:id="930" w:name="_Toc0030"/>
+      <w:bookmarkStart w:id="932" w:name="_Toc0032"/>
       <w:r>
         <w:rPr>
           <w:rFonts w:ascii="Malgun Gothic" w:hAnsi="Malgun Gothic" w:eastAsia="Malgun Gothic"/>
@@ -16488,7 +17652,7 @@
         </w:rPr>
         <w:t>부록 E 동인엔시스 상세 운영 및 판정 기준</w:t>
       </w:r>
-      <w:bookmarkEnd w:id="930"/>
+      <w:bookmarkEnd w:id="932"/>
     </w:p>
     <w:p>
       <w:pPr>
@@ -16507,7 +17671,7 @@
         <w:pStyle w:val="2"/>
         <w:spacing w:after="100" w:line="276" w:lineRule="auto"/>
       </w:pPr>
-      <w:bookmarkStart w:id="931" w:name="_Toc0031"/>
+      <w:bookmarkStart w:id="933" w:name="_Toc0033"/>
       <w:r>
         <w:rPr>
           <w:rFonts w:ascii="Malgun Gothic" w:hAnsi="Malgun Gothic" w:eastAsia="Malgun Gothic"/>
@@ -16515,7 +17679,7 @@
         </w:rPr>
         <w:t>적용 우선순위와 기록 대체</w:t>
       </w:r>
-      <w:bookmarkEnd w:id="931"/>
+      <w:bookmarkEnd w:id="933"/>
     </w:p>
     <w:p>
       <w:pPr>
@@ -16558,7 +17722,7 @@
         <w:pStyle w:val="2"/>
         <w:spacing w:after="100" w:line="276" w:lineRule="auto"/>
       </w:pPr>
-      <w:bookmarkStart w:id="932" w:name="_Toc0032"/>
+      <w:bookmarkStart w:id="934" w:name="_Toc0034"/>
       <w:r>
         <w:rPr>
           <w:rFonts w:ascii="Malgun Gothic" w:hAnsi="Malgun Gothic" w:eastAsia="Malgun Gothic"/>
@@ -16566,7 +17730,7 @@
         </w:rPr>
         <w:t>설계와 기술 기준 확정</w:t>
       </w:r>
-      <w:bookmarkEnd w:id="932"/>
+      <w:bookmarkEnd w:id="934"/>
     </w:p>
     <w:p>
       <w:pPr>
@@ -16621,7 +17785,7 @@
         <w:pStyle w:val="2"/>
         <w:spacing w:after="100" w:line="276" w:lineRule="auto"/>
       </w:pPr>
-      <w:bookmarkStart w:id="933" w:name="_Toc0033"/>
+      <w:bookmarkStart w:id="935" w:name="_Toc0035"/>
       <w:r>
         <w:rPr>
           <w:rFonts w:ascii="Malgun Gothic" w:hAnsi="Malgun Gothic" w:eastAsia="Malgun Gothic"/>
@@ -16629,7 +17793,7 @@
         </w:rPr>
         <w:t>구매 입고 추적 및 제작 인계</w:t>
       </w:r>
-      <w:bookmarkEnd w:id="933"/>
+      <w:bookmarkEnd w:id="935"/>
     </w:p>
     <w:p>
       <w:pPr>
@@ -16684,7 +17848,7 @@
         <w:pStyle w:val="2"/>
         <w:spacing w:after="100" w:line="276" w:lineRule="auto"/>
       </w:pPr>
-      <w:bookmarkStart w:id="934" w:name="_Toc0034"/>
+      <w:bookmarkStart w:id="936" w:name="_Toc0036"/>
       <w:r>
         <w:rPr>
           <w:rFonts w:ascii="Malgun Gothic" w:hAnsi="Malgun Gothic" w:eastAsia="Malgun Gothic"/>
@@ -16692,7 +17856,7 @@
         </w:rPr>
         <w:t>작업 검사 역량과 계측기</w:t>
       </w:r>
-      <w:bookmarkEnd w:id="934"/>
+      <w:bookmarkEnd w:id="936"/>
     </w:p>
     <w:p>
       <w:pPr>
@@ -16747,7 +17911,7 @@
         <w:pStyle w:val="2"/>
         <w:spacing w:after="100" w:line="276" w:lineRule="auto"/>
       </w:pPr>
-      <w:bookmarkStart w:id="935" w:name="_Toc0035"/>
+      <w:bookmarkStart w:id="937" w:name="_Toc0037"/>
       <w:r>
         <w:rPr>
           <w:rFonts w:ascii="Malgun Gothic" w:hAnsi="Malgun Gothic" w:eastAsia="Malgun Gothic"/>
@@ -16755,7 +17919,7 @@
         </w:rPr>
         <w:t>시험 출하 인수 및 A S</w:t>
       </w:r>
-      <w:bookmarkEnd w:id="935"/>
+      <w:bookmarkEnd w:id="937"/>
     </w:p>
     <w:p>
       <w:pPr>
@@ -16822,7 +17986,7 @@
         <w:pStyle w:val="2"/>
         <w:spacing w:after="100" w:line="276" w:lineRule="auto"/>
       </w:pPr>
-      <w:bookmarkStart w:id="936" w:name="_Toc0036"/>
+      <w:bookmarkStart w:id="938" w:name="_Toc0038"/>
       <w:r>
         <w:rPr>
           <w:rFonts w:ascii="Malgun Gothic" w:hAnsi="Malgun Gothic" w:eastAsia="Malgun Gothic"/>
@@ -16830,7 +17994,7 @@
         </w:rPr>
         <w:t>안전 작업 중지와 근로자 참여</w:t>
       </w:r>
-      <w:bookmarkEnd w:id="936"/>
+      <w:bookmarkEnd w:id="938"/>
     </w:p>
     <w:p>
       <w:pPr>
@@ -16897,7 +18061,7 @@
         <w:pStyle w:val="2"/>
         <w:spacing w:after="100" w:line="276" w:lineRule="auto"/>
       </w:pPr>
-      <w:bookmarkStart w:id="937" w:name="_Toc0037"/>
+      <w:bookmarkStart w:id="939" w:name="_Toc0039"/>
       <w:r>
         <w:rPr>
           <w:rFonts w:ascii="Malgun Gothic" w:hAnsi="Malgun Gothic" w:eastAsia="Malgun Gothic"/>
@@ -16905,7 +18069,7 @@
         </w:rPr>
         <w:t>환경측면 법규 및 비상 대응</w:t>
       </w:r>
-      <w:bookmarkEnd w:id="937"/>
+      <w:bookmarkEnd w:id="939"/>
     </w:p>
     <w:p>
       <w:pPr>
@@ -16960,7 +18124,7 @@
         <w:pStyle w:val="2"/>
         <w:spacing w:after="100" w:line="276" w:lineRule="auto"/>
       </w:pPr>
-      <w:bookmarkStart w:id="938" w:name="_Toc0038"/>
+      <w:bookmarkStart w:id="940" w:name="_Toc0040"/>
       <w:r>
         <w:rPr>
           <w:rFonts w:ascii="Malgun Gothic" w:hAnsi="Malgun Gothic" w:eastAsia="Malgun Gothic"/>
@@ -16968,7 +18132,7 @@
         </w:rPr>
         <w:t>문서 보관과 실적 점검</w:t>
       </w:r>
-      <w:bookmarkEnd w:id="938"/>
+      <w:bookmarkEnd w:id="940"/>
     </w:p>
     <w:p>
       <w:pPr>
@@ -17035,7 +18199,7 @@
         <w:pStyle w:val="2"/>
         <w:spacing w:after="100" w:line="276" w:lineRule="auto"/>
       </w:pPr>
-      <w:bookmarkStart w:id="939" w:name="_Toc0039"/>
+      <w:bookmarkStart w:id="941" w:name="_Toc0041"/>
       <w:r>
         <w:rPr>
           <w:rFonts w:ascii="Malgun Gothic" w:hAnsi="Malgun Gothic" w:eastAsia="Malgun Gothic"/>
@@ -17043,7 +18207,7 @@
         </w:rPr>
         <w:t>심사 및 시행 승인 확인</w:t>
       </w:r>
-      <w:bookmarkEnd w:id="939"/>
+      <w:bookmarkEnd w:id="941"/>
     </w:p>
     <w:p>
       <w:pPr>
@@ -17086,7 +18250,7 @@
         <w:pStyle w:val="2"/>
         <w:spacing w:after="100" w:line="276" w:lineRule="auto"/>
       </w:pPr>
-      <w:bookmarkStart w:id="940" w:name="_Toc0040"/>
+      <w:bookmarkStart w:id="942" w:name="_Toc0042"/>
       <w:r>
         <w:rPr>
           <w:rFonts w:ascii="Malgun Gothic" w:hAnsi="Malgun Gothic" w:eastAsia="Malgun Gothic"/>
@@ -17094,7 +18258,7 @@
         </w:rPr>
         <w:t>근거자료 및 관리 출처</w:t>
       </w:r>
-      <w:bookmarkEnd w:id="940"/>
+      <w:bookmarkEnd w:id="942"/>
     </w:p>
     <w:p>
       <w:pPr>

--- a/files/iso/DI-IMS-M-01_Rev00.docx
+++ b/files/iso/DI-IMS-M-01_Rev00.docx
@@ -431,6 +431,36 @@
           </w:p>
         </w:tc>
       </w:tr>
+    </w:tbl>
+    <w:p>
+      <w:pPr>
+        <w:spacing w:after="100" w:line="276" w:lineRule="auto"/>
+      </w:pPr>
+    </w:p>
+    <w:tbl>
+      <w:tblPr>
+        <w:tblW w:w="9638" w:type="dxa"/>
+        <w:tblBorders>
+          <w:top w:val="single" w:sz="4" w:space="0" w:color="auto"/>
+          <w:left w:val="single" w:sz="4" w:space="0" w:color="auto"/>
+          <w:bottom w:val="single" w:sz="4" w:space="0" w:color="auto"/>
+          <w:right w:val="single" w:sz="4" w:space="0" w:color="auto"/>
+          <w:insideH w:val="single" w:sz="4" w:space="0" w:color="auto"/>
+          <w:insideV w:val="single" w:sz="4" w:space="0" w:color="auto"/>
+        </w:tblBorders>
+        <w:tblLayout w:type="fixed"/>
+        <w:tblCellMar>
+          <w:left w:w="10" w:type="dxa"/>
+          <w:right w:w="10" w:type="dxa"/>
+        </w:tblCellMar>
+        <w:tblLook w:val="0000" w:firstRow="0" w:lastRow="0" w:firstColumn="0" w:lastColumn="0" w:noHBand="0" w:noVBand="0"/>
+      </w:tblPr>
+      <w:tblGrid>
+        <w:gridCol w:w="1638"/>
+        <w:gridCol w:w="2667"/>
+        <w:gridCol w:w="2667"/>
+        <w:gridCol w:w="2666"/>
+      </w:tblGrid>
       <w:tr>
         <w:tblPrEx>
           <w:tblCellMar>
@@ -439,13 +469,192 @@
           </w:tblCellMar>
         </w:tblPrEx>
         <w:trPr>
-          <w:cantSplit/>
-          <w:cantSplit/>
-          <w:cantSplit/>
+          <w:tblHeader/>
+          <w:tblHeader w:val="true"/>
+          <w:cantSplit/>
+          <w:cantSplit/>
+          <w:tblHeader/>
         </w:trPr>
         <w:tc>
           <w:tcPr>
-            <w:tcW w:w="2409" w:type="dxa"/>
+            <w:tcW w:w="1638" w:type="dxa"/>
+            <w:tcBorders>
+              <w:top w:val="single" w:sz="4" w:space="0" w:color="808080"/>
+              <w:left w:val="single" w:sz="4" w:space="0" w:color="808080"/>
+              <w:bottom w:val="single" w:sz="4" w:space="0" w:color="808080"/>
+              <w:right w:val="single" w:sz="4" w:space="0" w:color="808080"/>
+            </w:tcBorders>
+            <w:tcMar>
+              <w:top w:w="60" w:type="dxa"/>
+              <w:left w:w="90" w:type="dxa"/>
+              <w:bottom w:w="60" w:type="dxa"/>
+              <w:right w:w="90" w:type="dxa"/>
+            </w:tcMar>
+            <w:shd w:fill="1857A5"/>
+            <w:tcBorders>
+              <w:top w:val="single" w:sz="6" w:color="D3DDE8"/>
+              <w:left w:val="single" w:sz="6" w:color="D3DDE8"/>
+              <w:bottom w:val="single" w:sz="6" w:color="D3DDE8"/>
+              <w:right w:val="single" w:sz="6" w:color="D3DDE8"/>
+            </w:tcBorders>
+          </w:tcPr>
+          <w:p>
+            <w:pPr>
+              <w:spacing w:line="260" w:lineRule="auto" w:after="40"/>
+              <w:jc w:val="center"/>
+            </w:pPr>
+            <w:r>
+              <w:rPr>
+                <w:rFonts w:ascii="Malgun Gothic" w:hAnsi="Malgun Gothic" w:eastAsia="Malgun Gothic"/>
+                <w:b/>
+                <w:bCs/>
+                <w:color w:val="FFFFFF"/>
+                <w:sz w:val="19"/>
+                <w:szCs w:val="18"/>
+              </w:rPr>
+              <w:t>구분</w:t>
+            </w:r>
+          </w:p>
+        </w:tc>
+        <w:tc>
+          <w:tcPr>
+            <w:tcW w:w="2667" w:type="dxa"/>
+            <w:tcBorders>
+              <w:top w:val="single" w:sz="4" w:space="0" w:color="808080"/>
+              <w:left w:val="single" w:sz="4" w:space="0" w:color="808080"/>
+              <w:bottom w:val="single" w:sz="4" w:space="0" w:color="808080"/>
+              <w:right w:val="single" w:sz="4" w:space="0" w:color="808080"/>
+            </w:tcBorders>
+            <w:tcMar>
+              <w:top w:w="60" w:type="dxa"/>
+              <w:left w:w="90" w:type="dxa"/>
+              <w:bottom w:w="60" w:type="dxa"/>
+              <w:right w:w="90" w:type="dxa"/>
+            </w:tcMar>
+            <w:shd w:fill="1857A5"/>
+            <w:tcBorders>
+              <w:top w:val="single" w:sz="6" w:color="D3DDE8"/>
+              <w:left w:val="single" w:sz="6" w:color="D3DDE8"/>
+              <w:bottom w:val="single" w:sz="6" w:color="D3DDE8"/>
+              <w:right w:val="single" w:sz="6" w:color="D3DDE8"/>
+            </w:tcBorders>
+          </w:tcPr>
+          <w:p>
+            <w:pPr>
+              <w:spacing w:line="260" w:lineRule="auto" w:after="40"/>
+              <w:jc w:val="center"/>
+            </w:pPr>
+            <w:r>
+              <w:rPr>
+                <w:rFonts w:ascii="Malgun Gothic" w:hAnsi="Malgun Gothic" w:eastAsia="Malgun Gothic"/>
+                <w:b/>
+                <w:bCs/>
+                <w:color w:val="FFFFFF"/>
+                <w:sz w:val="19"/>
+                <w:szCs w:val="18"/>
+              </w:rPr>
+              <w:t>작성</w:t>
+            </w:r>
+          </w:p>
+        </w:tc>
+        <w:tc>
+          <w:tcPr>
+            <w:tcW w:w="2667" w:type="dxa"/>
+            <w:tcBorders>
+              <w:top w:val="single" w:sz="4" w:space="0" w:color="808080"/>
+              <w:left w:val="single" w:sz="4" w:space="0" w:color="808080"/>
+              <w:bottom w:val="single" w:sz="4" w:space="0" w:color="808080"/>
+              <w:right w:val="single" w:sz="4" w:space="0" w:color="808080"/>
+            </w:tcBorders>
+            <w:tcMar>
+              <w:top w:w="60" w:type="dxa"/>
+              <w:left w:w="90" w:type="dxa"/>
+              <w:bottom w:w="60" w:type="dxa"/>
+              <w:right w:w="90" w:type="dxa"/>
+            </w:tcMar>
+            <w:shd w:fill="1857A5"/>
+            <w:tcBorders>
+              <w:top w:val="single" w:sz="6" w:color="D3DDE8"/>
+              <w:left w:val="single" w:sz="6" w:color="D3DDE8"/>
+              <w:bottom w:val="single" w:sz="6" w:color="D3DDE8"/>
+              <w:right w:val="single" w:sz="6" w:color="D3DDE8"/>
+            </w:tcBorders>
+          </w:tcPr>
+          <w:p>
+            <w:pPr>
+              <w:spacing w:line="260" w:lineRule="auto" w:after="40"/>
+              <w:jc w:val="center"/>
+            </w:pPr>
+            <w:r>
+              <w:rPr>
+                <w:rFonts w:ascii="Malgun Gothic" w:hAnsi="Malgun Gothic" w:eastAsia="Malgun Gothic"/>
+                <w:b/>
+                <w:bCs/>
+                <w:color w:val="FFFFFF"/>
+                <w:sz w:val="19"/>
+                <w:szCs w:val="18"/>
+              </w:rPr>
+              <w:t>검토</w:t>
+            </w:r>
+          </w:p>
+        </w:tc>
+        <w:tc>
+          <w:tcPr>
+            <w:tcW w:w="2666" w:type="dxa"/>
+            <w:tcBorders>
+              <w:top w:val="single" w:sz="4" w:space="0" w:color="808080"/>
+              <w:left w:val="single" w:sz="4" w:space="0" w:color="808080"/>
+              <w:bottom w:val="single" w:sz="4" w:space="0" w:color="808080"/>
+              <w:right w:val="single" w:sz="4" w:space="0" w:color="808080"/>
+            </w:tcBorders>
+            <w:tcMar>
+              <w:top w:w="60" w:type="dxa"/>
+              <w:left w:w="90" w:type="dxa"/>
+              <w:bottom w:w="60" w:type="dxa"/>
+              <w:right w:w="90" w:type="dxa"/>
+            </w:tcMar>
+            <w:shd w:fill="1857A5"/>
+            <w:tcBorders>
+              <w:top w:val="single" w:sz="6" w:color="D3DDE8"/>
+              <w:left w:val="single" w:sz="6" w:color="D3DDE8"/>
+              <w:bottom w:val="single" w:sz="6" w:color="D3DDE8"/>
+              <w:right w:val="single" w:sz="6" w:color="D3DDE8"/>
+            </w:tcBorders>
+          </w:tcPr>
+          <w:p>
+            <w:pPr>
+              <w:spacing w:line="260" w:lineRule="auto" w:after="40"/>
+              <w:jc w:val="center"/>
+            </w:pPr>
+            <w:r>
+              <w:rPr>
+                <w:rFonts w:ascii="Malgun Gothic" w:hAnsi="Malgun Gothic" w:eastAsia="Malgun Gothic"/>
+                <w:b/>
+                <w:bCs/>
+                <w:color w:val="FFFFFF"/>
+                <w:sz w:val="19"/>
+                <w:szCs w:val="18"/>
+              </w:rPr>
+              <w:t>승인</w:t>
+            </w:r>
+          </w:p>
+        </w:tc>
+      </w:tr>
+      <w:tr>
+        <w:tblPrEx>
+          <w:tblCellMar>
+            <w:top w:w="0" w:type="dxa"/>
+            <w:bottom w:w="0" w:type="dxa"/>
+          </w:tblCellMar>
+        </w:tblPrEx>
+        <w:trPr>
+          <w:cantSplit/>
+          <w:cantSplit/>
+          <w:cantSplit/>
+        </w:trPr>
+        <w:tc>
+          <w:tcPr>
+            <w:tcW w:w="1638" w:type="dxa"/>
             <w:tcBorders>
               <w:top w:val="single" w:sz="4" w:space="0" w:color="808080"/>
               <w:left w:val="single" w:sz="4" w:space="0" w:color="808080"/>
@@ -469,8 +678,8 @@
           <w:p>
             <w:pPr>
               <w:spacing w:line="260" w:lineRule="auto" w:after="40"/>
-            </w:pPr>
-            <w:proofErr w:type="gramStart"/>
+              <w:jc w:val="center"/>
+            </w:pPr>
             <w:r>
               <w:rPr>
                 <w:rFonts w:ascii="Malgun Gothic" w:hAnsi="Malgun Gothic" w:eastAsia="Malgun Gothic"/>
@@ -480,9 +689,172 @@
                 <w:sz w:val="19"/>
                 <w:szCs w:val="18"/>
               </w:rPr>
-              <w:t>작성 /</w:t>
-            </w:r>
-            <w:proofErr w:type="gramEnd"/>
+              <w:t>담당</w:t>
+            </w:r>
+          </w:p>
+        </w:tc>
+        <w:tc>
+          <w:tcPr>
+            <w:tcW w:w="2667" w:type="dxa"/>
+            <w:tcBorders>
+              <w:top w:val="single" w:sz="4" w:space="0" w:color="808080"/>
+              <w:left w:val="single" w:sz="4" w:space="0" w:color="808080"/>
+              <w:bottom w:val="single" w:sz="4" w:space="0" w:color="808080"/>
+              <w:right w:val="single" w:sz="4" w:space="0" w:color="808080"/>
+            </w:tcBorders>
+            <w:tcMar>
+              <w:top w:w="60" w:type="dxa"/>
+              <w:left w:w="90" w:type="dxa"/>
+              <w:bottom w:w="60" w:type="dxa"/>
+              <w:right w:w="90" w:type="dxa"/>
+            </w:tcMar>
+            <w:shd w:fill="FFFFFF"/>
+            <w:tcBorders>
+              <w:top w:val="single" w:sz="6" w:color="D3DDE8"/>
+              <w:left w:val="single" w:sz="6" w:color="D3DDE8"/>
+              <w:bottom w:val="single" w:sz="6" w:color="D3DDE8"/>
+              <w:right w:val="single" w:sz="6" w:color="D3DDE8"/>
+            </w:tcBorders>
+          </w:tcPr>
+          <w:p>
+            <w:pPr>
+              <w:spacing w:line="260" w:lineRule="auto" w:after="40"/>
+              <w:jc w:val="center"/>
+            </w:pPr>
+            <w:r>
+              <w:rPr>
+                <w:rFonts w:ascii="Malgun Gothic" w:hAnsi="Malgun Gothic" w:eastAsia="Malgun Gothic"/>
+                <w:b w:val="0"/>
+                <w:color w:val="263445"/>
+                <w:sz w:val="19"/>
+                <w:szCs w:val="18"/>
+              </w:rPr>
+              <w:t>문선기 차장 (품질)</w:t>
+            </w:r>
+          </w:p>
+        </w:tc>
+        <w:tc>
+          <w:tcPr>
+            <w:tcW w:w="2667" w:type="dxa"/>
+            <w:tcBorders>
+              <w:top w:val="single" w:sz="4" w:space="0" w:color="808080"/>
+              <w:left w:val="single" w:sz="4" w:space="0" w:color="808080"/>
+              <w:bottom w:val="single" w:sz="4" w:space="0" w:color="808080"/>
+              <w:right w:val="single" w:sz="4" w:space="0" w:color="808080"/>
+            </w:tcBorders>
+            <w:tcMar>
+              <w:top w:w="60" w:type="dxa"/>
+              <w:left w:w="90" w:type="dxa"/>
+              <w:bottom w:w="60" w:type="dxa"/>
+              <w:right w:w="90" w:type="dxa"/>
+            </w:tcMar>
+            <w:shd w:fill="FFFFFF"/>
+            <w:tcBorders>
+              <w:top w:val="single" w:sz="6" w:color="D3DDE8"/>
+              <w:left w:val="single" w:sz="6" w:color="D3DDE8"/>
+              <w:bottom w:val="single" w:sz="6" w:color="D3DDE8"/>
+              <w:right w:val="single" w:sz="6" w:color="D3DDE8"/>
+            </w:tcBorders>
+          </w:tcPr>
+          <w:p>
+            <w:pPr>
+              <w:spacing w:line="260" w:lineRule="auto" w:after="40"/>
+              <w:jc w:val="center"/>
+            </w:pPr>
+            <w:r>
+              <w:rPr>
+                <w:rFonts w:ascii="Malgun Gothic" w:hAnsi="Malgun Gothic" w:eastAsia="Malgun Gothic"/>
+                <w:b w:val="0"/>
+                <w:color w:val="263445"/>
+                <w:sz w:val="19"/>
+                <w:szCs w:val="18"/>
+              </w:rPr>
+              <w:t>하희천 이사 (기술팀 총괄)</w:t>
+            </w:r>
+          </w:p>
+        </w:tc>
+        <w:tc>
+          <w:tcPr>
+            <w:tcW w:w="2666" w:type="dxa"/>
+            <w:tcBorders>
+              <w:top w:val="single" w:sz="4" w:space="0" w:color="808080"/>
+              <w:left w:val="single" w:sz="4" w:space="0" w:color="808080"/>
+              <w:bottom w:val="single" w:sz="4" w:space="0" w:color="808080"/>
+              <w:right w:val="single" w:sz="4" w:space="0" w:color="808080"/>
+            </w:tcBorders>
+            <w:tcMar>
+              <w:top w:w="60" w:type="dxa"/>
+              <w:left w:w="90" w:type="dxa"/>
+              <w:bottom w:w="60" w:type="dxa"/>
+              <w:right w:w="90" w:type="dxa"/>
+            </w:tcMar>
+            <w:shd w:fill="FFFFFF"/>
+            <w:tcBorders>
+              <w:top w:val="single" w:sz="6" w:color="D3DDE8"/>
+              <w:left w:val="single" w:sz="6" w:color="D3DDE8"/>
+              <w:bottom w:val="single" w:sz="6" w:color="D3DDE8"/>
+              <w:right w:val="single" w:sz="6" w:color="D3DDE8"/>
+            </w:tcBorders>
+          </w:tcPr>
+          <w:p>
+            <w:pPr>
+              <w:spacing w:line="260" w:lineRule="auto" w:after="40"/>
+              <w:jc w:val="center"/>
+            </w:pPr>
+            <w:r>
+              <w:rPr>
+                <w:rFonts w:ascii="Malgun Gothic" w:hAnsi="Malgun Gothic" w:eastAsia="Malgun Gothic"/>
+                <w:b w:val="0"/>
+                <w:color w:val="263445"/>
+                <w:sz w:val="19"/>
+                <w:szCs w:val="18"/>
+              </w:rPr>
+              <w:t>백민기 대표이사</w:t>
+            </w:r>
+          </w:p>
+        </w:tc>
+      </w:tr>
+      <w:tr>
+        <w:tblPrEx>
+          <w:tblCellMar>
+            <w:top w:w="0" w:type="dxa"/>
+            <w:bottom w:w="0" w:type="dxa"/>
+          </w:tblCellMar>
+        </w:tblPrEx>
+        <w:trPr>
+          <w:cantSplit/>
+          <w:cantSplit/>
+          <w:cantSplit/>
+          <w:trHeight w:val="620" w:hRule="atLeast"/>
+        </w:trPr>
+        <w:tc>
+          <w:tcPr>
+            <w:tcW w:w="1638" w:type="dxa"/>
+            <w:tcBorders>
+              <w:top w:val="single" w:sz="4" w:space="0" w:color="808080"/>
+              <w:left w:val="single" w:sz="4" w:space="0" w:color="808080"/>
+              <w:bottom w:val="single" w:sz="4" w:space="0" w:color="808080"/>
+              <w:right w:val="single" w:sz="4" w:space="0" w:color="808080"/>
+            </w:tcBorders>
+            <w:tcMar>
+              <w:top w:w="60" w:type="dxa"/>
+              <w:left w:w="90" w:type="dxa"/>
+              <w:bottom w:w="60" w:type="dxa"/>
+              <w:right w:w="90" w:type="dxa"/>
+            </w:tcMar>
+            <w:shd w:fill="FFFFFF"/>
+            <w:tcBorders>
+              <w:top w:val="single" w:sz="6" w:color="D3DDE8"/>
+              <w:left w:val="single" w:sz="6" w:color="D3DDE8"/>
+              <w:bottom w:val="single" w:sz="6" w:color="D3DDE8"/>
+              <w:right w:val="single" w:sz="6" w:color="D3DDE8"/>
+            </w:tcBorders>
+          </w:tcPr>
+          <w:p>
+            <w:pPr>
+              <w:spacing w:line="260" w:lineRule="auto" w:after="40"/>
+              <w:jc w:val="center"/>
+            </w:pPr>
             <w:r>
               <w:rPr>
                 <w:rFonts w:ascii="Malgun Gothic" w:hAnsi="Malgun Gothic" w:eastAsia="Malgun Gothic"/>
@@ -492,9 +864,168 @@
                 <w:sz w:val="19"/>
                 <w:szCs w:val="18"/>
               </w:rPr>
-              <w:t xml:space="preserve"> </w:t>
-            </w:r>
-            <w:proofErr w:type="gramStart"/>
+              <w:t>서명</w:t>
+            </w:r>
+          </w:p>
+        </w:tc>
+        <w:tc>
+          <w:tcPr>
+            <w:tcW w:w="2667" w:type="dxa"/>
+            <w:tcBorders>
+              <w:top w:val="single" w:sz="4" w:space="0" w:color="808080"/>
+              <w:left w:val="single" w:sz="4" w:space="0" w:color="808080"/>
+              <w:bottom w:val="single" w:sz="4" w:space="0" w:color="808080"/>
+              <w:right w:val="single" w:sz="4" w:space="0" w:color="808080"/>
+            </w:tcBorders>
+            <w:tcMar>
+              <w:top w:w="60" w:type="dxa"/>
+              <w:left w:w="90" w:type="dxa"/>
+              <w:bottom w:w="60" w:type="dxa"/>
+              <w:right w:w="90" w:type="dxa"/>
+            </w:tcMar>
+            <w:shd w:fill="FFFFFF"/>
+            <w:tcBorders>
+              <w:top w:val="single" w:sz="6" w:color="D3DDE8"/>
+              <w:left w:val="single" w:sz="6" w:color="D3DDE8"/>
+              <w:bottom w:val="single" w:sz="6" w:color="D3DDE8"/>
+              <w:right w:val="single" w:sz="6" w:color="D3DDE8"/>
+            </w:tcBorders>
+          </w:tcPr>
+          <w:p>
+            <w:pPr>
+              <w:spacing w:line="260" w:lineRule="auto" w:after="40"/>
+              <w:jc w:val="center"/>
+            </w:pPr>
+            <w:r>
+              <w:rPr>
+                <w:rFonts w:ascii="Malgun Gothic" w:hAnsi="Malgun Gothic" w:eastAsia="Malgun Gothic"/>
+                <w:b w:val="0"/>
+                <w:color w:val="263445"/>
+                <w:sz w:val="19"/>
+                <w:szCs w:val="18"/>
+              </w:rPr>
+            </w:r>
+          </w:p>
+        </w:tc>
+        <w:tc>
+          <w:tcPr>
+            <w:tcW w:w="2667" w:type="dxa"/>
+            <w:tcBorders>
+              <w:top w:val="single" w:sz="4" w:space="0" w:color="808080"/>
+              <w:left w:val="single" w:sz="4" w:space="0" w:color="808080"/>
+              <w:bottom w:val="single" w:sz="4" w:space="0" w:color="808080"/>
+              <w:right w:val="single" w:sz="4" w:space="0" w:color="808080"/>
+            </w:tcBorders>
+            <w:tcMar>
+              <w:top w:w="60" w:type="dxa"/>
+              <w:left w:w="90" w:type="dxa"/>
+              <w:bottom w:w="60" w:type="dxa"/>
+              <w:right w:w="90" w:type="dxa"/>
+            </w:tcMar>
+            <w:shd w:fill="FFFFFF"/>
+            <w:tcBorders>
+              <w:top w:val="single" w:sz="6" w:color="D3DDE8"/>
+              <w:left w:val="single" w:sz="6" w:color="D3DDE8"/>
+              <w:bottom w:val="single" w:sz="6" w:color="D3DDE8"/>
+              <w:right w:val="single" w:sz="6" w:color="D3DDE8"/>
+            </w:tcBorders>
+          </w:tcPr>
+          <w:p>
+            <w:pPr>
+              <w:spacing w:line="260" w:lineRule="auto" w:after="40"/>
+              <w:jc w:val="center"/>
+            </w:pPr>
+            <w:r>
+              <w:rPr>
+                <w:rFonts w:ascii="Malgun Gothic" w:hAnsi="Malgun Gothic" w:eastAsia="Malgun Gothic"/>
+                <w:b w:val="0"/>
+                <w:color w:val="263445"/>
+                <w:sz w:val="19"/>
+                <w:szCs w:val="18"/>
+              </w:rPr>
+            </w:r>
+          </w:p>
+        </w:tc>
+        <w:tc>
+          <w:tcPr>
+            <w:tcW w:w="2666" w:type="dxa"/>
+            <w:tcBorders>
+              <w:top w:val="single" w:sz="4" w:space="0" w:color="808080"/>
+              <w:left w:val="single" w:sz="4" w:space="0" w:color="808080"/>
+              <w:bottom w:val="single" w:sz="4" w:space="0" w:color="808080"/>
+              <w:right w:val="single" w:sz="4" w:space="0" w:color="808080"/>
+            </w:tcBorders>
+            <w:tcMar>
+              <w:top w:w="60" w:type="dxa"/>
+              <w:left w:w="90" w:type="dxa"/>
+              <w:bottom w:w="60" w:type="dxa"/>
+              <w:right w:w="90" w:type="dxa"/>
+            </w:tcMar>
+            <w:shd w:fill="FFFFFF"/>
+            <w:tcBorders>
+              <w:top w:val="single" w:sz="6" w:color="D3DDE8"/>
+              <w:left w:val="single" w:sz="6" w:color="D3DDE8"/>
+              <w:bottom w:val="single" w:sz="6" w:color="D3DDE8"/>
+              <w:right w:val="single" w:sz="6" w:color="D3DDE8"/>
+            </w:tcBorders>
+          </w:tcPr>
+          <w:p>
+            <w:pPr>
+              <w:spacing w:line="260" w:lineRule="auto" w:after="40"/>
+              <w:jc w:val="center"/>
+            </w:pPr>
+            <w:r>
+              <w:rPr>
+                <w:rFonts w:ascii="Malgun Gothic" w:hAnsi="Malgun Gothic" w:eastAsia="Malgun Gothic"/>
+                <w:b w:val="0"/>
+                <w:color w:val="263445"/>
+                <w:sz w:val="19"/>
+                <w:szCs w:val="18"/>
+              </w:rPr>
+            </w:r>
+          </w:p>
+        </w:tc>
+      </w:tr>
+      <w:tr>
+        <w:tblPrEx>
+          <w:tblCellMar>
+            <w:top w:w="0" w:type="dxa"/>
+            <w:bottom w:w="0" w:type="dxa"/>
+          </w:tblCellMar>
+        </w:tblPrEx>
+        <w:trPr>
+          <w:cantSplit/>
+          <w:cantSplit/>
+          <w:cantSplit/>
+        </w:trPr>
+        <w:tc>
+          <w:tcPr>
+            <w:tcW w:w="1638" w:type="dxa"/>
+            <w:tcBorders>
+              <w:top w:val="single" w:sz="4" w:space="0" w:color="808080"/>
+              <w:left w:val="single" w:sz="4" w:space="0" w:color="808080"/>
+              <w:bottom w:val="single" w:sz="4" w:space="0" w:color="808080"/>
+              <w:right w:val="single" w:sz="4" w:space="0" w:color="808080"/>
+            </w:tcBorders>
+            <w:tcMar>
+              <w:top w:w="60" w:type="dxa"/>
+              <w:left w:w="90" w:type="dxa"/>
+              <w:bottom w:w="60" w:type="dxa"/>
+              <w:right w:w="90" w:type="dxa"/>
+            </w:tcMar>
+            <w:shd w:fill="FFFFFF"/>
+            <w:tcBorders>
+              <w:top w:val="single" w:sz="6" w:color="D3DDE8"/>
+              <w:left w:val="single" w:sz="6" w:color="D3DDE8"/>
+              <w:bottom w:val="single" w:sz="6" w:color="D3DDE8"/>
+              <w:right w:val="single" w:sz="6" w:color="D3DDE8"/>
+            </w:tcBorders>
+          </w:tcPr>
+          <w:p>
+            <w:pPr>
+              <w:spacing w:line="260" w:lineRule="auto" w:after="40"/>
+              <w:jc w:val="center"/>
+            </w:pPr>
             <w:r>
               <w:rPr>
                 <w:rFonts w:ascii="Malgun Gothic" w:hAnsi="Malgun Gothic" w:eastAsia="Malgun Gothic"/>
@@ -504,25 +1035,52 @@
                 <w:sz w:val="19"/>
                 <w:szCs w:val="18"/>
               </w:rPr>
-              <w:t>검토 /</w:t>
-            </w:r>
-            <w:proofErr w:type="gramEnd"/>
-            <w:r>
-              <w:rPr>
-                <w:rFonts w:ascii="Malgun Gothic" w:hAnsi="Malgun Gothic" w:eastAsia="Malgun Gothic"/>
-                <w:b w:val="0"/>
-                <w:bCs/>
+              <w:t>일자</w:t>
+            </w:r>
+          </w:p>
+        </w:tc>
+        <w:tc>
+          <w:tcPr>
+            <w:tcW w:w="2667" w:type="dxa"/>
+            <w:tcBorders>
+              <w:top w:val="single" w:sz="4" w:space="0" w:color="808080"/>
+              <w:left w:val="single" w:sz="4" w:space="0" w:color="808080"/>
+              <w:bottom w:val="single" w:sz="4" w:space="0" w:color="808080"/>
+              <w:right w:val="single" w:sz="4" w:space="0" w:color="808080"/>
+            </w:tcBorders>
+            <w:tcMar>
+              <w:top w:w="60" w:type="dxa"/>
+              <w:left w:w="90" w:type="dxa"/>
+              <w:bottom w:w="60" w:type="dxa"/>
+              <w:right w:w="90" w:type="dxa"/>
+            </w:tcMar>
+            <w:shd w:fill="FFFFFF"/>
+            <w:tcBorders>
+              <w:top w:val="single" w:sz="6" w:color="D3DDE8"/>
+              <w:left w:val="single" w:sz="6" w:color="D3DDE8"/>
+              <w:bottom w:val="single" w:sz="6" w:color="D3DDE8"/>
+              <w:right w:val="single" w:sz="6" w:color="D3DDE8"/>
+            </w:tcBorders>
+          </w:tcPr>
+          <w:p>
+            <w:pPr>
+              <w:spacing w:line="260" w:lineRule="auto" w:after="40"/>
+              <w:jc w:val="center"/>
+            </w:pPr>
+            <w:r>
+              <w:rPr>
+                <w:rFonts w:ascii="Malgun Gothic" w:hAnsi="Malgun Gothic" w:eastAsia="Malgun Gothic"/>
+                <w:b w:val="0"/>
                 <w:color w:val="263445"/>
                 <w:sz w:val="19"/>
                 <w:szCs w:val="18"/>
               </w:rPr>
-              <w:t xml:space="preserve"> 승인</w:t>
-            </w:r>
-          </w:p>
-        </w:tc>
-        <w:tc>
-          <w:tcPr>
-            <w:tcW w:w="7228" w:type="dxa"/>
+            </w:r>
+          </w:p>
+        </w:tc>
+        <w:tc>
+          <w:tcPr>
+            <w:tcW w:w="2667" w:type="dxa"/>
             <w:tcBorders>
               <w:top w:val="single" w:sz="4" w:space="0" w:color="808080"/>
               <w:left w:val="single" w:sz="4" w:space="0" w:color="808080"/>
@@ -546,19 +1104,47 @@
           <w:p>
             <w:pPr>
               <w:spacing w:line="260" w:lineRule="auto" w:after="40"/>
-            </w:pPr>
-            <w:proofErr w:type="spellStart"/>
-            <w:r>
-              <w:rPr>
-                <w:rFonts w:hint="eastAsia" w:ascii="Malgun Gothic" w:hAnsi="Malgun Gothic" w:eastAsia="Malgun Gothic"/>
+              <w:jc w:val="center"/>
+            </w:pPr>
+            <w:r>
+              <w:rPr>
+                <w:rFonts w:ascii="Malgun Gothic" w:hAnsi="Malgun Gothic" w:eastAsia="Malgun Gothic"/>
                 <w:b w:val="0"/>
                 <w:color w:val="263445"/>
                 <w:sz w:val="19"/>
                 <w:szCs w:val="18"/>
               </w:rPr>
-              <w:t>문선기</w:t>
-            </w:r>
-            <w:proofErr w:type="spellEnd"/>
+            </w:r>
+          </w:p>
+        </w:tc>
+        <w:tc>
+          <w:tcPr>
+            <w:tcW w:w="2666" w:type="dxa"/>
+            <w:tcBorders>
+              <w:top w:val="single" w:sz="4" w:space="0" w:color="808080"/>
+              <w:left w:val="single" w:sz="4" w:space="0" w:color="808080"/>
+              <w:bottom w:val="single" w:sz="4" w:space="0" w:color="808080"/>
+              <w:right w:val="single" w:sz="4" w:space="0" w:color="808080"/>
+            </w:tcBorders>
+            <w:tcMar>
+              <w:top w:w="60" w:type="dxa"/>
+              <w:left w:w="90" w:type="dxa"/>
+              <w:bottom w:w="60" w:type="dxa"/>
+              <w:right w:w="90" w:type="dxa"/>
+            </w:tcMar>
+            <w:shd w:fill="FFFFFF"/>
+            <w:tcBorders>
+              <w:top w:val="single" w:sz="6" w:color="D3DDE8"/>
+              <w:left w:val="single" w:sz="6" w:color="D3DDE8"/>
+              <w:bottom w:val="single" w:sz="6" w:color="D3DDE8"/>
+              <w:right w:val="single" w:sz="6" w:color="D3DDE8"/>
+            </w:tcBorders>
+          </w:tcPr>
+          <w:p>
+            <w:pPr>
+              <w:spacing w:line="260" w:lineRule="auto" w:after="40"/>
+              <w:jc w:val="center"/>
+            </w:pPr>
             <w:r>
               <w:rPr>
                 <w:rFonts w:ascii="Malgun Gothic" w:hAnsi="Malgun Gothic" w:eastAsia="Malgun Gothic"/>
@@ -567,93 +1153,7 @@
                 <w:sz w:val="19"/>
                 <w:szCs w:val="18"/>
               </w:rPr>
-              <w:t xml:space="preserve"> </w:t>
-            </w:r>
-            <w:r>
-              <w:rPr>
-                <w:rFonts w:hint="eastAsia" w:ascii="Malgun Gothic" w:hAnsi="Malgun Gothic" w:eastAsia="Malgun Gothic"/>
-                <w:b w:val="0"/>
-                <w:color w:val="263445"/>
-                <w:sz w:val="19"/>
-                <w:szCs w:val="18"/>
-              </w:rPr>
-              <w:t>차</w:t>
-            </w:r>
-            <w:r>
-              <w:rPr>
-                <w:rFonts w:ascii="Malgun Gothic" w:hAnsi="Malgun Gothic" w:eastAsia="Malgun Gothic"/>
-                <w:b w:val="0"/>
-                <w:color w:val="263445"/>
-                <w:sz w:val="19"/>
-                <w:szCs w:val="18"/>
-              </w:rPr>
-              <w:t>장(품질</w:t>
-            </w:r>
-            <w:proofErr w:type="gramStart"/>
-            <w:r>
-              <w:rPr>
-                <w:rFonts w:ascii="Malgun Gothic" w:hAnsi="Malgun Gothic" w:eastAsia="Malgun Gothic"/>
-                <w:b w:val="0"/>
-                <w:color w:val="263445"/>
-                <w:sz w:val="19"/>
-                <w:szCs w:val="18"/>
-              </w:rPr>
-              <w:t>)  /</w:t>
-            </w:r>
-            <w:proofErr w:type="gramEnd"/>
-            <w:r>
-              <w:rPr>
-                <w:rFonts w:ascii="Malgun Gothic" w:hAnsi="Malgun Gothic" w:eastAsia="Malgun Gothic"/>
-                <w:b w:val="0"/>
-                <w:color w:val="263445"/>
-                <w:sz w:val="19"/>
-                <w:szCs w:val="18"/>
-              </w:rPr>
-              <w:t xml:space="preserve">  </w:t>
-            </w:r>
-            <w:proofErr w:type="spellStart"/>
-            <w:r>
-              <w:rPr>
-                <w:rFonts w:ascii="Malgun Gothic" w:hAnsi="Malgun Gothic" w:eastAsia="Malgun Gothic"/>
-                <w:b w:val="0"/>
-                <w:color w:val="263445"/>
-                <w:sz w:val="19"/>
-                <w:szCs w:val="18"/>
-              </w:rPr>
-              <w:t>하희천</w:t>
-            </w:r>
-            <w:proofErr w:type="spellEnd"/>
-            <w:r>
-              <w:rPr>
-                <w:rFonts w:ascii="Malgun Gothic" w:hAnsi="Malgun Gothic" w:eastAsia="Malgun Gothic"/>
-                <w:b w:val="0"/>
-                <w:color w:val="263445"/>
-                <w:sz w:val="19"/>
-                <w:szCs w:val="18"/>
-              </w:rPr>
-              <w:t xml:space="preserve"> 이사(기술팀 총괄</w:t>
-            </w:r>
-            <w:proofErr w:type="gramStart"/>
-            <w:r>
-              <w:rPr>
-                <w:rFonts w:ascii="Malgun Gothic" w:hAnsi="Malgun Gothic" w:eastAsia="Malgun Gothic"/>
-                <w:b w:val="0"/>
-                <w:color w:val="263445"/>
-                <w:sz w:val="19"/>
-                <w:szCs w:val="18"/>
-              </w:rPr>
-              <w:t>)  /</w:t>
-            </w:r>
-            <w:proofErr w:type="gramEnd"/>
-            <w:r>
-              <w:rPr>
-                <w:rFonts w:ascii="Malgun Gothic" w:hAnsi="Malgun Gothic" w:eastAsia="Malgun Gothic"/>
-                <w:b w:val="0"/>
-                <w:color w:val="263445"/>
-                <w:sz w:val="19"/>
-                <w:szCs w:val="18"/>
-              </w:rPr>
-              <w:t xml:space="preserve">  백민기 대표이사</w:t>
+              <w:t>승인일 = 시행일</w:t>
             </w:r>
           </w:p>
         </w:tc>
@@ -1009,7 +1509,7 @@
             <w:color w:val="1857A5"/>
             <w:sz w:val="22"/>
           </w:rPr>
-          <w:t>6</w:t>
+          <w:t>5</w:t>
         </w:r>
       </w:hyperlink>
     </w:p>
@@ -1044,7 +1544,7 @@
             <w:color w:val="263445"/>
             <w:sz w:val="20"/>
           </w:rPr>
-          <w:t>6</w:t>
+          <w:t>5</w:t>
         </w:r>
       </w:hyperlink>
     </w:p>
@@ -1114,7 +1614,7 @@
             <w:color w:val="263445"/>
             <w:sz w:val="20"/>
           </w:rPr>
-          <w:t>7</w:t>
+          <w:t>6</w:t>
         </w:r>
       </w:hyperlink>
     </w:p>
@@ -1149,7 +1649,7 @@
             <w:color w:val="263445"/>
             <w:sz w:val="20"/>
           </w:rPr>
-          <w:t>7</w:t>
+          <w:t>6</w:t>
         </w:r>
       </w:hyperlink>
     </w:p>
@@ -1254,7 +1754,7 @@
             <w:color w:val="263445"/>
             <w:sz w:val="20"/>
           </w:rPr>
-          <w:t>8</w:t>
+          <w:t>7</w:t>
         </w:r>
       </w:hyperlink>
     </w:p>
@@ -1289,7 +1789,7 @@
             <w:color w:val="263445"/>
             <w:sz w:val="20"/>
           </w:rPr>
-          <w:t>8</w:t>
+          <w:t>7</w:t>
         </w:r>
       </w:hyperlink>
     </w:p>
@@ -1324,7 +1824,7 @@
             <w:color w:val="263445"/>
             <w:sz w:val="20"/>
           </w:rPr>
-          <w:t>8</w:t>
+          <w:t>7</w:t>
         </w:r>
       </w:hyperlink>
     </w:p>
@@ -1359,7 +1859,7 @@
             <w:color w:val="263445"/>
             <w:sz w:val="20"/>
           </w:rPr>
-          <w:t>8</w:t>
+          <w:t>7</w:t>
         </w:r>
       </w:hyperlink>
     </w:p>
@@ -1464,7 +1964,7 @@
             <w:color w:val="263445"/>
             <w:sz w:val="20"/>
           </w:rPr>
-          <w:t>9</w:t>
+          <w:t>8</w:t>
         </w:r>
       </w:hyperlink>
     </w:p>
@@ -1502,7 +2002,7 @@
             <w:color w:val="1857A5"/>
             <w:sz w:val="22"/>
           </w:rPr>
-          <w:t>9</w:t>
+          <w:t>8</w:t>
         </w:r>
       </w:hyperlink>
     </w:p>
@@ -1537,7 +2037,7 @@
             <w:color w:val="263445"/>
             <w:sz w:val="20"/>
           </w:rPr>
-          <w:t>10</w:t>
+          <w:t>9</w:t>
         </w:r>
       </w:hyperlink>
     </w:p>
@@ -1572,7 +2072,7 @@
             <w:color w:val="263445"/>
             <w:sz w:val="20"/>
           </w:rPr>
-          <w:t>10</w:t>
+          <w:t>9</w:t>
         </w:r>
       </w:hyperlink>
     </w:p>
@@ -1610,7 +2110,7 @@
             <w:color w:val="1857A5"/>
             <w:sz w:val="22"/>
           </w:rPr>
-          <w:t>11</w:t>
+          <w:t>10</w:t>
         </w:r>
       </w:hyperlink>
     </w:p>
@@ -1648,7 +2148,7 @@
             <w:color w:val="1857A5"/>
             <w:sz w:val="22"/>
           </w:rPr>
-          <w:t>11</w:t>
+          <w:t>10</w:t>
         </w:r>
       </w:hyperlink>
     </w:p>
@@ -1686,7 +2186,7 @@
             <w:color w:val="1857A5"/>
             <w:sz w:val="22"/>
           </w:rPr>
-          <w:t>11</w:t>
+          <w:t>10</w:t>
         </w:r>
       </w:hyperlink>
     </w:p>
@@ -1724,7 +2224,7 @@
             <w:color w:val="1857A5"/>
             <w:sz w:val="22"/>
           </w:rPr>
-          <w:t>13</w:t>
+          <w:t>12</w:t>
         </w:r>
       </w:hyperlink>
     </w:p>
@@ -1762,7 +2262,7 @@
             <w:color w:val="1857A5"/>
             <w:sz w:val="22"/>
           </w:rPr>
-          <w:t>13</w:t>
+          <w:t>12</w:t>
         </w:r>
       </w:hyperlink>
     </w:p>
@@ -1800,7 +2300,7 @@
             <w:color w:val="1857A5"/>
             <w:sz w:val="22"/>
           </w:rPr>
-          <w:t>14</w:t>
+          <w:t>13</w:t>
         </w:r>
       </w:hyperlink>
     </w:p>
@@ -1838,7 +2338,7 @@
             <w:color w:val="1857A5"/>
             <w:sz w:val="22"/>
           </w:rPr>
-          <w:t>15</w:t>
+          <w:t>14</w:t>
         </w:r>
       </w:hyperlink>
     </w:p>
@@ -1858,7 +2358,7 @@
             <w:color w:val="1857A5"/>
             <w:sz w:val="22"/>
           </w:rPr>
-          <w:t xml:space="preserve">부록 E 동인엔시스 상세 운영 및 판정 기준</w:t>
+          <w:t xml:space="preserve">부록 E. 동인엔시스 상세 운영 및 판정 기준</w:t>
         </w:r>
         <w:r>
           <w:rPr>
@@ -1876,7 +2376,7 @@
             <w:color w:val="1857A5"/>
             <w:sz w:val="22"/>
           </w:rPr>
-          <w:t>17</w:t>
+          <w:t>15</w:t>
         </w:r>
       </w:hyperlink>
     </w:p>
@@ -1911,7 +2411,7 @@
             <w:color w:val="263445"/>
             <w:sz w:val="20"/>
           </w:rPr>
-          <w:t>17</w:t>
+          <w:t>15</w:t>
         </w:r>
       </w:hyperlink>
     </w:p>
@@ -1946,7 +2446,7 @@
             <w:color w:val="263445"/>
             <w:sz w:val="20"/>
           </w:rPr>
-          <w:t>17</w:t>
+          <w:t>15</w:t>
         </w:r>
       </w:hyperlink>
     </w:p>
@@ -1965,7 +2465,7 @@
             <w:color w:val="263445"/>
             <w:sz w:val="20"/>
           </w:rPr>
-          <w:t xml:space="preserve">구매 입고 추적 및 제작 인계</w:t>
+          <w:t xml:space="preserve">구매·입고 추적 및 제작 인계</w:t>
         </w:r>
         <w:r>
           <w:rPr>
@@ -1981,7 +2481,7 @@
             <w:color w:val="263445"/>
             <w:sz w:val="20"/>
           </w:rPr>
-          <w:t>17</w:t>
+          <w:t>15</w:t>
         </w:r>
       </w:hyperlink>
     </w:p>
@@ -2000,7 +2500,7 @@
             <w:color w:val="263445"/>
             <w:sz w:val="20"/>
           </w:rPr>
-          <w:t xml:space="preserve">작업 검사 역량과 계측기</w:t>
+          <w:t xml:space="preserve">작업·검사 역량과 계측기</w:t>
         </w:r>
         <w:r>
           <w:rPr>
@@ -2016,7 +2516,7 @@
             <w:color w:val="263445"/>
             <w:sz w:val="20"/>
           </w:rPr>
-          <w:t>18</w:t>
+          <w:t>15</w:t>
         </w:r>
       </w:hyperlink>
     </w:p>
@@ -2035,7 +2535,7 @@
             <w:color w:val="263445"/>
             <w:sz w:val="20"/>
           </w:rPr>
-          <w:t xml:space="preserve">시험 출하 인수 및 A S</w:t>
+          <w:t xml:space="preserve">시험·출하·인수 및 A/S</w:t>
         </w:r>
         <w:r>
           <w:rPr>
@@ -2051,7 +2551,7 @@
             <w:color w:val="263445"/>
             <w:sz w:val="20"/>
           </w:rPr>
-          <w:t>18</w:t>
+          <w:t>16</w:t>
         </w:r>
       </w:hyperlink>
     </w:p>
@@ -2086,7 +2586,7 @@
             <w:color w:val="263445"/>
             <w:sz w:val="20"/>
           </w:rPr>
-          <w:t>18</w:t>
+          <w:t>16</w:t>
         </w:r>
       </w:hyperlink>
     </w:p>
@@ -2105,7 +2605,7 @@
             <w:color w:val="263445"/>
             <w:sz w:val="20"/>
           </w:rPr>
-          <w:t xml:space="preserve">환경측면 법규 및 비상 대응</w:t>
+          <w:t xml:space="preserve">환경측면·법규 및 비상 대응</w:t>
         </w:r>
         <w:r>
           <w:rPr>
@@ -2121,7 +2621,7 @@
             <w:color w:val="263445"/>
             <w:sz w:val="20"/>
           </w:rPr>
-          <w:t>19</w:t>
+          <w:t>16</w:t>
         </w:r>
       </w:hyperlink>
     </w:p>
@@ -2156,7 +2656,7 @@
             <w:color w:val="263445"/>
             <w:sz w:val="20"/>
           </w:rPr>
-          <w:t>19</w:t>
+          <w:t>17</w:t>
         </w:r>
       </w:hyperlink>
     </w:p>
@@ -2191,7 +2691,7 @@
             <w:color w:val="263445"/>
             <w:sz w:val="20"/>
           </w:rPr>
-          <w:t>20</w:t>
+          <w:t>17</w:t>
         </w:r>
       </w:hyperlink>
     </w:p>
@@ -2226,7 +2726,7 @@
             <w:color w:val="263445"/>
             <w:sz w:val="20"/>
           </w:rPr>
-          <w:t>20</w:t>
+          <w:t>17</w:t>
         </w:r>
       </w:hyperlink>
     </w:p>
@@ -3615,7 +4115,7 @@
                 <w:color w:val="263445"/>
                 <w:sz w:val="19"/>
               </w:rPr>
-              <w:t>인증서 및 MF-05에 등록한 적용 판본. ISO 9001·14001의 2026판은 변경점 대조·인증기관 전환 승인 후 적용한다. ISO 45001:2018 및 Amd 1:2024를 확인한다.</w:t>
+              <w:t>인증서 및 MF-05에 등록한 적용 판본. ISO 9001·14001의 2026판은 변경점 대조·인증기관 전환 승인 후 적용한다. 현재 판본(ISO 9001:2015·ISO 14001:2015·ISO 45001:2018)의 Amd 1:2024(기후변화 고려)는 MF-04에 반영한다.</w:t>
             </w:r>
           </w:p>
         </w:tc>
@@ -7848,7 +8348,7 @@
           <w:rFonts w:ascii="Malgun Gothic" w:hAnsi="Malgun Gothic" w:eastAsia="Malgun Gothic"/>
           <w:sz w:val="21"/>
         </w:rPr>
-        <w:t>프로젝트별 기록 원본은 회사가 승인한 공용 저장소의 프로젝트 번호 폴더에 보관한다. 실제 경로와 접근권한 담당은 QF-13에 등록한다. 승인 도면·PLC 최종본·검사기록은 작업일 종료 시 공용 저장소에 반영하고, 공용 저장소와 물리적으로 분리된 저장소에 매일 백업한다. 주 1회 백업 성공 여부를 확인하고 월 1회 표본 복구를 시험하여 QF-13에 일자·담당·성공 여부·증거와 실패 조치를 기록한다. G:가 동일한 C: 폴더를 가리키는 연결인 경우 별도 백업으로 인정하지 않는다.</w:t>
+        <w:t>프로젝트별 기록 원본은 회사가 승인한 공용 저장소의 프로젝트 번호 폴더에 보관한다. 실제 경로와 접근권한 담당은 QF-13에 등록한다. 승인 도면·PLC 최종본·검사기록은 작업일 종료 시 공용 저장소에 반영하고, 공용 저장소와 물리적으로 분리된 저장소에 매일 백업한다. 주 1회 백업 성공 여부를 확인하고 월 1회 표본 복구를 시험하여 QF-13-2(QF-13 별지)에 일자·담당·성공 여부·증거와 실패 조치를 기록한다. G:가 동일한 C: 폴더를 가리키는 연결인 경우 별도 백업으로 인정하지 않는다.</w:t>
       </w:r>
     </w:p>
     <w:p>
@@ -7888,7 +8388,7 @@
           <w:color w:val="263445"/>
           <w:sz w:val="21"/>
         </w:rPr>
-        <w:t>QF-13 문서·양식 관리대장, PF-00 프로젝트 파일 표지</w:t>
+        <w:t>QF-13 문서·양식 관리대장, QF-13-2 백업·복구 확인, PF-00 프로젝트 파일 표지</w:t>
       </w:r>
     </w:p>
     <w:p>
@@ -7955,7 +8455,7 @@
           <w:rFonts w:ascii="Malgun Gothic" w:hAnsi="Malgun Gothic" w:eastAsia="Malgun Gothic"/>
           <w:sz w:val="21"/>
         </w:rPr>
-        <w:t>설계 결과 확인: 회로도·BOM은 설계자 외 1인 이상 검토 후 승인한다.</w:t>
+        <w:t>고객 승인도가 필요한 계약은 승인도 제출일·고객 코멘트 반영·승인일을 QF-02에 기록하고, 고객 승인 후 제작도를 출도한다.</w:t>
       </w:r>
     </w:p>
     <w:p>
@@ -7972,65 +8472,8 @@
           <w:rFonts w:ascii="Malgun Gothic" w:hAnsi="Malgun Gothic" w:eastAsia="Malgun Gothic"/>
           <w:sz w:val="21"/>
         </w:rPr>
-        <w:t>설계 검증·유효성 확인: 설계 입력·출력 대조와 기술 검토·계산·논리시험으로 검증하고, 대표 사용조건의 FAT/SAT와 고객 인수로 유효성을 확인한다. 상세 기준은 부록 E 및 QF-02·QF-15에 따른다.</w:t>
-      </w:r>
-    </w:p>
-    <w:p>
-      <w:pPr>
-        <w:spacing w:after="100" w:line="276" w:lineRule="auto"/>
-      </w:pPr>
-      <w:r>
-        <w:rPr>
-          <w:rFonts w:ascii="Malgun Gothic" w:hAnsi="Malgun Gothic" w:eastAsia="Malgun Gothic"/>
-          <w:b/>
-          <w:bCs/>
-          <w:color w:val="263445"/>
-          <w:sz w:val="21"/>
-        </w:rPr>
-        <w:t xml:space="preserve">기록: </w:t>
-      </w:r>
-      <w:r>
-        <w:rPr>
-          <w:rFonts w:ascii="Malgun Gothic" w:hAnsi="Malgun Gothic" w:eastAsia="Malgun Gothic"/>
-          <w:color w:val="263445"/>
-          <w:sz w:val="21"/>
-        </w:rPr>
-        <w:t>PF-00(수주검토란), QF-02</w:t>
-      </w:r>
-    </w:p>
-    <w:p>
-      <w:pPr>
-        <w:pStyle w:val="2"/>
-        <w:spacing w:after="100" w:line="276" w:lineRule="auto"/>
-      </w:pPr>
-      <w:bookmarkStart w:id="911" w:name="_Toc0011"/>
-      <w:r>
-        <w:rPr>
-          <w:rFonts w:ascii="Malgun Gothic" w:hAnsi="Malgun Gothic" w:eastAsia="Malgun Gothic"/>
-          <w:color w:val="1857A5"/>
-          <w:sz w:val="22"/>
-        </w:rPr>
-        <w:t>5.3 구매와 외주 관리 (</w:t>
-      </w:r>
-      <w:proofErr w:type="spellStart"/>
-      <w:r>
-        <w:rPr>
-          <w:rFonts w:ascii="Malgun Gothic" w:hAnsi="Malgun Gothic" w:eastAsia="Malgun Gothic"/>
-          <w:color w:val="1857A5"/>
-          <w:sz w:val="22"/>
-        </w:rPr>
-        <w:t>외함</w:t>
-      </w:r>
-      <w:proofErr w:type="spellEnd"/>
-      <w:r>
-        <w:rPr>
-          <w:rFonts w:ascii="Malgun Gothic" w:hAnsi="Malgun Gothic" w:eastAsia="Malgun Gothic"/>
-          <w:color w:val="1857A5"/>
-          <w:sz w:val="22"/>
-        </w:rPr>
-        <w:t>, 현장 배선)</w:t>
-      </w:r>
-      <w:bookmarkEnd w:id="911"/>
+        <w:t>설계 결과 확인: 회로도·BOM은 설계자 외 1인 이상 검토 후 승인한다.</w:t>
+      </w:r>
     </w:p>
     <w:p>
       <w:pPr>
@@ -8046,8 +8489,65 @@
           <w:rFonts w:ascii="Malgun Gothic" w:hAnsi="Malgun Gothic" w:eastAsia="Malgun Gothic"/>
           <w:sz w:val="21"/>
         </w:rPr>
-        <w:t>발주는 승인된 업체에 한다. 신규 업체는 평가 후 QF-10 승인 목록에 등록한다.</w:t>
-      </w:r>
+        <w:t>설계 검증·유효성 확인: 설계 입력·출력 대조와 기술 검토·계산·논리시험으로 검증하고, 대표 사용조건의 FAT/SAT와 고객 인수로 유효성을 확인한다. 상세 기준은 부록 E 및 QF-02·QF-15에 따른다.</w:t>
+      </w:r>
+    </w:p>
+    <w:p>
+      <w:pPr>
+        <w:spacing w:after="100" w:line="276" w:lineRule="auto"/>
+      </w:pPr>
+      <w:r>
+        <w:rPr>
+          <w:rFonts w:ascii="Malgun Gothic" w:hAnsi="Malgun Gothic" w:eastAsia="Malgun Gothic"/>
+          <w:b/>
+          <w:bCs/>
+          <w:color w:val="263445"/>
+          <w:sz w:val="21"/>
+        </w:rPr>
+        <w:t xml:space="preserve">기록: </w:t>
+      </w:r>
+      <w:r>
+        <w:rPr>
+          <w:rFonts w:ascii="Malgun Gothic" w:hAnsi="Malgun Gothic" w:eastAsia="Malgun Gothic"/>
+          <w:color w:val="263445"/>
+          <w:sz w:val="21"/>
+        </w:rPr>
+        <w:t>PF-00(수주검토란), QF-02</w:t>
+      </w:r>
+    </w:p>
+    <w:p>
+      <w:pPr>
+        <w:pStyle w:val="2"/>
+        <w:spacing w:after="100" w:line="276" w:lineRule="auto"/>
+      </w:pPr>
+      <w:bookmarkStart w:id="911" w:name="_Toc0011"/>
+      <w:r>
+        <w:rPr>
+          <w:rFonts w:ascii="Malgun Gothic" w:hAnsi="Malgun Gothic" w:eastAsia="Malgun Gothic"/>
+          <w:color w:val="1857A5"/>
+          <w:sz w:val="22"/>
+        </w:rPr>
+        <w:t>5.3 구매와 외주 관리 (</w:t>
+      </w:r>
+      <w:proofErr w:type="spellStart"/>
+      <w:r>
+        <w:rPr>
+          <w:rFonts w:ascii="Malgun Gothic" w:hAnsi="Malgun Gothic" w:eastAsia="Malgun Gothic"/>
+          <w:color w:val="1857A5"/>
+          <w:sz w:val="22"/>
+        </w:rPr>
+        <w:t>외함</w:t>
+      </w:r>
+      <w:proofErr w:type="spellEnd"/>
+      <w:r>
+        <w:rPr>
+          <w:rFonts w:ascii="Malgun Gothic" w:hAnsi="Malgun Gothic" w:eastAsia="Malgun Gothic"/>
+          <w:color w:val="1857A5"/>
+          <w:sz w:val="22"/>
+        </w:rPr>
+        <w:t>, 현장 배선)</w:t>
+      </w:r>
+      <w:bookmarkEnd w:id="911"/>
     </w:p>
     <w:p>
       <w:pPr>
@@ -8063,7 +8563,7 @@
           <w:rFonts w:ascii="Malgun Gothic" w:hAnsi="Malgun Gothic" w:eastAsia="Malgun Gothic"/>
           <w:sz w:val="21"/>
         </w:rPr>
-        <w:t>발주서는 통일된 양식(경영관리·ERP 기준)으로 작성하고 모델명·수량을 도면 BOM과 이중 확인한다.</w:t>
+        <w:t>발주는 승인된 업체에 한다. 신규 업체는 평가 후 QF-10 승인 목록에 등록한다.</w:t>
       </w:r>
     </w:p>
     <w:p>
@@ -8075,21 +8575,12 @@
         </w:numPr>
         <w:spacing w:after="100" w:line="276" w:lineRule="auto"/>
       </w:pPr>
-      <w:proofErr w:type="spellStart"/>
-      <w:r>
-        <w:rPr>
-          <w:rFonts w:ascii="Malgun Gothic" w:hAnsi="Malgun Gothic" w:eastAsia="Malgun Gothic"/>
-          <w:sz w:val="21"/>
-        </w:rPr>
-        <w:t>외함</w:t>
-      </w:r>
-      <w:proofErr w:type="spellEnd"/>
-      <w:r>
-        <w:rPr>
-          <w:rFonts w:ascii="Malgun Gothic" w:hAnsi="Malgun Gothic" w:eastAsia="Malgun Gothic"/>
-          <w:sz w:val="21"/>
-        </w:rPr>
-        <w:t xml:space="preserve"> 외주: 입고 시 치수·도장·가공 상태를 확인하고 QF-03으로 기록한다.</w:t>
+      <w:r>
+        <w:rPr>
+          <w:rFonts w:ascii="Malgun Gothic" w:hAnsi="Malgun Gothic" w:eastAsia="Malgun Gothic"/>
+          <w:sz w:val="21"/>
+        </w:rPr>
+        <w:t>발주서는 통일된 양식(경영관리·ERP 기준)으로 작성하고 모델명·수량을 도면 BOM과 이중 확인한다.</w:t>
       </w:r>
     </w:p>
     <w:p>
@@ -8101,12 +8592,21 @@
         </w:numPr>
         <w:spacing w:after="100" w:line="276" w:lineRule="auto"/>
       </w:pPr>
-      <w:r>
-        <w:rPr>
-          <w:rFonts w:ascii="Malgun Gothic" w:hAnsi="Malgun Gothic" w:eastAsia="Malgun Gothic"/>
-          <w:sz w:val="21"/>
-        </w:rPr>
-        <w:t>현장 배선 외주: 작업 전 안전 협의(SF-03), 작업 후 당사가 배선 상태를 검사(SAT 시 QF-07에 반영)한다.</w:t>
+      <w:proofErr w:type="spellStart"/>
+      <w:r>
+        <w:rPr>
+          <w:rFonts w:ascii="Malgun Gothic" w:hAnsi="Malgun Gothic" w:eastAsia="Malgun Gothic"/>
+          <w:sz w:val="21"/>
+        </w:rPr>
+        <w:t>외함</w:t>
+      </w:r>
+      <w:proofErr w:type="spellEnd"/>
+      <w:r>
+        <w:rPr>
+          <w:rFonts w:ascii="Malgun Gothic" w:hAnsi="Malgun Gothic" w:eastAsia="Malgun Gothic"/>
+          <w:sz w:val="21"/>
+        </w:rPr>
+        <w:t xml:space="preserve"> 외주: 입고 시 치수·도장·가공 상태를 확인하고 QF-03으로 기록한다.</w:t>
       </w:r>
     </w:p>
     <w:p>
@@ -8123,47 +8623,8 @@
           <w:rFonts w:ascii="Malgun Gothic" w:hAnsi="Malgun Gothic" w:eastAsia="Malgun Gothic"/>
           <w:sz w:val="21"/>
         </w:rPr>
-        <w:t>부품 공급자와 외주업체는 신규 발주 전, 연 1회 및 중대한 문제 발생 시 QF-10으로 평가·승인한다. 품질·납기·대응 점수와 안전·법규 판정에 따른 등급·발주 조건은 부록 E를 따른다.</w:t>
-      </w:r>
-    </w:p>
-    <w:p>
-      <w:pPr>
-        <w:spacing w:after="100" w:line="276" w:lineRule="auto"/>
-      </w:pPr>
-      <w:r>
-        <w:rPr>
-          <w:rFonts w:ascii="Malgun Gothic" w:hAnsi="Malgun Gothic" w:eastAsia="Malgun Gothic"/>
-          <w:b/>
-          <w:bCs/>
-          <w:color w:val="263445"/>
-          <w:sz w:val="21"/>
-        </w:rPr>
-        <w:t xml:space="preserve">기록: </w:t>
-      </w:r>
-      <w:r>
-        <w:rPr>
-          <w:rFonts w:ascii="Malgun Gothic" w:hAnsi="Malgun Gothic" w:eastAsia="Malgun Gothic"/>
-          <w:color w:val="263445"/>
-          <w:sz w:val="21"/>
-        </w:rPr>
-        <w:t>QF-10, SF-03, 발주서</w:t>
-      </w:r>
-    </w:p>
-    <w:p>
-      <w:pPr>
-        <w:pStyle w:val="2"/>
-        <w:spacing w:after="100" w:line="276" w:lineRule="auto"/>
-      </w:pPr>
-      <w:bookmarkStart w:id="912" w:name="_Toc0012"/>
-      <w:r>
-        <w:rPr>
-          <w:rFonts w:ascii="Malgun Gothic" w:hAnsi="Malgun Gothic" w:eastAsia="Malgun Gothic"/>
-          <w:color w:val="1857A5"/>
-          <w:sz w:val="22"/>
-        </w:rPr>
-        <w:t>5.4 입고검사와 식별·추적 (LOT)</w:t>
-      </w:r>
-      <w:bookmarkEnd w:id="912"/>
+        <w:t>현장 배선 외주: 작업 전 안전 협의(SF-03), 작업 후 당사가 배선 상태를 검사(SAT 시 QF-07에 반영)한다.</w:t>
+      </w:r>
     </w:p>
     <w:p>
       <w:pPr>
@@ -8179,8 +8640,47 @@
           <w:rFonts w:ascii="Malgun Gothic" w:hAnsi="Malgun Gothic" w:eastAsia="Malgun Gothic"/>
           <w:sz w:val="21"/>
         </w:rPr>
-        <w:t>검사 대상: 인버터, PLC, 차단기 등 주요 부품과 외주 외함. 소모성 부품도 고객 지정·안전 중요 또는 문제 발생 시 검사한다.</w:t>
-      </w:r>
+        <w:t>부품 공급자와 외주업체는 신규 발주 전, 연 1회 및 중대한 문제 발생 시 QF-10으로 평가·승인한다. 품질·납기·대응 점수와 안전·법규 판정에 따른 등급·발주 조건은 부록 E를 따른다.</w:t>
+      </w:r>
+    </w:p>
+    <w:p>
+      <w:pPr>
+        <w:spacing w:after="100" w:line="276" w:lineRule="auto"/>
+      </w:pPr>
+      <w:r>
+        <w:rPr>
+          <w:rFonts w:ascii="Malgun Gothic" w:hAnsi="Malgun Gothic" w:eastAsia="Malgun Gothic"/>
+          <w:b/>
+          <w:bCs/>
+          <w:color w:val="263445"/>
+          <w:sz w:val="21"/>
+        </w:rPr>
+        <w:t xml:space="preserve">기록: </w:t>
+      </w:r>
+      <w:r>
+        <w:rPr>
+          <w:rFonts w:ascii="Malgun Gothic" w:hAnsi="Malgun Gothic" w:eastAsia="Malgun Gothic"/>
+          <w:color w:val="263445"/>
+          <w:sz w:val="21"/>
+        </w:rPr>
+        <w:t>QF-10, SF-03, 발주서</w:t>
+      </w:r>
+    </w:p>
+    <w:p>
+      <w:pPr>
+        <w:pStyle w:val="2"/>
+        <w:spacing w:after="100" w:line="276" w:lineRule="auto"/>
+      </w:pPr>
+      <w:bookmarkStart w:id="912" w:name="_Toc0012"/>
+      <w:r>
+        <w:rPr>
+          <w:rFonts w:ascii="Malgun Gothic" w:hAnsi="Malgun Gothic" w:eastAsia="Malgun Gothic"/>
+          <w:color w:val="1857A5"/>
+          <w:sz w:val="22"/>
+        </w:rPr>
+        <w:t>5.4 입고검사와 식별·추적 (LOT)</w:t>
+      </w:r>
+      <w:bookmarkEnd w:id="912"/>
     </w:p>
     <w:p>
       <w:pPr>
@@ -8196,8 +8696,7 @@
           <w:rFonts w:ascii="Malgun Gothic" w:hAnsi="Malgun Gothic" w:eastAsia="Malgun Gothic"/>
           <w:sz w:val="21"/>
         </w:rPr>
-        <w:lastRenderedPageBreak/>
-        <w:t>검사 내용: 발주서 대조(모델·수량), 외관·포장, 명판의 시리얼/LOT 번호 기록, 필요한 성적서·인증서 확인.</w:t>
+        <w:t>검사 대상: 인버터, PLC, 차단기 등 주요 부품과 외주 외함. 소모성 부품도 고객 지정·안전 중요 또는 문제 발생 시 검사한다.</w:t>
       </w:r>
     </w:p>
     <w:p>
@@ -8214,7 +8713,8 @@
           <w:rFonts w:ascii="Malgun Gothic" w:hAnsi="Malgun Gothic" w:eastAsia="Malgun Gothic"/>
           <w:sz w:val="21"/>
         </w:rPr>
-        <w:t>불합격품은 '부적합' 표시 후 분리 보관하고 QF-09로 처리한다.</w:t>
+        <w:lastRenderedPageBreak/>
+        <w:t>검사 내용: 발주서 대조(모델·수량), 외관·포장, 명판의 시리얼/LOT 번호 기록, 필요한 성적서·인증서 확인.</w:t>
       </w:r>
     </w:p>
     <w:p>
@@ -8231,84 +8731,8 @@
           <w:rFonts w:ascii="Malgun Gothic" w:hAnsi="Malgun Gothic" w:eastAsia="Malgun Gothic"/>
           <w:sz w:val="21"/>
         </w:rPr>
-        <w:t xml:space="preserve">프로젝트별 LOT·시리얼 </w:t>
-      </w:r>
-      <w:proofErr w:type="spellStart"/>
-      <w:r>
-        <w:rPr>
-          <w:rFonts w:ascii="Malgun Gothic" w:hAnsi="Malgun Gothic" w:eastAsia="Malgun Gothic"/>
-          <w:sz w:val="21"/>
-        </w:rPr>
-        <w:t>추적표</w:t>
-      </w:r>
-      <w:proofErr w:type="spellEnd"/>
-      <w:r>
-        <w:rPr>
-          <w:rFonts w:ascii="Malgun Gothic" w:hAnsi="Malgun Gothic" w:eastAsia="Malgun Gothic"/>
-          <w:sz w:val="21"/>
-        </w:rPr>
-        <w:t xml:space="preserve">(QF-04)에 '부품 → 판넬 번호 → </w:t>
-      </w:r>
-      <w:proofErr w:type="spellStart"/>
-      <w:r>
-        <w:rPr>
-          <w:rFonts w:ascii="Malgun Gothic" w:hAnsi="Malgun Gothic" w:eastAsia="Malgun Gothic"/>
-          <w:sz w:val="21"/>
-        </w:rPr>
-        <w:t>납품처</w:t>
-      </w:r>
-      <w:proofErr w:type="spellEnd"/>
-      <w:r>
-        <w:rPr>
-          <w:rFonts w:ascii="Malgun Gothic" w:hAnsi="Malgun Gothic" w:eastAsia="Malgun Gothic"/>
-          <w:sz w:val="21"/>
-        </w:rPr>
-        <w:t>'</w:t>
-      </w:r>
-      <w:proofErr w:type="spellStart"/>
-      <w:r>
-        <w:rPr>
-          <w:rFonts w:ascii="Malgun Gothic" w:hAnsi="Malgun Gothic" w:eastAsia="Malgun Gothic"/>
-          <w:sz w:val="21"/>
-        </w:rPr>
-        <w:t>를</w:t>
-      </w:r>
-      <w:proofErr w:type="spellEnd"/>
-      <w:r>
-        <w:rPr>
-          <w:rFonts w:ascii="Malgun Gothic" w:hAnsi="Malgun Gothic" w:eastAsia="Malgun Gothic"/>
-          <w:sz w:val="21"/>
-        </w:rPr>
-        <w:t xml:space="preserve"> 기록하여 클레임 시 추적할 수 있게 한다.</w:t>
-      </w:r>
-    </w:p>
-    <w:p>
-      <w:pPr>
-        <w:spacing w:after="100" w:line="276" w:lineRule="auto"/>
-      </w:pPr>
-      <w:r>
-        <w:rPr>
-          <w:rFonts w:ascii="Malgun Gothic" w:hAnsi="Malgun Gothic" w:eastAsia="Malgun Gothic"/>
-          <w:sz w:val="21"/>
-        </w:rPr>
-        <w:t>기록: QF-03, QF-04, QF-16</w:t>
-      </w:r>
-    </w:p>
-    <w:p>
-      <w:pPr>
-        <w:pStyle w:val="2"/>
-        <w:spacing w:after="100" w:line="276" w:lineRule="auto"/>
-      </w:pPr>
-      <w:bookmarkStart w:id="913" w:name="_Toc0013"/>
-      <w:r>
-        <w:rPr>
-          <w:rFonts w:ascii="Malgun Gothic" w:hAnsi="Malgun Gothic" w:eastAsia="Malgun Gothic"/>
-          <w:color w:val="1857A5"/>
-          <w:sz w:val="22"/>
-        </w:rPr>
-        <w:t>5.5 조립·판넬 내부 배선 (공장, 일용직 포함)</w:t>
-      </w:r>
-      <w:bookmarkEnd w:id="913"/>
+        <w:t>불합격품은 '부적합' 표시 후 분리 보관하고 QF-09로 처리한다.</w:t>
+      </w:r>
     </w:p>
     <w:p>
       <w:pPr>
@@ -8324,7 +8748,55 @@
           <w:rFonts w:ascii="Malgun Gothic" w:hAnsi="Malgun Gothic" w:eastAsia="Malgun Gothic"/>
           <w:sz w:val="21"/>
         </w:rPr>
-        <w:t>배선 작업은 최신 승인 도면과 사내 배선 기준서(WI-01)를 따른다. (부록 B 참조)</w:t>
+        <w:t xml:space="preserve">프로젝트별 LOT·시리얼 </w:t>
+      </w:r>
+      <w:proofErr w:type="spellStart"/>
+      <w:r>
+        <w:rPr>
+          <w:rFonts w:ascii="Malgun Gothic" w:hAnsi="Malgun Gothic" w:eastAsia="Malgun Gothic"/>
+          <w:sz w:val="21"/>
+        </w:rPr>
+        <w:t>추적표</w:t>
+      </w:r>
+      <w:proofErr w:type="spellEnd"/>
+      <w:r>
+        <w:rPr>
+          <w:rFonts w:ascii="Malgun Gothic" w:hAnsi="Malgun Gothic" w:eastAsia="Malgun Gothic"/>
+          <w:sz w:val="21"/>
+        </w:rPr>
+        <w:t xml:space="preserve">(QF-04)에 '부품 → 판넬 번호 → </w:t>
+      </w:r>
+      <w:proofErr w:type="spellStart"/>
+      <w:r>
+        <w:rPr>
+          <w:rFonts w:ascii="Malgun Gothic" w:hAnsi="Malgun Gothic" w:eastAsia="Malgun Gothic"/>
+          <w:sz w:val="21"/>
+        </w:rPr>
+        <w:t>납품처</w:t>
+      </w:r>
+      <w:proofErr w:type="spellEnd"/>
+      <w:r>
+        <w:rPr>
+          <w:rFonts w:ascii="Malgun Gothic" w:hAnsi="Malgun Gothic" w:eastAsia="Malgun Gothic"/>
+          <w:sz w:val="21"/>
+        </w:rPr>
+        <w:t>'</w:t>
+      </w:r>
+      <w:proofErr w:type="spellStart"/>
+      <w:r>
+        <w:rPr>
+          <w:rFonts w:ascii="Malgun Gothic" w:hAnsi="Malgun Gothic" w:eastAsia="Malgun Gothic"/>
+          <w:sz w:val="21"/>
+        </w:rPr>
+        <w:t>를</w:t>
+      </w:r>
+      <w:proofErr w:type="spellEnd"/>
+      <w:r>
+        <w:rPr>
+          <w:rFonts w:ascii="Malgun Gothic" w:hAnsi="Malgun Gothic" w:eastAsia="Malgun Gothic"/>
+          <w:sz w:val="21"/>
+        </w:rPr>
+        <w:t xml:space="preserve"> 기록하여 클레임 시 추적할 수 있게 한다.</w:t>
       </w:r>
     </w:p>
     <w:p>
@@ -8341,8 +8813,36 @@
           <w:rFonts w:ascii="Malgun Gothic" w:hAnsi="Malgun Gothic" w:eastAsia="Malgun Gothic"/>
           <w:sz w:val="21"/>
         </w:rPr>
-        <w:t>신규·제조 비정규직은 배치 전 교육과 QF-12 역량평가를 받는다. 안전수칙 설명·승인도면 해독·작업 시연 모두 적합하고 업무범위가 승인될 때까지 숙련자 지도하에 작업하며 독립작업을 금지한다.</w:t>
-      </w:r>
+        <w:t>프로젝트 번호는 수주 시 영업관리가 부여한 번호(ERP 수주번호)를 모든 양식·폴더·파일명에 똑같이 쓴다. 판넬은 도면의 판넬 Tag(예: LCP-01)와 제조번호(프로젝트번호-순번)를 함께 기록하고, 제조번호를 명판에 표시한다.</w:t>
+      </w:r>
+    </w:p>
+    <w:p>
+      <w:pPr>
+        <w:spacing w:after="100" w:line="276" w:lineRule="auto"/>
+      </w:pPr>
+      <w:r>
+        <w:rPr>
+          <w:rFonts w:ascii="Malgun Gothic" w:hAnsi="Malgun Gothic" w:eastAsia="Malgun Gothic"/>
+          <w:sz w:val="21"/>
+        </w:rPr>
+        <w:t>기록: QF-03, QF-04, QF-16</w:t>
+      </w:r>
+    </w:p>
+    <w:p>
+      <w:pPr>
+        <w:pStyle w:val="2"/>
+        <w:spacing w:after="100" w:line="276" w:lineRule="auto"/>
+      </w:pPr>
+      <w:bookmarkStart w:id="913" w:name="_Toc0013"/>
+      <w:r>
+        <w:rPr>
+          <w:rFonts w:ascii="Malgun Gothic" w:hAnsi="Malgun Gothic" w:eastAsia="Malgun Gothic"/>
+          <w:color w:val="1857A5"/>
+          <w:sz w:val="22"/>
+        </w:rPr>
+        <w:t>5.5 조립·판넬 내부 배선 (공장, 일용직 포함)</w:t>
+      </w:r>
+      <w:bookmarkEnd w:id="913"/>
     </w:p>
     <w:p>
       <w:pPr>
@@ -8358,36 +8858,8 @@
           <w:rFonts w:ascii="Malgun Gothic" w:hAnsi="Malgun Gothic" w:eastAsia="Malgun Gothic"/>
           <w:sz w:val="21"/>
         </w:rPr>
-        <w:t>배선 후 작업자가 자주검사(QF-05)하고, 숙련자가 확인한다.</w:t>
-      </w:r>
-    </w:p>
-    <w:p>
-      <w:pPr>
-        <w:spacing w:after="100" w:line="276" w:lineRule="auto"/>
-      </w:pPr>
-      <w:r>
-        <w:rPr>
-          <w:rFonts w:ascii="Malgun Gothic" w:hAnsi="Malgun Gothic" w:eastAsia="Malgun Gothic"/>
-          <w:sz w:val="21"/>
-        </w:rPr>
-        <w:t>기록: QF-05, QF-12, QF-16</w:t>
-      </w:r>
-    </w:p>
-    <w:p>
-      <w:pPr>
-        <w:pStyle w:val="2"/>
-        <w:spacing w:after="100" w:line="276" w:lineRule="auto"/>
-      </w:pPr>
-      <w:bookmarkStart w:id="914" w:name="_Toc0014"/>
-      <w:r>
-        <w:rPr>
-          <w:rFonts w:ascii="Malgun Gothic" w:hAnsi="Malgun Gothic" w:eastAsia="Malgun Gothic"/>
-          <w:color w:val="1857A5"/>
-          <w:sz w:val="22"/>
-        </w:rPr>
-        <w:t>5.6 자체시험과 FAT</w:t>
-      </w:r>
-      <w:bookmarkEnd w:id="914"/>
+        <w:t>배선 작업은 최신 승인 도면과 사내 배선 기준서(WI-01)를 따른다. (부록 B 참조)</w:t>
+      </w:r>
     </w:p>
     <w:p>
       <w:pPr>
@@ -8403,7 +8875,7 @@
           <w:rFonts w:ascii="Malgun Gothic" w:hAnsi="Malgun Gothic" w:eastAsia="Malgun Gothic"/>
           <w:sz w:val="21"/>
         </w:rPr>
-        <w:t>시험은 교정 유효한 계측기로 실시하고 계측기 관리번호를 성적서에 기록한다.</w:t>
+        <w:t>신규·제조 비정규직은 배치 전 교육과 QF-12 역량평가를 받는다. 안전수칙 설명·승인도면 해독·작업 시연 모두 적합하고 업무범위가 승인될 때까지 숙련자 지도하에 작업하며 독립작업을 금지한다.</w:t>
       </w:r>
     </w:p>
     <w:p>
@@ -8420,8 +8892,36 @@
           <w:rFonts w:ascii="Malgun Gothic" w:hAnsi="Malgun Gothic" w:eastAsia="Malgun Gothic"/>
           <w:sz w:val="21"/>
         </w:rPr>
-        <w:t>시험 항목·기준값·단위·조건·방법·전자부품 보호는 고객사양·적용규격·제조사 자료에 근거하여 QF-15로 시험 전에 승인한다. QF-06에는 실측값과 판정을 기록한다. 통전 시작·전원상태 변경·종료 시 SF-02를 확인한다.</w:t>
-      </w:r>
+        <w:t>배선 후 작업자가 자주검사(QF-05)하고, 숙련자가 확인한다. 숙련자는 QF-12에서 '배선 확인' 업무범위를 승인받은 사람으로 하며, 작업자 본인이 숙련자 확인을 겸하지 않는다.</w:t>
+      </w:r>
+    </w:p>
+    <w:p>
+      <w:pPr>
+        <w:spacing w:after="100" w:line="276" w:lineRule="auto"/>
+      </w:pPr>
+      <w:r>
+        <w:rPr>
+          <w:rFonts w:ascii="Malgun Gothic" w:hAnsi="Malgun Gothic" w:eastAsia="Malgun Gothic"/>
+          <w:sz w:val="21"/>
+        </w:rPr>
+        <w:t>기록: QF-05, QF-12, QF-16</w:t>
+      </w:r>
+    </w:p>
+    <w:p>
+      <w:pPr>
+        <w:pStyle w:val="2"/>
+        <w:spacing w:after="100" w:line="276" w:lineRule="auto"/>
+      </w:pPr>
+      <w:bookmarkStart w:id="914" w:name="_Toc0014"/>
+      <w:r>
+        <w:rPr>
+          <w:rFonts w:ascii="Malgun Gothic" w:hAnsi="Malgun Gothic" w:eastAsia="Malgun Gothic"/>
+          <w:color w:val="1857A5"/>
+          <w:sz w:val="22"/>
+        </w:rPr>
+        <w:t>5.6 자체시험과 FAT</w:t>
+      </w:r>
+      <w:bookmarkEnd w:id="914"/>
     </w:p>
     <w:p>
       <w:pPr>
@@ -8437,23 +8937,7 @@
           <w:rFonts w:ascii="Malgun Gothic" w:hAnsi="Malgun Gothic" w:eastAsia="Malgun Gothic"/>
           <w:sz w:val="21"/>
         </w:rPr>
-        <w:t xml:space="preserve">FAT 시 PLC 프로그램 버전이 최신 </w:t>
-      </w:r>
-      <w:proofErr w:type="spellStart"/>
-      <w:r>
-        <w:rPr>
-          <w:rFonts w:ascii="Malgun Gothic" w:hAnsi="Malgun Gothic" w:eastAsia="Malgun Gothic"/>
-          <w:sz w:val="21"/>
-        </w:rPr>
-        <w:t>승인본인지</w:t>
-      </w:r>
-      <w:proofErr w:type="spellEnd"/>
-      <w:r>
-        <w:rPr>
-          <w:rFonts w:ascii="Malgun Gothic" w:hAnsi="Malgun Gothic" w:eastAsia="Malgun Gothic"/>
-          <w:sz w:val="21"/>
-        </w:rPr>
-        <w:t xml:space="preserve"> 확인한다.</w:t>
+        <w:t>시험은 교정 유효한 계측기로 실시하고 계측기 관리번호를 성적서에 기록한다.</w:t>
       </w:r>
     </w:p>
     <w:p>
@@ -8470,47 +8954,8 @@
           <w:rFonts w:ascii="Malgun Gothic" w:hAnsi="Malgun Gothic" w:eastAsia="Malgun Gothic"/>
           <w:sz w:val="21"/>
         </w:rPr>
-        <w:t>불합격 항목은 재작업·재시험 후 합격을 확인하고 불합격·수정·재시험은 QF-09 또는 연결된 재작업 기록에 남긴다. 고객 입회 시 입회자 서명을 받는다.</w:t>
-      </w:r>
-    </w:p>
-    <w:p>
-      <w:pPr>
-        <w:spacing w:after="100" w:line="276" w:lineRule="auto"/>
-      </w:pPr>
-      <w:r>
-        <w:rPr>
-          <w:rFonts w:ascii="Malgun Gothic" w:hAnsi="Malgun Gothic" w:eastAsia="Malgun Gothic"/>
-          <w:b/>
-          <w:bCs/>
-          <w:color w:val="263445"/>
-          <w:sz w:val="21"/>
-        </w:rPr>
-        <w:t xml:space="preserve">기록: </w:t>
-      </w:r>
-      <w:r>
-        <w:rPr>
-          <w:rFonts w:ascii="Malgun Gothic" w:hAnsi="Malgun Gothic" w:eastAsia="Malgun Gothic"/>
-          <w:color w:val="263445"/>
-          <w:sz w:val="21"/>
-        </w:rPr>
-        <w:t>QF-06, SF-02</w:t>
-      </w:r>
-    </w:p>
-    <w:p>
-      <w:pPr>
-        <w:pStyle w:val="2"/>
-        <w:spacing w:after="100" w:line="276" w:lineRule="auto"/>
-      </w:pPr>
-      <w:bookmarkStart w:id="915" w:name="_Toc0015"/>
-      <w:r>
-        <w:rPr>
-          <w:rFonts w:ascii="Malgun Gothic" w:hAnsi="Malgun Gothic" w:eastAsia="Malgun Gothic"/>
-          <w:color w:val="1857A5"/>
-          <w:sz w:val="22"/>
-        </w:rPr>
-        <w:t>5.7 납품과 SAT·시운전</w:t>
-      </w:r>
-      <w:bookmarkEnd w:id="915"/>
+        <w:t>시험 항목·기준값·단위·조건·방법·전자부품 보호는 고객사양·적용규격·제조사 자료에 근거하여 QF-15로 시험 전에 승인한다. QF-06에는 실측값과 판정을 기록한다. 통전 시작·전원상태 변경·종료 시 SF-02를 확인한다.</w:t>
+      </w:r>
     </w:p>
     <w:p>
       <w:pPr>
@@ -8526,7 +8971,23 @@
           <w:rFonts w:ascii="Malgun Gothic" w:hAnsi="Malgun Gothic" w:eastAsia="Malgun Gothic"/>
           <w:sz w:val="21"/>
         </w:rPr>
-        <w:t>출하 전 PF-00으로 설계·입고·제작·FAT·포장 및 출하 대상 부적합 종결을 확인하고 품질 담당이 승인한다. 필수기록 누락·불합격은 출하 보류한다. 고객 특채는 서면 승인과 범위를 기록하되 안전·법규 의무를 면제하지 못한다. 납품 후 SAT는 출하 승인과 별도 관리한다.</w:t>
+        <w:t xml:space="preserve">FAT 시 PLC 프로그램 버전이 최신 </w:t>
+      </w:r>
+      <w:proofErr w:type="spellStart"/>
+      <w:r>
+        <w:rPr>
+          <w:rFonts w:ascii="Malgun Gothic" w:hAnsi="Malgun Gothic" w:eastAsia="Malgun Gothic"/>
+          <w:sz w:val="21"/>
+        </w:rPr>
+        <w:t>승인본인지</w:t>
+      </w:r>
+      <w:proofErr w:type="spellEnd"/>
+      <w:r>
+        <w:rPr>
+          <w:rFonts w:ascii="Malgun Gothic" w:hAnsi="Malgun Gothic" w:eastAsia="Malgun Gothic"/>
+          <w:sz w:val="21"/>
+        </w:rPr>
+        <w:t xml:space="preserve"> 확인한다.</w:t>
       </w:r>
     </w:p>
     <w:p>
@@ -8543,7 +9004,7 @@
           <w:rFonts w:ascii="Malgun Gothic" w:hAnsi="Malgun Gothic" w:eastAsia="Malgun Gothic"/>
           <w:sz w:val="21"/>
         </w:rPr>
-        <w:t>SAT·시운전은 QF-07 항목대로 진행하고, 미결 사항(Punch list)은 담당자와 기한을 정해 종결한다.</w:t>
+        <w:t>I/O·통신·인터록·알람은 QF-06-1(또는 고객 양식)에 점별로 기록하고, 시험 종료 전 PLC 강제(Force)·시뮬레이션 설정 해제를 확인한다.</w:t>
       </w:r>
     </w:p>
     <w:p>
@@ -8560,7 +9021,7 @@
           <w:rFonts w:ascii="Malgun Gothic" w:hAnsi="Malgun Gothic" w:eastAsia="Malgun Gothic"/>
           <w:sz w:val="21"/>
         </w:rPr>
-        <w:t>시운전 종료 후 최종 PLC 프로그램을 백업하여 고객 전달본과 사내 보관본을 확정한다.</w:t>
+        <w:t>불합격 항목은 재작업·재시험 후 합격을 확인하고 불합격·수정·재시험은 QF-09 또는 연결된 재작업 기록에 남긴다. 고객 입회 시 입회자 서명을 받는다.</w:t>
       </w:r>
     </w:p>
     <w:p>
@@ -8583,7 +9044,7 @@
           <w:color w:val="263445"/>
           <w:sz w:val="21"/>
         </w:rPr>
-        <w:t>QF-07, PF-00</w:t>
+        <w:t>QF-06, QF-06-1, SF-02</w:t>
       </w:r>
     </w:p>
     <w:p>
@@ -8591,16 +9052,16 @@
         <w:pStyle w:val="2"/>
         <w:spacing w:after="100" w:line="276" w:lineRule="auto"/>
       </w:pPr>
-      <w:bookmarkStart w:id="916" w:name="_Toc0016"/>
+      <w:bookmarkStart w:id="915" w:name="_Toc0015"/>
       <w:r>
         <w:rPr>
           <w:rFonts w:ascii="Malgun Gothic" w:hAnsi="Malgun Gothic" w:eastAsia="Malgun Gothic"/>
           <w:color w:val="1857A5"/>
           <w:sz w:val="22"/>
         </w:rPr>
-        <w:t>5.8 PLC 프로그램 관리 (Machine Expert)</w:t>
-      </w:r>
-      <w:bookmarkEnd w:id="916"/>
+        <w:t>5.7 납품과 SAT·시운전</w:t>
+      </w:r>
+      <w:bookmarkEnd w:id="915"/>
     </w:p>
     <w:p>
       <w:pPr>
@@ -8616,7 +9077,7 @@
           <w:rFonts w:ascii="Malgun Gothic" w:hAnsi="Malgun Gothic" w:eastAsia="Malgun Gothic"/>
           <w:sz w:val="21"/>
         </w:rPr>
-        <w:t>프로그램은 프로젝트 폴더(07_PLC)에 보관하고 버전(Ver)을 올려 변경 이력을 남긴다.</w:t>
+        <w:t>출하 전 PF-00으로 설계·입고·제작·FAT·포장 및 출하 대상 부적합 종결을 확인하고 품질 담당이 승인한다. 필수기록 누락·불합격은 출하 보류한다. 고객 특채는 서면 승인과 범위를 기록하되 안전·법규 의무를 면제하지 못한다. 납품 후 SAT는 출하 승인과 별도 관리한다.</w:t>
       </w:r>
     </w:p>
     <w:p>
@@ -8633,7 +9094,7 @@
           <w:rFonts w:ascii="Malgun Gothic" w:hAnsi="Malgun Gothic" w:eastAsia="Malgun Gothic"/>
           <w:sz w:val="21"/>
         </w:rPr>
-        <w:t>PLC 변경 전 사유·영향·재검증 범위를 QF-08에 기록하고 기술팀 총괄이 승인한다. 논리시험·FAT·SAT 중 필요한 검증을 실시하고 결과·적용 버전·배포와 이전 버전 보존을 기록한다.</w:t>
+        <w:t>SAT·시운전은 QF-07 항목대로 진행하고, 미결 사항(Punch list)은 담당자와 기한을 정해 종결한다.</w:t>
       </w:r>
     </w:p>
     <w:p>
@@ -8650,7 +9111,7 @@
           <w:rFonts w:ascii="Malgun Gothic" w:hAnsi="Malgun Gothic" w:eastAsia="Malgun Gothic"/>
           <w:sz w:val="21"/>
         </w:rPr>
-        <w:t>납품·시운전 후 최종 Ver을 확정하고 백업 위치를 기록한다.</w:t>
+        <w:t>시운전 종료 후 최종 PLC 프로그램을 백업하여 고객 전달본과 사내 보관본을 확정한다.</w:t>
       </w:r>
     </w:p>
     <w:p>
@@ -8673,7 +9134,7 @@
           <w:color w:val="263445"/>
           <w:sz w:val="21"/>
         </w:rPr>
-        <w:t>QF-08</w:t>
+        <w:t>QF-07, PF-00</w:t>
       </w:r>
     </w:p>
     <w:p>
@@ -8681,17 +9142,16 @@
         <w:pStyle w:val="2"/>
         <w:spacing w:after="100" w:line="276" w:lineRule="auto"/>
       </w:pPr>
-      <w:bookmarkStart w:id="917" w:name="_Toc0017"/>
+      <w:bookmarkStart w:id="916" w:name="_Toc0016"/>
       <w:r>
         <w:rPr>
           <w:rFonts w:ascii="Malgun Gothic" w:hAnsi="Malgun Gothic" w:eastAsia="Malgun Gothic"/>
           <w:color w:val="1857A5"/>
           <w:sz w:val="22"/>
         </w:rPr>
-        <w:lastRenderedPageBreak/>
-        <w:t>5.9 계측기 관리</w:t>
-      </w:r>
-      <w:bookmarkEnd w:id="917"/>
+        <w:t>5.8 PLC 프로그램 관리 (Machine Expert)</w:t>
+      </w:r>
+      <w:bookmarkEnd w:id="916"/>
     </w:p>
     <w:p>
       <w:pPr>
@@ -8707,47 +9167,8 @@
           <w:rFonts w:ascii="Malgun Gothic" w:hAnsi="Malgun Gothic" w:eastAsia="Malgun Gothic"/>
           <w:sz w:val="21"/>
         </w:rPr>
-        <w:t>계측기는 QF-11에 관리번호·사용범위·허용오차·교정주기와 근거·차기일을 등록한다. 사용 전 상태와 교정 유효성을 확인한다. 기한초과·고장·허용오차 초과는 사용금지로 식별하고 이전 시험제품의 영향·재검사 필요성을 QF-09로 평가·조치한다.</w:t>
-      </w:r>
-    </w:p>
-    <w:p>
-      <w:pPr>
-        <w:spacing w:after="100" w:line="276" w:lineRule="auto"/>
-      </w:pPr>
-      <w:r>
-        <w:rPr>
-          <w:rFonts w:ascii="Malgun Gothic" w:hAnsi="Malgun Gothic" w:eastAsia="Malgun Gothic"/>
-          <w:b/>
-          <w:bCs/>
-          <w:color w:val="263445"/>
-          <w:sz w:val="21"/>
-        </w:rPr>
-        <w:t xml:space="preserve">기록: </w:t>
-      </w:r>
-      <w:r>
-        <w:rPr>
-          <w:rFonts w:ascii="Malgun Gothic" w:hAnsi="Malgun Gothic" w:eastAsia="Malgun Gothic"/>
-          <w:color w:val="263445"/>
-          <w:sz w:val="21"/>
-        </w:rPr>
-        <w:t>QF-11, 교정 성적서</w:t>
-      </w:r>
-    </w:p>
-    <w:p>
-      <w:pPr>
-        <w:pStyle w:val="2"/>
-        <w:spacing w:after="100" w:line="276" w:lineRule="auto"/>
-      </w:pPr>
-      <w:bookmarkStart w:id="918" w:name="_Toc0018"/>
-      <w:r>
-        <w:rPr>
-          <w:rFonts w:ascii="Malgun Gothic" w:hAnsi="Malgun Gothic" w:eastAsia="Malgun Gothic"/>
-          <w:color w:val="1857A5"/>
-          <w:sz w:val="22"/>
-        </w:rPr>
-        <w:t>5.10 부적합과 시정조치</w:t>
-      </w:r>
-      <w:bookmarkEnd w:id="918"/>
+        <w:t>프로그램은 프로젝트 폴더(07_PLC)에 보관하고 버전(Ver)을 올려 변경 이력을 남긴다.</w:t>
+      </w:r>
     </w:p>
     <w:p>
       <w:pPr>
@@ -8763,7 +9184,7 @@
           <w:rFonts w:ascii="Malgun Gothic" w:hAnsi="Malgun Gothic" w:eastAsia="Malgun Gothic"/>
           <w:sz w:val="21"/>
         </w:rPr>
-        <w:t>입고·공정·시험·고객 클레임에서 발견된 부적합은 QF-09에 기록하고 즉시 조치한 뒤 원인을 분석해 재발방지책을 정한다.</w:t>
+        <w:t>PLC 변경 전 사유·영향·재검증 범위를 QF-08에 기록하고 기술팀 총괄이 승인한다. 논리시험·FAT·SAT 중 필요한 검증을 실시하고 결과·적용 버전·배포와 이전 버전 보존을 기록한다.</w:t>
       </w:r>
     </w:p>
     <w:p>
@@ -8780,7 +9201,7 @@
           <w:rFonts w:ascii="Malgun Gothic" w:hAnsi="Malgun Gothic" w:eastAsia="Malgun Gothic"/>
           <w:sz w:val="21"/>
         </w:rPr>
-        <w:t>시정조치 완료 후 효과를 확인하고 종결한다.</w:t>
+        <w:t>납품·시운전 후 최종 Ver을 확정하고 백업 위치를 기록한다.</w:t>
       </w:r>
     </w:p>
     <w:p>
@@ -8803,7 +9224,7 @@
           <w:color w:val="263445"/>
           <w:sz w:val="21"/>
         </w:rPr>
-        <w:t>QF-09</w:t>
+        <w:t>QF-08</w:t>
       </w:r>
     </w:p>
     <w:p>
@@ -8811,16 +9232,17 @@
         <w:pStyle w:val="2"/>
         <w:spacing w:after="100" w:line="276" w:lineRule="auto"/>
       </w:pPr>
-      <w:bookmarkStart w:id="919" w:name="_Toc0019"/>
+      <w:bookmarkStart w:id="917" w:name="_Toc0017"/>
       <w:r>
         <w:rPr>
           <w:rFonts w:ascii="Malgun Gothic" w:hAnsi="Malgun Gothic" w:eastAsia="Malgun Gothic"/>
           <w:color w:val="1857A5"/>
           <w:sz w:val="22"/>
         </w:rPr>
-        <w:t>5.11 변경 관리</w:t>
-      </w:r>
-      <w:bookmarkEnd w:id="919"/>
+        <w:lastRenderedPageBreak/>
+        <w:t>5.9 계측기 관리</w:t>
+      </w:r>
+      <w:bookmarkEnd w:id="917"/>
     </w:p>
     <w:p>
       <w:pPr>
@@ -8836,8 +9258,47 @@
           <w:rFonts w:ascii="Malgun Gothic" w:hAnsi="Malgun Gothic" w:eastAsia="Malgun Gothic"/>
           <w:sz w:val="21"/>
         </w:rPr>
-        <w:t>도면, PLC 프로그램, 작업 방법, 외주업체, 설비가 바뀌면 영향(품질·안전·환경)을 검토하고 기술팀 총괄 또는 대표의 승인을 받는다.</w:t>
-      </w:r>
+        <w:t>계측기는 QF-11에 관리번호·사용범위·허용오차·교정주기와 근거·차기일을 등록한다. 사용 전 상태와 교정 유효성을 확인한다. 기한초과·고장·허용오차 초과는 사용금지로 식별하고 이전 시험제품의 영향·재검사 필요성을 QF-09로 평가·조치한다.</w:t>
+      </w:r>
+    </w:p>
+    <w:p>
+      <w:pPr>
+        <w:spacing w:after="100" w:line="276" w:lineRule="auto"/>
+      </w:pPr>
+      <w:r>
+        <w:rPr>
+          <w:rFonts w:ascii="Malgun Gothic" w:hAnsi="Malgun Gothic" w:eastAsia="Malgun Gothic"/>
+          <w:b/>
+          <w:bCs/>
+          <w:color w:val="263445"/>
+          <w:sz w:val="21"/>
+        </w:rPr>
+        <w:t xml:space="preserve">기록: </w:t>
+      </w:r>
+      <w:r>
+        <w:rPr>
+          <w:rFonts w:ascii="Malgun Gothic" w:hAnsi="Malgun Gothic" w:eastAsia="Malgun Gothic"/>
+          <w:color w:val="263445"/>
+          <w:sz w:val="21"/>
+        </w:rPr>
+        <w:t>QF-11, 교정 성적서</w:t>
+      </w:r>
+    </w:p>
+    <w:p>
+      <w:pPr>
+        <w:pStyle w:val="2"/>
+        <w:spacing w:after="100" w:line="276" w:lineRule="auto"/>
+      </w:pPr>
+      <w:bookmarkStart w:id="918" w:name="_Toc0018"/>
+      <w:r>
+        <w:rPr>
+          <w:rFonts w:ascii="Malgun Gothic" w:hAnsi="Malgun Gothic" w:eastAsia="Malgun Gothic"/>
+          <w:color w:val="1857A5"/>
+          <w:sz w:val="22"/>
+        </w:rPr>
+        <w:t>5.10 부적합과 시정조치</w:t>
+      </w:r>
+      <w:bookmarkEnd w:id="918"/>
     </w:p>
     <w:p>
       <w:pPr>
@@ -8853,7 +9314,7 @@
           <w:rFonts w:ascii="Malgun Gothic" w:hAnsi="Malgun Gothic" w:eastAsia="Malgun Gothic"/>
           <w:sz w:val="21"/>
         </w:rPr>
-        <w:t>고객 요구가 변경되면 서면(메일·문서)으로 받아 프로젝트 폴더에 저장하고 도면(QF-02)과 프로그램(QF-08)에 반영한다. 카카오워크로 받은 변경 요청도 캡처·저장한다.</w:t>
+        <w:t>입고·공정·시험·고객 클레임에서 발견된 부적합은 QF-09에 기록하고 즉시 조치한 뒤 원인을 분석해 재발방지책을 정한다.</w:t>
       </w:r>
     </w:p>
     <w:p>
@@ -8870,19 +9331,30 @@
           <w:rFonts w:ascii="Malgun Gothic" w:hAnsi="Malgun Gothic" w:eastAsia="Malgun Gothic"/>
           <w:sz w:val="21"/>
         </w:rPr>
-        <w:t>안전에 영향이 있는 변경은 위험성평가(SF-01)를 재검토한다.</w:t>
-      </w:r>
-    </w:p>
-    <w:p>
-      <w:pPr>
-        <w:spacing w:after="100" w:line="276" w:lineRule="auto"/>
-      </w:pPr>
-      <w:r>
-        <w:rPr>
-          <w:rFonts w:ascii="Malgun Gothic" w:hAnsi="Malgun Gothic" w:eastAsia="Malgun Gothic"/>
-          <w:sz w:val="21"/>
-        </w:rPr>
-        <w:t>기록: QF-02, QF-08, QF-15, SF-01, EF-01</w:t>
+        <w:t>시정조치 완료 후 효과를 확인하고 종결한다.</w:t>
+      </w:r>
+    </w:p>
+    <w:p>
+      <w:pPr>
+        <w:spacing w:after="100" w:line="276" w:lineRule="auto"/>
+      </w:pPr>
+      <w:r>
+        <w:rPr>
+          <w:rFonts w:ascii="Malgun Gothic" w:hAnsi="Malgun Gothic" w:eastAsia="Malgun Gothic"/>
+          <w:b/>
+          <w:bCs/>
+          <w:color w:val="263445"/>
+          <w:sz w:val="21"/>
+        </w:rPr>
+        <w:t xml:space="preserve">기록: </w:t>
+      </w:r>
+      <w:r>
+        <w:rPr>
+          <w:rFonts w:ascii="Malgun Gothic" w:hAnsi="Malgun Gothic" w:eastAsia="Malgun Gothic"/>
+          <w:color w:val="263445"/>
+          <w:sz w:val="21"/>
+        </w:rPr>
+        <w:t>QF-09</w:t>
       </w:r>
     </w:p>
     <w:p>
@@ -8890,16 +9362,16 @@
         <w:pStyle w:val="2"/>
         <w:spacing w:after="100" w:line="276" w:lineRule="auto"/>
       </w:pPr>
-      <w:bookmarkStart w:id="920" w:name="_Toc0020"/>
+      <w:bookmarkStart w:id="919" w:name="_Toc0019"/>
       <w:r>
         <w:rPr>
           <w:rFonts w:ascii="Malgun Gothic" w:hAnsi="Malgun Gothic" w:eastAsia="Malgun Gothic"/>
           <w:color w:val="1857A5"/>
           <w:sz w:val="22"/>
         </w:rPr>
-        <w:t>5.12 고객 재산, 인도 후 활동, 고객 만족</w:t>
-      </w:r>
-      <w:bookmarkEnd w:id="920"/>
+        <w:t>5.11 변경 관리</w:t>
+      </w:r>
+      <w:bookmarkEnd w:id="919"/>
     </w:p>
     <w:p>
       <w:pPr>
@@ -8915,7 +9387,7 @@
           <w:rFonts w:ascii="Malgun Gothic" w:hAnsi="Malgun Gothic" w:eastAsia="Malgun Gothic"/>
           <w:sz w:val="21"/>
         </w:rPr>
-        <w:t>고객 지급 자재는 QF-03으로 수령·상태를 확인한다. 고객 도면·프로그램·정보는 PF-00 및 QF-02·QF-08에 수령자료·판본·보관경로를 연결한다. 분실·손상·부적합은 고객에게 통보하고 QF-09에 처리하며 접근권한으로 고객 정보를 보호한다.</w:t>
+        <w:t>도면, PLC 프로그램, 작업 방법, 외주업체, 설비가 바뀌면 영향(품질·안전·환경)을 검토하고 기술팀 총괄 또는 대표의 승인을 받는다.</w:t>
       </w:r>
     </w:p>
     <w:p>
@@ -8932,21 +9404,7 @@
           <w:rFonts w:ascii="Malgun Gothic" w:hAnsi="Malgun Gothic" w:eastAsia="Malgun Gothic"/>
           <w:sz w:val="21"/>
         </w:rPr>
-        <w:t>납품 시 판넬이 손상되지 않도록 포장·고정·운송 방법을 정하고 확인한다.</w:t>
-      </w:r>
-    </w:p>
-    <w:p>
-      <w:pPr>
-        <w:spacing w:after="100" w:line="276" w:lineRule="auto"/>
-      </w:pPr>
-      <w:r>
-        <w:rPr>
-          <w:rFonts w:ascii="Malgun Gothic" w:hAnsi="Malgun Gothic" w:eastAsia="Malgun Gothic"/>
-          <w:color w:val="263445"/>
-          <w:sz w:val="21"/>
-          <w:highlight w:val="yellow"/>
-        </w:rPr>
-        <w:t>출하 전 내부 이물 제거, 이동부 고정, 개구부·단자 보호, 방습 포장, 명판·취급표시를 확인한다. 판넬은 팔레트 또는 견고한 지지대에 수직 고정하고 전도·충격·수분 유입을 방지한다. 중량·치수·인양점을 확인한 뒤 적정 하역장비를 사용한다. 고객 지정 포장·운송조건이 있으면 이를 우선하며 PF-00의 납품·인수 기록에 확인 결과를 남긴다.</w:t>
+        <w:t>부품 대체(동등품·타 메이커)는 설계 변경으로 처리한다. 정격·치수·인증·고객 지정 메이커 여부를 검토하고, 고객 지정품이면 고객 서면 승인 후 BOM·QF-15를 개정한다(QF-02).</w:t>
       </w:r>
     </w:p>
     <w:p>
@@ -8963,21 +9421,7 @@
           <w:rFonts w:ascii="Malgun Gothic" w:hAnsi="Malgun Gothic" w:eastAsia="Malgun Gothic"/>
           <w:sz w:val="21"/>
         </w:rPr>
-        <w:t>납품 후 하자·AS 요청은 접수 → 원인 확인 → 조치 → 결과 통보 순으로 처리하고 QF-09에 기록한다.</w:t>
-      </w:r>
-    </w:p>
-    <w:p>
-      <w:pPr>
-        <w:spacing w:after="100" w:line="276" w:lineRule="auto"/>
-      </w:pPr>
-      <w:r>
-        <w:rPr>
-          <w:rFonts w:ascii="Malgun Gothic" w:hAnsi="Malgun Gothic" w:eastAsia="Malgun Gothic"/>
-          <w:color w:val="263445"/>
-          <w:sz w:val="21"/>
-          <w:highlight w:val="yellow"/>
-        </w:rPr>
-        <w:t>보증기간과 무상·유상 범위는 고객 계약서·PO·승인 견적서에 따른다. 계약에 명시가 없으면 영업관리자가 납품 전 고객과 서면 합의해 프로젝트 파일에 보관한다. A/S 접수 시 프로젝트·판넬 번호, 증상, 접수일, 담당자, 현장 조치, 교체 부품, 재시험 및 고객 통보를 QF-09에 기록한다. 고객 개조·오용·외부 설비 원인 여부는 증거로 확인해 계약 조건에 따라 처리한다.</w:t>
+        <w:t>고객 요구가 변경되면 서면(메일·문서)으로 받아 프로젝트 폴더에 저장하고 도면(QF-02)과 프로그램(QF-08)에 반영한다. 카카오워크로 받은 변경 요청도 캡처·저장한다.</w:t>
       </w:r>
     </w:p>
     <w:p>
@@ -8994,30 +9438,19 @@
           <w:rFonts w:ascii="Malgun Gothic" w:hAnsi="Malgun Gothic" w:eastAsia="Malgun Gothic"/>
           <w:sz w:val="21"/>
         </w:rPr>
-        <w:t>고객 만족: SAT 종료 시 고객 의견을 확인하고 연 1회 이상 주요 고객 의견을 청취하여 QF-14에 기록한다. 고객 감사 결과는 경영검토에 반영한다.</w:t>
-      </w:r>
-    </w:p>
-    <w:p>
-      <w:pPr>
-        <w:spacing w:after="100" w:line="276" w:lineRule="auto"/>
-      </w:pPr>
-      <w:r>
-        <w:rPr>
-          <w:rFonts w:ascii="Malgun Gothic" w:hAnsi="Malgun Gothic" w:eastAsia="Malgun Gothic"/>
-          <w:b/>
-          <w:bCs/>
-          <w:color w:val="263445"/>
-          <w:sz w:val="21"/>
-        </w:rPr>
-        <w:t xml:space="preserve">기록: </w:t>
-      </w:r>
-      <w:r>
-        <w:rPr>
-          <w:rFonts w:ascii="Malgun Gothic" w:hAnsi="Malgun Gothic" w:eastAsia="Malgun Gothic"/>
-          <w:color w:val="263445"/>
-          <w:sz w:val="21"/>
-        </w:rPr>
-        <w:t>QF-03, QF-09, QF-14</w:t>
+        <w:t>안전에 영향이 있는 변경은 위험성평가(SF-01)를 재검토한다.</w:t>
+      </w:r>
+    </w:p>
+    <w:p>
+      <w:pPr>
+        <w:spacing w:after="100" w:line="276" w:lineRule="auto"/>
+      </w:pPr>
+      <w:r>
+        <w:rPr>
+          <w:rFonts w:ascii="Malgun Gothic" w:hAnsi="Malgun Gothic" w:eastAsia="Malgun Gothic"/>
+          <w:sz w:val="21"/>
+        </w:rPr>
+        <w:t>기록: QF-02, QF-08, QF-15, SF-01, EF-01</w:t>
       </w:r>
     </w:p>
     <w:p>
@@ -9025,16 +9458,16 @@
         <w:pStyle w:val="2"/>
         <w:spacing w:after="100" w:line="276" w:lineRule="auto"/>
       </w:pPr>
-      <w:bookmarkStart w:id="921" w:name="_Toc0021"/>
+      <w:bookmarkStart w:id="920" w:name="_Toc0020"/>
       <w:r>
         <w:rPr>
           <w:rFonts w:ascii="Malgun Gothic" w:hAnsi="Malgun Gothic" w:eastAsia="Malgun Gothic"/>
           <w:color w:val="1857A5"/>
           <w:sz w:val="22"/>
         </w:rPr>
-        <w:t>5.13 설비·작업 환경 유지</w:t>
-      </w:r>
-      <w:bookmarkEnd w:id="921"/>
+        <w:t>5.12 고객 재산, 인도 후 활동, 고객 만족</w:t>
+      </w:r>
+      <w:bookmarkEnd w:id="920"/>
     </w:p>
     <w:p>
       <w:pPr>
@@ -9050,7 +9483,7 @@
           <w:rFonts w:ascii="Malgun Gothic" w:hAnsi="Malgun Gothic" w:eastAsia="Malgun Gothic"/>
           <w:sz w:val="21"/>
         </w:rPr>
-        <w:t>공구, 작업대, 시험 설비, 크레인·지게차 등은 정기적으로 점검하고 고장 시 수리 후 사용한다.</w:t>
+        <w:t>고객 지급 자재는 QF-03으로 수령·상태를 확인한다. 고객 도면·프로그램·정보는 PF-00 및 QF-02·QF-08에 수령자료·판본·보관경로를 연결한다. 분실·손상·부적합은 고객에게 통보하고 QF-09에 처리하며 접근권한으로 고객 정보를 보호한다.</w:t>
       </w:r>
     </w:p>
     <w:p>
@@ -9067,59 +9500,21 @@
           <w:rFonts w:ascii="Malgun Gothic" w:hAnsi="Malgun Gothic" w:eastAsia="Malgun Gothic"/>
           <w:sz w:val="21"/>
         </w:rPr>
-        <w:t>법정 검사 대상 설비는 검사 성적서를 보관한다.</w:t>
-      </w:r>
-    </w:p>
-    <w:p>
-      <w:pPr>
-        <w:spacing w:after="100" w:line="276" w:lineRule="auto"/>
-      </w:pPr>
-      <w:r>
-        <w:rPr>
-          <w:rFonts w:ascii="Malgun Gothic" w:hAnsi="Malgun Gothic" w:eastAsia="Malgun Gothic"/>
-          <w:sz w:val="21"/>
-        </w:rPr>
-        <w:t>기록: QF-11, 법정 검사 성적서. 현장 메모·카카오워크 증거는 설비번호·일자·점검항목·결과·확인자·조치를 갖추고 QF-13에 검색 가능한 경로를 연결한 경우 대체할 수 있다.</w:t>
-      </w:r>
-    </w:p>
-    <w:p>
-      <w:pPr>
-        <w:pStyle w:val="1"/>
-        <w:spacing w:after="100" w:line="276" w:lineRule="auto"/>
-      </w:pPr>
-      <w:bookmarkStart w:id="922" w:name="_Toc0022"/>
-      <w:r>
-        <w:rPr>
-          <w:rFonts w:ascii="Malgun Gothic" w:hAnsi="Malgun Gothic" w:eastAsia="Malgun Gothic"/>
-          <w:color w:val="1857A5"/>
-          <w:sz w:val="26"/>
-        </w:rPr>
-        <w:lastRenderedPageBreak/>
-        <w:t>6. 운영 기준 (안전보건)</w:t>
-      </w:r>
-      <w:bookmarkEnd w:id="922"/>
-    </w:p>
-    <w:p>
-      <w:pPr>
-        <w:spacing w:after="100" w:line="276" w:lineRule="auto"/>
-      </w:pPr>
-      <w:proofErr w:type="spellStart"/>
+        <w:t>납품 시 판넬이 손상되지 않도록 포장·고정·운송 방법을 정하고 확인한다.</w:t>
+      </w:r>
+    </w:p>
+    <w:p>
+      <w:pPr>
+        <w:spacing w:after="100" w:line="276" w:lineRule="auto"/>
+      </w:pPr>
       <w:r>
         <w:rPr>
           <w:rFonts w:ascii="Malgun Gothic" w:hAnsi="Malgun Gothic" w:eastAsia="Malgun Gothic"/>
           <w:color w:val="263445"/>
           <w:sz w:val="21"/>
-        </w:rPr>
-        <w:t>제어반</w:t>
-      </w:r>
-      <w:proofErr w:type="spellEnd"/>
-      <w:r>
-        <w:rPr>
-          <w:rFonts w:ascii="Malgun Gothic" w:hAnsi="Malgun Gothic" w:eastAsia="Malgun Gothic"/>
-          <w:color w:val="263445"/>
-          <w:sz w:val="21"/>
-        </w:rPr>
-        <w:t xml:space="preserve"> 제조의 핵심 위험은 감전·아크(시험·시운전), 중량물·협착, 현장 작업, 외주 작업과의 혼재이다.</w:t>
+          <w:highlight w:val="yellow"/>
+        </w:rPr>
+        <w:t>출하 전 내부 이물 제거, 이동부 고정, 개구부·단자 보호, 방습 포장, 명판·취급표시를 확인한다. 판넬은 팔레트 또는 견고한 지지대에 수직 고정하고 전도·충격·수분 유입을 방지한다. 중량·치수·인양점을 확인한 뒤 적정 하역장비를 사용한다. 고객 지정 포장·운송조건이 있으면 이를 우선하며 PF-00의 납품·인수 기록에 확인 결과를 남긴다.</w:t>
       </w:r>
     </w:p>
     <w:p>
@@ -9136,23 +9531,21 @@
           <w:rFonts w:ascii="Malgun Gothic" w:hAnsi="Malgun Gothic" w:eastAsia="Malgun Gothic"/>
           <w:sz w:val="21"/>
         </w:rPr>
-        <w:t>위험성평가: 공정별로 연 1회, 그리고 사고·</w:t>
-      </w:r>
-      <w:proofErr w:type="spellStart"/>
-      <w:r>
-        <w:rPr>
-          <w:rFonts w:ascii="Malgun Gothic" w:hAnsi="Malgun Gothic" w:eastAsia="Malgun Gothic"/>
-          <w:sz w:val="21"/>
-        </w:rPr>
-        <w:t>아차사고</w:t>
-      </w:r>
-      <w:proofErr w:type="spellEnd"/>
-      <w:r>
-        <w:rPr>
-          <w:rFonts w:ascii="Malgun Gothic" w:hAnsi="Malgun Gothic" w:eastAsia="Malgun Gothic"/>
-          <w:sz w:val="21"/>
-        </w:rPr>
-        <w:t>·작업 변경 시 실시한다(SF-01). 평가에는 현장 직원이 참여한다.</w:t>
+        <w:t>납품 후 하자·AS 요청은 접수 → 원인 확인 → 조치 → 결과 통보 순으로 처리하고 QF-09에 기록한다.</w:t>
+      </w:r>
+    </w:p>
+    <w:p>
+      <w:pPr>
+        <w:spacing w:after="100" w:line="276" w:lineRule="auto"/>
+      </w:pPr>
+      <w:r>
+        <w:rPr>
+          <w:rFonts w:ascii="Malgun Gothic" w:hAnsi="Malgun Gothic" w:eastAsia="Malgun Gothic"/>
+          <w:color w:val="263445"/>
+          <w:sz w:val="21"/>
+          <w:highlight w:val="yellow"/>
+        </w:rPr>
+        <w:t>보증기간과 무상·유상 범위는 고객 계약서·PO·승인 견적서에 따른다. 계약에 명시가 없으면 영업관리자가 납품 전 고객과 서면 합의해 프로젝트 파일에 보관한다. A/S 접수 시 프로젝트·판넬 번호, 증상, 접수일, 담당자, 현장 조치, 교체 부품, 재시험 및 고객 통보를 QF-09에 기록한다. 고객 개조·오용·외부 설비 원인 여부는 증거로 확인해 계약 조건에 따라 처리한다.</w:t>
       </w:r>
     </w:p>
     <w:p>
@@ -9169,8 +9562,47 @@
           <w:rFonts w:ascii="Malgun Gothic" w:hAnsi="Malgun Gothic" w:eastAsia="Malgun Gothic"/>
           <w:sz w:val="21"/>
         </w:rPr>
-        <w:t>통전 작업(FAT/SAT): 작업 전 SF-02를 점검한다. 잠금·표지(LOTO), 시험자·감시자 배치, 시험 구역 통제, 비상차단 확인을 적용하며 정전작업과 의도적인 통전시험의 절차를 구분한다(부록 E).</w:t>
-      </w:r>
+        <w:t>고객 만족: SAT 종료 시 고객 의견을 확인하고 연 1회 이상 주요 고객 의견을 청취하여 QF-14에 기록한다. 고객 감사 결과는 경영검토에 반영한다.</w:t>
+      </w:r>
+    </w:p>
+    <w:p>
+      <w:pPr>
+        <w:spacing w:after="100" w:line="276" w:lineRule="auto"/>
+      </w:pPr>
+      <w:r>
+        <w:rPr>
+          <w:rFonts w:ascii="Malgun Gothic" w:hAnsi="Malgun Gothic" w:eastAsia="Malgun Gothic"/>
+          <w:b/>
+          <w:bCs/>
+          <w:color w:val="263445"/>
+          <w:sz w:val="21"/>
+        </w:rPr>
+        <w:t xml:space="preserve">기록: </w:t>
+      </w:r>
+      <w:r>
+        <w:rPr>
+          <w:rFonts w:ascii="Malgun Gothic" w:hAnsi="Malgun Gothic" w:eastAsia="Malgun Gothic"/>
+          <w:color w:val="263445"/>
+          <w:sz w:val="21"/>
+        </w:rPr>
+        <w:t>QF-03, QF-09, QF-14</w:t>
+      </w:r>
+    </w:p>
+    <w:p>
+      <w:pPr>
+        <w:pStyle w:val="2"/>
+        <w:spacing w:after="100" w:line="276" w:lineRule="auto"/>
+      </w:pPr>
+      <w:bookmarkStart w:id="921" w:name="_Toc0021"/>
+      <w:r>
+        <w:rPr>
+          <w:rFonts w:ascii="Malgun Gothic" w:hAnsi="Malgun Gothic" w:eastAsia="Malgun Gothic"/>
+          <w:color w:val="1857A5"/>
+          <w:sz w:val="22"/>
+        </w:rPr>
+        <w:t>5.13 설비·작업 환경 유지</w:t>
+      </w:r>
+      <w:bookmarkEnd w:id="921"/>
     </w:p>
     <w:p>
       <w:pPr>
@@ -9186,7 +9618,7 @@
           <w:rFonts w:ascii="Malgun Gothic" w:hAnsi="Malgun Gothic" w:eastAsia="Malgun Gothic"/>
           <w:sz w:val="21"/>
         </w:rPr>
-        <w:t>일용직·신규 인원: 투입 시 안전교육을 실시하고 기록한다(QF-12). 보호구를 지급·착용한다.</w:t>
+        <w:t>공구, 작업대, 시험 설비, 크레인·지게차 등은 정기적으로 점검하고 고장 시 수리 후 사용한다.</w:t>
       </w:r>
     </w:p>
     <w:p>
@@ -9203,7 +9635,59 @@
           <w:rFonts w:ascii="Malgun Gothic" w:hAnsi="Malgun Gothic" w:eastAsia="Malgun Gothic"/>
           <w:sz w:val="21"/>
         </w:rPr>
-        <w:t>외주 작업자: 작업 전 안전 협의(SF-03)를 하고 위험 요인과 비상 연락 방법을 공유한다.</w:t>
+        <w:t>법정 검사 대상 설비는 검사 성적서를 보관한다.</w:t>
+      </w:r>
+    </w:p>
+    <w:p>
+      <w:pPr>
+        <w:spacing w:after="100" w:line="276" w:lineRule="auto"/>
+      </w:pPr>
+      <w:r>
+        <w:rPr>
+          <w:rFonts w:ascii="Malgun Gothic" w:hAnsi="Malgun Gothic" w:eastAsia="Malgun Gothic"/>
+          <w:sz w:val="21"/>
+        </w:rPr>
+        <w:t>기록: QF-11, 법정 검사 성적서. 현장 메모·카카오워크 증거는 설비번호·일자·점검항목·결과·확인자·조치를 갖추고 QF-13에 검색 가능한 경로를 연결한 경우 대체할 수 있다.</w:t>
+      </w:r>
+    </w:p>
+    <w:p>
+      <w:pPr>
+        <w:pStyle w:val="1"/>
+        <w:spacing w:after="100" w:line="276" w:lineRule="auto"/>
+      </w:pPr>
+      <w:bookmarkStart w:id="922" w:name="_Toc0022"/>
+      <w:r>
+        <w:rPr>
+          <w:rFonts w:ascii="Malgun Gothic" w:hAnsi="Malgun Gothic" w:eastAsia="Malgun Gothic"/>
+          <w:color w:val="1857A5"/>
+          <w:sz w:val="26"/>
+        </w:rPr>
+        <w:lastRenderedPageBreak/>
+        <w:t>6. 운영 기준 (안전보건)</w:t>
+      </w:r>
+      <w:bookmarkEnd w:id="922"/>
+    </w:p>
+    <w:p>
+      <w:pPr>
+        <w:spacing w:after="100" w:line="276" w:lineRule="auto"/>
+      </w:pPr>
+      <w:proofErr w:type="spellStart"/>
+      <w:r>
+        <w:rPr>
+          <w:rFonts w:ascii="Malgun Gothic" w:hAnsi="Malgun Gothic" w:eastAsia="Malgun Gothic"/>
+          <w:color w:val="263445"/>
+          <w:sz w:val="21"/>
+        </w:rPr>
+        <w:t>제어반</w:t>
+      </w:r>
+      <w:proofErr w:type="spellEnd"/>
+      <w:r>
+        <w:rPr>
+          <w:rFonts w:ascii="Malgun Gothic" w:hAnsi="Malgun Gothic" w:eastAsia="Malgun Gothic"/>
+          <w:color w:val="263445"/>
+          <w:sz w:val="21"/>
+        </w:rPr>
+        <w:t xml:space="preserve"> 제조의 핵심 위험은 감전·아크(시험·시운전), 중량물·협착, 현장 작업, 외주 작업과의 혼재이다.</w:t>
       </w:r>
     </w:p>
     <w:p>
@@ -9220,7 +9704,7 @@
           <w:rFonts w:ascii="Malgun Gothic" w:hAnsi="Malgun Gothic" w:eastAsia="Malgun Gothic"/>
           <w:sz w:val="21"/>
         </w:rPr>
-        <w:t>사고·</w:t>
+        <w:t>위험성평가: 공정별로 연 1회, 그리고 사고·</w:t>
       </w:r>
       <w:proofErr w:type="spellStart"/>
       <w:r>
@@ -9228,7 +9712,7 @@
           <w:rFonts w:ascii="Malgun Gothic" w:hAnsi="Malgun Gothic" w:eastAsia="Malgun Gothic"/>
           <w:sz w:val="21"/>
         </w:rPr>
-        <w:t>아차사고는</w:t>
+        <w:t>아차사고</w:t>
       </w:r>
       <w:proofErr w:type="spellEnd"/>
       <w:r>
@@ -9236,7 +9720,7 @@
           <w:rFonts w:ascii="Malgun Gothic" w:hAnsi="Malgun Gothic" w:eastAsia="Malgun Gothic"/>
           <w:sz w:val="21"/>
         </w:rPr>
-        <w:t xml:space="preserve"> 은폐하지 않고 즉시 품질/안전 담당에게 알리며, 원인과 대책을 QF-09에 기록한다.</w:t>
+        <w:t>·작업 변경 시 실시한다(SF-01). 평가에는 현장 직원이 참여한다.</w:t>
       </w:r>
     </w:p>
     <w:p>
@@ -9253,7 +9737,7 @@
           <w:rFonts w:ascii="Malgun Gothic" w:hAnsi="Malgun Gothic" w:eastAsia="Malgun Gothic"/>
           <w:sz w:val="21"/>
         </w:rPr>
-        <w:t>근로자 참여·협의: 정규직과 제조 비정규직의 안전 의견을 상시 접수한다. 월 1회 현장 근로자와 협의하여 MF-06에 의견·결정·담당·기한·회신을 기록한다. 위험성평가에는 해당 작업 근로자가 참여하고 SF-01에 참여와 조치를 기록한다. 주간회의·카카오워크 자료는 필수정보를 갖춘 경우 대체 증거로 연결할 수 있다.</w:t>
+        <w:t>통전 작업(FAT/SAT): 작업 전 SF-02를 점검한다. 잠금·표지(LOTO), 시험자·감시자 배치, 시험 구역 통제, 비상차단 확인을 적용하며 정전작업과 의도적인 통전시험의 절차를 구분한다(부록 E).</w:t>
       </w:r>
     </w:p>
     <w:p>
@@ -9270,7 +9754,7 @@
           <w:rFonts w:ascii="Malgun Gothic" w:hAnsi="Malgun Gothic" w:eastAsia="Malgun Gothic"/>
           <w:sz w:val="21"/>
         </w:rPr>
-        <w:t>위험 감소 원칙: 위험은 제거 → 대체 → 설비·설계 개선 → 작업 절차·교육 → 보호구 순으로 검토한다.</w:t>
+        <w:t>일용직·신규 인원: 투입 시 안전교육을 실시하고 기록한다(QF-12). 보호구를 지급·착용한다.</w:t>
       </w:r>
     </w:p>
     <w:p>
@@ -9287,7 +9771,7 @@
           <w:rFonts w:ascii="Malgun Gothic" w:hAnsi="Malgun Gothic" w:eastAsia="Malgun Gothic"/>
           <w:sz w:val="21"/>
         </w:rPr>
-        <w:t>작업 방법·설비·외주업체가 바뀌면 위험성평가를 재검토한다(5.11).</w:t>
+        <w:t>외주 작업자: 작업 전 안전 협의(SF-03)를 하고 위험 요인과 비상 연락 방법을 공유한다.</w:t>
       </w:r>
     </w:p>
     <w:p>
@@ -9304,7 +9788,23 @@
           <w:rFonts w:ascii="Malgun Gothic" w:hAnsi="Malgun Gothic" w:eastAsia="Malgun Gothic"/>
           <w:sz w:val="21"/>
         </w:rPr>
-        <w:t>적용 안전보건 법규와 고객 현장 요구사항은 MF-05에 의무별로 등록한다. 변경 시 및 분기별로 최신성을 확인하고 연 1회 준수 증거를 평가한다. 미준수는 QF-09로 조치하고 경영검토에 보고한다.</w:t>
+        <w:t>사고·</w:t>
+      </w:r>
+      <w:proofErr w:type="spellStart"/>
+      <w:r>
+        <w:rPr>
+          <w:rFonts w:ascii="Malgun Gothic" w:hAnsi="Malgun Gothic" w:eastAsia="Malgun Gothic"/>
+          <w:sz w:val="21"/>
+        </w:rPr>
+        <w:t>아차사고는</w:t>
+      </w:r>
+      <w:proofErr w:type="spellEnd"/>
+      <w:r>
+        <w:rPr>
+          <w:rFonts w:ascii="Malgun Gothic" w:hAnsi="Malgun Gothic" w:eastAsia="Malgun Gothic"/>
+          <w:sz w:val="21"/>
+        </w:rPr>
+        <w:t xml:space="preserve"> 은폐하지 않고 즉시 품질/안전 담당에게 알리며, 원인과 대책을 QF-09에 기록한다.</w:t>
       </w:r>
     </w:p>
     <w:p>
@@ -9321,47 +9821,7 @@
           <w:rFonts w:ascii="Malgun Gothic" w:hAnsi="Malgun Gothic" w:eastAsia="Malgun Gothic"/>
           <w:sz w:val="21"/>
         </w:rPr>
-        <w:t>비상 상황(화재, 감전 사고 등) 대응 연락망을 게시하고 연 1회 훈련한다.</w:t>
-      </w:r>
-    </w:p>
-    <w:p>
-      <w:pPr>
-        <w:spacing w:after="100" w:line="276" w:lineRule="auto"/>
-      </w:pPr>
-      <w:r>
-        <w:rPr>
-          <w:rFonts w:ascii="Malgun Gothic" w:hAnsi="Malgun Gothic" w:eastAsia="Malgun Gothic"/>
-          <w:sz w:val="21"/>
-        </w:rPr>
-        <w:t>기록: SF-01, SF-02, SF-03, QF-12, MF-05, MF-06</w:t>
-      </w:r>
-    </w:p>
-    <w:p>
-      <w:pPr>
-        <w:pStyle w:val="2"/>
-        <w:spacing w:after="100" w:line="276" w:lineRule="auto"/>
-      </w:pPr>
-      <w:bookmarkStart w:id="923" w:name="_Toc0023"/>
-      <w:r>
-        <w:rPr>
-          <w:rFonts w:ascii="Malgun Gothic" w:hAnsi="Malgun Gothic" w:eastAsia="Malgun Gothic"/>
-          <w:color w:val="1857A5"/>
-          <w:sz w:val="22"/>
-        </w:rPr>
-        <w:t xml:space="preserve">6.1 법정 안전보건 의무 이행 (산업안전보건법·중대재해처벌법)</w:t>
-      </w:r>
-      <w:bookmarkEnd w:id="923"/>
-    </w:p>
-    <w:p>
-      <w:pPr>
-        <w:spacing w:after="100" w:line="276" w:lineRule="auto"/>
-      </w:pPr>
-      <w:r>
-        <w:rPr>
-          <w:rFonts w:ascii="Malgun Gothic" w:hAnsi="Malgun Gothic" w:eastAsia="Malgun Gothic"/>
-          <w:sz w:val="21"/>
-        </w:rPr>
-        <w:t xml:space="preserve">산업안전보건법과 중대재해처벌법(상시근로자 5명 이상 적용)에 따라 아래 의무를 이행한다. 교육 시간·검진 주기 등 세부 수치는 시행규칙 개정으로 바뀔 수 있으므로 MF-05에 법령 최신본 확인일을 기록하고, 연초 계획(SF-05·SF-07)을 세울 때 다시 확인한다.</w:t>
+        <w:t>근로자 참여·협의: 정규직과 제조 비정규직의 안전 의견을 상시 접수한다. 월 1회 현장 근로자와 협의하여 MF-06에 의견·결정·담당·기한·회신을 기록한다. 위험성평가에는 해당 작업 근로자가 참여하고 SF-01에 참여와 조치를 기록한다. 주간회의·카카오워크 자료는 필수정보를 갖춘 경우 대체 증거로 연결할 수 있다.</w:t>
       </w:r>
     </w:p>
     <w:p>
@@ -9376,17 +9836,9 @@
       <w:r>
         <w:rPr>
           <w:rFonts w:ascii="Malgun Gothic" w:hAnsi="Malgun Gothic" w:eastAsia="Malgun Gothic"/>
-          <w:b/>
-          <w:sz w:val="21"/>
-        </w:rPr>
-        <w:t xml:space="preserve">안전보건관리담당자: </w:t>
-      </w:r>
-      <w:r>
-        <w:rPr>
-          <w:rFonts w:ascii="Malgun Gothic" w:hAnsi="Malgun Gothic" w:eastAsia="Malgun Gothic"/>
-          <w:sz w:val="21"/>
-        </w:rPr>
-        <w:t xml:space="preserve">3장에 따라 선임(또는 위탁)하고, 6월·12월에 대표가 직무 수행을 평가한다(SF-04).</w:t>
+          <w:sz w:val="21"/>
+        </w:rPr>
+        <w:t>위험 감소 원칙: 위험은 제거 → 대체 → 설비·설계 개선 → 작업 절차·교육 → 보호구 순으로 검토한다.</w:t>
       </w:r>
     </w:p>
     <w:p>
@@ -9401,17 +9853,9 @@
       <w:r>
         <w:rPr>
           <w:rFonts w:ascii="Malgun Gothic" w:hAnsi="Malgun Gothic" w:eastAsia="Malgun Gothic"/>
-          <w:b/>
-          <w:sz w:val="21"/>
-        </w:rPr>
-        <w:t xml:space="preserve">위험성평가 보완: </w:t>
-      </w:r>
-      <w:r>
-        <w:rPr>
-          <w:rFonts w:ascii="Malgun Gothic" w:hAnsi="Malgun Gothic" w:eastAsia="Malgun Gothic"/>
-          <w:sz w:val="21"/>
-        </w:rPr>
-        <w:t xml:space="preserve">시행일부터 1개월 이내에 최초 평가를 마치고, 이후 연 1회 정기평가와 작업·설비·외주 변경 및 사고 후 수시평가를 한다. 결과와 대책은 작업 전 회의·게시판으로 해당 근로자에게 알리고 SF-01에 공유 증거를 남긴다. 기록은 3년 이상(사내 기준 5년) 보존한다.</w:t>
+          <w:sz w:val="21"/>
+        </w:rPr>
+        <w:t>작업 방법·설비·외주업체가 바뀌면 위험성평가를 재검토한다(5.11).</w:t>
       </w:r>
     </w:p>
     <w:p>
@@ -9426,17 +9870,9 @@
       <w:r>
         <w:rPr>
           <w:rFonts w:ascii="Malgun Gothic" w:hAnsi="Malgun Gothic" w:eastAsia="Malgun Gothic"/>
-          <w:b/>
-          <w:sz w:val="21"/>
-        </w:rPr>
-        <w:t xml:space="preserve">안전보건교육: </w:t>
-      </w:r>
-      <w:r>
-        <w:rPr>
-          <w:rFonts w:ascii="Malgun Gothic" w:hAnsi="Malgun Gothic" w:eastAsia="Malgun Gothic"/>
-          <w:sz w:val="21"/>
-        </w:rPr>
-        <w:t xml:space="preserve">매년 1월 SF-05에 정기교육(반기), 채용 시 교육(일용직은 투입 전), 작업내용 변경 시 교육, 특별교육(정전·활선 등 전기작업, 크레인·호이스트 등 SF-01에서 지정한 작업), 관리감독자 교육 계획을 세우고 실적을 관리한다. 개인별 이수 서명은 QF-12에 남긴다.</w:t>
+          <w:sz w:val="21"/>
+        </w:rPr>
+        <w:t>적용 안전보건 법규와 고객 현장 요구사항은 MF-05에 의무별로 등록한다. 변경 시 및 분기별로 최신성을 확인하고 연 1회 준수 증거를 평가한다. 미준수는 QF-09로 조치하고 경영검토에 보고한다.</w:t>
       </w:r>
     </w:p>
     <w:p>
@@ -9451,17 +9887,49 @@
       <w:r>
         <w:rPr>
           <w:rFonts w:ascii="Malgun Gothic" w:hAnsi="Malgun Gothic" w:eastAsia="Malgun Gothic"/>
-          <w:b/>
-          <w:sz w:val="21"/>
-        </w:rPr>
-        <w:t xml:space="preserve">건강진단·작업환경: </w:t>
-      </w:r>
-      <w:r>
-        <w:rPr>
-          <w:rFonts w:ascii="Malgun Gothic" w:hAnsi="Malgun Gothic" w:eastAsia="Malgun Gothic"/>
-          <w:sz w:val="21"/>
-        </w:rPr>
-        <w:t xml:space="preserve">일반건강진단은 사무직 2년 1회, 제조·시험·시운전 인원 연 1회 실시한다(국민건강보험 일반건강검진으로 갈음 가능). 소음·분진·유기용제 등 유해인자 노출 여부는 연 1회 위험성평가 때 판정하고, 해당 작업이 있으면 특수건강진단과 작업환경측정을 실시한다(SF-06). 검진 결과는 개인정보로 분리 보관한다.</w:t>
+          <w:sz w:val="21"/>
+        </w:rPr>
+        <w:t>비상 상황(화재, 감전 사고 등) 대응 연락망을 게시하고 연 1회 훈련한다.</w:t>
+      </w:r>
+    </w:p>
+    <w:p>
+      <w:pPr>
+        <w:spacing w:after="100" w:line="276" w:lineRule="auto"/>
+      </w:pPr>
+      <w:r>
+        <w:rPr>
+          <w:rFonts w:ascii="Malgun Gothic" w:hAnsi="Malgun Gothic" w:eastAsia="Malgun Gothic"/>
+          <w:sz w:val="21"/>
+        </w:rPr>
+        <w:t>기록: SF-01, SF-02, SF-03, QF-12, MF-05, MF-06</w:t>
+      </w:r>
+    </w:p>
+    <w:p>
+      <w:pPr>
+        <w:pStyle w:val="2"/>
+        <w:spacing w:after="100" w:line="276" w:lineRule="auto"/>
+      </w:pPr>
+      <w:bookmarkStart w:id="923" w:name="_Toc0023"/>
+      <w:r>
+        <w:rPr>
+          <w:rFonts w:ascii="Malgun Gothic" w:hAnsi="Malgun Gothic" w:eastAsia="Malgun Gothic"/>
+          <w:color w:val="1857A5"/>
+          <w:sz w:val="22"/>
+        </w:rPr>
+        <w:t xml:space="preserve">6.1 법정 안전보건 의무 이행 (산업안전보건법·중대재해처벌법)</w:t>
+      </w:r>
+      <w:bookmarkEnd w:id="923"/>
+    </w:p>
+    <w:p>
+      <w:pPr>
+        <w:spacing w:after="100" w:line="276" w:lineRule="auto"/>
+      </w:pPr>
+      <w:r>
+        <w:rPr>
+          <w:rFonts w:ascii="Malgun Gothic" w:hAnsi="Malgun Gothic" w:eastAsia="Malgun Gothic"/>
+          <w:sz w:val="21"/>
+        </w:rPr>
+        <w:t xml:space="preserve">산업안전보건법과 중대재해처벌법(상시근로자 5명 이상 적용)에 따라 아래 의무를 이행한다. 교육 시간·검진 주기 등 세부 수치는 시행규칙 개정으로 바뀔 수 있으므로 MF-05에 법령 최신본 확인일을 기록하고, 연초 계획(SF-05·SF-07)을 세울 때 다시 확인한다.</w:t>
       </w:r>
     </w:p>
     <w:p>
@@ -9479,14 +9947,14 @@
           <w:b/>
           <w:sz w:val="21"/>
         </w:rPr>
-        <w:t xml:space="preserve">안전보건 예산: </w:t>
-      </w:r>
-      <w:r>
-        <w:rPr>
-          <w:rFonts w:ascii="Malgun Gothic" w:hAnsi="Malgun Gothic" w:eastAsia="Malgun Gothic"/>
-          <w:sz w:val="21"/>
-        </w:rPr>
-        <w:t xml:space="preserve">매년 1월 보호구·교육·건강진단·시설 개선·전기 안전 장비·비상대응 예산을 편성하고, 분기마다 용도대로 집행됐는지 확인한다(SF-07).</w:t>
+        <w:t xml:space="preserve">안전보건관리담당자: </w:t>
+      </w:r>
+      <w:r>
+        <w:rPr>
+          <w:rFonts w:ascii="Malgun Gothic" w:hAnsi="Malgun Gothic" w:eastAsia="Malgun Gothic"/>
+          <w:sz w:val="21"/>
+        </w:rPr>
+        <w:t xml:space="preserve">3장에 따라 선임(또는 위탁)하고, 6월·12월에 대표가 직무 수행을 평가한다(SF-04).</w:t>
       </w:r>
     </w:p>
     <w:p>
@@ -9504,14 +9972,14 @@
           <w:b/>
           <w:sz w:val="21"/>
         </w:rPr>
-        <w:t xml:space="preserve">외주(수급인) 안전보건: </w:t>
-      </w:r>
-      <w:r>
-        <w:rPr>
-          <w:rFonts w:ascii="Malgun Gothic" w:hAnsi="Malgun Gothic" w:eastAsia="Malgun Gothic"/>
-          <w:sz w:val="21"/>
-        </w:rPr>
-        <w:t xml:space="preserve">외주업체는 선정 전과 연 1회 안전보건 역량을 평가하고(SF-09, QF-10과 함께 실시), 필수 항목이 미흡한 업체에는 개선을 확인하기 전 발주하지 않는다. 작업 전 협의는 SF-03으로 한다.</w:t>
+        <w:t xml:space="preserve">위험성평가 보완: </w:t>
+      </w:r>
+      <w:r>
+        <w:rPr>
+          <w:rFonts w:ascii="Malgun Gothic" w:hAnsi="Malgun Gothic" w:eastAsia="Malgun Gothic"/>
+          <w:sz w:val="21"/>
+        </w:rPr>
+        <w:t xml:space="preserve">시행일부터 1개월 이내에 최초 평가를 마치고, 이후 연 1회 정기평가와 작업·설비·외주 변경 및 사고 후 수시평가를 한다. 결과와 대책은 작업 전 회의·게시판으로 해당 근로자에게 알리고 SF-01에 공유 증거를 남긴다. 기록은 3년 이상(사내 기준 5년) 보존한다.</w:t>
       </w:r>
     </w:p>
     <w:p>
@@ -9529,31 +9997,15 @@
           <w:b/>
           <w:sz w:val="21"/>
         </w:rPr>
-        <w:t xml:space="preserve">반기 이행점검: </w:t>
-      </w:r>
-      <w:r>
-        <w:rPr>
-          <w:rFonts w:ascii="Malgun Gothic" w:hAnsi="Malgun Gothic" w:eastAsia="Malgun Gothic"/>
-          <w:sz w:val="21"/>
-        </w:rPr>
-        <w:t xml:space="preserve">6월·12월에 중대재해처벌법 이행 항목(방침·목표, 유해·위험요인 개선, 예산, 담당자 평가, 종사자 의견 청취, 재해 대응, 외주 관리, 교육·건강진단)을 점검하고 대표에게 보고한다. 법령 요지·안전보건표지·비상연락망·MSDS 게시와, 사용 중인 크레인·호이스트·지게차의 안전검사·점검도 함께 확인한다(SF-08).</w:t>
-      </w:r>
-    </w:p>
-    <w:p>
-      <w:pPr>
-        <w:pStyle w:val="2"/>
-        <w:spacing w:after="100" w:line="276" w:lineRule="auto"/>
-      </w:pPr>
-      <w:bookmarkStart w:id="924" w:name="_Toc0024"/>
-      <w:r>
-        <w:rPr>
-          <w:rFonts w:ascii="Malgun Gothic" w:hAnsi="Malgun Gothic" w:eastAsia="Malgun Gothic"/>
-          <w:color w:val="1857A5"/>
-          <w:sz w:val="22"/>
-        </w:rPr>
-        <w:t xml:space="preserve">6.2 산업재해·중대재해 발생 시 대응</w:t>
-      </w:r>
-      <w:bookmarkEnd w:id="924"/>
+        <w:t xml:space="preserve">안전보건교육: </w:t>
+      </w:r>
+      <w:r>
+        <w:rPr>
+          <w:rFonts w:ascii="Malgun Gothic" w:hAnsi="Malgun Gothic" w:eastAsia="Malgun Gothic"/>
+          <w:sz w:val="21"/>
+        </w:rPr>
+        <w:t xml:space="preserve">매년 1월 SF-05에 정기교육(반기), 채용 시 교육(일용직은 투입 전), 작업내용 변경 시 교육, 특별교육(정전·활선 등 전기작업, 크레인·호이스트 등 SF-01에서 지정한 작업), 관리감독자 교육 계획을 세우고 실적을 관리한다. 개인별 이수 서명은 QF-12에 남긴다.</w:t>
+      </w:r>
     </w:p>
     <w:p>
       <w:pPr>
@@ -9570,14 +10022,14 @@
           <w:b/>
           <w:sz w:val="21"/>
         </w:rPr>
-        <w:t xml:space="preserve">즉시 조치: </w:t>
-      </w:r>
-      <w:r>
-        <w:rPr>
-          <w:rFonts w:ascii="Malgun Gothic" w:hAnsi="Malgun Gothic" w:eastAsia="Malgun Gothic"/>
-          <w:sz w:val="21"/>
-        </w:rPr>
-        <w:t xml:space="preserve">작업중지와 전원 차단(LOTO), 재해자 구호와 119 신고, 추가 위험 제거와 출입 통제, 대표·안전 담당 보고, 조사 전 현장 보존 순으로 조치한다.</w:t>
+        <w:t xml:space="preserve">건강진단·작업환경: </w:t>
+      </w:r>
+      <w:r>
+        <w:rPr>
+          <w:rFonts w:ascii="Malgun Gothic" w:hAnsi="Malgun Gothic" w:eastAsia="Malgun Gothic"/>
+          <w:sz w:val="21"/>
+        </w:rPr>
+        <w:t xml:space="preserve">일반건강진단은 사무직 2년 1회, 제조·시험·시운전 인원 연 1회 실시한다(국민건강보험 일반건강검진으로 갈음 가능). 소음·분진·유기용제 등 유해인자 노출 여부는 연 1회 위험성평가 때 판정하고, 해당 작업이 있으면 특수건강진단과 작업환경측정을 실시한다(SF-06). 검진 결과는 개인정보로 분리 보관한다.</w:t>
       </w:r>
     </w:p>
     <w:p>
@@ -9595,6 +10047,122 @@
           <w:b/>
           <w:sz w:val="21"/>
         </w:rPr>
+        <w:t xml:space="preserve">안전보건 예산: </w:t>
+      </w:r>
+      <w:r>
+        <w:rPr>
+          <w:rFonts w:ascii="Malgun Gothic" w:hAnsi="Malgun Gothic" w:eastAsia="Malgun Gothic"/>
+          <w:sz w:val="21"/>
+        </w:rPr>
+        <w:t xml:space="preserve">매년 1월 보호구·교육·건강진단·시설 개선·전기 안전 장비·비상대응 예산을 편성하고, 분기마다 용도대로 집행됐는지 확인한다(SF-07).</w:t>
+      </w:r>
+    </w:p>
+    <w:p>
+      <w:pPr>
+        <w:pStyle w:val="a4"/>
+        <w:numPr>
+          <w:ilvl w:val="0"/>
+          <w:numId w:val="2"/>
+        </w:numPr>
+        <w:spacing w:after="100" w:line="276" w:lineRule="auto"/>
+      </w:pPr>
+      <w:r>
+        <w:rPr>
+          <w:rFonts w:ascii="Malgun Gothic" w:hAnsi="Malgun Gothic" w:eastAsia="Malgun Gothic"/>
+          <w:b/>
+          <w:sz w:val="21"/>
+        </w:rPr>
+        <w:t xml:space="preserve">외주(수급인) 안전보건: </w:t>
+      </w:r>
+      <w:r>
+        <w:rPr>
+          <w:rFonts w:ascii="Malgun Gothic" w:hAnsi="Malgun Gothic" w:eastAsia="Malgun Gothic"/>
+          <w:sz w:val="21"/>
+        </w:rPr>
+        <w:t xml:space="preserve">외주업체는 선정 전과 연 1회 안전보건 역량을 평가하고(SF-09, QF-10과 함께 실시), 필수 항목이 미흡한 업체에는 개선을 확인하기 전 발주하지 않는다. 작업 전 협의는 SF-03으로 한다.</w:t>
+      </w:r>
+    </w:p>
+    <w:p>
+      <w:pPr>
+        <w:pStyle w:val="a4"/>
+        <w:numPr>
+          <w:ilvl w:val="0"/>
+          <w:numId w:val="2"/>
+        </w:numPr>
+        <w:spacing w:after="100" w:line="276" w:lineRule="auto"/>
+      </w:pPr>
+      <w:r>
+        <w:rPr>
+          <w:rFonts w:ascii="Malgun Gothic" w:hAnsi="Malgun Gothic" w:eastAsia="Malgun Gothic"/>
+          <w:b/>
+          <w:sz w:val="21"/>
+        </w:rPr>
+        <w:t xml:space="preserve">반기 이행점검: </w:t>
+      </w:r>
+      <w:r>
+        <w:rPr>
+          <w:rFonts w:ascii="Malgun Gothic" w:hAnsi="Malgun Gothic" w:eastAsia="Malgun Gothic"/>
+          <w:sz w:val="21"/>
+        </w:rPr>
+        <w:t xml:space="preserve">6월·12월에 중대재해처벌법 이행 항목(방침·목표, 유해·위험요인 개선, 예산, 담당자 평가, 종사자 의견 청취, 재해 대응, 외주 관리, 교육·건강진단)을 점검하고 대표에게 보고한다. 법령 요지·안전보건표지·비상연락망·MSDS 게시와, 사용 중인 크레인·호이스트·지게차의 안전검사·점검도 함께 확인한다(SF-08).</w:t>
+      </w:r>
+    </w:p>
+    <w:p>
+      <w:pPr>
+        <w:pStyle w:val="2"/>
+        <w:spacing w:after="100" w:line="276" w:lineRule="auto"/>
+      </w:pPr>
+      <w:bookmarkStart w:id="924" w:name="_Toc0024"/>
+      <w:r>
+        <w:rPr>
+          <w:rFonts w:ascii="Malgun Gothic" w:hAnsi="Malgun Gothic" w:eastAsia="Malgun Gothic"/>
+          <w:color w:val="1857A5"/>
+          <w:sz w:val="22"/>
+        </w:rPr>
+        <w:t xml:space="preserve">6.2 산업재해·중대재해 발생 시 대응</w:t>
+      </w:r>
+      <w:bookmarkEnd w:id="924"/>
+    </w:p>
+    <w:p>
+      <w:pPr>
+        <w:pStyle w:val="a4"/>
+        <w:numPr>
+          <w:ilvl w:val="0"/>
+          <w:numId w:val="2"/>
+        </w:numPr>
+        <w:spacing w:after="100" w:line="276" w:lineRule="auto"/>
+      </w:pPr>
+      <w:r>
+        <w:rPr>
+          <w:rFonts w:ascii="Malgun Gothic" w:hAnsi="Malgun Gothic" w:eastAsia="Malgun Gothic"/>
+          <w:b/>
+          <w:sz w:val="21"/>
+        </w:rPr>
+        <w:t xml:space="preserve">즉시 조치: </w:t>
+      </w:r>
+      <w:r>
+        <w:rPr>
+          <w:rFonts w:ascii="Malgun Gothic" w:hAnsi="Malgun Gothic" w:eastAsia="Malgun Gothic"/>
+          <w:sz w:val="21"/>
+        </w:rPr>
+        <w:t xml:space="preserve">작업중지와 전원 차단(LOTO), 재해자 구호와 119 신고, 추가 위험 제거와 출입 통제, 대표·안전 담당 보고, 조사 전 현장 보존 순으로 조치한다.</w:t>
+      </w:r>
+    </w:p>
+    <w:p>
+      <w:pPr>
+        <w:pStyle w:val="a4"/>
+        <w:numPr>
+          <w:ilvl w:val="0"/>
+          <w:numId w:val="2"/>
+        </w:numPr>
+        <w:spacing w:after="100" w:line="276" w:lineRule="auto"/>
+      </w:pPr>
+      <w:r>
+        <w:rPr>
+          <w:rFonts w:ascii="Malgun Gothic" w:hAnsi="Malgun Gothic" w:eastAsia="Malgun Gothic"/>
+          <w:b/>
+          <w:sz w:val="21"/>
+        </w:rPr>
         <w:t xml:space="preserve">보고: </w:t>
       </w:r>
       <w:r>
@@ -9602,7 +10170,7 @@
           <w:rFonts w:ascii="Malgun Gothic" w:hAnsi="Malgun Gothic" w:eastAsia="Malgun Gothic"/>
           <w:sz w:val="21"/>
         </w:rPr>
-        <w:t xml:space="preserve">중대재해(사망, 또는 3개월 이상 요양이 필요한 부상자가 동시에 2명 이상 발생 등)는 지체 없이 관할 지방고용노동관서에 보고한다. 사망 또는 3일 이상 휴업 재해는 1개월 이내에 산업재해조사표를 제출하고 사본을 3년 이상 보존한다. 고객 현장에서 발생하면 고객사(원청)에도 즉시 알린다.</w:t>
+        <w:t>중대재해(사망, 또는 3개월 이상 요양이 필요한 부상자가 동시에 2명 이상 발생 등)는 지체 없이 관할 지방고용노동관서에 보고한다. 사망 또는 3일 이상 휴업 재해는 1개월 이내에 산업재해조사표를 제출하고 사본을 3년 이상 보존한다. 고객 현장에서 발생하면 고객사(원청)에도 즉시 알린다. 중대재해처벌법상 중대산업재해(사망 1명 이상, 동일 사고로 6개월 이상 치료가 필요한 부상자 2명 이상, 동일 유해요인 직업성 질병자 1년 이내 3명 이상) 해당 여부도 판단하여 대표(경영책임자)에게 즉시 보고한다.</w:t>
       </w:r>
     </w:p>
     <w:p>
@@ -13698,7 +14266,7 @@
           <w:rFonts w:ascii="Malgun Gothic" w:hAnsi="Malgun Gothic" w:eastAsia="Malgun Gothic"/>
           <w:sz w:val="21"/>
         </w:rPr>
-        <w:t>양식 원본은 「기록양식집(DI-IMS-F-01)」 엑셀 파일에 시트별로 수록되어 있다. 보존은 부록 E의 사내 기준 및 더 긴 법규·고객 요구를 적용한다.</w:t>
+        <w:t>양식 원본은 「기록양식집(DI-IMS-F-01)」 엑셀 파일에 시트별로 수록되어 있다. QF-01은 결번(수주검토를 PF-00으로 통합)이며, QF-06-1과 QF-13-2는 해당 양식의 별지다. 보존은 부록 E의 사내 기준 및 더 긴 법규·고객 요구를 적용한다.</w:t>
       </w:r>
     </w:p>
     <w:tbl>
@@ -14567,7 +15135,7 @@
         <w:tc>
           <w:tcPr>
             <w:tcW w:type="dxa" w:w="2409"/>
-            <w:shd w:fill="FFFFFF"/>
+            <w:shd w:fill="F0F5FB"/>
             <w:tcBorders>
               <w:top w:val="single" w:sz="6" w:color="D3DDE8"/>
               <w:left w:val="single" w:sz="6" w:color="D3DDE8"/>
@@ -14586,14 +15154,14 @@
                 <w:color w:val="263445"/>
                 <w:sz w:val="19"/>
               </w:rPr>
-              <w:t>QF-07</w:t>
+              <w:t>QF-06-1</w:t>
             </w:r>
           </w:p>
         </w:tc>
         <w:tc>
           <w:tcPr>
             <w:tcW w:type="dxa" w:w="2409"/>
-            <w:shd w:fill="FFFFFF"/>
+            <w:shd w:fill="F0F5FB"/>
             <w:tcBorders>
               <w:top w:val="single" w:sz="6" w:color="D3DDE8"/>
               <w:left w:val="single" w:sz="6" w:color="D3DDE8"/>
@@ -14612,14 +15180,14 @@
                 <w:color w:val="263445"/>
                 <w:sz w:val="19"/>
               </w:rPr>
-              <w:t>SAT 시운전 및 고객 인수</w:t>
+              <w:t>I/O·인터록·알람 점검표 (QF-06 별지)</w:t>
             </w:r>
           </w:p>
         </w:tc>
         <w:tc>
           <w:tcPr>
             <w:tcW w:type="dxa" w:w="2409"/>
-            <w:shd w:fill="FFFFFF"/>
+            <w:shd w:fill="F0F5FB"/>
             <w:tcBorders>
               <w:top w:val="single" w:sz="6" w:color="D3DDE8"/>
               <w:left w:val="single" w:sz="6" w:color="D3DDE8"/>
@@ -14638,14 +15206,14 @@
                 <w:color w:val="263445"/>
                 <w:sz w:val="19"/>
               </w:rPr>
-              <w:t>시운전 담당 / 품질</w:t>
+              <w:t>시험 담당 / 품질</w:t>
             </w:r>
           </w:p>
         </w:tc>
         <w:tc>
           <w:tcPr>
             <w:tcW w:type="dxa" w:w="2409"/>
-            <w:shd w:fill="FFFFFF"/>
+            <w:shd w:fill="F0F5FB"/>
             <w:tcBorders>
               <w:top w:val="single" w:sz="6" w:color="D3DDE8"/>
               <w:left w:val="single" w:sz="6" w:color="D3DDE8"/>
@@ -14676,7 +15244,7 @@
         <w:tc>
           <w:tcPr>
             <w:tcW w:type="dxa" w:w="2409"/>
-            <w:shd w:fill="F0F5FB"/>
+            <w:shd w:fill="FFFFFF"/>
             <w:tcBorders>
               <w:top w:val="single" w:sz="6" w:color="D3DDE8"/>
               <w:left w:val="single" w:sz="6" w:color="D3DDE8"/>
@@ -14695,14 +15263,14 @@
                 <w:color w:val="263445"/>
                 <w:sz w:val="19"/>
               </w:rPr>
-              <w:t>QF-08</w:t>
+              <w:t>QF-07</w:t>
             </w:r>
           </w:p>
         </w:tc>
         <w:tc>
           <w:tcPr>
             <w:tcW w:type="dxa" w:w="2409"/>
-            <w:shd w:fill="F0F5FB"/>
+            <w:shd w:fill="FFFFFF"/>
             <w:tcBorders>
               <w:top w:val="single" w:sz="6" w:color="D3DDE8"/>
               <w:left w:val="single" w:sz="6" w:color="D3DDE8"/>
@@ -14721,14 +15289,14 @@
                 <w:color w:val="263445"/>
                 <w:sz w:val="19"/>
               </w:rPr>
-              <w:t>PLC 및 파라미터 버전 관리</w:t>
+              <w:t>SAT 시운전 및 고객 인수</w:t>
             </w:r>
           </w:p>
         </w:tc>
         <w:tc>
           <w:tcPr>
             <w:tcW w:type="dxa" w:w="2409"/>
-            <w:shd w:fill="F0F5FB"/>
+            <w:shd w:fill="FFFFFF"/>
             <w:tcBorders>
               <w:top w:val="single" w:sz="6" w:color="D3DDE8"/>
               <w:left w:val="single" w:sz="6" w:color="D3DDE8"/>
@@ -14747,14 +15315,14 @@
                 <w:color w:val="263445"/>
                 <w:sz w:val="19"/>
               </w:rPr>
-              <w:t>프로그램 / 기술팀 총괄</w:t>
+              <w:t>시운전 담당 / 품질</w:t>
             </w:r>
           </w:p>
         </w:tc>
         <w:tc>
           <w:tcPr>
             <w:tcW w:type="dxa" w:w="2409"/>
-            <w:shd w:fill="F0F5FB"/>
+            <w:shd w:fill="FFFFFF"/>
             <w:tcBorders>
               <w:top w:val="single" w:sz="6" w:color="D3DDE8"/>
               <w:left w:val="single" w:sz="6" w:color="D3DDE8"/>
@@ -14785,7 +15353,7 @@
         <w:tc>
           <w:tcPr>
             <w:tcW w:type="dxa" w:w="2409"/>
-            <w:shd w:fill="FFFFFF"/>
+            <w:shd w:fill="F0F5FB"/>
             <w:tcBorders>
               <w:top w:val="single" w:sz="6" w:color="D3DDE8"/>
               <w:left w:val="single" w:sz="6" w:color="D3DDE8"/>
@@ -14804,14 +15372,14 @@
                 <w:color w:val="263445"/>
                 <w:sz w:val="19"/>
               </w:rPr>
-              <w:t>QF-09</w:t>
+              <w:t>QF-08</w:t>
             </w:r>
           </w:p>
         </w:tc>
         <w:tc>
           <w:tcPr>
             <w:tcW w:type="dxa" w:w="2409"/>
-            <w:shd w:fill="FFFFFF"/>
+            <w:shd w:fill="F0F5FB"/>
             <w:tcBorders>
               <w:top w:val="single" w:sz="6" w:color="D3DDE8"/>
               <w:left w:val="single" w:sz="6" w:color="D3DDE8"/>
@@ -14830,14 +15398,14 @@
                 <w:color w:val="263445"/>
                 <w:sz w:val="19"/>
               </w:rPr>
-              <w:t>부적합 사건 및 시정조치</w:t>
+              <w:t>PLC 및 파라미터 버전 관리</w:t>
             </w:r>
           </w:p>
         </w:tc>
         <w:tc>
           <w:tcPr>
             <w:tcW w:type="dxa" w:w="2409"/>
-            <w:shd w:fill="FFFFFF"/>
+            <w:shd w:fill="F0F5FB"/>
             <w:tcBorders>
               <w:top w:val="single" w:sz="6" w:color="D3DDE8"/>
               <w:left w:val="single" w:sz="6" w:color="D3DDE8"/>
@@ -14856,14 +15424,14 @@
                 <w:color w:val="263445"/>
                 <w:sz w:val="19"/>
               </w:rPr>
-              <w:t>품질 / 안전·환경 담당</w:t>
+              <w:t>프로그램 / 기술팀 총괄</w:t>
             </w:r>
           </w:p>
         </w:tc>
         <w:tc>
           <w:tcPr>
             <w:tcW w:type="dxa" w:w="2409"/>
-            <w:shd w:fill="FFFFFF"/>
+            <w:shd w:fill="F0F5FB"/>
             <w:tcBorders>
               <w:top w:val="single" w:sz="6" w:color="D3DDE8"/>
               <w:left w:val="single" w:sz="6" w:color="D3DDE8"/>
@@ -14894,7 +15462,7 @@
         <w:tc>
           <w:tcPr>
             <w:tcW w:type="dxa" w:w="2409"/>
-            <w:shd w:fill="F0F5FB"/>
+            <w:shd w:fill="FFFFFF"/>
             <w:tcBorders>
               <w:top w:val="single" w:sz="6" w:color="D3DDE8"/>
               <w:left w:val="single" w:sz="6" w:color="D3DDE8"/>
@@ -14913,14 +15481,14 @@
                 <w:color w:val="263445"/>
                 <w:sz w:val="19"/>
               </w:rPr>
-              <w:t>QF-10</w:t>
+              <w:t>QF-09</w:t>
             </w:r>
           </w:p>
         </w:tc>
         <w:tc>
           <w:tcPr>
             <w:tcW w:type="dxa" w:w="2409"/>
-            <w:shd w:fill="F0F5FB"/>
+            <w:shd w:fill="FFFFFF"/>
             <w:tcBorders>
               <w:top w:val="single" w:sz="6" w:color="D3DDE8"/>
               <w:left w:val="single" w:sz="6" w:color="D3DDE8"/>
@@ -14939,14 +15507,14 @@
                 <w:color w:val="263445"/>
                 <w:sz w:val="19"/>
               </w:rPr>
-              <w:t>공급자 및 외주 평가 승인</w:t>
+              <w:t>부적합 사건 및 시정조치</w:t>
             </w:r>
           </w:p>
         </w:tc>
         <w:tc>
           <w:tcPr>
             <w:tcW w:type="dxa" w:w="2409"/>
-            <w:shd w:fill="F0F5FB"/>
+            <w:shd w:fill="FFFFFF"/>
             <w:tcBorders>
               <w:top w:val="single" w:sz="6" w:color="D3DDE8"/>
               <w:left w:val="single" w:sz="6" w:color="D3DDE8"/>
@@ -14965,14 +15533,14 @@
                 <w:color w:val="263445"/>
                 <w:sz w:val="19"/>
               </w:rPr>
-              <w:t>생산관리 / 품질</w:t>
+              <w:t>품질 / 안전·환경 담당</w:t>
             </w:r>
           </w:p>
         </w:tc>
         <w:tc>
           <w:tcPr>
             <w:tcW w:type="dxa" w:w="2409"/>
-            <w:shd w:fill="F0F5FB"/>
+            <w:shd w:fill="FFFFFF"/>
             <w:tcBorders>
               <w:top w:val="single" w:sz="6" w:color="D3DDE8"/>
               <w:left w:val="single" w:sz="6" w:color="D3DDE8"/>
@@ -14991,7 +15559,7 @@
                 <w:color w:val="263445"/>
                 <w:sz w:val="19"/>
               </w:rPr>
-              <w:t>프로젝트 종료 후 최소 5년</w:t>
+              <w:t>종결 후 최소 5년</w:t>
             </w:r>
           </w:p>
         </w:tc>
@@ -15003,7 +15571,7 @@
         <w:tc>
           <w:tcPr>
             <w:tcW w:type="dxa" w:w="2409"/>
-            <w:shd w:fill="FFFFFF"/>
+            <w:shd w:fill="F0F5FB"/>
             <w:tcBorders>
               <w:top w:val="single" w:sz="6" w:color="D3DDE8"/>
               <w:left w:val="single" w:sz="6" w:color="D3DDE8"/>
@@ -15022,14 +15590,14 @@
                 <w:color w:val="263445"/>
                 <w:sz w:val="19"/>
               </w:rPr>
-              <w:t>QF-11</w:t>
+              <w:t>QF-10</w:t>
             </w:r>
           </w:p>
         </w:tc>
         <w:tc>
           <w:tcPr>
             <w:tcW w:type="dxa" w:w="2409"/>
-            <w:shd w:fill="FFFFFF"/>
+            <w:shd w:fill="F0F5FB"/>
             <w:tcBorders>
               <w:top w:val="single" w:sz="6" w:color="D3DDE8"/>
               <w:left w:val="single" w:sz="6" w:color="D3DDE8"/>
@@ -15048,14 +15616,14 @@
                 <w:color w:val="263445"/>
                 <w:sz w:val="19"/>
               </w:rPr>
-              <w:t>계측기 및 제조 시험 설비 관리</w:t>
+              <w:t>공급자 및 외주 평가 승인</w:t>
             </w:r>
           </w:p>
         </w:tc>
         <w:tc>
           <w:tcPr>
             <w:tcW w:type="dxa" w:w="2409"/>
-            <w:shd w:fill="FFFFFF"/>
+            <w:shd w:fill="F0F5FB"/>
             <w:tcBorders>
               <w:top w:val="single" w:sz="6" w:color="D3DDE8"/>
               <w:left w:val="single" w:sz="6" w:color="D3DDE8"/>
@@ -15074,14 +15642,14 @@
                 <w:color w:val="263445"/>
                 <w:sz w:val="19"/>
               </w:rPr>
-              <w:t>품질 / 생산관리</w:t>
+              <w:t>생산관리 / 품질</w:t>
             </w:r>
           </w:p>
         </w:tc>
         <w:tc>
           <w:tcPr>
             <w:tcW w:type="dxa" w:w="2409"/>
-            <w:shd w:fill="FFFFFF"/>
+            <w:shd w:fill="F0F5FB"/>
             <w:tcBorders>
               <w:top w:val="single" w:sz="6" w:color="D3DDE8"/>
               <w:left w:val="single" w:sz="6" w:color="D3DDE8"/>
@@ -15100,7 +15668,7 @@
                 <w:color w:val="263445"/>
                 <w:sz w:val="19"/>
               </w:rPr>
-              <w:t>설비·계측기 폐기 후 최소 5년</w:t>
+              <w:t>평가연도 종료 후 최소 5년</w:t>
             </w:r>
           </w:p>
         </w:tc>
@@ -15112,7 +15680,7 @@
         <w:tc>
           <w:tcPr>
             <w:tcW w:type="dxa" w:w="2409"/>
-            <w:shd w:fill="F0F5FB"/>
+            <w:shd w:fill="FFFFFF"/>
             <w:tcBorders>
               <w:top w:val="single" w:sz="6" w:color="D3DDE8"/>
               <w:left w:val="single" w:sz="6" w:color="D3DDE8"/>
@@ -15131,14 +15699,14 @@
                 <w:color w:val="263445"/>
                 <w:sz w:val="19"/>
               </w:rPr>
-              <w:t>QF-12</w:t>
+              <w:t>QF-11</w:t>
             </w:r>
           </w:p>
         </w:tc>
         <w:tc>
           <w:tcPr>
             <w:tcW w:type="dxa" w:w="2409"/>
-            <w:shd w:fill="F0F5FB"/>
+            <w:shd w:fill="FFFFFF"/>
             <w:tcBorders>
               <w:top w:val="single" w:sz="6" w:color="D3DDE8"/>
               <w:left w:val="single" w:sz="6" w:color="D3DDE8"/>
@@ -15157,14 +15725,14 @@
                 <w:color w:val="263445"/>
                 <w:sz w:val="19"/>
               </w:rPr>
-              <w:t>교육 역량 평가 및 작업 검사 자격</w:t>
+              <w:t>계측기 및 제조 시험 설비 관리</w:t>
             </w:r>
           </w:p>
         </w:tc>
         <w:tc>
           <w:tcPr>
             <w:tcW w:type="dxa" w:w="2409"/>
-            <w:shd w:fill="F0F5FB"/>
+            <w:shd w:fill="FFFFFF"/>
             <w:tcBorders>
               <w:top w:val="single" w:sz="6" w:color="D3DDE8"/>
               <w:left w:val="single" w:sz="6" w:color="D3DDE8"/>
@@ -15183,14 +15751,14 @@
                 <w:color w:val="263445"/>
                 <w:sz w:val="19"/>
               </w:rPr>
-              <w:t>부서 책임자 / 안전 담당·품질</w:t>
+              <w:t>품질 / 생산관리</w:t>
             </w:r>
           </w:p>
         </w:tc>
         <w:tc>
           <w:tcPr>
             <w:tcW w:type="dxa" w:w="2409"/>
-            <w:shd w:fill="F0F5FB"/>
+            <w:shd w:fill="FFFFFF"/>
             <w:tcBorders>
               <w:top w:val="single" w:sz="6" w:color="D3DDE8"/>
               <w:left w:val="single" w:sz="6" w:color="D3DDE8"/>
@@ -15209,7 +15777,7 @@
                 <w:color w:val="263445"/>
                 <w:sz w:val="19"/>
               </w:rPr>
-              <w:t>프로젝트 종료 후 최소 5년</w:t>
+              <w:t>설비·계측기 폐기 후 최소 5년</w:t>
             </w:r>
           </w:p>
         </w:tc>
@@ -15221,7 +15789,7 @@
         <w:tc>
           <w:tcPr>
             <w:tcW w:type="dxa" w:w="2409"/>
-            <w:shd w:fill="FFFFFF"/>
+            <w:shd w:fill="F0F5FB"/>
             <w:tcBorders>
               <w:top w:val="single" w:sz="6" w:color="D3DDE8"/>
               <w:left w:val="single" w:sz="6" w:color="D3DDE8"/>
@@ -15240,14 +15808,14 @@
                 <w:color w:val="263445"/>
                 <w:sz w:val="19"/>
               </w:rPr>
-              <w:t>QF-13</w:t>
+              <w:t>QF-12</w:t>
             </w:r>
           </w:p>
         </w:tc>
         <w:tc>
           <w:tcPr>
             <w:tcW w:type="dxa" w:w="2409"/>
-            <w:shd w:fill="FFFFFF"/>
+            <w:shd w:fill="F0F5FB"/>
             <w:tcBorders>
               <w:top w:val="single" w:sz="6" w:color="D3DDE8"/>
               <w:left w:val="single" w:sz="6" w:color="D3DDE8"/>
@@ -15266,14 +15834,14 @@
                 <w:color w:val="263445"/>
                 <w:sz w:val="19"/>
               </w:rPr>
-              <w:t>문서 기록 저장 및 백업 관리</w:t>
+              <w:t>교육 역량 평가 및 작업 검사 자격</w:t>
             </w:r>
           </w:p>
         </w:tc>
         <w:tc>
           <w:tcPr>
             <w:tcW w:type="dxa" w:w="2409"/>
-            <w:shd w:fill="FFFFFF"/>
+            <w:shd w:fill="F0F5FB"/>
             <w:tcBorders>
               <w:top w:val="single" w:sz="6" w:color="D3DDE8"/>
               <w:left w:val="single" w:sz="6" w:color="D3DDE8"/>
@@ -15292,14 +15860,14 @@
                 <w:color w:val="263445"/>
                 <w:sz w:val="19"/>
               </w:rPr>
-              <w:t>품질 / 경영관리</w:t>
+              <w:t>부서 책임자 / 안전 담당·품질</w:t>
             </w:r>
           </w:p>
         </w:tc>
         <w:tc>
           <w:tcPr>
             <w:tcW w:type="dxa" w:w="2409"/>
-            <w:shd w:fill="FFFFFF"/>
+            <w:shd w:fill="F0F5FB"/>
             <w:tcBorders>
               <w:top w:val="single" w:sz="6" w:color="D3DDE8"/>
               <w:left w:val="single" w:sz="6" w:color="D3DDE8"/>
@@ -15318,7 +15886,7 @@
                 <w:color w:val="263445"/>
                 <w:sz w:val="19"/>
               </w:rPr>
-              <w:t>문서 이력 영구 / 백업 확인 최소 5년</w:t>
+              <w:t>작성연도 종료 후 최소 5년</w:t>
             </w:r>
           </w:p>
         </w:tc>
@@ -15330,7 +15898,7 @@
         <w:tc>
           <w:tcPr>
             <w:tcW w:type="dxa" w:w="2409"/>
-            <w:shd w:fill="F0F5FB"/>
+            <w:shd w:fill="FFFFFF"/>
             <w:tcBorders>
               <w:top w:val="single" w:sz="6" w:color="D3DDE8"/>
               <w:left w:val="single" w:sz="6" w:color="D3DDE8"/>
@@ -15349,14 +15917,14 @@
                 <w:color w:val="263445"/>
                 <w:sz w:val="19"/>
               </w:rPr>
-              <w:t>QF-14</w:t>
+              <w:t>QF-13</w:t>
             </w:r>
           </w:p>
         </w:tc>
         <w:tc>
           <w:tcPr>
             <w:tcW w:type="dxa" w:w="2409"/>
-            <w:shd w:fill="F0F5FB"/>
+            <w:shd w:fill="FFFFFF"/>
             <w:tcBorders>
               <w:top w:val="single" w:sz="6" w:color="D3DDE8"/>
               <w:left w:val="single" w:sz="6" w:color="D3DDE8"/>
@@ -15375,14 +15943,14 @@
                 <w:color w:val="263445"/>
                 <w:sz w:val="19"/>
               </w:rPr>
-              <w:t>고객 만족 의견 및 고객 감사 요구</w:t>
+              <w:t>문서 기록 저장 및 백업 관리</w:t>
             </w:r>
           </w:p>
         </w:tc>
         <w:tc>
           <w:tcPr>
             <w:tcW w:type="dxa" w:w="2409"/>
-            <w:shd w:fill="F0F5FB"/>
+            <w:shd w:fill="FFFFFF"/>
             <w:tcBorders>
               <w:top w:val="single" w:sz="6" w:color="D3DDE8"/>
               <w:left w:val="single" w:sz="6" w:color="D3DDE8"/>
@@ -15401,14 +15969,14 @@
                 <w:color w:val="263445"/>
                 <w:sz w:val="19"/>
               </w:rPr>
-              <w:t>영업관리 / 품질</w:t>
+              <w:t>품질 / 경영관리</w:t>
             </w:r>
           </w:p>
         </w:tc>
         <w:tc>
           <w:tcPr>
             <w:tcW w:type="dxa" w:w="2409"/>
-            <w:shd w:fill="F0F5FB"/>
+            <w:shd w:fill="FFFFFF"/>
             <w:tcBorders>
               <w:top w:val="single" w:sz="6" w:color="D3DDE8"/>
               <w:left w:val="single" w:sz="6" w:color="D3DDE8"/>
@@ -15427,7 +15995,7 @@
                 <w:color w:val="263445"/>
                 <w:sz w:val="19"/>
               </w:rPr>
-              <w:t>프로젝트 종료 후 최소 5년</w:t>
+              <w:t>문서 이력 영구 / 백업 확인 최소 5년</w:t>
             </w:r>
           </w:p>
         </w:tc>
@@ -15458,7 +16026,7 @@
                 <w:color w:val="263445"/>
                 <w:sz w:val="19"/>
               </w:rPr>
-              <w:t>QF-15</w:t>
+              <w:t>QF-13-2</w:t>
             </w:r>
           </w:p>
         </w:tc>
@@ -15484,7 +16052,7 @@
                 <w:color w:val="263445"/>
                 <w:sz w:val="19"/>
               </w:rPr>
-              <w:t>프로젝트 기술 및 검사 기준 승인</w:t>
+              <w:t>백업 확인 및 표본 복구 기록 (QF-13 별지)</w:t>
             </w:r>
           </w:p>
         </w:tc>
@@ -15510,7 +16078,7 @@
                 <w:color w:val="263445"/>
                 <w:sz w:val="19"/>
               </w:rPr>
-              <w:t>설계·시험 / 기술팀 총괄</w:t>
+              <w:t>경영관리 / 품질</w:t>
             </w:r>
           </w:p>
         </w:tc>
@@ -15536,7 +16104,7 @@
                 <w:color w:val="263445"/>
                 <w:sz w:val="19"/>
               </w:rPr>
-              <w:t>프로젝트 종료 후 최소 5년</w:t>
+              <w:t>작성연도 종료 후 최소 5년</w:t>
             </w:r>
           </w:p>
         </w:tc>
@@ -15567,7 +16135,7 @@
                 <w:color w:val="263445"/>
                 <w:sz w:val="19"/>
               </w:rPr>
-              <w:t>QF-16</w:t>
+              <w:t>QF-14</w:t>
             </w:r>
           </w:p>
         </w:tc>
@@ -15593,7 +16161,7 @@
                 <w:color w:val="263445"/>
                 <w:sz w:val="19"/>
               </w:rPr>
-              <w:t>판넬 공정 이동 및 작업 실적</w:t>
+              <w:t>고객 만족 의견 및 고객 감사 요구</w:t>
             </w:r>
           </w:p>
         </w:tc>
@@ -15619,7 +16187,7 @@
                 <w:color w:val="263445"/>
                 <w:sz w:val="19"/>
               </w:rPr>
-              <w:t>생산관리 / 제조</w:t>
+              <w:t>영업관리 / 품질</w:t>
             </w:r>
           </w:p>
         </w:tc>
@@ -15645,7 +16213,7 @@
                 <w:color w:val="263445"/>
                 <w:sz w:val="19"/>
               </w:rPr>
-              <w:t>프로젝트 종료 후 최소 5년</w:t>
+              <w:t>작성연도 종료 후 최소 5년</w:t>
             </w:r>
           </w:p>
         </w:tc>
@@ -15676,7 +16244,7 @@
                 <w:color w:val="263445"/>
                 <w:sz w:val="19"/>
               </w:rPr>
-              <w:t>SF-01</w:t>
+              <w:t>QF-15</w:t>
             </w:r>
           </w:p>
         </w:tc>
@@ -15702,7 +16270,7 @@
                 <w:color w:val="263445"/>
                 <w:sz w:val="19"/>
               </w:rPr>
-              <w:t>공정 위험성평가 및 감소조치</w:t>
+              <w:t>프로젝트 기술 및 검사 기준 승인</w:t>
             </w:r>
           </w:p>
         </w:tc>
@@ -15728,7 +16296,7 @@
                 <w:color w:val="263445"/>
                 <w:sz w:val="19"/>
               </w:rPr>
-              <w:t>왕리홍 대리 / 현장 근로자</w:t>
+              <w:t>설계·시험 / 기술팀 총괄</w:t>
             </w:r>
           </w:p>
         </w:tc>
@@ -15754,7 +16322,7 @@
                 <w:color w:val="263445"/>
                 <w:sz w:val="19"/>
               </w:rPr>
-              <w:t>작성연도 종료 후 최소 5년</w:t>
+              <w:t>프로젝트 종료 후 최소 5년</w:t>
             </w:r>
           </w:p>
         </w:tc>
@@ -15785,7 +16353,7 @@
                 <w:color w:val="263445"/>
                 <w:sz w:val="19"/>
               </w:rPr>
-              <w:t>SF-02</w:t>
+              <w:t>QF-16</w:t>
             </w:r>
           </w:p>
         </w:tc>
@@ -15811,7 +16379,7 @@
                 <w:color w:val="263445"/>
                 <w:sz w:val="19"/>
               </w:rPr>
-              <w:t>시험 통전 및 정전 작업 안전 확인</w:t>
+              <w:t>판넬 공정 이동 및 작업 실적</w:t>
             </w:r>
           </w:p>
         </w:tc>
@@ -15837,7 +16405,7 @@
                 <w:color w:val="263445"/>
                 <w:sz w:val="19"/>
               </w:rPr>
-              <w:t>작업 책임자 / 왕리홍 대리</w:t>
+              <w:t>생산관리 / 제조</w:t>
             </w:r>
           </w:p>
         </w:tc>
@@ -15863,7 +16431,7 @@
                 <w:color w:val="263445"/>
                 <w:sz w:val="19"/>
               </w:rPr>
-              <w:t>작성연도 종료 후 최소 5년</w:t>
+              <w:t>프로젝트 종료 후 최소 5년</w:t>
             </w:r>
           </w:p>
         </w:tc>
@@ -15894,7 +16462,7 @@
                 <w:color w:val="263445"/>
                 <w:sz w:val="19"/>
               </w:rPr>
-              <w:t>SF-03</w:t>
+              <w:t>SF-01</w:t>
             </w:r>
           </w:p>
         </w:tc>
@@ -15920,7 +16488,7 @@
                 <w:color w:val="263445"/>
                 <w:sz w:val="19"/>
               </w:rPr>
-              <w:t>외주 및 현장 혼재 작업 안전 협의</w:t>
+              <w:t>공정 위험성평가 및 감소조치</w:t>
             </w:r>
           </w:p>
         </w:tc>
@@ -15946,7 +16514,7 @@
                 <w:color w:val="263445"/>
                 <w:sz w:val="19"/>
               </w:rPr>
-              <w:t>생산관리 / 왕리홍 대리</w:t>
+              <w:t>왕리홍 대리 / 현장 근로자</w:t>
             </w:r>
           </w:p>
         </w:tc>
@@ -15984,7 +16552,7 @@
         <w:tc>
           <w:tcPr>
             <w:tcW w:type="dxa" w:w="2409"/>
-            <w:shd w:fill="FFFFFF"/>
+            <w:shd w:fill="F0F5FB"/>
             <w:tcBorders>
               <w:top w:val="single" w:sz="6" w:color="D3DDE8"/>
               <w:left w:val="single" w:sz="6" w:color="D3DDE8"/>
@@ -16003,14 +16571,14 @@
                 <w:color w:val="263445"/>
                 <w:sz w:val="19"/>
               </w:rPr>
-              <w:t>SF-04</w:t>
+              <w:t>SF-02</w:t>
             </w:r>
           </w:p>
         </w:tc>
         <w:tc>
           <w:tcPr>
             <w:tcW w:type="dxa" w:w="2409"/>
-            <w:shd w:fill="FFFFFF"/>
+            <w:shd w:fill="F0F5FB"/>
             <w:tcBorders>
               <w:top w:val="single" w:sz="6" w:color="D3DDE8"/>
               <w:left w:val="single" w:sz="6" w:color="D3DDE8"/>
@@ -16029,14 +16597,14 @@
                 <w:color w:val="263445"/>
                 <w:sz w:val="19"/>
               </w:rPr>
-              <w:t>안전보건관리담당자 선임 및 직무 평가</w:t>
+              <w:t>시험 통전 및 정전 작업 안전 확인</w:t>
             </w:r>
           </w:p>
         </w:tc>
         <w:tc>
           <w:tcPr>
             <w:tcW w:type="dxa" w:w="2409"/>
-            <w:shd w:fill="FFFFFF"/>
+            <w:shd w:fill="F0F5FB"/>
             <w:tcBorders>
               <w:top w:val="single" w:sz="6" w:color="D3DDE8"/>
               <w:left w:val="single" w:sz="6" w:color="D3DDE8"/>
@@ -16055,14 +16623,14 @@
                 <w:color w:val="263445"/>
                 <w:sz w:val="19"/>
               </w:rPr>
-              <w:t>대표이사 / 경영관리</w:t>
+              <w:t>작업 책임자 / 왕리홍 대리</w:t>
             </w:r>
           </w:p>
         </w:tc>
         <w:tc>
           <w:tcPr>
             <w:tcW w:type="dxa" w:w="2409"/>
-            <w:shd w:fill="FFFFFF"/>
+            <w:shd w:fill="F0F5FB"/>
             <w:tcBorders>
               <w:top w:val="single" w:sz="6" w:color="D3DDE8"/>
               <w:left w:val="single" w:sz="6" w:color="D3DDE8"/>
@@ -16081,7 +16649,7 @@
                 <w:color w:val="263445"/>
                 <w:sz w:val="19"/>
               </w:rPr>
-              <w:t>선임 종료 후 최소 5년</w:t>
+              <w:t>작성연도 종료 후 최소 5년</w:t>
             </w:r>
           </w:p>
         </w:tc>
@@ -16112,7 +16680,7 @@
                 <w:color w:val="263445"/>
                 <w:sz w:val="19"/>
               </w:rPr>
-              <w:t>SF-05</w:t>
+              <w:t>SF-03</w:t>
             </w:r>
           </w:p>
         </w:tc>
@@ -16138,7 +16706,7 @@
                 <w:color w:val="263445"/>
                 <w:sz w:val="19"/>
               </w:rPr>
-              <w:t>안전보건교육 연간 계획 및 실적</w:t>
+              <w:t>외주 및 현장 혼재 작업 안전 협의</w:t>
             </w:r>
           </w:p>
         </w:tc>
@@ -16164,7 +16732,7 @@
                 <w:color w:val="263445"/>
                 <w:sz w:val="19"/>
               </w:rPr>
-              <w:t>왕리홍 대리 / 경영관리</w:t>
+              <w:t>생산관리 / 왕리홍 대리</w:t>
             </w:r>
           </w:p>
         </w:tc>
@@ -16221,7 +16789,7 @@
                 <w:color w:val="263445"/>
                 <w:sz w:val="19"/>
               </w:rPr>
-              <w:t>SF-06</w:t>
+              <w:t>SF-04</w:t>
             </w:r>
           </w:p>
         </w:tc>
@@ -16247,7 +16815,7 @@
                 <w:color w:val="263445"/>
                 <w:sz w:val="19"/>
               </w:rPr>
-              <w:t>건강진단 및 작업환경 관리대장</w:t>
+              <w:t>안전보건관리담당자 선임 및 직무 평가</w:t>
             </w:r>
           </w:p>
         </w:tc>
@@ -16273,7 +16841,7 @@
                 <w:color w:val="263445"/>
                 <w:sz w:val="19"/>
               </w:rPr>
-              <w:t>경영관리 / 왕리홍 대리</w:t>
+              <w:t>대표이사 / 경영관리</w:t>
             </w:r>
           </w:p>
         </w:tc>
@@ -16299,7 +16867,7 @@
                 <w:color w:val="263445"/>
                 <w:sz w:val="19"/>
               </w:rPr>
-              <w:t>작성연도 종료 후 최소 5년 (검진 결과표 별도 5년 이상)</w:t>
+              <w:t>선임 종료 후 최소 5년</w:t>
             </w:r>
           </w:p>
         </w:tc>
@@ -16330,7 +16898,7 @@
                 <w:color w:val="263445"/>
                 <w:sz w:val="19"/>
               </w:rPr>
-              <w:t>SF-07</w:t>
+              <w:t>SF-05</w:t>
             </w:r>
           </w:p>
         </w:tc>
@@ -16356,7 +16924,7 @@
                 <w:color w:val="263445"/>
                 <w:sz w:val="19"/>
               </w:rPr>
-              <w:t>안전보건 예산 편성 및 집행</w:t>
+              <w:t>안전보건교육 연간 계획 및 실적</w:t>
             </w:r>
           </w:p>
         </w:tc>
@@ -16382,7 +16950,7 @@
                 <w:color w:val="263445"/>
                 <w:sz w:val="19"/>
               </w:rPr>
-              <w:t>대표이사 / 왕리홍 대리</w:t>
+              <w:t>왕리홍 대리 / 경영관리</w:t>
             </w:r>
           </w:p>
         </w:tc>
@@ -16439,7 +17007,7 @@
                 <w:color w:val="263445"/>
                 <w:sz w:val="19"/>
               </w:rPr>
-              <w:t>SF-08</w:t>
+              <w:t>SF-06</w:t>
             </w:r>
           </w:p>
         </w:tc>
@@ -16465,7 +17033,7 @@
                 <w:color w:val="263445"/>
                 <w:sz w:val="19"/>
               </w:rPr>
-              <w:t>반기 안전보건 이행점검</w:t>
+              <w:t>건강진단 및 작업환경 관리대장</w:t>
             </w:r>
           </w:p>
         </w:tc>
@@ -16491,7 +17059,7 @@
                 <w:color w:val="263445"/>
                 <w:sz w:val="19"/>
               </w:rPr>
-              <w:t>왕리홍 대리 / 대표이사</w:t>
+              <w:t>경영관리 / 왕리홍 대리</w:t>
             </w:r>
           </w:p>
         </w:tc>
@@ -16517,7 +17085,7 @@
                 <w:color w:val="263445"/>
                 <w:sz w:val="19"/>
               </w:rPr>
-              <w:t>작성연도 종료 후 최소 5년</w:t>
+              <w:t>작성연도 종료 후 최소 5년 (검진 결과표 별도 5년 이상)</w:t>
             </w:r>
           </w:p>
         </w:tc>
@@ -16548,7 +17116,7 @@
                 <w:color w:val="263445"/>
                 <w:sz w:val="19"/>
               </w:rPr>
-              <w:t>SF-09</w:t>
+              <w:t>SF-07</w:t>
             </w:r>
           </w:p>
         </w:tc>
@@ -16574,7 +17142,7 @@
                 <w:color w:val="263445"/>
                 <w:sz w:val="19"/>
               </w:rPr>
-              <w:t>외주(수급인) 안전보건 역량 평가</w:t>
+              <w:t>안전보건 예산 편성 및 집행</w:t>
             </w:r>
           </w:p>
         </w:tc>
@@ -16600,7 +17168,7 @@
                 <w:color w:val="263445"/>
                 <w:sz w:val="19"/>
               </w:rPr>
-              <w:t>생산관리 / 왕리홍 대리</w:t>
+              <w:t>대표이사 / 왕리홍 대리</w:t>
             </w:r>
           </w:p>
         </w:tc>
@@ -16626,7 +17194,7 @@
                 <w:color w:val="263445"/>
                 <w:sz w:val="19"/>
               </w:rPr>
-              <w:t>거래 종료 후 최소 5년</w:t>
+              <w:t>작성연도 종료 후 최소 5년</w:t>
             </w:r>
           </w:p>
         </w:tc>
@@ -16657,7 +17225,7 @@
                 <w:color w:val="263445"/>
                 <w:sz w:val="19"/>
               </w:rPr>
-              <w:t>SF-10</w:t>
+              <w:t>SF-08</w:t>
             </w:r>
           </w:p>
         </w:tc>
@@ -16683,7 +17251,7 @@
                 <w:color w:val="263445"/>
                 <w:sz w:val="19"/>
               </w:rPr>
-              <w:t>산업재해·중대재해 발생 대응 및 보고</w:t>
+              <w:t>반기 안전보건 이행점검</w:t>
             </w:r>
           </w:p>
         </w:tc>
@@ -16735,7 +17303,7 @@
                 <w:color w:val="263445"/>
                 <w:sz w:val="19"/>
               </w:rPr>
-              <w:t>작성연도 종료 후 최소 5년 (법정 3년 이상)</w:t>
+              <w:t>작성연도 종료 후 최소 5년</w:t>
             </w:r>
           </w:p>
         </w:tc>
@@ -16747,7 +17315,7 @@
         <w:tc>
           <w:tcPr>
             <w:tcW w:type="dxa" w:w="2409"/>
-            <w:shd w:fill="F0F5FB"/>
+            <w:shd w:fill="FFFFFF"/>
             <w:tcBorders>
               <w:top w:val="single" w:sz="6" w:color="D3DDE8"/>
               <w:left w:val="single" w:sz="6" w:color="D3DDE8"/>
@@ -16766,14 +17334,14 @@
                 <w:color w:val="263445"/>
                 <w:sz w:val="19"/>
               </w:rPr>
-              <w:t>EF-01</w:t>
+              <w:t>SF-09</w:t>
             </w:r>
           </w:p>
         </w:tc>
         <w:tc>
           <w:tcPr>
             <w:tcW w:type="dxa" w:w="2409"/>
-            <w:shd w:fill="F0F5FB"/>
+            <w:shd w:fill="FFFFFF"/>
             <w:tcBorders>
               <w:top w:val="single" w:sz="6" w:color="D3DDE8"/>
               <w:left w:val="single" w:sz="6" w:color="D3DDE8"/>
@@ -16792,14 +17360,14 @@
                 <w:color w:val="263445"/>
                 <w:sz w:val="19"/>
               </w:rPr>
-              <w:t>환경측면 중요도 및 운영관리</w:t>
+              <w:t>외주(수급인) 안전보건 역량 평가</w:t>
             </w:r>
           </w:p>
         </w:tc>
         <w:tc>
           <w:tcPr>
             <w:tcW w:type="dxa" w:w="2409"/>
-            <w:shd w:fill="F0F5FB"/>
+            <w:shd w:fill="FFFFFF"/>
             <w:tcBorders>
               <w:top w:val="single" w:sz="6" w:color="D3DDE8"/>
               <w:left w:val="single" w:sz="6" w:color="D3DDE8"/>
@@ -16818,14 +17386,14 @@
                 <w:color w:val="263445"/>
                 <w:sz w:val="19"/>
               </w:rPr>
-              <w:t>성문기 과장</w:t>
+              <w:t>생산관리 / 왕리홍 대리</w:t>
             </w:r>
           </w:p>
         </w:tc>
         <w:tc>
           <w:tcPr>
             <w:tcW w:type="dxa" w:w="2409"/>
-            <w:shd w:fill="F0F5FB"/>
+            <w:shd w:fill="FFFFFF"/>
             <w:tcBorders>
               <w:top w:val="single" w:sz="6" w:color="D3DDE8"/>
               <w:left w:val="single" w:sz="6" w:color="D3DDE8"/>
@@ -16844,7 +17412,7 @@
                 <w:color w:val="263445"/>
                 <w:sz w:val="19"/>
               </w:rPr>
-              <w:t>작성연도 종료 후 최소 5년</w:t>
+              <w:t>거래 종료 후 최소 5년</w:t>
             </w:r>
           </w:p>
         </w:tc>
@@ -16875,7 +17443,7 @@
                 <w:color w:val="263445"/>
                 <w:sz w:val="19"/>
               </w:rPr>
-              <w:t>MF-01</w:t>
+              <w:t>SF-10</w:t>
             </w:r>
           </w:p>
         </w:tc>
@@ -16901,7 +17469,7 @@
                 <w:color w:val="263445"/>
                 <w:sz w:val="19"/>
               </w:rPr>
-              <w:t>내부심사 계획 증거 및 결과</w:t>
+              <w:t>산업재해·중대재해 발생 대응 및 보고</w:t>
             </w:r>
           </w:p>
         </w:tc>
@@ -16927,7 +17495,7 @@
                 <w:color w:val="263445"/>
                 <w:sz w:val="19"/>
               </w:rPr>
-              <w:t>품질 / 독립된 심사원</w:t>
+              <w:t>왕리홍 대리 / 대표이사</w:t>
             </w:r>
           </w:p>
         </w:tc>
@@ -16953,7 +17521,7 @@
                 <w:color w:val="263445"/>
                 <w:sz w:val="19"/>
               </w:rPr>
-              <w:t>작성연도 종료 후 최소 5년</w:t>
+              <w:t>작성연도 종료 후 최소 5년 (법정 3년 이상)</w:t>
             </w:r>
           </w:p>
         </w:tc>
@@ -16984,7 +17552,7 @@
                 <w:color w:val="263445"/>
                 <w:sz w:val="19"/>
               </w:rPr>
-              <w:t>MF-02</w:t>
+              <w:t>EF-01</w:t>
             </w:r>
           </w:p>
         </w:tc>
@@ -17010,7 +17578,7 @@
                 <w:color w:val="263445"/>
                 <w:sz w:val="19"/>
               </w:rPr>
-              <w:t>통합 경영검토 및 결정 추적</w:t>
+              <w:t>환경측면 중요도 및 운영관리</w:t>
             </w:r>
           </w:p>
         </w:tc>
@@ -17036,7 +17604,7 @@
                 <w:color w:val="263445"/>
                 <w:sz w:val="19"/>
               </w:rPr>
-              <w:t>대표이사 / 품질</w:t>
+              <w:t>성문기 과장</w:t>
             </w:r>
           </w:p>
         </w:tc>
@@ -17093,7 +17661,7 @@
                 <w:color w:val="263445"/>
                 <w:sz w:val="19"/>
               </w:rPr>
-              <w:t>MF-03</w:t>
+              <w:t>MF-01</w:t>
             </w:r>
           </w:p>
         </w:tc>
@@ -17119,7 +17687,7 @@
                 <w:color w:val="263445"/>
                 <w:sz w:val="19"/>
               </w:rPr>
-              <w:t>연간 목표 실행계획 및 성과</w:t>
+              <w:t>내부심사 계획 증거 및 결과</w:t>
             </w:r>
           </w:p>
         </w:tc>
@@ -17145,7 +17713,7 @@
                 <w:color w:val="263445"/>
                 <w:sz w:val="19"/>
               </w:rPr>
-              <w:t>대표 / 각 담당</w:t>
+              <w:t>품질 / 독립된 심사원</w:t>
             </w:r>
           </w:p>
         </w:tc>
@@ -17202,7 +17770,7 @@
                 <w:color w:val="263445"/>
                 <w:sz w:val="19"/>
               </w:rPr>
-              <w:t>MF-04</w:t>
+              <w:t>MF-02</w:t>
             </w:r>
           </w:p>
         </w:tc>
@@ -17228,7 +17796,7 @@
                 <w:color w:val="263445"/>
                 <w:sz w:val="19"/>
               </w:rPr>
-              <w:t>조직상황 이해관계자 위험 및 기회</w:t>
+              <w:t>통합 경영검토 및 결정 추적</w:t>
             </w:r>
           </w:p>
         </w:tc>
@@ -17254,7 +17822,7 @@
                 <w:color w:val="263445"/>
                 <w:sz w:val="19"/>
               </w:rPr>
-              <w:t>대표 / 품질·안전·환경</w:t>
+              <w:t>대표이사 / 품질</w:t>
             </w:r>
           </w:p>
         </w:tc>
@@ -17311,7 +17879,7 @@
                 <w:color w:val="263445"/>
                 <w:sz w:val="19"/>
               </w:rPr>
-              <w:t>MF-05</w:t>
+              <w:t>MF-03</w:t>
             </w:r>
           </w:p>
         </w:tc>
@@ -17337,7 +17905,7 @@
                 <w:color w:val="263445"/>
                 <w:sz w:val="19"/>
               </w:rPr>
-              <w:t>적용 표준 법규 및 기타 요구사항 준수평가</w:t>
+              <w:t>연간 목표 실행계획 및 성과</w:t>
             </w:r>
           </w:p>
         </w:tc>
@@ -17363,7 +17931,7 @@
                 <w:color w:val="263445"/>
                 <w:sz w:val="19"/>
               </w:rPr>
-              <w:t>왕리홍 대리·성문기 과장 / 품질</w:t>
+              <w:t>대표 / 각 담당</w:t>
             </w:r>
           </w:p>
         </w:tc>
@@ -17420,7 +17988,7 @@
                 <w:color w:val="263445"/>
                 <w:sz w:val="19"/>
               </w:rPr>
-              <w:t>MF-06</w:t>
+              <w:t>MF-04</w:t>
             </w:r>
           </w:p>
         </w:tc>
@@ -17446,7 +18014,7 @@
                 <w:color w:val="263445"/>
                 <w:sz w:val="19"/>
               </w:rPr>
-              <w:t>근로자 협의 및 비상훈련 기록</w:t>
+              <w:t>조직상황 이해관계자 위험 및 기회</w:t>
             </w:r>
           </w:p>
         </w:tc>
@@ -17472,7 +18040,7 @@
                 <w:color w:val="263445"/>
                 <w:sz w:val="19"/>
               </w:rPr>
-              <w:t>안전·환경 담당</w:t>
+              <w:t>대표 / 품질·안전·환경</w:t>
             </w:r>
           </w:p>
         </w:tc>
@@ -17503,6 +18071,224 @@
           </w:p>
         </w:tc>
       </w:tr>
+      <w:tr>
+        <w:trPr>
+          <w:cantSplit/>
+        </w:trPr>
+        <w:tc>
+          <w:tcPr>
+            <w:tcW w:type="dxa" w:w="2409"/>
+            <w:shd w:fill="FFFFFF"/>
+            <w:tcBorders>
+              <w:top w:val="single" w:sz="6" w:color="D3DDE8"/>
+              <w:left w:val="single" w:sz="6" w:color="D3DDE8"/>
+              <w:bottom w:val="single" w:sz="6" w:color="D3DDE8"/>
+              <w:right w:val="single" w:sz="6" w:color="D3DDE8"/>
+            </w:tcBorders>
+          </w:tcPr>
+          <w:p>
+            <w:pPr>
+              <w:spacing w:after="40"/>
+            </w:pPr>
+            <w:r>
+              <w:rPr>
+                <w:rFonts w:ascii="Malgun Gothic" w:hAnsi="Malgun Gothic" w:eastAsia="Malgun Gothic"/>
+                <w:b w:val="0"/>
+                <w:color w:val="263445"/>
+                <w:sz w:val="19"/>
+              </w:rPr>
+              <w:t>MF-05</w:t>
+            </w:r>
+          </w:p>
+        </w:tc>
+        <w:tc>
+          <w:tcPr>
+            <w:tcW w:type="dxa" w:w="2409"/>
+            <w:shd w:fill="FFFFFF"/>
+            <w:tcBorders>
+              <w:top w:val="single" w:sz="6" w:color="D3DDE8"/>
+              <w:left w:val="single" w:sz="6" w:color="D3DDE8"/>
+              <w:bottom w:val="single" w:sz="6" w:color="D3DDE8"/>
+              <w:right w:val="single" w:sz="6" w:color="D3DDE8"/>
+            </w:tcBorders>
+          </w:tcPr>
+          <w:p>
+            <w:pPr>
+              <w:spacing w:after="40"/>
+            </w:pPr>
+            <w:r>
+              <w:rPr>
+                <w:rFonts w:ascii="Malgun Gothic" w:hAnsi="Malgun Gothic" w:eastAsia="Malgun Gothic"/>
+                <w:b w:val="0"/>
+                <w:color w:val="263445"/>
+                <w:sz w:val="19"/>
+              </w:rPr>
+              <w:t>적용 표준 법규 및 기타 요구사항 준수평가</w:t>
+            </w:r>
+          </w:p>
+        </w:tc>
+        <w:tc>
+          <w:tcPr>
+            <w:tcW w:type="dxa" w:w="2409"/>
+            <w:shd w:fill="FFFFFF"/>
+            <w:tcBorders>
+              <w:top w:val="single" w:sz="6" w:color="D3DDE8"/>
+              <w:left w:val="single" w:sz="6" w:color="D3DDE8"/>
+              <w:bottom w:val="single" w:sz="6" w:color="D3DDE8"/>
+              <w:right w:val="single" w:sz="6" w:color="D3DDE8"/>
+            </w:tcBorders>
+          </w:tcPr>
+          <w:p>
+            <w:pPr>
+              <w:spacing w:after="40"/>
+            </w:pPr>
+            <w:r>
+              <w:rPr>
+                <w:rFonts w:ascii="Malgun Gothic" w:hAnsi="Malgun Gothic" w:eastAsia="Malgun Gothic"/>
+                <w:b w:val="0"/>
+                <w:color w:val="263445"/>
+                <w:sz w:val="19"/>
+              </w:rPr>
+              <w:t>왕리홍 대리·성문기 과장 / 품질</w:t>
+            </w:r>
+          </w:p>
+        </w:tc>
+        <w:tc>
+          <w:tcPr>
+            <w:tcW w:type="dxa" w:w="2409"/>
+            <w:shd w:fill="FFFFFF"/>
+            <w:tcBorders>
+              <w:top w:val="single" w:sz="6" w:color="D3DDE8"/>
+              <w:left w:val="single" w:sz="6" w:color="D3DDE8"/>
+              <w:bottom w:val="single" w:sz="6" w:color="D3DDE8"/>
+              <w:right w:val="single" w:sz="6" w:color="D3DDE8"/>
+            </w:tcBorders>
+          </w:tcPr>
+          <w:p>
+            <w:pPr>
+              <w:spacing w:after="40"/>
+            </w:pPr>
+            <w:r>
+              <w:rPr>
+                <w:rFonts w:ascii="Malgun Gothic" w:hAnsi="Malgun Gothic" w:eastAsia="Malgun Gothic"/>
+                <w:b w:val="0"/>
+                <w:color w:val="263445"/>
+                <w:sz w:val="19"/>
+              </w:rPr>
+              <w:t>작성연도 종료 후 최소 5년</w:t>
+            </w:r>
+          </w:p>
+        </w:tc>
+      </w:tr>
+      <w:tr>
+        <w:trPr>
+          <w:cantSplit/>
+        </w:trPr>
+        <w:tc>
+          <w:tcPr>
+            <w:tcW w:type="dxa" w:w="2409"/>
+            <w:shd w:fill="F0F5FB"/>
+            <w:tcBorders>
+              <w:top w:val="single" w:sz="6" w:color="D3DDE8"/>
+              <w:left w:val="single" w:sz="6" w:color="D3DDE8"/>
+              <w:bottom w:val="single" w:sz="6" w:color="D3DDE8"/>
+              <w:right w:val="single" w:sz="6" w:color="D3DDE8"/>
+            </w:tcBorders>
+          </w:tcPr>
+          <w:p>
+            <w:pPr>
+              <w:spacing w:after="40"/>
+            </w:pPr>
+            <w:r>
+              <w:rPr>
+                <w:rFonts w:ascii="Malgun Gothic" w:hAnsi="Malgun Gothic" w:eastAsia="Malgun Gothic"/>
+                <w:b w:val="0"/>
+                <w:color w:val="263445"/>
+                <w:sz w:val="19"/>
+              </w:rPr>
+              <w:t>MF-06</w:t>
+            </w:r>
+          </w:p>
+        </w:tc>
+        <w:tc>
+          <w:tcPr>
+            <w:tcW w:type="dxa" w:w="2409"/>
+            <w:shd w:fill="F0F5FB"/>
+            <w:tcBorders>
+              <w:top w:val="single" w:sz="6" w:color="D3DDE8"/>
+              <w:left w:val="single" w:sz="6" w:color="D3DDE8"/>
+              <w:bottom w:val="single" w:sz="6" w:color="D3DDE8"/>
+              <w:right w:val="single" w:sz="6" w:color="D3DDE8"/>
+            </w:tcBorders>
+          </w:tcPr>
+          <w:p>
+            <w:pPr>
+              <w:spacing w:after="40"/>
+            </w:pPr>
+            <w:r>
+              <w:rPr>
+                <w:rFonts w:ascii="Malgun Gothic" w:hAnsi="Malgun Gothic" w:eastAsia="Malgun Gothic"/>
+                <w:b w:val="0"/>
+                <w:color w:val="263445"/>
+                <w:sz w:val="19"/>
+              </w:rPr>
+              <w:t>근로자 협의 및 비상훈련 기록</w:t>
+            </w:r>
+          </w:p>
+        </w:tc>
+        <w:tc>
+          <w:tcPr>
+            <w:tcW w:type="dxa" w:w="2409"/>
+            <w:shd w:fill="F0F5FB"/>
+            <w:tcBorders>
+              <w:top w:val="single" w:sz="6" w:color="D3DDE8"/>
+              <w:left w:val="single" w:sz="6" w:color="D3DDE8"/>
+              <w:bottom w:val="single" w:sz="6" w:color="D3DDE8"/>
+              <w:right w:val="single" w:sz="6" w:color="D3DDE8"/>
+            </w:tcBorders>
+          </w:tcPr>
+          <w:p>
+            <w:pPr>
+              <w:spacing w:after="40"/>
+            </w:pPr>
+            <w:r>
+              <w:rPr>
+                <w:rFonts w:ascii="Malgun Gothic" w:hAnsi="Malgun Gothic" w:eastAsia="Malgun Gothic"/>
+                <w:b w:val="0"/>
+                <w:color w:val="263445"/>
+                <w:sz w:val="19"/>
+              </w:rPr>
+              <w:t>안전·환경 담당</w:t>
+            </w:r>
+          </w:p>
+        </w:tc>
+        <w:tc>
+          <w:tcPr>
+            <w:tcW w:type="dxa" w:w="2409"/>
+            <w:shd w:fill="F0F5FB"/>
+            <w:tcBorders>
+              <w:top w:val="single" w:sz="6" w:color="D3DDE8"/>
+              <w:left w:val="single" w:sz="6" w:color="D3DDE8"/>
+              <w:bottom w:val="single" w:sz="6" w:color="D3DDE8"/>
+              <w:right w:val="single" w:sz="6" w:color="D3DDE8"/>
+            </w:tcBorders>
+          </w:tcPr>
+          <w:p>
+            <w:pPr>
+              <w:spacing w:after="40"/>
+            </w:pPr>
+            <w:r>
+              <w:rPr>
+                <w:rFonts w:ascii="Malgun Gothic" w:hAnsi="Malgun Gothic" w:eastAsia="Malgun Gothic"/>
+                <w:b w:val="0"/>
+                <w:color w:val="263445"/>
+                <w:sz w:val="19"/>
+              </w:rPr>
+              <w:t>작성연도 종료 후 최소 5년</w:t>
+            </w:r>
+          </w:p>
+        </w:tc>
+      </w:tr>
     </w:tbl>
     <w:p>
       <w:pPr>
@@ -17650,7 +18436,7 @@
           <w:rFonts w:ascii="Malgun Gothic" w:hAnsi="Malgun Gothic" w:eastAsia="Malgun Gothic"/>
           <w:sz w:val="26"/>
         </w:rPr>
-        <w:t>부록 E 동인엔시스 상세 운영 및 판정 기준</w:t>
+        <w:t>부록 E. 동인엔시스 상세 운영 및 판정 기준</w:t>
       </w:r>
       <w:bookmarkEnd w:id="932"/>
     </w:p>
@@ -17791,7 +18577,7 @@
           <w:rFonts w:ascii="Malgun Gothic" w:hAnsi="Malgun Gothic" w:eastAsia="Malgun Gothic"/>
           <w:sz w:val="22"/>
         </w:rPr>
-        <w:t>구매 입고 추적 및 제작 인계</w:t>
+        <w:t>구매·입고 추적 및 제작 인계</w:t>
       </w:r>
       <w:bookmarkEnd w:id="935"/>
     </w:p>
@@ -17854,7 +18640,7 @@
           <w:rFonts w:ascii="Malgun Gothic" w:hAnsi="Malgun Gothic" w:eastAsia="Malgun Gothic"/>
           <w:sz w:val="22"/>
         </w:rPr>
-        <w:t>작업 검사 역량과 계측기</w:t>
+        <w:t>작업·검사 역량과 계측기</w:t>
       </w:r>
       <w:bookmarkEnd w:id="936"/>
     </w:p>
@@ -17917,7 +18703,7 @@
           <w:rFonts w:ascii="Malgun Gothic" w:hAnsi="Malgun Gothic" w:eastAsia="Malgun Gothic"/>
           <w:sz w:val="22"/>
         </w:rPr>
-        <w:t>시험 출하 인수 및 A S</w:t>
+        <w:t>시험·출하·인수 및 A/S</w:t>
       </w:r>
       <w:bookmarkEnd w:id="937"/>
     </w:p>
@@ -17930,7 +18716,7 @@
           <w:rFonts w:ascii="Malgun Gothic" w:hAnsi="Malgun Gothic" w:eastAsia="Malgun Gothic"/>
           <w:sz w:val="21"/>
         </w:rPr>
-        <w:t>시험 담당은 QF-15의 시험조건·허용값·전자부품 보호·유효 계측기를 확인한 뒤 SF-02 승인을 받아 시험한다. QF-06은 시험점별 실제 수치·동작결과·단위·계측기·재시험 증거를 남긴다. I/O·통신·알람·인터록은 상세표나 고객 양식을 연결해 누락을 방지한다.</w:t>
+        <w:t>시험 담당은 QF-15의 시험조건·허용값·전자부품 보호·유효 계측기를 확인한 뒤 SF-02 승인을 받아 시험한다. QF-06은 시험점별 실제 수치·동작결과·단위·계측기·재시험 증거를 남긴다. I/O·통신·알람·인터록은 상세표(QF-06-1)나 고객 양식을 연결해 누락을 방지한다.</w:t>
       </w:r>
     </w:p>
     <w:p>
@@ -18067,7 +18853,7 @@
           <w:rFonts w:ascii="Malgun Gothic" w:hAnsi="Malgun Gothic" w:eastAsia="Malgun Gothic"/>
           <w:sz w:val="22"/>
         </w:rPr>
-        <w:t>환경측면 법규 및 비상 대응</w:t>
+        <w:t>환경측면·법규 및 비상 대응</w:t>
       </w:r>
       <w:bookmarkEnd w:id="939"/>
     </w:p>

--- a/files/iso/DI-IMS-M-01_Rev00.docx
+++ b/files/iso/DI-IMS-M-01_Rev00.docx
@@ -4024,7 +4024,7 @@
                 <w:sz w:val="19"/>
                 <w:szCs w:val="18"/>
               </w:rPr>
-              <w:t>인버터, PLC, 차단기 등 (입고검사 및 LOT/시리얼 추적 대상)</w:t>
+              <w:t>인버터, PLC, 차단기 등 (입고검사 대상, 판넬 LOT → BOM으로 추적)</w:t>
             </w:r>
           </w:p>
         </w:tc>
@@ -6035,30 +6035,10 @@
                 <w:sz w:val="19"/>
                 <w:szCs w:val="18"/>
               </w:rPr>
-              <w:t>발주, 외주업체 관리(</w:t>
+              <w:t>발주, 외주업체 관리(외함·현장 배선), 입고 관리, 판넬 LOT·출하 이력, 일정 관리</w:t>
             </w:r>
             <w:proofErr w:type="spellStart"/>
-            <w:r>
-              <w:rPr>
-                <w:rFonts w:ascii="Malgun Gothic" w:hAnsi="Malgun Gothic" w:eastAsia="Malgun Gothic"/>
-                <w:b w:val="0"/>
-                <w:color w:val="263445"/>
-                <w:sz w:val="19"/>
-                <w:szCs w:val="18"/>
-              </w:rPr>
-              <w:t>외함</w:t>
-            </w:r>
             <w:proofErr w:type="spellEnd"/>
-            <w:r>
-              <w:rPr>
-                <w:rFonts w:ascii="Malgun Gothic" w:hAnsi="Malgun Gothic" w:eastAsia="Malgun Gothic"/>
-                <w:b w:val="0"/>
-                <w:color w:val="263445"/>
-                <w:sz w:val="19"/>
-                <w:szCs w:val="18"/>
-              </w:rPr>
-              <w:t>·현장 배선), 입고 관리, LOT 추적표, 일정 관리</w:t>
-            </w:r>
           </w:p>
         </w:tc>
       </w:tr>
@@ -7398,7 +7378,7 @@
                 <w:color w:val="263445"/>
                 <w:sz w:val="19"/>
               </w:rPr>
-              <w:t>기준 대조·필수성적서·LOT 확인. 불합격·보류는 식별·격리하여 사용 금지</w:t>
+              <w:t>기준 대조·필수성적서 확인. 불합격·보류는 식별·격리하여 사용 금지. 부품 LOT는 부여하지 않음</w:t>
             </w:r>
           </w:p>
         </w:tc>
@@ -7436,7 +7416,7 @@
                 <w:color w:val="263445"/>
                 <w:sz w:val="19"/>
               </w:rPr>
-              <w:t>QF-03 / QF-04 / QF-09 해당 시</w:t>
+              <w:t>QF-03 / QF-09 해당 시</w:t>
             </w:r>
           </w:p>
         </w:tc>
@@ -7931,7 +7911,7 @@
                 <w:color w:val="263445"/>
                 <w:sz w:val="19"/>
               </w:rPr>
-              <w:t>PF-00 / QF-06 / QF-08 / QF-16</w:t>
+              <w:t>PF-00 / QF-06 / QF-08 / QF-16 / QF-04</w:t>
             </w:r>
           </w:p>
         </w:tc>
@@ -8336,7 +8316,7 @@
           <w:rFonts w:ascii="Malgun Gothic" w:hAnsi="Malgun Gothic" w:eastAsia="Malgun Gothic"/>
           <w:sz w:val="21"/>
         </w:rPr>
-        <w:t>프로젝트 기록은 프로젝트별 폴더 1세트로 모은다. 폴더 구성: 01_수주고객 / 02_설계기준 / 03_구매입고LOT / 04_제작 / 05_FAT출하 / 06_SAT인수 / 07_PLC / 08_NCR_AS. 이전 경로 기록은 실제 경로를 QF-13에 연결하여 보존한다.</w:t>
+        <w:t>프로젝트 기록은 프로젝트별 폴더 1세트로 모은다. 폴더 구성: 01_수주고객 / 02_설계기준 / 03_구매입고 / 04_제작 / 05_FAT출하 / 06_SAT인수 / 07_PLC / 08_NCR_AS. 이전 경로 기록은 실제 경로를 QF-13에 연결하여 보존한다.</w:t>
       </w:r>
     </w:p>
     <w:p>
@@ -8713,8 +8693,7 @@
           <w:rFonts w:ascii="Malgun Gothic" w:hAnsi="Malgun Gothic" w:eastAsia="Malgun Gothic"/>
           <w:sz w:val="21"/>
         </w:rPr>
-        <w:lastRenderedPageBreak/>
-        <w:t>검사 내용: 발주서 대조(모델·수량), 외관·포장, 명판의 시리얼/LOT 번호 기록, 필요한 성적서·인증서 확인.</w:t>
+        <w:t>검사 내용: 발주서 대조(모델·정격·수량), 외관·포장, 필요한 성적서·인증서 확인. 부품에는 LOT 번호를 따로 부여하지 않는다.</w:t>
       </w:r>
     </w:p>
     <w:p>
@@ -8748,56 +8727,14 @@
           <w:rFonts w:ascii="Malgun Gothic" w:hAnsi="Malgun Gothic" w:eastAsia="Malgun Gothic"/>
           <w:sz w:val="21"/>
         </w:rPr>
-        <w:t xml:space="preserve">프로젝트별 LOT·시리얼 </w:t>
+        <w:t>LOT 번호는 출하 단위인 판넬에만 부여한다. 판넬 LOT는 제조번호(프로젝트번호-순번)와 같으며, 판넬 LOT·출하 이력(QF-04)에 '판넬 LOT → 도면 Rev·작업·시험 기록 → 출하일·납품처'를 기록하여 클레임 시 추적할 수 있게 한다. 부품은 판넬 LOT → BOM(도면 Rev) → 입고 기록(QF-03)으로 거슬러 확인한다.</w:t>
       </w:r>
       <w:proofErr w:type="spellStart"/>
-      <w:r>
-        <w:rPr>
-          <w:rFonts w:ascii="Malgun Gothic" w:hAnsi="Malgun Gothic" w:eastAsia="Malgun Gothic"/>
-          <w:sz w:val="21"/>
-        </w:rPr>
-        <w:t>추적표</w:t>
-      </w:r>
       <w:proofErr w:type="spellEnd"/>
-      <w:r>
-        <w:rPr>
-          <w:rFonts w:ascii="Malgun Gothic" w:hAnsi="Malgun Gothic" w:eastAsia="Malgun Gothic"/>
-          <w:sz w:val="21"/>
-        </w:rPr>
-        <w:t xml:space="preserve">(QF-04)에 '부품 → 판넬 번호 → </w:t>
-      </w:r>
       <w:proofErr w:type="spellStart"/>
-      <w:r>
-        <w:rPr>
-          <w:rFonts w:ascii="Malgun Gothic" w:hAnsi="Malgun Gothic" w:eastAsia="Malgun Gothic"/>
-          <w:sz w:val="21"/>
-        </w:rPr>
-        <w:t>납품처</w:t>
-      </w:r>
       <w:proofErr w:type="spellEnd"/>
-      <w:r>
-        <w:rPr>
-          <w:rFonts w:ascii="Malgun Gothic" w:hAnsi="Malgun Gothic" w:eastAsia="Malgun Gothic"/>
-          <w:sz w:val="21"/>
-        </w:rPr>
-        <w:t>'</w:t>
-      </w:r>
       <w:proofErr w:type="spellStart"/>
-      <w:r>
-        <w:rPr>
-          <w:rFonts w:ascii="Malgun Gothic" w:hAnsi="Malgun Gothic" w:eastAsia="Malgun Gothic"/>
-          <w:sz w:val="21"/>
-        </w:rPr>
-        <w:t>를</w:t>
-      </w:r>
       <w:proofErr w:type="spellEnd"/>
-      <w:r>
-        <w:rPr>
-          <w:rFonts w:ascii="Malgun Gothic" w:hAnsi="Malgun Gothic" w:eastAsia="Malgun Gothic"/>
-          <w:sz w:val="21"/>
-        </w:rPr>
-        <w:t xml:space="preserve"> 기록하여 클레임 시 추적할 수 있게 한다.</w:t>
-      </w:r>
     </w:p>
     <w:p>
       <w:pPr>
@@ -8813,7 +8750,7 @@
           <w:rFonts w:ascii="Malgun Gothic" w:hAnsi="Malgun Gothic" w:eastAsia="Malgun Gothic"/>
           <w:sz w:val="21"/>
         </w:rPr>
-        <w:t>프로젝트 번호는 수주 시 영업관리가 부여한 번호(ERP 수주번호)를 모든 양식·폴더·파일명에 똑같이 쓴다. 판넬은 도면의 판넬 Tag(예: LCP-01)와 제조번호(프로젝트번호-순번)를 함께 기록하고, 제조번호를 명판에 표시한다.</w:t>
+        <w:t>프로젝트 번호는 수주 시 영업관리가 부여한 번호(ERP 수주번호)를 모든 양식·폴더·파일명에 똑같이 쓴다. 판넬은 도면의 판넬 Tag(예: LCP-01)와 제조번호(프로젝트번호-순번, 곧 판넬 LOT)를 함께 기록하고, 제조번호를 명판에 표시한다.</w:t>
       </w:r>
     </w:p>
     <w:p>
@@ -14853,7 +14790,7 @@
                 <w:color w:val="263445"/>
                 <w:sz w:val="19"/>
               </w:rPr>
-              <w:t>부품 LOT 및 판넬 추적</w:t>
+              <w:t>판넬 LOT 및 출하 이력</w:t>
             </w:r>
           </w:p>
         </w:tc>
@@ -14879,7 +14816,7 @@
                 <w:color w:val="263445"/>
                 <w:sz w:val="19"/>
               </w:rPr>
-              <w:t>생산관리</w:t>
+              <w:t>생산관리 / 품질</w:t>
             </w:r>
           </w:p>
         </w:tc>
@@ -18602,7 +18539,7 @@
           <w:rFonts w:ascii="Malgun Gothic" w:hAnsi="Malgun Gothic" w:eastAsia="Malgun Gothic"/>
           <w:sz w:val="21"/>
         </w:rPr>
-        <w:t>입고별 QF-03은 모델·수량·외관·LOT/SN·필수 성적서를 확인한다. 외함은 도면 치수·가공·도장·접지점까지 확인한다. 주요품은 전수 식별 확인, 세부 시험·샘플링은 고객 요구와 위험을 근거로 QF-15에 정한다. 소모품도 고객 지정·안전 중요·문제 발생 시 검사 대상이다.</w:t>
+        <w:t>입고별 QF-03은 모델·정격·수량·외관·필수 성적서를 확인한다. 외함은 도면 치수·가공·도장·접지점까지 확인한다. 주요품은 전수 식별 확인, 세부 시험·샘플링은 고객 요구와 위험을 근거로 QF-15에 정한다. 소모품도 고객 지정·안전 중요·문제 발생 시 검사 대상이다.</w:t>
       </w:r>
     </w:p>
     <w:p>
@@ -18626,7 +18563,7 @@
           <w:rFonts w:ascii="Malgun Gothic" w:hAnsi="Malgun Gothic" w:eastAsia="Malgun Gothic"/>
           <w:sz w:val="21"/>
         </w:rPr>
-        <w:t>QF-04는 부품 LOT/SN과 판넬·도면 위치·납품처를 연결한다. QF-16에는 공정별 작업자·자격·일자·수량·도면 Rev·검사 및 인계를 남긴다. 배선 완료 후 QF-05 작업자 검사와 숙련자 확인이 모두 적합해야 시험 단계로 인계한다.</w:t>
+        <w:t>QF-04는 판넬 LOT(제조번호)별로 도면 Rev·작업·FAT·출하일·납품처·변경/AS 이력을 연결한다. 부품 LOT/SN은 따로 기록하지 않으며, 고객이 부품 시리얼 목록을 요구하면 해당 판넬 줄에 첨부 경로를 적는다. QF-16에는 공정별 작업자·자격·일자·수량·도면 Rev·검사 및 인계를 남긴다. 배선 완료 후 QF-05 작업자 검사와 숙련자 확인이 모두 적합해야 시험 단계로 인계한다.</w:t>
       </w:r>
     </w:p>
     <w:p>
@@ -18941,7 +18878,7 @@
           <w:rFonts w:ascii="Malgun Gothic" w:hAnsi="Malgun Gothic" w:eastAsia="Malgun Gothic"/>
           <w:sz w:val="21"/>
         </w:rPr>
-        <w:t>프로젝트 폴더는 01_수주고객 / 02_설계기준 / 03_구매입고LOT / 04_제작 / 05_FAT출하 / 06_SAT인수 / 07_PLC / 08_NCR_AS로 통일한다. 파일명은 프로젝트번호_양식번호_판넬번호_일자_Rev를 사용한다. 승인본은 읽기전용·구본은 이력 보관한다.</w:t>
+        <w:t>프로젝트 폴더는 01_수주고객 / 02_설계기준 / 03_구매입고 / 04_제작 / 05_FAT출하 / 06_SAT인수 / 07_PLC / 08_NCR_AS로 통일한다. 파일명은 프로젝트번호_양식번호_판넬번호_일자_Rev를 사용한다. 승인본은 읽기전용·구본은 이력 보관한다.</w:t>
       </w:r>
     </w:p>
     <w:p>

--- a/files/iso/DI-IMS-M-01_Rev00.docx
+++ b/files/iso/DI-IMS-M-01_Rev00.docx
@@ -426,7 +426,7 @@
                 <w:color w:val="263445"/>
                 <w:sz w:val="19"/>
               </w:rPr>
-              <w:t>Rev.00 운영기준안 / 제정 2026.10.01 / 시행: 대표 승인일</w:t>
+              <w:t>Rev.00 / 제정 2026.10.01 / 시행 2026.10.01 (대표 승인)</w:t>
             </w:r>
           </w:p>
         </w:tc>
@@ -1153,7 +1153,7 @@
                 <w:sz w:val="19"/>
                 <w:szCs w:val="18"/>
               </w:rPr>
-              <w:t>승인일 = 시행일</w:t>
+              <w:t>2026.10.01</w:t>
             </w:r>
           </w:p>
         </w:tc>
@@ -1173,7 +1173,7 @@
           <w:rFonts w:ascii="Malgun Gothic" w:hAnsi="Malgun Gothic" w:eastAsia="Malgun Gothic"/>
           <w:sz w:val="21"/>
         </w:rPr>
-        <w:t>※ 운영기준안은 대표 승인 후 시행한다. 프로젝트별 수치·실제 경로는 지정 양식에 근거와 승인자를 기록하여 확정한다.</w:t>
+        <w:t>※ 이 매뉴얼은 2026.10.01 대표 승인으로 시행한다. 프로젝트별 수치·실제 경로는 지정 양식에 근거와 승인자를 기록하여 확정한다.</w:t>
       </w:r>
     </w:p>
     <w:p>
@@ -2244,7 +2244,7 @@
             <w:color w:val="1857A5"/>
             <w:sz w:val="22"/>
           </w:rPr>
-          <w:t xml:space="preserve">부록 B. WI-01 판넬 내부 배선 작업 기준 (Rev.00 운영기준안)</w:t>
+          <w:t xml:space="preserve">부록 B. WI-01 판넬 내부 배선 작업 기준 (Rev.00)</w:t>
         </w:r>
         <w:r>
           <w:rPr>
@@ -3170,7 +3170,7 @@
                 <w:color w:val="263445"/>
                 <w:sz w:val="19"/>
               </w:rPr>
-              <w:t>최초 제정 (통합경영 매뉴얼·통합 기록양식집 Rev.00)</w:t>
+              <w:t>최초 제정 (통합경영 매뉴얼·통합 기록양식집 Rev.00) · 2026.10.01 대표 승인·시행</w:t>
             </w:r>
           </w:p>
         </w:tc>
@@ -13416,7 +13416,7 @@
           <w:rFonts w:ascii="Malgun Gothic" w:hAnsi="Malgun Gothic" w:eastAsia="Malgun Gothic"/>
           <w:sz w:val="26"/>
         </w:rPr>
-        <w:t>부록 B. WI-01 판넬 내부 배선 작업 기준 (Rev.00 운영기준안)</w:t>
+        <w:t>부록 B. WI-01 판넬 내부 배선 작업 기준 (Rev.00)</w:t>
       </w:r>
       <w:bookmarkEnd w:id="929"/>
     </w:p>

--- a/files/iso/DI-IMS-M-01_Rev00.docx
+++ b/files/iso/DI-IMS-M-01_Rev00.docx
@@ -3175,6 +3175,135 @@
           </w:p>
         </w:tc>
       </w:tr>
+      <w:tr>
+        <w:tblPrEx>
+          <w:tblCellMar>
+            <w:top w:w="0" w:type="dxa"/>
+            <w:bottom w:w="0" w:type="dxa"/>
+          </w:tblCellMar>
+        </w:tblPrEx>
+        <w:trPr>
+          <w:cantSplit/>
+          <w:cantSplit/>
+          <w:cantSplit/>
+        </w:trPr>
+        <w:tc>
+          <w:tcPr>
+            <w:tcW w:w="3213" w:type="dxa"/>
+            <w:tcBorders>
+              <w:top w:val="single" w:sz="4" w:space="0" w:color="808080"/>
+              <w:left w:val="single" w:sz="4" w:space="0" w:color="808080"/>
+              <w:bottom w:val="single" w:sz="4" w:space="0" w:color="808080"/>
+              <w:right w:val="single" w:sz="4" w:space="0" w:color="808080"/>
+            </w:tcBorders>
+            <w:tcMar>
+              <w:top w:w="60" w:type="dxa"/>
+              <w:left w:w="90" w:type="dxa"/>
+              <w:bottom w:w="60" w:type="dxa"/>
+              <w:right w:w="90" w:type="dxa"/>
+            </w:tcMar>
+            <w:shd w:fill="FFFFFF"/>
+            <w:tcBorders>
+              <w:top w:val="single" w:sz="6" w:color="D3DDE8"/>
+              <w:left w:val="single" w:sz="6" w:color="D3DDE8"/>
+              <w:bottom w:val="single" w:sz="6" w:color="D3DDE8"/>
+              <w:right w:val="single" w:sz="6" w:color="D3DDE8"/>
+            </w:tcBorders>
+          </w:tcPr>
+          <w:p>
+            <w:pPr>
+              <w:spacing w:line="260" w:lineRule="auto" w:after="40"/>
+            </w:pPr>
+            <w:r>
+              <w:rPr>
+                <w:rFonts w:ascii="Malgun Gothic" w:hAnsi="Malgun Gothic" w:eastAsia="Malgun Gothic"/>
+                <w:b w:val="0"/>
+                <w:bCs/>
+                <w:color w:val="263445"/>
+                <w:sz w:val="19"/>
+                <w:szCs w:val="18"/>
+              </w:rPr>
+              <w:t>00 (보완)</w:t>
+            </w:r>
+          </w:p>
+        </w:tc>
+        <w:tc>
+          <w:tcPr>
+            <w:tcW w:w="3213" w:type="dxa"/>
+            <w:tcBorders>
+              <w:top w:val="single" w:sz="4" w:space="0" w:color="808080"/>
+              <w:left w:val="single" w:sz="4" w:space="0" w:color="808080"/>
+              <w:bottom w:val="single" w:sz="4" w:space="0" w:color="808080"/>
+              <w:right w:val="single" w:sz="4" w:space="0" w:color="808080"/>
+            </w:tcBorders>
+            <w:tcMar>
+              <w:top w:w="60" w:type="dxa"/>
+              <w:left w:w="90" w:type="dxa"/>
+              <w:bottom w:w="60" w:type="dxa"/>
+              <w:right w:w="90" w:type="dxa"/>
+            </w:tcMar>
+            <w:shd w:fill="FFFFFF"/>
+            <w:tcBorders>
+              <w:top w:val="single" w:sz="6" w:color="D3DDE8"/>
+              <w:left w:val="single" w:sz="6" w:color="D3DDE8"/>
+              <w:bottom w:val="single" w:sz="6" w:color="D3DDE8"/>
+              <w:right w:val="single" w:sz="6" w:color="D3DDE8"/>
+            </w:tcBorders>
+          </w:tcPr>
+          <w:p>
+            <w:pPr>
+              <w:spacing w:after="40"/>
+            </w:pPr>
+            <w:r>
+              <w:rPr>
+                <w:rFonts w:ascii="Malgun Gothic" w:hAnsi="Malgun Gothic" w:eastAsia="Malgun Gothic"/>
+                <w:b w:val="0"/>
+                <w:color w:val="263445"/>
+                <w:sz w:val="19"/>
+              </w:rPr>
+              <w:t>2026.10.11</w:t>
+            </w:r>
+          </w:p>
+        </w:tc>
+        <w:tc>
+          <w:tcPr>
+            <w:tcW w:w="3213" w:type="dxa"/>
+            <w:tcBorders>
+              <w:top w:val="single" w:sz="4" w:space="0" w:color="808080"/>
+              <w:left w:val="single" w:sz="4" w:space="0" w:color="808080"/>
+              <w:bottom w:val="single" w:sz="4" w:space="0" w:color="808080"/>
+              <w:right w:val="single" w:sz="4" w:space="0" w:color="808080"/>
+            </w:tcBorders>
+            <w:tcMar>
+              <w:top w:w="60" w:type="dxa"/>
+              <w:left w:w="90" w:type="dxa"/>
+              <w:bottom w:w="60" w:type="dxa"/>
+              <w:right w:w="90" w:type="dxa"/>
+            </w:tcMar>
+            <w:shd w:fill="FFFFFF"/>
+            <w:tcBorders>
+              <w:top w:val="single" w:sz="6" w:color="D3DDE8"/>
+              <w:left w:val="single" w:sz="6" w:color="D3DDE8"/>
+              <w:bottom w:val="single" w:sz="6" w:color="D3DDE8"/>
+              <w:right w:val="single" w:sz="6" w:color="D3DDE8"/>
+            </w:tcBorders>
+          </w:tcPr>
+          <w:p>
+            <w:pPr>
+              <w:spacing w:after="40"/>
+            </w:pPr>
+            <w:r>
+              <w:rPr>
+                <w:rFonts w:ascii="Malgun Gothic" w:hAnsi="Malgun Gothic" w:eastAsia="Malgun Gothic"/>
+                <w:b w:val="0"/>
+                <w:color w:val="263445"/>
+                <w:sz w:val="19"/>
+              </w:rPr>
+              <w:t>부록 E '기록 도구 운용' 추가 — 양식·판정 기준 변경 없음, 대표 확인 후 적용</w:t>
+            </w:r>
+          </w:p>
+        </w:tc>
+      </w:tr>
     </w:tbl>
     <w:p>
       <w:pPr>
@@ -18915,6 +19044,81 @@
           <w:sz w:val="21"/>
         </w:rPr>
         <w:t>품질은 연 1회 MF-01 계획으로 전 프로세스와 세 규격을 심사한다. 자기업무를 심사하지 않는 역량 있는 인원을 배정하며 전년 지적·위험에 따라 추가심사를 한다. 대표는 연 1회 MF-02에서 필수 입력·추이·근로자 의견·준수평가를 검토하고 시스템 효과·개선·변경·자원 결정을 담당/기한과 함께 승인한다.</w:t>
+      </w:r>
+    </w:p>
+    <w:p>
+      <w:pPr>
+        <w:pStyle w:val="2"/>
+        <w:spacing w:after="100" w:line="276" w:lineRule="auto"/>
+      </w:pPr>
+      <w:bookmarkStart w:id="940" w:name="_Toc0040"/>
+      <w:r>
+        <w:rPr>
+          <w:rFonts w:ascii="Malgun Gothic" w:hAnsi="Malgun Gothic" w:eastAsia="Malgun Gothic"/>
+          <w:sz w:val="22"/>
+        </w:rPr>
+        <w:t>기록 도구 운용 (ISO 기록 도구)</w:t>
+      </w:r>
+      <w:bookmarkEnd w:id="940"/>
+    </w:p>
+    <w:p>
+      <w:pPr>
+        <w:spacing w:after="100" w:line="276" w:lineRule="auto"/>
+      </w:pPr>
+      <w:r>
+        <w:rPr>
+          <w:rFonts w:ascii="Malgun Gothic" w:hAnsi="Malgun Gothic" w:eastAsia="Malgun Gothic"/>
+          <w:sz w:val="21"/>
+        </w:rPr>
+        <w:t>프로젝트 기록과 회사 연간 기록은 자료실의 ISO 기록 도구로 만든다. 도구는 이 매뉴얼과 DI-IMS-F-01 Rev.00 양식을 그대로 쓰고, 입력한 프로젝트 정보·판넬 LOT·담당자·결재자 성명·예정일을 해당 칸에 채운다. 도구가 채운 값도 작성자가 사실과 맞는지 확인하며, 결재자 성명이 미리 들어가 있어도 실제 서명·일자 전에는 승인되지 않은 기록이다.</w:t>
+      </w:r>
+    </w:p>
+    <w:p>
+      <w:pPr>
+        <w:spacing w:after="100" w:line="276" w:lineRule="auto"/>
+      </w:pPr>
+      <w:r>
+        <w:rPr>
+          <w:rFonts w:ascii="Malgun Gothic" w:hAnsi="Malgun Gothic" w:eastAsia="Malgun Gothic"/>
+          <w:sz w:val="21"/>
+        </w:rPr>
+        <w:t>회색 기울임 '예)' 글은 작성 예시이며 기록이 아니다. 작성자는 실제 내용으로 덮어쓰고 해당 없는 예시는 지운다. '(예정)' 날짜는 실제 수행일로 고친다. 예시나 예정 날짜가 남은 기록은 승인하지 않으며, 기록 현황판이 이를 미충족으로 표시한다.</w:t>
+      </w:r>
+    </w:p>
+    <w:p>
+      <w:pPr>
+        <w:spacing w:after="100" w:line="276" w:lineRule="auto"/>
+      </w:pPr>
+      <w:r>
+        <w:rPr>
+          <w:rFonts w:ascii="Malgun Gothic" w:hAnsi="Malgun Gothic" w:eastAsia="Malgun Gothic"/>
+          <w:sz w:val="21"/>
+        </w:rPr>
+        <w:t>'해당없음 (자동: 사유)'은 계약 조건(고객 승인도·SAT·외주 현장배선)과 입력값(도면 변경·부품 대체 여부)에 근거해 도구가 미리 채운 판정이다. 확인자는 계약서·PO·도면 Rev와 대조하여 사실이 다르면 고쳐 작성하고, 결재로 그 판단을 확인한다. 이후 변경·부품 대체가 생기면 해당 줄에 덮어써 기록한다.</w:t>
+      </w:r>
+    </w:p>
+    <w:p>
+      <w:pPr>
+        <w:spacing w:after="100" w:line="276" w:lineRule="auto"/>
+      </w:pPr>
+      <w:r>
+        <w:rPr>
+          <w:rFonts w:ascii="Malgun Gothic" w:hAnsi="Malgun Gothic" w:eastAsia="Malgun Gothic"/>
+          <w:sz w:val="21"/>
+        </w:rPr>
+        <w:t>FAT 시험 입력 화면에서 판정 버튼을 누른 시각은 자동으로 남는다. 이 화면에서 받은 QF-06·QF-06-1 엑셀과 서명한 성적서를 QF-06 원본 기록으로 인정하고 05_FAT출하 폴더에 보관한다. 불합격은 조치·재시험 내용 없이 저장하지 않는다.</w:t>
+      </w:r>
+    </w:p>
+    <w:p>
+      <w:pPr>
+        <w:spacing w:after="100" w:line="276" w:lineRule="auto"/>
+      </w:pPr>
+      <w:r>
+        <w:rPr>
+          <w:rFonts w:ascii="Malgun Gothic" w:hAnsi="Malgun Gothic" w:eastAsia="Malgun Gothic"/>
+          <w:sz w:val="21"/>
+        </w:rPr>
+        <w:t>회사 연간 기록은 공용 저장소의 회사기록 폴더에 '양식번호_연월'(예: SF-01_202610)로 시작하는 파일 이름으로 저장한다. 도구의 회사 연간 기록 화면과 기록 현황판은 파일 이름·입력 내용·결재 일자로 기한 준수와 작성 상태를 확인하며, 그 결과는 내부심사(MF-01)와 경영검토(MF-02)의 입력으로 쓴다.</w:t>
       </w:r>
     </w:p>
     <w:p>

--- a/files/iso/DI-IMS-M-01_Rev00.docx
+++ b/files/iso/DI-IMS-M-01_Rev00.docx
@@ -19238,6 +19238,8 @@
     <w:sectPr>
       <w:headerReference w:type="default" r:id="rId8"/>
       <w:footerReference w:type="default" r:id="rId9"/>
+      <w:headerReference w:type="first" r:id="rId12"/>
+      <w:headerReference w:type="even" r:id="rId13"/>
       <w:pgSz w:w="11906" w:h="16838"/>
       <w:pgMar w:top="1134" w:right="1134" w:bottom="1020" w:left="1134" w:header="708" w:footer="708" w:gutter="0"/>
       <w:cols w:space="720"/>
@@ -19330,8 +19332,28 @@
         <w:rFonts w:ascii="Malgun Gothic" w:hAnsi="Malgun Gothic"/>
         <w:sz w:val="18"/>
       </w:rPr>
-      <w:t xml:space="preserve">   통합경영 매뉴얼 | DI-IMS-M-01 Rev.00 (운영기준안)</w:t>
+      <w:t xml:space="preserve">   통합경영 매뉴얼 | DI-IMS-M-01 Rev.00</w:t>
     </w:r>
+  </w:p>
+</w:hdr>
+</file>
+
+<file path=word/header2.xml><?xml version="1.0" encoding="utf-8"?>
+<w:hdr xmlns:m="http://schemas.openxmlformats.org/officeDocument/2006/math" xmlns:mc="http://schemas.openxmlformats.org/markup-compatibility/2006" xmlns:mo="http://schemas.microsoft.com/office/mac/office/2008/main" xmlns:mv="urn:schemas-microsoft-com:mac:vml" xmlns:o="urn:schemas-microsoft-com:office:office" xmlns:r="http://schemas.openxmlformats.org/officeDocument/2006/relationships" xmlns:v="urn:schemas-microsoft-com:vml" xmlns:w10="urn:schemas-microsoft-com:office:word" xmlns:w14="http://schemas.microsoft.com/office/word/2010/wordml" xmlns:w="http://schemas.openxmlformats.org/wordprocessingml/2006/main" xmlns:wne="http://schemas.microsoft.com/office/word/2006/wordml" xmlns:wp14="http://schemas.microsoft.com/office/word/2010/wordprocessingDrawing" xmlns:wp="http://schemas.openxmlformats.org/drawingml/2006/wordprocessingDrawing" xmlns:wpc="http://schemas.microsoft.com/office/word/2010/wordprocessingCanvas" xmlns:wpg="http://schemas.microsoft.com/office/word/2010/wordprocessingGroup" xmlns:wpi="http://schemas.microsoft.com/office/word/2010/wordprocessingInk" xmlns:wps="http://schemas.microsoft.com/office/word/2010/wordprocessingShape" mc:Ignorable="w14 wp14">
+  <w:p>
+    <w:pPr>
+      <w:pStyle w:val="Header"/>
+    </w:pPr>
+  </w:p>
+</w:hdr>
+</file>
+
+<file path=word/header3.xml><?xml version="1.0" encoding="utf-8"?>
+<w:hdr xmlns:m="http://schemas.openxmlformats.org/officeDocument/2006/math" xmlns:mc="http://schemas.openxmlformats.org/markup-compatibility/2006" xmlns:mo="http://schemas.microsoft.com/office/mac/office/2008/main" xmlns:mv="urn:schemas-microsoft-com:mac:vml" xmlns:o="urn:schemas-microsoft-com:office:office" xmlns:r="http://schemas.openxmlformats.org/officeDocument/2006/relationships" xmlns:v="urn:schemas-microsoft-com:vml" xmlns:w10="urn:schemas-microsoft-com:office:word" xmlns:w14="http://schemas.microsoft.com/office/word/2010/wordml" xmlns:w="http://schemas.openxmlformats.org/wordprocessingml/2006/main" xmlns:wne="http://schemas.microsoft.com/office/word/2006/wordml" xmlns:wp14="http://schemas.microsoft.com/office/word/2010/wordprocessingDrawing" xmlns:wp="http://schemas.openxmlformats.org/drawingml/2006/wordprocessingDrawing" xmlns:wpc="http://schemas.microsoft.com/office/word/2010/wordprocessingCanvas" xmlns:wpg="http://schemas.microsoft.com/office/word/2010/wordprocessingGroup" xmlns:wpi="http://schemas.microsoft.com/office/word/2010/wordprocessingInk" xmlns:wps="http://schemas.microsoft.com/office/word/2010/wordprocessingShape" mc:Ignorable="w14 wp14">
+  <w:p>
+    <w:pPr>
+      <w:pStyle w:val="Header"/>
+    </w:pPr>
   </w:p>
 </w:hdr>
 </file>
